--- a/docs/SEPTEO_RESELLER_AGREEMENT_DRAFT2_REDLINE_2026-09-24.docx
+++ b/docs/SEPTEO_RESELLER_AGREEMENT_DRAFT2_REDLINE_2026-09-24.docx
@@ -6,7 +6,7 @@
       <w:pPr>
         <w:pStyle w:val="berschrift1"/>
       </w:pPr>
-      <w:bookmarkStart w:id="0" w:name="_Toc241160896"/>
+      <w:bookmarkStart w:id="0" w:name="_Toc241436690"/>
       <w:bookmarkStart w:id="1" w:name="_Toc240374303"/>
       <w:commentRangeStart w:id="2"/>
       <w:r>
@@ -31,7 +31,7 @@
           <w:tab w:val="right" w:leader="dot" w:pos="9402"/>
         </w:tabs>
         <w:rPr>
-          <w:del w:id="3" w:author="Eckhard Ortwein" w:date="2026-09-24T16:47:00Z" w16du:dateUtc="2026-09-24T14:47:00Z"/>
+          <w:del w:id="3" w:author="Eckhard Ortwein" w:date="2026-09-27T21:24:00Z" w16du:dateUtc="2026-09-27T19:24:00Z"/>
           <w:rFonts w:asciiTheme="minorHAnsi" w:hAnsiTheme="minorHAnsi" w:cstheme="minorBidi"/>
           <w:noProof/>
           <w:kern w:val="2"/>
@@ -39,7 +39,7 @@
           <w14:ligatures w14:val="standardContextual"/>
         </w:rPr>
       </w:pPr>
-      <w:del w:id="4" w:author="Eckhard Ortwein" w:date="2026-09-24T16:47:00Z" w16du:dateUtc="2026-09-24T14:47:00Z">
+      <w:del w:id="4" w:author="Eckhard Ortwein" w:date="2026-09-27T21:24:00Z" w16du:dateUtc="2026-09-27T19:24:00Z">
         <w:r>
           <w:rPr>
             <w:b/>
@@ -134,7 +134,7 @@
           <w:tab w:val="right" w:leader="dot" w:pos="9402"/>
         </w:tabs>
         <w:rPr>
-          <w:del w:id="5" w:author="Eckhard Ortwein" w:date="2026-09-24T16:47:00Z" w16du:dateUtc="2026-09-24T14:47:00Z"/>
+          <w:del w:id="5" w:author="Eckhard Ortwein" w:date="2026-09-27T21:24:00Z" w16du:dateUtc="2026-09-27T19:24:00Z"/>
           <w:rFonts w:asciiTheme="minorHAnsi" w:hAnsiTheme="minorHAnsi" w:cstheme="minorBidi"/>
           <w:noProof/>
           <w:kern w:val="2"/>
@@ -142,7 +142,7 @@
           <w14:ligatures w14:val="standardContextual"/>
         </w:rPr>
       </w:pPr>
-      <w:del w:id="6" w:author="Eckhard Ortwein" w:date="2026-09-24T16:47:00Z" w16du:dateUtc="2026-09-24T14:47:00Z">
+      <w:del w:id="6" w:author="Eckhard Ortwein" w:date="2026-09-27T21:24:00Z" w16du:dateUtc="2026-09-27T19:24:00Z">
         <w:r>
           <w:rPr>
             <w:rFonts w:eastAsia="Times New Roman"/>
@@ -204,7 +204,7 @@
           <w:tab w:val="right" w:leader="dot" w:pos="9402"/>
         </w:tabs>
         <w:rPr>
-          <w:del w:id="7" w:author="Eckhard Ortwein" w:date="2026-09-24T16:47:00Z" w16du:dateUtc="2026-09-24T14:47:00Z"/>
+          <w:del w:id="7" w:author="Eckhard Ortwein" w:date="2026-09-27T21:24:00Z" w16du:dateUtc="2026-09-27T19:24:00Z"/>
           <w:rFonts w:asciiTheme="minorHAnsi" w:hAnsiTheme="minorHAnsi" w:cstheme="minorBidi"/>
           <w:noProof/>
           <w:kern w:val="2"/>
@@ -212,7 +212,7 @@
           <w14:ligatures w14:val="standardContextual"/>
         </w:rPr>
       </w:pPr>
-      <w:del w:id="8" w:author="Eckhard Ortwein" w:date="2026-09-24T16:47:00Z" w16du:dateUtc="2026-09-24T14:47:00Z">
+      <w:del w:id="8" w:author="Eckhard Ortwein" w:date="2026-09-27T21:24:00Z" w16du:dateUtc="2026-09-27T19:24:00Z">
         <w:r>
           <w:rPr>
             <w:rFonts w:eastAsia="Times New Roman"/>
@@ -274,7 +274,7 @@
           <w:tab w:val="right" w:leader="dot" w:pos="9402"/>
         </w:tabs>
         <w:rPr>
-          <w:del w:id="9" w:author="Eckhard Ortwein" w:date="2026-09-24T16:47:00Z" w16du:dateUtc="2026-09-24T14:47:00Z"/>
+          <w:del w:id="9" w:author="Eckhard Ortwein" w:date="2026-09-27T21:24:00Z" w16du:dateUtc="2026-09-27T19:24:00Z"/>
           <w:rFonts w:asciiTheme="minorHAnsi" w:hAnsiTheme="minorHAnsi" w:cstheme="minorBidi"/>
           <w:noProof/>
           <w:kern w:val="2"/>
@@ -282,7 +282,7 @@
           <w14:ligatures w14:val="standardContextual"/>
         </w:rPr>
       </w:pPr>
-      <w:del w:id="10" w:author="Eckhard Ortwein" w:date="2026-09-24T16:47:00Z" w16du:dateUtc="2026-09-24T14:47:00Z">
+      <w:del w:id="10" w:author="Eckhard Ortwein" w:date="2026-09-27T21:24:00Z" w16du:dateUtc="2026-09-27T19:24:00Z">
         <w:r>
           <w:rPr>
             <w:rFonts w:eastAsia="Times New Roman"/>
@@ -344,7 +344,7 @@
           <w:tab w:val="right" w:leader="dot" w:pos="9402"/>
         </w:tabs>
         <w:rPr>
-          <w:del w:id="11" w:author="Eckhard Ortwein" w:date="2026-09-24T16:47:00Z" w16du:dateUtc="2026-09-24T14:47:00Z"/>
+          <w:del w:id="11" w:author="Eckhard Ortwein" w:date="2026-09-27T21:24:00Z" w16du:dateUtc="2026-09-27T19:24:00Z"/>
           <w:rFonts w:asciiTheme="minorHAnsi" w:hAnsiTheme="minorHAnsi" w:cstheme="minorBidi"/>
           <w:noProof/>
           <w:kern w:val="2"/>
@@ -352,7 +352,7 @@
           <w14:ligatures w14:val="standardContextual"/>
         </w:rPr>
       </w:pPr>
-      <w:del w:id="12" w:author="Eckhard Ortwein" w:date="2026-09-24T16:47:00Z" w16du:dateUtc="2026-09-24T14:47:00Z">
+      <w:del w:id="12" w:author="Eckhard Ortwein" w:date="2026-09-27T21:24:00Z" w16du:dateUtc="2026-09-27T19:24:00Z">
         <w:r>
           <w:rPr>
             <w:rFonts w:eastAsia="Times New Roman"/>
@@ -414,7 +414,7 @@
           <w:tab w:val="right" w:leader="dot" w:pos="9402"/>
         </w:tabs>
         <w:rPr>
-          <w:del w:id="13" w:author="Eckhard Ortwein" w:date="2026-09-24T16:47:00Z" w16du:dateUtc="2026-09-24T14:47:00Z"/>
+          <w:del w:id="13" w:author="Eckhard Ortwein" w:date="2026-09-27T21:24:00Z" w16du:dateUtc="2026-09-27T19:24:00Z"/>
           <w:rFonts w:asciiTheme="minorHAnsi" w:hAnsiTheme="minorHAnsi" w:cstheme="minorBidi"/>
           <w:noProof/>
           <w:kern w:val="2"/>
@@ -422,7 +422,7 @@
           <w14:ligatures w14:val="standardContextual"/>
         </w:rPr>
       </w:pPr>
-      <w:del w:id="14" w:author="Eckhard Ortwein" w:date="2026-09-24T16:47:00Z" w16du:dateUtc="2026-09-24T14:47:00Z">
+      <w:del w:id="14" w:author="Eckhard Ortwein" w:date="2026-09-27T21:24:00Z" w16du:dateUtc="2026-09-27T19:24:00Z">
         <w:r>
           <w:rPr>
             <w:rFonts w:eastAsia="Times New Roman"/>
@@ -484,7 +484,7 @@
           <w:tab w:val="right" w:leader="dot" w:pos="9402"/>
         </w:tabs>
         <w:rPr>
-          <w:del w:id="15" w:author="Eckhard Ortwein" w:date="2026-09-24T16:47:00Z" w16du:dateUtc="2026-09-24T14:47:00Z"/>
+          <w:del w:id="15" w:author="Eckhard Ortwein" w:date="2026-09-27T21:24:00Z" w16du:dateUtc="2026-09-27T19:24:00Z"/>
           <w:rFonts w:asciiTheme="minorHAnsi" w:hAnsiTheme="minorHAnsi" w:cstheme="minorBidi"/>
           <w:noProof/>
           <w:kern w:val="2"/>
@@ -492,7 +492,7 @@
           <w14:ligatures w14:val="standardContextual"/>
         </w:rPr>
       </w:pPr>
-      <w:del w:id="16" w:author="Eckhard Ortwein" w:date="2026-09-24T16:47:00Z" w16du:dateUtc="2026-09-24T14:47:00Z">
+      <w:del w:id="16" w:author="Eckhard Ortwein" w:date="2026-09-27T21:24:00Z" w16du:dateUtc="2026-09-27T19:24:00Z">
         <w:r>
           <w:rPr>
             <w:rFonts w:eastAsia="Times New Roman"/>
@@ -554,7 +554,7 @@
           <w:tab w:val="right" w:leader="dot" w:pos="9402"/>
         </w:tabs>
         <w:rPr>
-          <w:del w:id="17" w:author="Eckhard Ortwein" w:date="2026-09-24T16:47:00Z" w16du:dateUtc="2026-09-24T14:47:00Z"/>
+          <w:del w:id="17" w:author="Eckhard Ortwein" w:date="2026-09-27T21:24:00Z" w16du:dateUtc="2026-09-27T19:24:00Z"/>
           <w:rFonts w:asciiTheme="minorHAnsi" w:hAnsiTheme="minorHAnsi" w:cstheme="minorBidi"/>
           <w:noProof/>
           <w:kern w:val="2"/>
@@ -562,7 +562,7 @@
           <w14:ligatures w14:val="standardContextual"/>
         </w:rPr>
       </w:pPr>
-      <w:del w:id="18" w:author="Eckhard Ortwein" w:date="2026-09-24T16:47:00Z" w16du:dateUtc="2026-09-24T14:47:00Z">
+      <w:del w:id="18" w:author="Eckhard Ortwein" w:date="2026-09-27T21:24:00Z" w16du:dateUtc="2026-09-27T19:24:00Z">
         <w:r>
           <w:rPr>
             <w:rFonts w:eastAsia="Times New Roman"/>
@@ -624,7 +624,7 @@
           <w:tab w:val="right" w:leader="dot" w:pos="9402"/>
         </w:tabs>
         <w:rPr>
-          <w:del w:id="19" w:author="Eckhard Ortwein" w:date="2026-09-24T16:47:00Z" w16du:dateUtc="2026-09-24T14:47:00Z"/>
+          <w:del w:id="19" w:author="Eckhard Ortwein" w:date="2026-09-27T21:24:00Z" w16du:dateUtc="2026-09-27T19:24:00Z"/>
           <w:rFonts w:asciiTheme="minorHAnsi" w:hAnsiTheme="minorHAnsi" w:cstheme="minorBidi"/>
           <w:noProof/>
           <w:kern w:val="2"/>
@@ -632,7 +632,7 @@
           <w14:ligatures w14:val="standardContextual"/>
         </w:rPr>
       </w:pPr>
-      <w:del w:id="20" w:author="Eckhard Ortwein" w:date="2026-09-24T16:47:00Z" w16du:dateUtc="2026-09-24T14:47:00Z">
+      <w:del w:id="20" w:author="Eckhard Ortwein" w:date="2026-09-27T21:24:00Z" w16du:dateUtc="2026-09-27T19:24:00Z">
         <w:r>
           <w:rPr>
             <w:rFonts w:eastAsia="Times New Roman"/>
@@ -694,7 +694,7 @@
           <w:tab w:val="right" w:leader="dot" w:pos="9402"/>
         </w:tabs>
         <w:rPr>
-          <w:del w:id="21" w:author="Eckhard Ortwein" w:date="2026-09-24T16:47:00Z" w16du:dateUtc="2026-09-24T14:47:00Z"/>
+          <w:del w:id="21" w:author="Eckhard Ortwein" w:date="2026-09-27T21:24:00Z" w16du:dateUtc="2026-09-27T19:24:00Z"/>
           <w:rFonts w:asciiTheme="minorHAnsi" w:hAnsiTheme="minorHAnsi" w:cstheme="minorBidi"/>
           <w:noProof/>
           <w:kern w:val="2"/>
@@ -702,7 +702,7 @@
           <w14:ligatures w14:val="standardContextual"/>
         </w:rPr>
       </w:pPr>
-      <w:del w:id="22" w:author="Eckhard Ortwein" w:date="2026-09-24T16:47:00Z" w16du:dateUtc="2026-09-24T14:47:00Z">
+      <w:del w:id="22" w:author="Eckhard Ortwein" w:date="2026-09-27T21:24:00Z" w16du:dateUtc="2026-09-27T19:24:00Z">
         <w:r>
           <w:rPr>
             <w:rFonts w:eastAsia="Times New Roman"/>
@@ -764,7 +764,7 @@
           <w:tab w:val="right" w:leader="dot" w:pos="9402"/>
         </w:tabs>
         <w:rPr>
-          <w:del w:id="23" w:author="Eckhard Ortwein" w:date="2026-09-24T16:47:00Z" w16du:dateUtc="2026-09-24T14:47:00Z"/>
+          <w:del w:id="23" w:author="Eckhard Ortwein" w:date="2026-09-27T21:24:00Z" w16du:dateUtc="2026-09-27T19:24:00Z"/>
           <w:rFonts w:asciiTheme="minorHAnsi" w:hAnsiTheme="minorHAnsi" w:cstheme="minorBidi"/>
           <w:noProof/>
           <w:kern w:val="2"/>
@@ -772,7 +772,7 @@
           <w14:ligatures w14:val="standardContextual"/>
         </w:rPr>
       </w:pPr>
-      <w:del w:id="24" w:author="Eckhard Ortwein" w:date="2026-09-24T16:47:00Z" w16du:dateUtc="2026-09-24T14:47:00Z">
+      <w:del w:id="24" w:author="Eckhard Ortwein" w:date="2026-09-27T21:24:00Z" w16du:dateUtc="2026-09-27T19:24:00Z">
         <w:r>
           <w:rPr>
             <w:rFonts w:eastAsia="Times New Roman"/>
@@ -834,7 +834,7 @@
           <w:tab w:val="right" w:leader="dot" w:pos="9402"/>
         </w:tabs>
         <w:rPr>
-          <w:del w:id="25" w:author="Eckhard Ortwein" w:date="2026-09-24T16:47:00Z" w16du:dateUtc="2026-09-24T14:47:00Z"/>
+          <w:del w:id="25" w:author="Eckhard Ortwein" w:date="2026-09-27T21:24:00Z" w16du:dateUtc="2026-09-27T19:24:00Z"/>
           <w:rFonts w:asciiTheme="minorHAnsi" w:hAnsiTheme="minorHAnsi" w:cstheme="minorBidi"/>
           <w:noProof/>
           <w:kern w:val="2"/>
@@ -842,7 +842,7 @@
           <w14:ligatures w14:val="standardContextual"/>
         </w:rPr>
       </w:pPr>
-      <w:del w:id="26" w:author="Eckhard Ortwein" w:date="2026-09-24T16:47:00Z" w16du:dateUtc="2026-09-24T14:47:00Z">
+      <w:del w:id="26" w:author="Eckhard Ortwein" w:date="2026-09-27T21:24:00Z" w16du:dateUtc="2026-09-27T19:24:00Z">
         <w:r>
           <w:rPr>
             <w:rFonts w:eastAsia="Times New Roman"/>
@@ -904,7 +904,7 @@
           <w:tab w:val="right" w:leader="dot" w:pos="9402"/>
         </w:tabs>
         <w:rPr>
-          <w:del w:id="27" w:author="Eckhard Ortwein" w:date="2026-09-24T16:47:00Z" w16du:dateUtc="2026-09-24T14:47:00Z"/>
+          <w:del w:id="27" w:author="Eckhard Ortwein" w:date="2026-09-27T21:24:00Z" w16du:dateUtc="2026-09-27T19:24:00Z"/>
           <w:rFonts w:asciiTheme="minorHAnsi" w:hAnsiTheme="minorHAnsi" w:cstheme="minorBidi"/>
           <w:noProof/>
           <w:kern w:val="2"/>
@@ -912,7 +912,7 @@
           <w14:ligatures w14:val="standardContextual"/>
         </w:rPr>
       </w:pPr>
-      <w:del w:id="28" w:author="Eckhard Ortwein" w:date="2026-09-24T16:47:00Z" w16du:dateUtc="2026-09-24T14:47:00Z">
+      <w:del w:id="28" w:author="Eckhard Ortwein" w:date="2026-09-27T21:24:00Z" w16du:dateUtc="2026-09-27T19:24:00Z">
         <w:r>
           <w:rPr>
             <w:rFonts w:eastAsia="Times New Roman"/>
@@ -974,7 +974,7 @@
           <w:tab w:val="right" w:leader="dot" w:pos="9402"/>
         </w:tabs>
         <w:rPr>
-          <w:del w:id="29" w:author="Eckhard Ortwein" w:date="2026-09-24T16:47:00Z" w16du:dateUtc="2026-09-24T14:47:00Z"/>
+          <w:del w:id="29" w:author="Eckhard Ortwein" w:date="2026-09-27T21:24:00Z" w16du:dateUtc="2026-09-27T19:24:00Z"/>
           <w:rFonts w:asciiTheme="minorHAnsi" w:hAnsiTheme="minorHAnsi" w:cstheme="minorBidi"/>
           <w:noProof/>
           <w:kern w:val="2"/>
@@ -982,7 +982,7 @@
           <w14:ligatures w14:val="standardContextual"/>
         </w:rPr>
       </w:pPr>
-      <w:del w:id="30" w:author="Eckhard Ortwein" w:date="2026-09-24T16:47:00Z" w16du:dateUtc="2026-09-24T14:47:00Z">
+      <w:del w:id="30" w:author="Eckhard Ortwein" w:date="2026-09-27T21:24:00Z" w16du:dateUtc="2026-09-27T19:24:00Z">
         <w:r>
           <w:rPr>
             <w:rFonts w:eastAsia="Times New Roman"/>
@@ -1044,7 +1044,7 @@
           <w:tab w:val="right" w:leader="dot" w:pos="9402"/>
         </w:tabs>
         <w:rPr>
-          <w:del w:id="31" w:author="Eckhard Ortwein" w:date="2026-09-24T16:47:00Z" w16du:dateUtc="2026-09-24T14:47:00Z"/>
+          <w:del w:id="31" w:author="Eckhard Ortwein" w:date="2026-09-27T21:24:00Z" w16du:dateUtc="2026-09-27T19:24:00Z"/>
           <w:rFonts w:asciiTheme="minorHAnsi" w:hAnsiTheme="minorHAnsi" w:cstheme="minorBidi"/>
           <w:noProof/>
           <w:kern w:val="2"/>
@@ -1052,7 +1052,7 @@
           <w14:ligatures w14:val="standardContextual"/>
         </w:rPr>
       </w:pPr>
-      <w:del w:id="32" w:author="Eckhard Ortwein" w:date="2026-09-24T16:47:00Z" w16du:dateUtc="2026-09-24T14:47:00Z">
+      <w:del w:id="32" w:author="Eckhard Ortwein" w:date="2026-09-27T21:24:00Z" w16du:dateUtc="2026-09-27T19:24:00Z">
         <w:r>
           <w:rPr>
             <w:rFonts w:eastAsia="Times New Roman"/>
@@ -1114,7 +1114,7 @@
           <w:tab w:val="right" w:leader="dot" w:pos="9402"/>
         </w:tabs>
         <w:rPr>
-          <w:del w:id="33" w:author="Eckhard Ortwein" w:date="2026-09-24T16:47:00Z" w16du:dateUtc="2026-09-24T14:47:00Z"/>
+          <w:del w:id="33" w:author="Eckhard Ortwein" w:date="2026-09-27T21:24:00Z" w16du:dateUtc="2026-09-27T19:24:00Z"/>
           <w:rFonts w:asciiTheme="minorHAnsi" w:hAnsiTheme="minorHAnsi" w:cstheme="minorBidi"/>
           <w:noProof/>
           <w:kern w:val="2"/>
@@ -1122,7 +1122,7 @@
           <w14:ligatures w14:val="standardContextual"/>
         </w:rPr>
       </w:pPr>
-      <w:del w:id="34" w:author="Eckhard Ortwein" w:date="2026-09-24T16:47:00Z" w16du:dateUtc="2026-09-24T14:47:00Z">
+      <w:del w:id="34" w:author="Eckhard Ortwein" w:date="2026-09-27T21:24:00Z" w16du:dateUtc="2026-09-27T19:24:00Z">
         <w:r>
           <w:rPr>
             <w:rFonts w:eastAsia="Times New Roman"/>
@@ -1184,7 +1184,7 @@
           <w:tab w:val="right" w:leader="dot" w:pos="9402"/>
         </w:tabs>
         <w:rPr>
-          <w:del w:id="35" w:author="Eckhard Ortwein" w:date="2026-09-24T16:47:00Z" w16du:dateUtc="2026-09-24T14:47:00Z"/>
+          <w:del w:id="35" w:author="Eckhard Ortwein" w:date="2026-09-27T21:24:00Z" w16du:dateUtc="2026-09-27T19:24:00Z"/>
           <w:rFonts w:asciiTheme="minorHAnsi" w:hAnsiTheme="minorHAnsi" w:cstheme="minorBidi"/>
           <w:noProof/>
           <w:kern w:val="2"/>
@@ -1192,7 +1192,7 @@
           <w14:ligatures w14:val="standardContextual"/>
         </w:rPr>
       </w:pPr>
-      <w:del w:id="36" w:author="Eckhard Ortwein" w:date="2026-09-24T16:47:00Z" w16du:dateUtc="2026-09-24T14:47:00Z">
+      <w:del w:id="36" w:author="Eckhard Ortwein" w:date="2026-09-27T21:24:00Z" w16du:dateUtc="2026-09-27T19:24:00Z">
         <w:r>
           <w:rPr>
             <w:rFonts w:eastAsia="Times New Roman"/>
@@ -1254,7 +1254,7 @@
           <w:tab w:val="right" w:leader="dot" w:pos="9402"/>
         </w:tabs>
         <w:rPr>
-          <w:del w:id="37" w:author="Eckhard Ortwein" w:date="2026-09-24T16:47:00Z" w16du:dateUtc="2026-09-24T14:47:00Z"/>
+          <w:del w:id="37" w:author="Eckhard Ortwein" w:date="2026-09-27T21:24:00Z" w16du:dateUtc="2026-09-27T19:24:00Z"/>
           <w:rFonts w:asciiTheme="minorHAnsi" w:hAnsiTheme="minorHAnsi" w:cstheme="minorBidi"/>
           <w:noProof/>
           <w:kern w:val="2"/>
@@ -1262,7 +1262,7 @@
           <w14:ligatures w14:val="standardContextual"/>
         </w:rPr>
       </w:pPr>
-      <w:del w:id="38" w:author="Eckhard Ortwein" w:date="2026-09-24T16:47:00Z" w16du:dateUtc="2026-09-24T14:47:00Z">
+      <w:del w:id="38" w:author="Eckhard Ortwein" w:date="2026-09-27T21:24:00Z" w16du:dateUtc="2026-09-27T19:24:00Z">
         <w:r>
           <w:rPr>
             <w:rFonts w:eastAsia="Times New Roman"/>
@@ -1324,7 +1324,7 @@
           <w:tab w:val="right" w:leader="dot" w:pos="9402"/>
         </w:tabs>
         <w:rPr>
-          <w:del w:id="39" w:author="Eckhard Ortwein" w:date="2026-09-24T16:47:00Z" w16du:dateUtc="2026-09-24T14:47:00Z"/>
+          <w:del w:id="39" w:author="Eckhard Ortwein" w:date="2026-09-27T21:24:00Z" w16du:dateUtc="2026-09-27T19:24:00Z"/>
           <w:rFonts w:asciiTheme="minorHAnsi" w:hAnsiTheme="minorHAnsi" w:cstheme="minorBidi"/>
           <w:noProof/>
           <w:kern w:val="2"/>
@@ -1332,7 +1332,7 @@
           <w14:ligatures w14:val="standardContextual"/>
         </w:rPr>
       </w:pPr>
-      <w:del w:id="40" w:author="Eckhard Ortwein" w:date="2026-09-24T16:47:00Z" w16du:dateUtc="2026-09-24T14:47:00Z">
+      <w:del w:id="40" w:author="Eckhard Ortwein" w:date="2026-09-27T21:24:00Z" w16du:dateUtc="2026-09-27T19:24:00Z">
         <w:r>
           <w:rPr>
             <w:rFonts w:eastAsia="Times New Roman"/>
@@ -1394,7 +1394,7 @@
           <w:tab w:val="right" w:leader="dot" w:pos="9402"/>
         </w:tabs>
         <w:rPr>
-          <w:del w:id="41" w:author="Eckhard Ortwein" w:date="2026-09-24T16:47:00Z" w16du:dateUtc="2026-09-24T14:47:00Z"/>
+          <w:del w:id="41" w:author="Eckhard Ortwein" w:date="2026-09-27T21:24:00Z" w16du:dateUtc="2026-09-27T19:24:00Z"/>
           <w:rFonts w:asciiTheme="minorHAnsi" w:hAnsiTheme="minorHAnsi" w:cstheme="minorBidi"/>
           <w:noProof/>
           <w:kern w:val="2"/>
@@ -1402,7 +1402,7 @@
           <w14:ligatures w14:val="standardContextual"/>
         </w:rPr>
       </w:pPr>
-      <w:del w:id="42" w:author="Eckhard Ortwein" w:date="2026-09-24T16:47:00Z" w16du:dateUtc="2026-09-24T14:47:00Z">
+      <w:del w:id="42" w:author="Eckhard Ortwein" w:date="2026-09-27T21:24:00Z" w16du:dateUtc="2026-09-27T19:24:00Z">
         <w:r>
           <w:rPr>
             <w:rFonts w:eastAsia="Times New Roman"/>
@@ -1464,7 +1464,7 @@
           <w:tab w:val="right" w:leader="dot" w:pos="9402"/>
         </w:tabs>
         <w:rPr>
-          <w:del w:id="43" w:author="Eckhard Ortwein" w:date="2026-09-24T16:47:00Z" w16du:dateUtc="2026-09-24T14:47:00Z"/>
+          <w:del w:id="43" w:author="Eckhard Ortwein" w:date="2026-09-27T21:24:00Z" w16du:dateUtc="2026-09-27T19:24:00Z"/>
           <w:rFonts w:asciiTheme="minorHAnsi" w:hAnsiTheme="minorHAnsi" w:cstheme="minorBidi"/>
           <w:noProof/>
           <w:kern w:val="2"/>
@@ -1472,7 +1472,7 @@
           <w14:ligatures w14:val="standardContextual"/>
         </w:rPr>
       </w:pPr>
-      <w:del w:id="44" w:author="Eckhard Ortwein" w:date="2026-09-24T16:47:00Z" w16du:dateUtc="2026-09-24T14:47:00Z">
+      <w:del w:id="44" w:author="Eckhard Ortwein" w:date="2026-09-27T21:24:00Z" w16du:dateUtc="2026-09-27T19:24:00Z">
         <w:r>
           <w:rPr>
             <w:rFonts w:eastAsia="Times New Roman"/>
@@ -1534,7 +1534,7 @@
           <w:tab w:val="right" w:leader="dot" w:pos="9402"/>
         </w:tabs>
         <w:rPr>
-          <w:del w:id="45" w:author="Eckhard Ortwein" w:date="2026-09-24T16:47:00Z" w16du:dateUtc="2026-09-24T14:47:00Z"/>
+          <w:del w:id="45" w:author="Eckhard Ortwein" w:date="2026-09-27T21:24:00Z" w16du:dateUtc="2026-09-27T19:24:00Z"/>
           <w:rFonts w:asciiTheme="minorHAnsi" w:hAnsiTheme="minorHAnsi" w:cstheme="minorBidi"/>
           <w:noProof/>
           <w:kern w:val="2"/>
@@ -1542,7 +1542,7 @@
           <w14:ligatures w14:val="standardContextual"/>
         </w:rPr>
       </w:pPr>
-      <w:del w:id="46" w:author="Eckhard Ortwein" w:date="2026-09-24T16:47:00Z" w16du:dateUtc="2026-09-24T14:47:00Z">
+      <w:del w:id="46" w:author="Eckhard Ortwein" w:date="2026-09-27T21:24:00Z" w16du:dateUtc="2026-09-27T19:24:00Z">
         <w:r>
           <w:rPr>
             <w:rFonts w:eastAsia="Times New Roman"/>
@@ -1604,7 +1604,7 @@
           <w:tab w:val="right" w:leader="dot" w:pos="9402"/>
         </w:tabs>
         <w:rPr>
-          <w:del w:id="47" w:author="Eckhard Ortwein" w:date="2026-09-24T16:47:00Z" w16du:dateUtc="2026-09-24T14:47:00Z"/>
+          <w:del w:id="47" w:author="Eckhard Ortwein" w:date="2026-09-27T21:24:00Z" w16du:dateUtc="2026-09-27T19:24:00Z"/>
           <w:rFonts w:asciiTheme="minorHAnsi" w:hAnsiTheme="minorHAnsi" w:cstheme="minorBidi"/>
           <w:noProof/>
           <w:kern w:val="2"/>
@@ -1612,7 +1612,7 @@
           <w14:ligatures w14:val="standardContextual"/>
         </w:rPr>
       </w:pPr>
-      <w:del w:id="48" w:author="Eckhard Ortwein" w:date="2026-09-24T16:47:00Z" w16du:dateUtc="2026-09-24T14:47:00Z">
+      <w:del w:id="48" w:author="Eckhard Ortwein" w:date="2026-09-27T21:24:00Z" w16du:dateUtc="2026-09-27T19:24:00Z">
         <w:r>
           <w:rPr>
             <w:rFonts w:eastAsia="Times New Roman"/>
@@ -1674,7 +1674,7 @@
           <w:tab w:val="right" w:leader="dot" w:pos="9402"/>
         </w:tabs>
         <w:rPr>
-          <w:del w:id="49" w:author="Eckhard Ortwein" w:date="2026-09-24T16:47:00Z" w16du:dateUtc="2026-09-24T14:47:00Z"/>
+          <w:del w:id="49" w:author="Eckhard Ortwein" w:date="2026-09-27T21:24:00Z" w16du:dateUtc="2026-09-27T19:24:00Z"/>
           <w:rFonts w:asciiTheme="minorHAnsi" w:hAnsiTheme="minorHAnsi" w:cstheme="minorBidi"/>
           <w:noProof/>
           <w:kern w:val="2"/>
@@ -1682,7 +1682,7 @@
           <w14:ligatures w14:val="standardContextual"/>
         </w:rPr>
       </w:pPr>
-      <w:del w:id="50" w:author="Eckhard Ortwein" w:date="2026-09-24T16:47:00Z" w16du:dateUtc="2026-09-24T14:47:00Z">
+      <w:del w:id="50" w:author="Eckhard Ortwein" w:date="2026-09-27T21:24:00Z" w16du:dateUtc="2026-09-27T19:24:00Z">
         <w:r>
           <w:rPr>
             <w:rFonts w:eastAsia="Times New Roman"/>
@@ -1744,7 +1744,7 @@
           <w:tab w:val="right" w:leader="dot" w:pos="9402"/>
         </w:tabs>
         <w:rPr>
-          <w:del w:id="51" w:author="Eckhard Ortwein" w:date="2026-09-24T16:47:00Z" w16du:dateUtc="2026-09-24T14:47:00Z"/>
+          <w:del w:id="51" w:author="Eckhard Ortwein" w:date="2026-09-27T21:24:00Z" w16du:dateUtc="2026-09-27T19:24:00Z"/>
           <w:rFonts w:asciiTheme="minorHAnsi" w:hAnsiTheme="minorHAnsi" w:cstheme="minorBidi"/>
           <w:noProof/>
           <w:kern w:val="2"/>
@@ -1752,7 +1752,7 @@
           <w14:ligatures w14:val="standardContextual"/>
         </w:rPr>
       </w:pPr>
-      <w:del w:id="52" w:author="Eckhard Ortwein" w:date="2026-09-24T16:47:00Z" w16du:dateUtc="2026-09-24T14:47:00Z">
+      <w:del w:id="52" w:author="Eckhard Ortwein" w:date="2026-09-27T21:24:00Z" w16du:dateUtc="2026-09-27T19:24:00Z">
         <w:r>
           <w:rPr>
             <w:rFonts w:eastAsia="Times New Roman"/>
@@ -1814,7 +1814,7 @@
           <w:tab w:val="right" w:leader="dot" w:pos="9402"/>
         </w:tabs>
         <w:rPr>
-          <w:del w:id="53" w:author="Eckhard Ortwein" w:date="2026-09-24T16:47:00Z" w16du:dateUtc="2026-09-24T14:47:00Z"/>
+          <w:del w:id="53" w:author="Eckhard Ortwein" w:date="2026-09-27T21:24:00Z" w16du:dateUtc="2026-09-27T19:24:00Z"/>
           <w:rFonts w:asciiTheme="minorHAnsi" w:hAnsiTheme="minorHAnsi" w:cstheme="minorBidi"/>
           <w:noProof/>
           <w:kern w:val="2"/>
@@ -1822,7 +1822,7 @@
           <w14:ligatures w14:val="standardContextual"/>
         </w:rPr>
       </w:pPr>
-      <w:del w:id="54" w:author="Eckhard Ortwein" w:date="2026-09-24T16:47:00Z" w16du:dateUtc="2026-09-24T14:47:00Z">
+      <w:del w:id="54" w:author="Eckhard Ortwein" w:date="2026-09-27T21:24:00Z" w16du:dateUtc="2026-09-27T19:24:00Z">
         <w:r>
           <w:rPr>
             <w:rFonts w:eastAsia="Times New Roman"/>
@@ -1884,7 +1884,7 @@
           <w:tab w:val="right" w:leader="dot" w:pos="9402"/>
         </w:tabs>
         <w:rPr>
-          <w:del w:id="55" w:author="Eckhard Ortwein" w:date="2026-09-24T16:47:00Z" w16du:dateUtc="2026-09-24T14:47:00Z"/>
+          <w:del w:id="55" w:author="Eckhard Ortwein" w:date="2026-09-27T21:24:00Z" w16du:dateUtc="2026-09-27T19:24:00Z"/>
           <w:rFonts w:asciiTheme="minorHAnsi" w:hAnsiTheme="minorHAnsi" w:cstheme="minorBidi"/>
           <w:noProof/>
           <w:kern w:val="2"/>
@@ -1892,7 +1892,7 @@
           <w14:ligatures w14:val="standardContextual"/>
         </w:rPr>
       </w:pPr>
-      <w:del w:id="56" w:author="Eckhard Ortwein" w:date="2026-09-24T16:47:00Z" w16du:dateUtc="2026-09-24T14:47:00Z">
+      <w:del w:id="56" w:author="Eckhard Ortwein" w:date="2026-09-27T21:24:00Z" w16du:dateUtc="2026-09-27T19:24:00Z">
         <w:r>
           <w:rPr>
             <w:rFonts w:eastAsia="Times New Roman"/>
@@ -1954,7 +1954,7 @@
           <w:tab w:val="right" w:leader="dot" w:pos="9402"/>
         </w:tabs>
         <w:rPr>
-          <w:del w:id="57" w:author="Eckhard Ortwein" w:date="2026-09-24T16:47:00Z" w16du:dateUtc="2026-09-24T14:47:00Z"/>
+          <w:del w:id="57" w:author="Eckhard Ortwein" w:date="2026-09-27T21:24:00Z" w16du:dateUtc="2026-09-27T19:24:00Z"/>
           <w:rFonts w:asciiTheme="minorHAnsi" w:hAnsiTheme="minorHAnsi" w:cstheme="minorBidi"/>
           <w:noProof/>
           <w:kern w:val="2"/>
@@ -1962,7 +1962,7 @@
           <w14:ligatures w14:val="standardContextual"/>
         </w:rPr>
       </w:pPr>
-      <w:del w:id="58" w:author="Eckhard Ortwein" w:date="2026-09-24T16:47:00Z" w16du:dateUtc="2026-09-24T14:47:00Z">
+      <w:del w:id="58" w:author="Eckhard Ortwein" w:date="2026-09-27T21:24:00Z" w16du:dateUtc="2026-09-27T19:24:00Z">
         <w:r>
           <w:rPr>
             <w:rFonts w:eastAsia="Times New Roman"/>
@@ -2024,7 +2024,7 @@
           <w:tab w:val="right" w:leader="dot" w:pos="9402"/>
         </w:tabs>
         <w:rPr>
-          <w:del w:id="59" w:author="Eckhard Ortwein" w:date="2026-09-24T16:47:00Z" w16du:dateUtc="2026-09-24T14:47:00Z"/>
+          <w:del w:id="59" w:author="Eckhard Ortwein" w:date="2026-09-27T21:24:00Z" w16du:dateUtc="2026-09-27T19:24:00Z"/>
           <w:rFonts w:asciiTheme="minorHAnsi" w:hAnsiTheme="minorHAnsi" w:cstheme="minorBidi"/>
           <w:noProof/>
           <w:kern w:val="2"/>
@@ -2032,7 +2032,7 @@
           <w14:ligatures w14:val="standardContextual"/>
         </w:rPr>
       </w:pPr>
-      <w:del w:id="60" w:author="Eckhard Ortwein" w:date="2026-09-24T16:47:00Z" w16du:dateUtc="2026-09-24T14:47:00Z">
+      <w:del w:id="60" w:author="Eckhard Ortwein" w:date="2026-09-27T21:24:00Z" w16du:dateUtc="2026-09-27T19:24:00Z">
         <w:r>
           <w:rPr>
             <w:rFonts w:eastAsia="Times New Roman"/>
@@ -2094,7 +2094,7 @@
           <w:tab w:val="right" w:leader="dot" w:pos="9402"/>
         </w:tabs>
         <w:rPr>
-          <w:del w:id="61" w:author="Eckhard Ortwein" w:date="2026-09-24T16:47:00Z" w16du:dateUtc="2026-09-24T14:47:00Z"/>
+          <w:del w:id="61" w:author="Eckhard Ortwein" w:date="2026-09-27T21:24:00Z" w16du:dateUtc="2026-09-27T19:24:00Z"/>
           <w:rFonts w:asciiTheme="minorHAnsi" w:hAnsiTheme="minorHAnsi" w:cstheme="minorBidi"/>
           <w:noProof/>
           <w:kern w:val="2"/>
@@ -2102,7 +2102,7 @@
           <w14:ligatures w14:val="standardContextual"/>
         </w:rPr>
       </w:pPr>
-      <w:del w:id="62" w:author="Eckhard Ortwein" w:date="2026-09-24T16:47:00Z" w16du:dateUtc="2026-09-24T14:47:00Z">
+      <w:del w:id="62" w:author="Eckhard Ortwein" w:date="2026-09-27T21:24:00Z" w16du:dateUtc="2026-09-27T19:24:00Z">
         <w:r>
           <w:rPr>
             <w:rFonts w:eastAsia="Times New Roman"/>
@@ -2164,7 +2164,7 @@
           <w:tab w:val="right" w:leader="dot" w:pos="9402"/>
         </w:tabs>
         <w:rPr>
-          <w:del w:id="63" w:author="Eckhard Ortwein" w:date="2026-09-24T16:47:00Z" w16du:dateUtc="2026-09-24T14:47:00Z"/>
+          <w:del w:id="63" w:author="Eckhard Ortwein" w:date="2026-09-27T21:24:00Z" w16du:dateUtc="2026-09-27T19:24:00Z"/>
           <w:rFonts w:asciiTheme="minorHAnsi" w:hAnsiTheme="minorHAnsi" w:cstheme="minorBidi"/>
           <w:noProof/>
           <w:kern w:val="2"/>
@@ -2172,7 +2172,7 @@
           <w14:ligatures w14:val="standardContextual"/>
         </w:rPr>
       </w:pPr>
-      <w:del w:id="64" w:author="Eckhard Ortwein" w:date="2026-09-24T16:47:00Z" w16du:dateUtc="2026-09-24T14:47:00Z">
+      <w:del w:id="64" w:author="Eckhard Ortwein" w:date="2026-09-27T21:24:00Z" w16du:dateUtc="2026-09-27T19:24:00Z">
         <w:r>
           <w:rPr>
             <w:rFonts w:eastAsia="Times New Roman"/>
@@ -2234,7 +2234,7 @@
           <w:tab w:val="right" w:leader="dot" w:pos="9402"/>
         </w:tabs>
         <w:rPr>
-          <w:del w:id="65" w:author="Eckhard Ortwein" w:date="2026-09-24T16:47:00Z" w16du:dateUtc="2026-09-24T14:47:00Z"/>
+          <w:del w:id="65" w:author="Eckhard Ortwein" w:date="2026-09-27T21:24:00Z" w16du:dateUtc="2026-09-27T19:24:00Z"/>
           <w:rFonts w:asciiTheme="minorHAnsi" w:hAnsiTheme="minorHAnsi" w:cstheme="minorBidi"/>
           <w:noProof/>
           <w:kern w:val="2"/>
@@ -2242,7 +2242,7 @@
           <w14:ligatures w14:val="standardContextual"/>
         </w:rPr>
       </w:pPr>
-      <w:del w:id="66" w:author="Eckhard Ortwein" w:date="2026-09-24T16:47:00Z" w16du:dateUtc="2026-09-24T14:47:00Z">
+      <w:del w:id="66" w:author="Eckhard Ortwein" w:date="2026-09-27T21:24:00Z" w16du:dateUtc="2026-09-27T19:24:00Z">
         <w:r>
           <w:rPr>
             <w:rFonts w:eastAsia="Times New Roman"/>
@@ -2304,7 +2304,7 @@
           <w:tab w:val="right" w:leader="dot" w:pos="9402"/>
         </w:tabs>
         <w:rPr>
-          <w:del w:id="67" w:author="Eckhard Ortwein" w:date="2026-09-24T16:47:00Z" w16du:dateUtc="2026-09-24T14:47:00Z"/>
+          <w:del w:id="67" w:author="Eckhard Ortwein" w:date="2026-09-27T21:24:00Z" w16du:dateUtc="2026-09-27T19:24:00Z"/>
           <w:rFonts w:asciiTheme="minorHAnsi" w:hAnsiTheme="minorHAnsi" w:cstheme="minorBidi"/>
           <w:noProof/>
           <w:kern w:val="2"/>
@@ -2312,7 +2312,7 @@
           <w14:ligatures w14:val="standardContextual"/>
         </w:rPr>
       </w:pPr>
-      <w:del w:id="68" w:author="Eckhard Ortwein" w:date="2026-09-24T16:47:00Z" w16du:dateUtc="2026-09-24T14:47:00Z">
+      <w:del w:id="68" w:author="Eckhard Ortwein" w:date="2026-09-27T21:24:00Z" w16du:dateUtc="2026-09-27T19:24:00Z">
         <w:r>
           <w:rPr>
             <w:rFonts w:eastAsia="Times New Roman"/>
@@ -2374,7 +2374,7 @@
           <w:tab w:val="right" w:leader="dot" w:pos="9402"/>
         </w:tabs>
         <w:rPr>
-          <w:del w:id="69" w:author="Eckhard Ortwein" w:date="2026-09-24T16:47:00Z" w16du:dateUtc="2026-09-24T14:47:00Z"/>
+          <w:del w:id="69" w:author="Eckhard Ortwein" w:date="2026-09-27T21:24:00Z" w16du:dateUtc="2026-09-27T19:24:00Z"/>
           <w:rFonts w:asciiTheme="minorHAnsi" w:hAnsiTheme="minorHAnsi" w:cstheme="minorBidi"/>
           <w:noProof/>
           <w:kern w:val="2"/>
@@ -2382,7 +2382,7 @@
           <w14:ligatures w14:val="standardContextual"/>
         </w:rPr>
       </w:pPr>
-      <w:del w:id="70" w:author="Eckhard Ortwein" w:date="2026-09-24T16:47:00Z" w16du:dateUtc="2026-09-24T14:47:00Z">
+      <w:del w:id="70" w:author="Eckhard Ortwein" w:date="2026-09-27T21:24:00Z" w16du:dateUtc="2026-09-27T19:24:00Z">
         <w:r>
           <w:rPr>
             <w:rFonts w:eastAsia="Times New Roman"/>
@@ -2444,7 +2444,7 @@
           <w:tab w:val="right" w:leader="dot" w:pos="9402"/>
         </w:tabs>
         <w:rPr>
-          <w:del w:id="71" w:author="Eckhard Ortwein" w:date="2026-09-24T16:47:00Z" w16du:dateUtc="2026-09-24T14:47:00Z"/>
+          <w:del w:id="71" w:author="Eckhard Ortwein" w:date="2026-09-27T21:24:00Z" w16du:dateUtc="2026-09-27T19:24:00Z"/>
           <w:rFonts w:asciiTheme="minorHAnsi" w:hAnsiTheme="minorHAnsi" w:cstheme="minorBidi"/>
           <w:noProof/>
           <w:kern w:val="2"/>
@@ -2452,7 +2452,7 @@
           <w14:ligatures w14:val="standardContextual"/>
         </w:rPr>
       </w:pPr>
-      <w:del w:id="72" w:author="Eckhard Ortwein" w:date="2026-09-24T16:47:00Z" w16du:dateUtc="2026-09-24T14:47:00Z">
+      <w:del w:id="72" w:author="Eckhard Ortwein" w:date="2026-09-27T21:24:00Z" w16du:dateUtc="2026-09-27T19:24:00Z">
         <w:r>
           <w:rPr>
             <w:rFonts w:eastAsia="Times New Roman"/>
@@ -2514,7 +2514,7 @@
           <w:tab w:val="right" w:leader="dot" w:pos="9402"/>
         </w:tabs>
         <w:rPr>
-          <w:del w:id="73" w:author="Eckhard Ortwein" w:date="2026-09-24T16:47:00Z" w16du:dateUtc="2026-09-24T14:47:00Z"/>
+          <w:del w:id="73" w:author="Eckhard Ortwein" w:date="2026-09-27T21:24:00Z" w16du:dateUtc="2026-09-27T19:24:00Z"/>
           <w:rFonts w:asciiTheme="minorHAnsi" w:hAnsiTheme="minorHAnsi" w:cstheme="minorBidi"/>
           <w:noProof/>
           <w:kern w:val="2"/>
@@ -2522,7 +2522,7 @@
           <w14:ligatures w14:val="standardContextual"/>
         </w:rPr>
       </w:pPr>
-      <w:del w:id="74" w:author="Eckhard Ortwein" w:date="2026-09-24T16:47:00Z" w16du:dateUtc="2026-09-24T14:47:00Z">
+      <w:del w:id="74" w:author="Eckhard Ortwein" w:date="2026-09-27T21:24:00Z" w16du:dateUtc="2026-09-27T19:24:00Z">
         <w:r>
           <w:rPr>
             <w:rFonts w:eastAsia="Times New Roman"/>
@@ -2584,7 +2584,7 @@
           <w:tab w:val="right" w:leader="dot" w:pos="9402"/>
         </w:tabs>
         <w:rPr>
-          <w:del w:id="75" w:author="Eckhard Ortwein" w:date="2026-09-24T16:47:00Z" w16du:dateUtc="2026-09-24T14:47:00Z"/>
+          <w:del w:id="75" w:author="Eckhard Ortwein" w:date="2026-09-27T21:24:00Z" w16du:dateUtc="2026-09-27T19:24:00Z"/>
           <w:rFonts w:asciiTheme="minorHAnsi" w:hAnsiTheme="minorHAnsi" w:cstheme="minorBidi"/>
           <w:noProof/>
           <w:kern w:val="2"/>
@@ -2592,7 +2592,7 @@
           <w14:ligatures w14:val="standardContextual"/>
         </w:rPr>
       </w:pPr>
-      <w:del w:id="76" w:author="Eckhard Ortwein" w:date="2026-09-24T16:47:00Z" w16du:dateUtc="2026-09-24T14:47:00Z">
+      <w:del w:id="76" w:author="Eckhard Ortwein" w:date="2026-09-27T21:24:00Z" w16du:dateUtc="2026-09-27T19:24:00Z">
         <w:r>
           <w:rPr>
             <w:rFonts w:eastAsia="Times New Roman"/>
@@ -2654,7 +2654,7 @@
           <w:tab w:val="right" w:leader="dot" w:pos="9402"/>
         </w:tabs>
         <w:rPr>
-          <w:del w:id="77" w:author="Eckhard Ortwein" w:date="2026-09-24T16:47:00Z" w16du:dateUtc="2026-09-24T14:47:00Z"/>
+          <w:del w:id="77" w:author="Eckhard Ortwein" w:date="2026-09-27T21:24:00Z" w16du:dateUtc="2026-09-27T19:24:00Z"/>
           <w:rFonts w:asciiTheme="minorHAnsi" w:hAnsiTheme="minorHAnsi" w:cstheme="minorBidi"/>
           <w:noProof/>
           <w:kern w:val="2"/>
@@ -2662,7 +2662,7 @@
           <w14:ligatures w14:val="standardContextual"/>
         </w:rPr>
       </w:pPr>
-      <w:del w:id="78" w:author="Eckhard Ortwein" w:date="2026-09-24T16:47:00Z" w16du:dateUtc="2026-09-24T14:47:00Z">
+      <w:del w:id="78" w:author="Eckhard Ortwein" w:date="2026-09-27T21:24:00Z" w16du:dateUtc="2026-09-27T19:24:00Z">
         <w:r>
           <w:rPr>
             <w:rFonts w:eastAsia="Times New Roman"/>
@@ -2724,7 +2724,7 @@
           <w:tab w:val="right" w:leader="dot" w:pos="9402"/>
         </w:tabs>
         <w:rPr>
-          <w:del w:id="79" w:author="Eckhard Ortwein" w:date="2026-09-24T16:47:00Z" w16du:dateUtc="2026-09-24T14:47:00Z"/>
+          <w:del w:id="79" w:author="Eckhard Ortwein" w:date="2026-09-27T21:24:00Z" w16du:dateUtc="2026-09-27T19:24:00Z"/>
           <w:rFonts w:asciiTheme="minorHAnsi" w:hAnsiTheme="minorHAnsi" w:cstheme="minorBidi"/>
           <w:noProof/>
           <w:kern w:val="2"/>
@@ -2732,7 +2732,7 @@
           <w14:ligatures w14:val="standardContextual"/>
         </w:rPr>
       </w:pPr>
-      <w:del w:id="80" w:author="Eckhard Ortwein" w:date="2026-09-24T16:47:00Z" w16du:dateUtc="2026-09-24T14:47:00Z">
+      <w:del w:id="80" w:author="Eckhard Ortwein" w:date="2026-09-27T21:24:00Z" w16du:dateUtc="2026-09-27T19:24:00Z">
         <w:r>
           <w:rPr>
             <w:rFonts w:eastAsia="Times New Roman"/>
@@ -2794,7 +2794,7 @@
           <w:tab w:val="right" w:leader="dot" w:pos="9402"/>
         </w:tabs>
         <w:rPr>
-          <w:del w:id="81" w:author="Eckhard Ortwein" w:date="2026-09-24T16:47:00Z" w16du:dateUtc="2026-09-24T14:47:00Z"/>
+          <w:del w:id="81" w:author="Eckhard Ortwein" w:date="2026-09-27T21:24:00Z" w16du:dateUtc="2026-09-27T19:24:00Z"/>
           <w:rFonts w:asciiTheme="minorHAnsi" w:hAnsiTheme="minorHAnsi" w:cstheme="minorBidi"/>
           <w:noProof/>
           <w:kern w:val="2"/>
@@ -2802,7 +2802,7 @@
           <w14:ligatures w14:val="standardContextual"/>
         </w:rPr>
       </w:pPr>
-      <w:del w:id="82" w:author="Eckhard Ortwein" w:date="2026-09-24T16:47:00Z" w16du:dateUtc="2026-09-24T14:47:00Z">
+      <w:del w:id="82" w:author="Eckhard Ortwein" w:date="2026-09-27T21:24:00Z" w16du:dateUtc="2026-09-27T19:24:00Z">
         <w:r>
           <w:rPr>
             <w:rFonts w:eastAsia="Times New Roman"/>
@@ -2864,7 +2864,7 @@
           <w:tab w:val="right" w:leader="dot" w:pos="9402"/>
         </w:tabs>
         <w:rPr>
-          <w:del w:id="83" w:author="Eckhard Ortwein" w:date="2026-09-24T16:47:00Z" w16du:dateUtc="2026-09-24T14:47:00Z"/>
+          <w:del w:id="83" w:author="Eckhard Ortwein" w:date="2026-09-27T21:24:00Z" w16du:dateUtc="2026-09-27T19:24:00Z"/>
           <w:rFonts w:asciiTheme="minorHAnsi" w:hAnsiTheme="minorHAnsi" w:cstheme="minorBidi"/>
           <w:noProof/>
           <w:kern w:val="2"/>
@@ -2872,7 +2872,7 @@
           <w14:ligatures w14:val="standardContextual"/>
         </w:rPr>
       </w:pPr>
-      <w:del w:id="84" w:author="Eckhard Ortwein" w:date="2026-09-24T16:47:00Z" w16du:dateUtc="2026-09-24T14:47:00Z">
+      <w:del w:id="84" w:author="Eckhard Ortwein" w:date="2026-09-27T21:24:00Z" w16du:dateUtc="2026-09-27T19:24:00Z">
         <w:r>
           <w:rPr>
             <w:rFonts w:eastAsia="Times New Roman"/>
@@ -2934,7 +2934,7 @@
           <w:tab w:val="right" w:leader="dot" w:pos="9402"/>
         </w:tabs>
         <w:rPr>
-          <w:del w:id="85" w:author="Eckhard Ortwein" w:date="2026-09-24T16:47:00Z" w16du:dateUtc="2026-09-24T14:47:00Z"/>
+          <w:del w:id="85" w:author="Eckhard Ortwein" w:date="2026-09-27T21:24:00Z" w16du:dateUtc="2026-09-27T19:24:00Z"/>
           <w:rFonts w:asciiTheme="minorHAnsi" w:hAnsiTheme="minorHAnsi" w:cstheme="minorBidi"/>
           <w:noProof/>
           <w:kern w:val="2"/>
@@ -2942,7 +2942,7 @@
           <w14:ligatures w14:val="standardContextual"/>
         </w:rPr>
       </w:pPr>
-      <w:del w:id="86" w:author="Eckhard Ortwein" w:date="2026-09-24T16:47:00Z" w16du:dateUtc="2026-09-24T14:47:00Z">
+      <w:del w:id="86" w:author="Eckhard Ortwein" w:date="2026-09-27T21:24:00Z" w16du:dateUtc="2026-09-27T19:24:00Z">
         <w:r>
           <w:rPr>
             <w:rFonts w:eastAsia="Times New Roman"/>
@@ -3004,7 +3004,7 @@
           <w:tab w:val="right" w:leader="dot" w:pos="9402"/>
         </w:tabs>
         <w:rPr>
-          <w:del w:id="87" w:author="Eckhard Ortwein" w:date="2026-09-24T16:47:00Z" w16du:dateUtc="2026-09-24T14:47:00Z"/>
+          <w:del w:id="87" w:author="Eckhard Ortwein" w:date="2026-09-27T21:24:00Z" w16du:dateUtc="2026-09-27T19:24:00Z"/>
           <w:rFonts w:asciiTheme="minorHAnsi" w:hAnsiTheme="minorHAnsi" w:cstheme="minorBidi"/>
           <w:noProof/>
           <w:kern w:val="2"/>
@@ -3012,7 +3012,7 @@
           <w14:ligatures w14:val="standardContextual"/>
         </w:rPr>
       </w:pPr>
-      <w:del w:id="88" w:author="Eckhard Ortwein" w:date="2026-09-24T16:47:00Z" w16du:dateUtc="2026-09-24T14:47:00Z">
+      <w:del w:id="88" w:author="Eckhard Ortwein" w:date="2026-09-27T21:24:00Z" w16du:dateUtc="2026-09-27T19:24:00Z">
         <w:r>
           <w:rPr>
             <w:rFonts w:eastAsia="Times New Roman"/>
@@ -3074,14 +3074,14 @@
           <w:tab w:val="right" w:leader="dot" w:pos="9402"/>
         </w:tabs>
         <w:rPr>
-          <w:del w:id="89" w:author="Eckhard Ortwein" w:date="2026-09-24T16:47:00Z" w16du:dateUtc="2026-09-24T14:47:00Z"/>
+          <w:del w:id="89" w:author="Eckhard Ortwein" w:date="2026-09-27T21:24:00Z" w16du:dateUtc="2026-09-27T19:24:00Z"/>
           <w:rFonts w:asciiTheme="minorHAnsi" w:hAnsiTheme="minorHAnsi" w:cstheme="minorBidi"/>
           <w:noProof/>
           <w:kern w:val="2"/>
           <w14:ligatures w14:val="standardContextual"/>
         </w:rPr>
       </w:pPr>
-      <w:del w:id="90" w:author="Eckhard Ortwein" w:date="2026-09-24T16:47:00Z" w16du:dateUtc="2026-09-24T14:47:00Z">
+      <w:del w:id="90" w:author="Eckhard Ortwein" w:date="2026-09-27T21:24:00Z" w16du:dateUtc="2026-09-27T19:24:00Z">
         <w:r>
           <w:rPr>
             <w:rFonts w:eastAsia="Times New Roman"/>
@@ -3139,14 +3139,14 @@
           <w:tab w:val="right" w:leader="dot" w:pos="9402"/>
         </w:tabs>
         <w:rPr>
-          <w:ins w:id="91" w:author="Eckhard Ortwein" w:date="2026-09-24T16:47:00Z" w16du:dateUtc="2026-09-24T14:47:00Z"/>
+          <w:ins w:id="91" w:author="Eckhard Ortwein" w:date="2026-09-27T21:24:00Z" w16du:dateUtc="2026-09-27T19:24:00Z"/>
           <w:rFonts w:asciiTheme="minorHAnsi" w:hAnsiTheme="minorHAnsi" w:cstheme="minorBidi"/>
           <w:noProof/>
           <w:kern w:val="2"/>
           <w14:ligatures w14:val="standardContextual"/>
         </w:rPr>
       </w:pPr>
-      <w:del w:id="92" w:author="Eckhard Ortwein" w:date="2026-09-24T16:47:00Z" w16du:dateUtc="2026-09-24T14:47:00Z">
+      <w:del w:id="92" w:author="Eckhard Ortwein" w:date="2026-09-27T21:24:00Z" w16du:dateUtc="2026-09-27T19:24:00Z">
         <w:r>
           <w:rPr>
             <w:b/>
@@ -3159,7 +3159,7 @@
           <w:fldChar w:fldCharType="end"/>
         </w:r>
       </w:del>
-      <w:ins w:id="93" w:author="Eckhard Ortwein" w:date="2026-09-24T16:47:00Z" w16du:dateUtc="2026-09-24T14:47:00Z">
+      <w:ins w:id="93" w:author="Eckhard Ortwein" w:date="2026-09-27T21:24:00Z" w16du:dateUtc="2026-09-27T19:24:00Z">
         <w:r>
           <w:rPr>
             <w:b/>
@@ -3215,7 +3215,7 @@
           <w:rPr>
             <w:noProof/>
           </w:rPr>
-          <w:instrText xml:space="preserve"> PAGEREF _Toc241160896 \h </w:instrText>
+          <w:instrText xml:space="preserve"> PAGEREF _Toc241436690 \h </w:instrText>
         </w:r>
         <w:r>
           <w:rPr>
@@ -3249,14 +3249,14 @@
           <w:tab w:val="right" w:leader="dot" w:pos="9402"/>
         </w:tabs>
         <w:rPr>
-          <w:ins w:id="94" w:author="Eckhard Ortwein" w:date="2026-09-24T16:47:00Z" w16du:dateUtc="2026-09-24T14:47:00Z"/>
+          <w:ins w:id="94" w:author="Eckhard Ortwein" w:date="2026-09-27T21:24:00Z" w16du:dateUtc="2026-09-27T19:24:00Z"/>
           <w:rFonts w:asciiTheme="minorHAnsi" w:hAnsiTheme="minorHAnsi" w:cstheme="minorBidi"/>
           <w:noProof/>
           <w:kern w:val="2"/>
           <w14:ligatures w14:val="standardContextual"/>
         </w:rPr>
       </w:pPr>
-      <w:ins w:id="95" w:author="Eckhard Ortwein" w:date="2026-09-24T16:47:00Z" w16du:dateUtc="2026-09-24T14:47:00Z">
+      <w:ins w:id="95" w:author="Eckhard Ortwein" w:date="2026-09-27T21:24:00Z" w16du:dateUtc="2026-09-27T19:24:00Z">
         <w:r>
           <w:rPr>
             <w:rFonts w:eastAsia="Times New Roman"/>
@@ -3280,7 +3280,7 @@
           <w:rPr>
             <w:noProof/>
           </w:rPr>
-          <w:instrText xml:space="preserve"> PAGEREF _Toc241160897 \h </w:instrText>
+          <w:instrText xml:space="preserve"> PAGEREF _Toc241436691 \h </w:instrText>
         </w:r>
         <w:r>
           <w:rPr>
@@ -3314,14 +3314,14 @@
           <w:tab w:val="right" w:leader="dot" w:pos="9402"/>
         </w:tabs>
         <w:rPr>
-          <w:ins w:id="96" w:author="Eckhard Ortwein" w:date="2026-09-24T16:47:00Z" w16du:dateUtc="2026-09-24T14:47:00Z"/>
+          <w:ins w:id="96" w:author="Eckhard Ortwein" w:date="2026-09-27T21:24:00Z" w16du:dateUtc="2026-09-27T19:24:00Z"/>
           <w:rFonts w:asciiTheme="minorHAnsi" w:hAnsiTheme="minorHAnsi" w:cstheme="minorBidi"/>
           <w:noProof/>
           <w:kern w:val="2"/>
           <w14:ligatures w14:val="standardContextual"/>
         </w:rPr>
       </w:pPr>
-      <w:ins w:id="97" w:author="Eckhard Ortwein" w:date="2026-09-24T16:47:00Z" w16du:dateUtc="2026-09-24T14:47:00Z">
+      <w:ins w:id="97" w:author="Eckhard Ortwein" w:date="2026-09-27T21:24:00Z" w16du:dateUtc="2026-09-27T19:24:00Z">
         <w:r>
           <w:rPr>
             <w:rFonts w:eastAsia="Times New Roman"/>
@@ -3345,7 +3345,7 @@
           <w:rPr>
             <w:noProof/>
           </w:rPr>
-          <w:instrText xml:space="preserve"> PAGEREF _Toc241160898 \h </w:instrText>
+          <w:instrText xml:space="preserve"> PAGEREF _Toc241436692 \h </w:instrText>
         </w:r>
         <w:r>
           <w:rPr>
@@ -3379,14 +3379,14 @@
           <w:tab w:val="right" w:leader="dot" w:pos="9402"/>
         </w:tabs>
         <w:rPr>
-          <w:ins w:id="98" w:author="Eckhard Ortwein" w:date="2026-09-24T16:47:00Z" w16du:dateUtc="2026-09-24T14:47:00Z"/>
+          <w:ins w:id="98" w:author="Eckhard Ortwein" w:date="2026-09-27T21:24:00Z" w16du:dateUtc="2026-09-27T19:24:00Z"/>
           <w:rFonts w:asciiTheme="minorHAnsi" w:hAnsiTheme="minorHAnsi" w:cstheme="minorBidi"/>
           <w:noProof/>
           <w:kern w:val="2"/>
           <w14:ligatures w14:val="standardContextual"/>
         </w:rPr>
       </w:pPr>
-      <w:ins w:id="99" w:author="Eckhard Ortwein" w:date="2026-09-24T16:47:00Z" w16du:dateUtc="2026-09-24T14:47:00Z">
+      <w:ins w:id="99" w:author="Eckhard Ortwein" w:date="2026-09-27T21:24:00Z" w16du:dateUtc="2026-09-27T19:24:00Z">
         <w:r>
           <w:rPr>
             <w:rFonts w:eastAsia="Times New Roman"/>
@@ -3410,7 +3410,7 @@
           <w:rPr>
             <w:noProof/>
           </w:rPr>
-          <w:instrText xml:space="preserve"> PAGEREF _Toc241160899 \h </w:instrText>
+          <w:instrText xml:space="preserve"> PAGEREF _Toc241436693 \h </w:instrText>
         </w:r>
         <w:r>
           <w:rPr>
@@ -3444,14 +3444,14 @@
           <w:tab w:val="right" w:leader="dot" w:pos="9402"/>
         </w:tabs>
         <w:rPr>
-          <w:ins w:id="100" w:author="Eckhard Ortwein" w:date="2026-09-24T16:47:00Z" w16du:dateUtc="2026-09-24T14:47:00Z"/>
+          <w:ins w:id="100" w:author="Eckhard Ortwein" w:date="2026-09-27T21:24:00Z" w16du:dateUtc="2026-09-27T19:24:00Z"/>
           <w:rFonts w:asciiTheme="minorHAnsi" w:hAnsiTheme="minorHAnsi" w:cstheme="minorBidi"/>
           <w:noProof/>
           <w:kern w:val="2"/>
           <w14:ligatures w14:val="standardContextual"/>
         </w:rPr>
       </w:pPr>
-      <w:ins w:id="101" w:author="Eckhard Ortwein" w:date="2026-09-24T16:47:00Z" w16du:dateUtc="2026-09-24T14:47:00Z">
+      <w:ins w:id="101" w:author="Eckhard Ortwein" w:date="2026-09-27T21:24:00Z" w16du:dateUtc="2026-09-27T19:24:00Z">
         <w:r>
           <w:rPr>
             <w:rFonts w:eastAsia="Times New Roman"/>
@@ -3475,7 +3475,7 @@
           <w:rPr>
             <w:noProof/>
           </w:rPr>
-          <w:instrText xml:space="preserve"> PAGEREF _Toc241160900 \h </w:instrText>
+          <w:instrText xml:space="preserve"> PAGEREF _Toc241436694 \h </w:instrText>
         </w:r>
         <w:r>
           <w:rPr>
@@ -3509,14 +3509,14 @@
           <w:tab w:val="right" w:leader="dot" w:pos="9402"/>
         </w:tabs>
         <w:rPr>
-          <w:ins w:id="102" w:author="Eckhard Ortwein" w:date="2026-09-24T16:47:00Z" w16du:dateUtc="2026-09-24T14:47:00Z"/>
+          <w:ins w:id="102" w:author="Eckhard Ortwein" w:date="2026-09-27T21:24:00Z" w16du:dateUtc="2026-09-27T19:24:00Z"/>
           <w:rFonts w:asciiTheme="minorHAnsi" w:hAnsiTheme="minorHAnsi" w:cstheme="minorBidi"/>
           <w:noProof/>
           <w:kern w:val="2"/>
           <w14:ligatures w14:val="standardContextual"/>
         </w:rPr>
       </w:pPr>
-      <w:ins w:id="103" w:author="Eckhard Ortwein" w:date="2026-09-24T16:47:00Z" w16du:dateUtc="2026-09-24T14:47:00Z">
+      <w:ins w:id="103" w:author="Eckhard Ortwein" w:date="2026-09-27T21:24:00Z" w16du:dateUtc="2026-09-27T19:24:00Z">
         <w:r>
           <w:rPr>
             <w:rFonts w:eastAsia="Times New Roman"/>
@@ -3540,7 +3540,7 @@
           <w:rPr>
             <w:noProof/>
           </w:rPr>
-          <w:instrText xml:space="preserve"> PAGEREF _Toc241160901 \h </w:instrText>
+          <w:instrText xml:space="preserve"> PAGEREF _Toc241436695 \h </w:instrText>
         </w:r>
         <w:r>
           <w:rPr>
@@ -3574,14 +3574,14 @@
           <w:tab w:val="right" w:leader="dot" w:pos="9402"/>
         </w:tabs>
         <w:rPr>
-          <w:ins w:id="104" w:author="Eckhard Ortwein" w:date="2026-09-24T16:47:00Z" w16du:dateUtc="2026-09-24T14:47:00Z"/>
+          <w:ins w:id="104" w:author="Eckhard Ortwein" w:date="2026-09-27T21:24:00Z" w16du:dateUtc="2026-09-27T19:24:00Z"/>
           <w:rFonts w:asciiTheme="minorHAnsi" w:hAnsiTheme="minorHAnsi" w:cstheme="minorBidi"/>
           <w:noProof/>
           <w:kern w:val="2"/>
           <w14:ligatures w14:val="standardContextual"/>
         </w:rPr>
       </w:pPr>
-      <w:ins w:id="105" w:author="Eckhard Ortwein" w:date="2026-09-24T16:47:00Z" w16du:dateUtc="2026-09-24T14:47:00Z">
+      <w:ins w:id="105" w:author="Eckhard Ortwein" w:date="2026-09-27T21:24:00Z" w16du:dateUtc="2026-09-27T19:24:00Z">
         <w:r>
           <w:rPr>
             <w:rFonts w:eastAsia="Times New Roman"/>
@@ -3605,7 +3605,7 @@
           <w:rPr>
             <w:noProof/>
           </w:rPr>
-          <w:instrText xml:space="preserve"> PAGEREF _Toc241160902 \h </w:instrText>
+          <w:instrText xml:space="preserve"> PAGEREF _Toc241436696 \h </w:instrText>
         </w:r>
         <w:r>
           <w:rPr>
@@ -3639,14 +3639,14 @@
           <w:tab w:val="right" w:leader="dot" w:pos="9402"/>
         </w:tabs>
         <w:rPr>
-          <w:ins w:id="106" w:author="Eckhard Ortwein" w:date="2026-09-24T16:47:00Z" w16du:dateUtc="2026-09-24T14:47:00Z"/>
+          <w:ins w:id="106" w:author="Eckhard Ortwein" w:date="2026-09-27T21:24:00Z" w16du:dateUtc="2026-09-27T19:24:00Z"/>
           <w:rFonts w:asciiTheme="minorHAnsi" w:hAnsiTheme="minorHAnsi" w:cstheme="minorBidi"/>
           <w:noProof/>
           <w:kern w:val="2"/>
           <w14:ligatures w14:val="standardContextual"/>
         </w:rPr>
       </w:pPr>
-      <w:ins w:id="107" w:author="Eckhard Ortwein" w:date="2026-09-24T16:47:00Z" w16du:dateUtc="2026-09-24T14:47:00Z">
+      <w:ins w:id="107" w:author="Eckhard Ortwein" w:date="2026-09-27T21:24:00Z" w16du:dateUtc="2026-09-27T19:24:00Z">
         <w:r>
           <w:rPr>
             <w:rFonts w:eastAsia="Times New Roman"/>
@@ -3670,7 +3670,7 @@
           <w:rPr>
             <w:noProof/>
           </w:rPr>
-          <w:instrText xml:space="preserve"> PAGEREF _Toc241160903 \h </w:instrText>
+          <w:instrText xml:space="preserve"> PAGEREF _Toc241436697 \h </w:instrText>
         </w:r>
         <w:r>
           <w:rPr>
@@ -3704,14 +3704,14 @@
           <w:tab w:val="right" w:leader="dot" w:pos="9402"/>
         </w:tabs>
         <w:rPr>
-          <w:ins w:id="108" w:author="Eckhard Ortwein" w:date="2026-09-24T16:47:00Z" w16du:dateUtc="2026-09-24T14:47:00Z"/>
+          <w:ins w:id="108" w:author="Eckhard Ortwein" w:date="2026-09-27T21:24:00Z" w16du:dateUtc="2026-09-27T19:24:00Z"/>
           <w:rFonts w:asciiTheme="minorHAnsi" w:hAnsiTheme="minorHAnsi" w:cstheme="minorBidi"/>
           <w:noProof/>
           <w:kern w:val="2"/>
           <w14:ligatures w14:val="standardContextual"/>
         </w:rPr>
       </w:pPr>
-      <w:ins w:id="109" w:author="Eckhard Ortwein" w:date="2026-09-24T16:47:00Z" w16du:dateUtc="2026-09-24T14:47:00Z">
+      <w:ins w:id="109" w:author="Eckhard Ortwein" w:date="2026-09-27T21:24:00Z" w16du:dateUtc="2026-09-27T19:24:00Z">
         <w:r>
           <w:rPr>
             <w:rFonts w:eastAsia="Times New Roman"/>
@@ -3735,7 +3735,7 @@
           <w:rPr>
             <w:noProof/>
           </w:rPr>
-          <w:instrText xml:space="preserve"> PAGEREF _Toc241160904 \h </w:instrText>
+          <w:instrText xml:space="preserve"> PAGEREF _Toc241436698 \h </w:instrText>
         </w:r>
         <w:r>
           <w:rPr>
@@ -3769,14 +3769,14 @@
           <w:tab w:val="right" w:leader="dot" w:pos="9402"/>
         </w:tabs>
         <w:rPr>
-          <w:ins w:id="110" w:author="Eckhard Ortwein" w:date="2026-09-24T16:47:00Z" w16du:dateUtc="2026-09-24T14:47:00Z"/>
+          <w:ins w:id="110" w:author="Eckhard Ortwein" w:date="2026-09-27T21:24:00Z" w16du:dateUtc="2026-09-27T19:24:00Z"/>
           <w:rFonts w:asciiTheme="minorHAnsi" w:hAnsiTheme="minorHAnsi" w:cstheme="minorBidi"/>
           <w:noProof/>
           <w:kern w:val="2"/>
           <w14:ligatures w14:val="standardContextual"/>
         </w:rPr>
       </w:pPr>
-      <w:ins w:id="111" w:author="Eckhard Ortwein" w:date="2026-09-24T16:47:00Z" w16du:dateUtc="2026-09-24T14:47:00Z">
+      <w:ins w:id="111" w:author="Eckhard Ortwein" w:date="2026-09-27T21:24:00Z" w16du:dateUtc="2026-09-27T19:24:00Z">
         <w:r>
           <w:rPr>
             <w:rFonts w:eastAsia="Times New Roman"/>
@@ -3800,7 +3800,7 @@
           <w:rPr>
             <w:noProof/>
           </w:rPr>
-          <w:instrText xml:space="preserve"> PAGEREF _Toc241160905 \h </w:instrText>
+          <w:instrText xml:space="preserve"> PAGEREF _Toc241436699 \h </w:instrText>
         </w:r>
         <w:r>
           <w:rPr>
@@ -3834,14 +3834,14 @@
           <w:tab w:val="right" w:leader="dot" w:pos="9402"/>
         </w:tabs>
         <w:rPr>
-          <w:ins w:id="112" w:author="Eckhard Ortwein" w:date="2026-09-24T16:47:00Z" w16du:dateUtc="2026-09-24T14:47:00Z"/>
+          <w:ins w:id="112" w:author="Eckhard Ortwein" w:date="2026-09-27T21:24:00Z" w16du:dateUtc="2026-09-27T19:24:00Z"/>
           <w:rFonts w:asciiTheme="minorHAnsi" w:hAnsiTheme="minorHAnsi" w:cstheme="minorBidi"/>
           <w:noProof/>
           <w:kern w:val="2"/>
           <w14:ligatures w14:val="standardContextual"/>
         </w:rPr>
       </w:pPr>
-      <w:ins w:id="113" w:author="Eckhard Ortwein" w:date="2026-09-24T16:47:00Z" w16du:dateUtc="2026-09-24T14:47:00Z">
+      <w:ins w:id="113" w:author="Eckhard Ortwein" w:date="2026-09-27T21:24:00Z" w16du:dateUtc="2026-09-27T19:24:00Z">
         <w:r>
           <w:rPr>
             <w:rFonts w:eastAsia="Times New Roman"/>
@@ -3865,7 +3865,7 @@
           <w:rPr>
             <w:noProof/>
           </w:rPr>
-          <w:instrText xml:space="preserve"> PAGEREF _Toc241160906 \h </w:instrText>
+          <w:instrText xml:space="preserve"> PAGEREF _Toc241436700 \h </w:instrText>
         </w:r>
         <w:r>
           <w:rPr>
@@ -3899,14 +3899,14 @@
           <w:tab w:val="right" w:leader="dot" w:pos="9402"/>
         </w:tabs>
         <w:rPr>
-          <w:ins w:id="114" w:author="Eckhard Ortwein" w:date="2026-09-24T16:47:00Z" w16du:dateUtc="2026-09-24T14:47:00Z"/>
+          <w:ins w:id="114" w:author="Eckhard Ortwein" w:date="2026-09-27T21:24:00Z" w16du:dateUtc="2026-09-27T19:24:00Z"/>
           <w:rFonts w:asciiTheme="minorHAnsi" w:hAnsiTheme="minorHAnsi" w:cstheme="minorBidi"/>
           <w:noProof/>
           <w:kern w:val="2"/>
           <w14:ligatures w14:val="standardContextual"/>
         </w:rPr>
       </w:pPr>
-      <w:ins w:id="115" w:author="Eckhard Ortwein" w:date="2026-09-24T16:47:00Z" w16du:dateUtc="2026-09-24T14:47:00Z">
+      <w:ins w:id="115" w:author="Eckhard Ortwein" w:date="2026-09-27T21:24:00Z" w16du:dateUtc="2026-09-27T19:24:00Z">
         <w:r>
           <w:rPr>
             <w:rFonts w:eastAsia="Times New Roman"/>
@@ -3930,7 +3930,7 @@
           <w:rPr>
             <w:noProof/>
           </w:rPr>
-          <w:instrText xml:space="preserve"> PAGEREF _Toc241160907 \h </w:instrText>
+          <w:instrText xml:space="preserve"> PAGEREF _Toc241436701 \h </w:instrText>
         </w:r>
         <w:r>
           <w:rPr>
@@ -3964,14 +3964,14 @@
           <w:tab w:val="right" w:leader="dot" w:pos="9402"/>
         </w:tabs>
         <w:rPr>
-          <w:ins w:id="116" w:author="Eckhard Ortwein" w:date="2026-09-24T16:47:00Z" w16du:dateUtc="2026-09-24T14:47:00Z"/>
+          <w:ins w:id="116" w:author="Eckhard Ortwein" w:date="2026-09-27T21:24:00Z" w16du:dateUtc="2026-09-27T19:24:00Z"/>
           <w:rFonts w:asciiTheme="minorHAnsi" w:hAnsiTheme="minorHAnsi" w:cstheme="minorBidi"/>
           <w:noProof/>
           <w:kern w:val="2"/>
           <w14:ligatures w14:val="standardContextual"/>
         </w:rPr>
       </w:pPr>
-      <w:ins w:id="117" w:author="Eckhard Ortwein" w:date="2026-09-24T16:47:00Z" w16du:dateUtc="2026-09-24T14:47:00Z">
+      <w:ins w:id="117" w:author="Eckhard Ortwein" w:date="2026-09-27T21:24:00Z" w16du:dateUtc="2026-09-27T19:24:00Z">
         <w:r>
           <w:rPr>
             <w:rFonts w:eastAsia="Times New Roman"/>
@@ -3995,7 +3995,7 @@
           <w:rPr>
             <w:noProof/>
           </w:rPr>
-          <w:instrText xml:space="preserve"> PAGEREF _Toc241160908 \h </w:instrText>
+          <w:instrText xml:space="preserve"> PAGEREF _Toc241436702 \h </w:instrText>
         </w:r>
         <w:r>
           <w:rPr>
@@ -4029,14 +4029,14 @@
           <w:tab w:val="right" w:leader="dot" w:pos="9402"/>
         </w:tabs>
         <w:rPr>
-          <w:ins w:id="118" w:author="Eckhard Ortwein" w:date="2026-09-24T16:47:00Z" w16du:dateUtc="2026-09-24T14:47:00Z"/>
+          <w:ins w:id="118" w:author="Eckhard Ortwein" w:date="2026-09-27T21:24:00Z" w16du:dateUtc="2026-09-27T19:24:00Z"/>
           <w:rFonts w:asciiTheme="minorHAnsi" w:hAnsiTheme="minorHAnsi" w:cstheme="minorBidi"/>
           <w:noProof/>
           <w:kern w:val="2"/>
           <w14:ligatures w14:val="standardContextual"/>
         </w:rPr>
       </w:pPr>
-      <w:ins w:id="119" w:author="Eckhard Ortwein" w:date="2026-09-24T16:47:00Z" w16du:dateUtc="2026-09-24T14:47:00Z">
+      <w:ins w:id="119" w:author="Eckhard Ortwein" w:date="2026-09-27T21:24:00Z" w16du:dateUtc="2026-09-27T19:24:00Z">
         <w:r>
           <w:rPr>
             <w:rFonts w:eastAsia="Times New Roman"/>
@@ -4060,7 +4060,7 @@
           <w:rPr>
             <w:noProof/>
           </w:rPr>
-          <w:instrText xml:space="preserve"> PAGEREF _Toc241160909 \h </w:instrText>
+          <w:instrText xml:space="preserve"> PAGEREF _Toc241436703 \h </w:instrText>
         </w:r>
         <w:r>
           <w:rPr>
@@ -4094,14 +4094,14 @@
           <w:tab w:val="right" w:leader="dot" w:pos="9402"/>
         </w:tabs>
         <w:rPr>
-          <w:ins w:id="120" w:author="Eckhard Ortwein" w:date="2026-09-24T16:47:00Z" w16du:dateUtc="2026-09-24T14:47:00Z"/>
+          <w:ins w:id="120" w:author="Eckhard Ortwein" w:date="2026-09-27T21:24:00Z" w16du:dateUtc="2026-09-27T19:24:00Z"/>
           <w:rFonts w:asciiTheme="minorHAnsi" w:hAnsiTheme="minorHAnsi" w:cstheme="minorBidi"/>
           <w:noProof/>
           <w:kern w:val="2"/>
           <w14:ligatures w14:val="standardContextual"/>
         </w:rPr>
       </w:pPr>
-      <w:ins w:id="121" w:author="Eckhard Ortwein" w:date="2026-09-24T16:47:00Z" w16du:dateUtc="2026-09-24T14:47:00Z">
+      <w:ins w:id="121" w:author="Eckhard Ortwein" w:date="2026-09-27T21:24:00Z" w16du:dateUtc="2026-09-27T19:24:00Z">
         <w:r>
           <w:rPr>
             <w:rFonts w:eastAsia="Times New Roman"/>
@@ -4125,7 +4125,7 @@
           <w:rPr>
             <w:noProof/>
           </w:rPr>
-          <w:instrText xml:space="preserve"> PAGEREF _Toc241160910 \h </w:instrText>
+          <w:instrText xml:space="preserve"> PAGEREF _Toc241436704 \h </w:instrText>
         </w:r>
         <w:r>
           <w:rPr>
@@ -4159,14 +4159,14 @@
           <w:tab w:val="right" w:leader="dot" w:pos="9402"/>
         </w:tabs>
         <w:rPr>
-          <w:ins w:id="122" w:author="Eckhard Ortwein" w:date="2026-09-24T16:47:00Z" w16du:dateUtc="2026-09-24T14:47:00Z"/>
+          <w:ins w:id="122" w:author="Eckhard Ortwein" w:date="2026-09-27T21:24:00Z" w16du:dateUtc="2026-09-27T19:24:00Z"/>
           <w:rFonts w:asciiTheme="minorHAnsi" w:hAnsiTheme="minorHAnsi" w:cstheme="minorBidi"/>
           <w:noProof/>
           <w:kern w:val="2"/>
           <w14:ligatures w14:val="standardContextual"/>
         </w:rPr>
       </w:pPr>
-      <w:ins w:id="123" w:author="Eckhard Ortwein" w:date="2026-09-24T16:47:00Z" w16du:dateUtc="2026-09-24T14:47:00Z">
+      <w:ins w:id="123" w:author="Eckhard Ortwein" w:date="2026-09-27T21:24:00Z" w16du:dateUtc="2026-09-27T19:24:00Z">
         <w:r>
           <w:rPr>
             <w:rFonts w:eastAsia="Times New Roman"/>
@@ -4190,7 +4190,7 @@
           <w:rPr>
             <w:noProof/>
           </w:rPr>
-          <w:instrText xml:space="preserve"> PAGEREF _Toc241160911 \h </w:instrText>
+          <w:instrText xml:space="preserve"> PAGEREF _Toc241436705 \h </w:instrText>
         </w:r>
         <w:r>
           <w:rPr>
@@ -4224,14 +4224,14 @@
           <w:tab w:val="right" w:leader="dot" w:pos="9402"/>
         </w:tabs>
         <w:rPr>
-          <w:ins w:id="124" w:author="Eckhard Ortwein" w:date="2026-09-24T16:47:00Z" w16du:dateUtc="2026-09-24T14:47:00Z"/>
+          <w:ins w:id="124" w:author="Eckhard Ortwein" w:date="2026-09-27T21:24:00Z" w16du:dateUtc="2026-09-27T19:24:00Z"/>
           <w:rFonts w:asciiTheme="minorHAnsi" w:hAnsiTheme="minorHAnsi" w:cstheme="minorBidi"/>
           <w:noProof/>
           <w:kern w:val="2"/>
           <w14:ligatures w14:val="standardContextual"/>
         </w:rPr>
       </w:pPr>
-      <w:ins w:id="125" w:author="Eckhard Ortwein" w:date="2026-09-24T16:47:00Z" w16du:dateUtc="2026-09-24T14:47:00Z">
+      <w:ins w:id="125" w:author="Eckhard Ortwein" w:date="2026-09-27T21:24:00Z" w16du:dateUtc="2026-09-27T19:24:00Z">
         <w:r>
           <w:rPr>
             <w:rFonts w:eastAsia="Times New Roman"/>
@@ -4255,7 +4255,7 @@
           <w:rPr>
             <w:noProof/>
           </w:rPr>
-          <w:instrText xml:space="preserve"> PAGEREF _Toc241160912 \h </w:instrText>
+          <w:instrText xml:space="preserve"> PAGEREF _Toc241436706 \h </w:instrText>
         </w:r>
         <w:r>
           <w:rPr>
@@ -4289,14 +4289,14 @@
           <w:tab w:val="right" w:leader="dot" w:pos="9402"/>
         </w:tabs>
         <w:rPr>
-          <w:ins w:id="126" w:author="Eckhard Ortwein" w:date="2026-09-24T16:47:00Z" w16du:dateUtc="2026-09-24T14:47:00Z"/>
+          <w:ins w:id="126" w:author="Eckhard Ortwein" w:date="2026-09-27T21:24:00Z" w16du:dateUtc="2026-09-27T19:24:00Z"/>
           <w:rFonts w:asciiTheme="minorHAnsi" w:hAnsiTheme="minorHAnsi" w:cstheme="minorBidi"/>
           <w:noProof/>
           <w:kern w:val="2"/>
           <w14:ligatures w14:val="standardContextual"/>
         </w:rPr>
       </w:pPr>
-      <w:ins w:id="127" w:author="Eckhard Ortwein" w:date="2026-09-24T16:47:00Z" w16du:dateUtc="2026-09-24T14:47:00Z">
+      <w:ins w:id="127" w:author="Eckhard Ortwein" w:date="2026-09-27T21:24:00Z" w16du:dateUtc="2026-09-27T19:24:00Z">
         <w:r>
           <w:rPr>
             <w:rFonts w:eastAsia="Times New Roman"/>
@@ -4320,7 +4320,7 @@
           <w:rPr>
             <w:noProof/>
           </w:rPr>
-          <w:instrText xml:space="preserve"> PAGEREF _Toc241160913 \h </w:instrText>
+          <w:instrText xml:space="preserve"> PAGEREF _Toc241436707 \h </w:instrText>
         </w:r>
         <w:r>
           <w:rPr>
@@ -4354,14 +4354,14 @@
           <w:tab w:val="right" w:leader="dot" w:pos="9402"/>
         </w:tabs>
         <w:rPr>
-          <w:ins w:id="128" w:author="Eckhard Ortwein" w:date="2026-09-24T16:47:00Z" w16du:dateUtc="2026-09-24T14:47:00Z"/>
+          <w:ins w:id="128" w:author="Eckhard Ortwein" w:date="2026-09-27T21:24:00Z" w16du:dateUtc="2026-09-27T19:24:00Z"/>
           <w:rFonts w:asciiTheme="minorHAnsi" w:hAnsiTheme="minorHAnsi" w:cstheme="minorBidi"/>
           <w:noProof/>
           <w:kern w:val="2"/>
           <w14:ligatures w14:val="standardContextual"/>
         </w:rPr>
       </w:pPr>
-      <w:ins w:id="129" w:author="Eckhard Ortwein" w:date="2026-09-24T16:47:00Z" w16du:dateUtc="2026-09-24T14:47:00Z">
+      <w:ins w:id="129" w:author="Eckhard Ortwein" w:date="2026-09-27T21:24:00Z" w16du:dateUtc="2026-09-27T19:24:00Z">
         <w:r>
           <w:rPr>
             <w:rFonts w:eastAsia="Times New Roman"/>
@@ -4385,7 +4385,7 @@
           <w:rPr>
             <w:noProof/>
           </w:rPr>
-          <w:instrText xml:space="preserve"> PAGEREF _Toc241160914 \h </w:instrText>
+          <w:instrText xml:space="preserve"> PAGEREF _Toc241436708 \h </w:instrText>
         </w:r>
         <w:r>
           <w:rPr>
@@ -4419,14 +4419,14 @@
           <w:tab w:val="right" w:leader="dot" w:pos="9402"/>
         </w:tabs>
         <w:rPr>
-          <w:ins w:id="130" w:author="Eckhard Ortwein" w:date="2026-09-24T16:47:00Z" w16du:dateUtc="2026-09-24T14:47:00Z"/>
+          <w:ins w:id="130" w:author="Eckhard Ortwein" w:date="2026-09-27T21:24:00Z" w16du:dateUtc="2026-09-27T19:24:00Z"/>
           <w:rFonts w:asciiTheme="minorHAnsi" w:hAnsiTheme="minorHAnsi" w:cstheme="minorBidi"/>
           <w:noProof/>
           <w:kern w:val="2"/>
           <w14:ligatures w14:val="standardContextual"/>
         </w:rPr>
       </w:pPr>
-      <w:ins w:id="131" w:author="Eckhard Ortwein" w:date="2026-09-24T16:47:00Z" w16du:dateUtc="2026-09-24T14:47:00Z">
+      <w:ins w:id="131" w:author="Eckhard Ortwein" w:date="2026-09-27T21:24:00Z" w16du:dateUtc="2026-09-27T19:24:00Z">
         <w:r>
           <w:rPr>
             <w:rFonts w:eastAsia="Times New Roman"/>
@@ -4450,7 +4450,7 @@
           <w:rPr>
             <w:noProof/>
           </w:rPr>
-          <w:instrText xml:space="preserve"> PAGEREF _Toc241160915 \h </w:instrText>
+          <w:instrText xml:space="preserve"> PAGEREF _Toc241436709 \h </w:instrText>
         </w:r>
         <w:r>
           <w:rPr>
@@ -4484,14 +4484,14 @@
           <w:tab w:val="right" w:leader="dot" w:pos="9402"/>
         </w:tabs>
         <w:rPr>
-          <w:ins w:id="132" w:author="Eckhard Ortwein" w:date="2026-09-24T16:47:00Z" w16du:dateUtc="2026-09-24T14:47:00Z"/>
+          <w:ins w:id="132" w:author="Eckhard Ortwein" w:date="2026-09-27T21:24:00Z" w16du:dateUtc="2026-09-27T19:24:00Z"/>
           <w:rFonts w:asciiTheme="minorHAnsi" w:hAnsiTheme="minorHAnsi" w:cstheme="minorBidi"/>
           <w:noProof/>
           <w:kern w:val="2"/>
           <w14:ligatures w14:val="standardContextual"/>
         </w:rPr>
       </w:pPr>
-      <w:ins w:id="133" w:author="Eckhard Ortwein" w:date="2026-09-24T16:47:00Z" w16du:dateUtc="2026-09-24T14:47:00Z">
+      <w:ins w:id="133" w:author="Eckhard Ortwein" w:date="2026-09-27T21:24:00Z" w16du:dateUtc="2026-09-27T19:24:00Z">
         <w:r>
           <w:rPr>
             <w:rFonts w:eastAsia="Times New Roman"/>
@@ -4515,7 +4515,7 @@
           <w:rPr>
             <w:noProof/>
           </w:rPr>
-          <w:instrText xml:space="preserve"> PAGEREF _Toc241160916 \h </w:instrText>
+          <w:instrText xml:space="preserve"> PAGEREF _Toc241436710 \h </w:instrText>
         </w:r>
         <w:r>
           <w:rPr>
@@ -4549,14 +4549,14 @@
           <w:tab w:val="right" w:leader="dot" w:pos="9402"/>
         </w:tabs>
         <w:rPr>
-          <w:ins w:id="134" w:author="Eckhard Ortwein" w:date="2026-09-24T16:47:00Z" w16du:dateUtc="2026-09-24T14:47:00Z"/>
+          <w:ins w:id="134" w:author="Eckhard Ortwein" w:date="2026-09-27T21:24:00Z" w16du:dateUtc="2026-09-27T19:24:00Z"/>
           <w:rFonts w:asciiTheme="minorHAnsi" w:hAnsiTheme="minorHAnsi" w:cstheme="minorBidi"/>
           <w:noProof/>
           <w:kern w:val="2"/>
           <w14:ligatures w14:val="standardContextual"/>
         </w:rPr>
       </w:pPr>
-      <w:ins w:id="135" w:author="Eckhard Ortwein" w:date="2026-09-24T16:47:00Z" w16du:dateUtc="2026-09-24T14:47:00Z">
+      <w:ins w:id="135" w:author="Eckhard Ortwein" w:date="2026-09-27T21:24:00Z" w16du:dateUtc="2026-09-27T19:24:00Z">
         <w:r>
           <w:rPr>
             <w:rFonts w:eastAsia="Times New Roman"/>
@@ -4580,7 +4580,7 @@
           <w:rPr>
             <w:noProof/>
           </w:rPr>
-          <w:instrText xml:space="preserve"> PAGEREF _Toc241160917 \h </w:instrText>
+          <w:instrText xml:space="preserve"> PAGEREF _Toc241436711 \h </w:instrText>
         </w:r>
         <w:r>
           <w:rPr>
@@ -4614,14 +4614,14 @@
           <w:tab w:val="right" w:leader="dot" w:pos="9402"/>
         </w:tabs>
         <w:rPr>
-          <w:ins w:id="136" w:author="Eckhard Ortwein" w:date="2026-09-24T16:47:00Z" w16du:dateUtc="2026-09-24T14:47:00Z"/>
+          <w:ins w:id="136" w:author="Eckhard Ortwein" w:date="2026-09-27T21:24:00Z" w16du:dateUtc="2026-09-27T19:24:00Z"/>
           <w:rFonts w:asciiTheme="minorHAnsi" w:hAnsiTheme="minorHAnsi" w:cstheme="minorBidi"/>
           <w:noProof/>
           <w:kern w:val="2"/>
           <w14:ligatures w14:val="standardContextual"/>
         </w:rPr>
       </w:pPr>
-      <w:ins w:id="137" w:author="Eckhard Ortwein" w:date="2026-09-24T16:47:00Z" w16du:dateUtc="2026-09-24T14:47:00Z">
+      <w:ins w:id="137" w:author="Eckhard Ortwein" w:date="2026-09-27T21:24:00Z" w16du:dateUtc="2026-09-27T19:24:00Z">
         <w:r>
           <w:rPr>
             <w:rFonts w:eastAsia="Times New Roman"/>
@@ -4645,7 +4645,7 @@
           <w:rPr>
             <w:noProof/>
           </w:rPr>
-          <w:instrText xml:space="preserve"> PAGEREF _Toc241160918 \h </w:instrText>
+          <w:instrText xml:space="preserve"> PAGEREF _Toc241436712 \h </w:instrText>
         </w:r>
         <w:r>
           <w:rPr>
@@ -4679,14 +4679,14 @@
           <w:tab w:val="right" w:leader="dot" w:pos="9402"/>
         </w:tabs>
         <w:rPr>
-          <w:ins w:id="138" w:author="Eckhard Ortwein" w:date="2026-09-24T16:47:00Z" w16du:dateUtc="2026-09-24T14:47:00Z"/>
+          <w:ins w:id="138" w:author="Eckhard Ortwein" w:date="2026-09-27T21:24:00Z" w16du:dateUtc="2026-09-27T19:24:00Z"/>
           <w:rFonts w:asciiTheme="minorHAnsi" w:hAnsiTheme="minorHAnsi" w:cstheme="minorBidi"/>
           <w:noProof/>
           <w:kern w:val="2"/>
           <w14:ligatures w14:val="standardContextual"/>
         </w:rPr>
       </w:pPr>
-      <w:ins w:id="139" w:author="Eckhard Ortwein" w:date="2026-09-24T16:47:00Z" w16du:dateUtc="2026-09-24T14:47:00Z">
+      <w:ins w:id="139" w:author="Eckhard Ortwein" w:date="2026-09-27T21:24:00Z" w16du:dateUtc="2026-09-27T19:24:00Z">
         <w:r>
           <w:rPr>
             <w:rFonts w:eastAsia="Times New Roman"/>
@@ -4710,7 +4710,7 @@
           <w:rPr>
             <w:noProof/>
           </w:rPr>
-          <w:instrText xml:space="preserve"> PAGEREF _Toc241160919 \h </w:instrText>
+          <w:instrText xml:space="preserve"> PAGEREF _Toc241436713 \h </w:instrText>
         </w:r>
         <w:r>
           <w:rPr>
@@ -4744,14 +4744,14 @@
           <w:tab w:val="right" w:leader="dot" w:pos="9402"/>
         </w:tabs>
         <w:rPr>
-          <w:ins w:id="140" w:author="Eckhard Ortwein" w:date="2026-09-24T16:47:00Z" w16du:dateUtc="2026-09-24T14:47:00Z"/>
+          <w:ins w:id="140" w:author="Eckhard Ortwein" w:date="2026-09-27T21:24:00Z" w16du:dateUtc="2026-09-27T19:24:00Z"/>
           <w:rFonts w:asciiTheme="minorHAnsi" w:hAnsiTheme="minorHAnsi" w:cstheme="minorBidi"/>
           <w:noProof/>
           <w:kern w:val="2"/>
           <w14:ligatures w14:val="standardContextual"/>
         </w:rPr>
       </w:pPr>
-      <w:ins w:id="141" w:author="Eckhard Ortwein" w:date="2026-09-24T16:47:00Z" w16du:dateUtc="2026-09-24T14:47:00Z">
+      <w:ins w:id="141" w:author="Eckhard Ortwein" w:date="2026-09-27T21:24:00Z" w16du:dateUtc="2026-09-27T19:24:00Z">
         <w:r>
           <w:rPr>
             <w:rFonts w:eastAsia="Times New Roman"/>
@@ -4775,7 +4775,7 @@
           <w:rPr>
             <w:noProof/>
           </w:rPr>
-          <w:instrText xml:space="preserve"> PAGEREF _Toc241160920 \h </w:instrText>
+          <w:instrText xml:space="preserve"> PAGEREF _Toc241436714 \h </w:instrText>
         </w:r>
         <w:r>
           <w:rPr>
@@ -4809,14 +4809,14 @@
           <w:tab w:val="right" w:leader="dot" w:pos="9402"/>
         </w:tabs>
         <w:rPr>
-          <w:ins w:id="142" w:author="Eckhard Ortwein" w:date="2026-09-24T16:47:00Z" w16du:dateUtc="2026-09-24T14:47:00Z"/>
+          <w:ins w:id="142" w:author="Eckhard Ortwein" w:date="2026-09-27T21:24:00Z" w16du:dateUtc="2026-09-27T19:24:00Z"/>
           <w:rFonts w:asciiTheme="minorHAnsi" w:hAnsiTheme="minorHAnsi" w:cstheme="minorBidi"/>
           <w:noProof/>
           <w:kern w:val="2"/>
           <w14:ligatures w14:val="standardContextual"/>
         </w:rPr>
       </w:pPr>
-      <w:ins w:id="143" w:author="Eckhard Ortwein" w:date="2026-09-24T16:47:00Z" w16du:dateUtc="2026-09-24T14:47:00Z">
+      <w:ins w:id="143" w:author="Eckhard Ortwein" w:date="2026-09-27T21:24:00Z" w16du:dateUtc="2026-09-27T19:24:00Z">
         <w:r>
           <w:rPr>
             <w:rFonts w:eastAsia="Times New Roman"/>
@@ -4840,7 +4840,7 @@
           <w:rPr>
             <w:noProof/>
           </w:rPr>
-          <w:instrText xml:space="preserve"> PAGEREF _Toc241160921 \h </w:instrText>
+          <w:instrText xml:space="preserve"> PAGEREF _Toc241436715 \h </w:instrText>
         </w:r>
         <w:r>
           <w:rPr>
@@ -4874,14 +4874,14 @@
           <w:tab w:val="right" w:leader="dot" w:pos="9402"/>
         </w:tabs>
         <w:rPr>
-          <w:ins w:id="144" w:author="Eckhard Ortwein" w:date="2026-09-24T16:47:00Z" w16du:dateUtc="2026-09-24T14:47:00Z"/>
+          <w:ins w:id="144" w:author="Eckhard Ortwein" w:date="2026-09-27T21:24:00Z" w16du:dateUtc="2026-09-27T19:24:00Z"/>
           <w:rFonts w:asciiTheme="minorHAnsi" w:hAnsiTheme="minorHAnsi" w:cstheme="minorBidi"/>
           <w:noProof/>
           <w:kern w:val="2"/>
           <w14:ligatures w14:val="standardContextual"/>
         </w:rPr>
       </w:pPr>
-      <w:ins w:id="145" w:author="Eckhard Ortwein" w:date="2026-09-24T16:47:00Z" w16du:dateUtc="2026-09-24T14:47:00Z">
+      <w:ins w:id="145" w:author="Eckhard Ortwein" w:date="2026-09-27T21:24:00Z" w16du:dateUtc="2026-09-27T19:24:00Z">
         <w:r>
           <w:rPr>
             <w:rFonts w:eastAsia="Times New Roman"/>
@@ -4905,7 +4905,7 @@
           <w:rPr>
             <w:noProof/>
           </w:rPr>
-          <w:instrText xml:space="preserve"> PAGEREF _Toc241160922 \h </w:instrText>
+          <w:instrText xml:space="preserve"> PAGEREF _Toc241436716 \h </w:instrText>
         </w:r>
         <w:r>
           <w:rPr>
@@ -4939,14 +4939,14 @@
           <w:tab w:val="right" w:leader="dot" w:pos="9402"/>
         </w:tabs>
         <w:rPr>
-          <w:ins w:id="146" w:author="Eckhard Ortwein" w:date="2026-09-24T16:47:00Z" w16du:dateUtc="2026-09-24T14:47:00Z"/>
+          <w:ins w:id="146" w:author="Eckhard Ortwein" w:date="2026-09-27T21:24:00Z" w16du:dateUtc="2026-09-27T19:24:00Z"/>
           <w:rFonts w:asciiTheme="minorHAnsi" w:hAnsiTheme="minorHAnsi" w:cstheme="minorBidi"/>
           <w:noProof/>
           <w:kern w:val="2"/>
           <w14:ligatures w14:val="standardContextual"/>
         </w:rPr>
       </w:pPr>
-      <w:ins w:id="147" w:author="Eckhard Ortwein" w:date="2026-09-24T16:47:00Z" w16du:dateUtc="2026-09-24T14:47:00Z">
+      <w:ins w:id="147" w:author="Eckhard Ortwein" w:date="2026-09-27T21:24:00Z" w16du:dateUtc="2026-09-27T19:24:00Z">
         <w:r>
           <w:rPr>
             <w:rFonts w:eastAsia="Times New Roman"/>
@@ -4970,7 +4970,7 @@
           <w:rPr>
             <w:noProof/>
           </w:rPr>
-          <w:instrText xml:space="preserve"> PAGEREF _Toc241160923 \h </w:instrText>
+          <w:instrText xml:space="preserve"> PAGEREF _Toc241436717 \h </w:instrText>
         </w:r>
         <w:r>
           <w:rPr>
@@ -5004,14 +5004,14 @@
           <w:tab w:val="right" w:leader="dot" w:pos="9402"/>
         </w:tabs>
         <w:rPr>
-          <w:ins w:id="148" w:author="Eckhard Ortwein" w:date="2026-09-24T16:47:00Z" w16du:dateUtc="2026-09-24T14:47:00Z"/>
+          <w:ins w:id="148" w:author="Eckhard Ortwein" w:date="2026-09-27T21:24:00Z" w16du:dateUtc="2026-09-27T19:24:00Z"/>
           <w:rFonts w:asciiTheme="minorHAnsi" w:hAnsiTheme="minorHAnsi" w:cstheme="minorBidi"/>
           <w:noProof/>
           <w:kern w:val="2"/>
           <w14:ligatures w14:val="standardContextual"/>
         </w:rPr>
       </w:pPr>
-      <w:ins w:id="149" w:author="Eckhard Ortwein" w:date="2026-09-24T16:47:00Z" w16du:dateUtc="2026-09-24T14:47:00Z">
+      <w:ins w:id="149" w:author="Eckhard Ortwein" w:date="2026-09-27T21:24:00Z" w16du:dateUtc="2026-09-27T19:24:00Z">
         <w:r>
           <w:rPr>
             <w:rFonts w:eastAsia="Times New Roman"/>
@@ -5035,7 +5035,7 @@
           <w:rPr>
             <w:noProof/>
           </w:rPr>
-          <w:instrText xml:space="preserve"> PAGEREF _Toc241160924 \h </w:instrText>
+          <w:instrText xml:space="preserve"> PAGEREF _Toc241436718 \h </w:instrText>
         </w:r>
         <w:r>
           <w:rPr>
@@ -5069,14 +5069,14 @@
           <w:tab w:val="right" w:leader="dot" w:pos="9402"/>
         </w:tabs>
         <w:rPr>
-          <w:ins w:id="150" w:author="Eckhard Ortwein" w:date="2026-09-24T16:47:00Z" w16du:dateUtc="2026-09-24T14:47:00Z"/>
+          <w:ins w:id="150" w:author="Eckhard Ortwein" w:date="2026-09-27T21:24:00Z" w16du:dateUtc="2026-09-27T19:24:00Z"/>
           <w:rFonts w:asciiTheme="minorHAnsi" w:hAnsiTheme="minorHAnsi" w:cstheme="minorBidi"/>
           <w:noProof/>
           <w:kern w:val="2"/>
           <w14:ligatures w14:val="standardContextual"/>
         </w:rPr>
       </w:pPr>
-      <w:ins w:id="151" w:author="Eckhard Ortwein" w:date="2026-09-24T16:47:00Z" w16du:dateUtc="2026-09-24T14:47:00Z">
+      <w:ins w:id="151" w:author="Eckhard Ortwein" w:date="2026-09-27T21:24:00Z" w16du:dateUtc="2026-09-27T19:24:00Z">
         <w:r>
           <w:rPr>
             <w:rFonts w:eastAsia="Times New Roman"/>
@@ -5100,7 +5100,7 @@
           <w:rPr>
             <w:noProof/>
           </w:rPr>
-          <w:instrText xml:space="preserve"> PAGEREF _Toc241160925 \h </w:instrText>
+          <w:instrText xml:space="preserve"> PAGEREF _Toc241436719 \h </w:instrText>
         </w:r>
         <w:r>
           <w:rPr>
@@ -5134,14 +5134,14 @@
           <w:tab w:val="right" w:leader="dot" w:pos="9402"/>
         </w:tabs>
         <w:rPr>
-          <w:ins w:id="152" w:author="Eckhard Ortwein" w:date="2026-09-24T16:47:00Z" w16du:dateUtc="2026-09-24T14:47:00Z"/>
+          <w:ins w:id="152" w:author="Eckhard Ortwein" w:date="2026-09-27T21:24:00Z" w16du:dateUtc="2026-09-27T19:24:00Z"/>
           <w:rFonts w:asciiTheme="minorHAnsi" w:hAnsiTheme="minorHAnsi" w:cstheme="minorBidi"/>
           <w:noProof/>
           <w:kern w:val="2"/>
           <w14:ligatures w14:val="standardContextual"/>
         </w:rPr>
       </w:pPr>
-      <w:ins w:id="153" w:author="Eckhard Ortwein" w:date="2026-09-24T16:47:00Z" w16du:dateUtc="2026-09-24T14:47:00Z">
+      <w:ins w:id="153" w:author="Eckhard Ortwein" w:date="2026-09-27T21:24:00Z" w16du:dateUtc="2026-09-27T19:24:00Z">
         <w:r>
           <w:rPr>
             <w:rFonts w:eastAsia="Times New Roman"/>
@@ -5165,7 +5165,7 @@
           <w:rPr>
             <w:noProof/>
           </w:rPr>
-          <w:instrText xml:space="preserve"> PAGEREF _Toc241160926 \h </w:instrText>
+          <w:instrText xml:space="preserve"> PAGEREF _Toc241436720 \h </w:instrText>
         </w:r>
         <w:r>
           <w:rPr>
@@ -5199,14 +5199,14 @@
           <w:tab w:val="right" w:leader="dot" w:pos="9402"/>
         </w:tabs>
         <w:rPr>
-          <w:ins w:id="154" w:author="Eckhard Ortwein" w:date="2026-09-24T16:47:00Z" w16du:dateUtc="2026-09-24T14:47:00Z"/>
+          <w:ins w:id="154" w:author="Eckhard Ortwein" w:date="2026-09-27T21:24:00Z" w16du:dateUtc="2026-09-27T19:24:00Z"/>
           <w:rFonts w:asciiTheme="minorHAnsi" w:hAnsiTheme="minorHAnsi" w:cstheme="minorBidi"/>
           <w:noProof/>
           <w:kern w:val="2"/>
           <w14:ligatures w14:val="standardContextual"/>
         </w:rPr>
       </w:pPr>
-      <w:ins w:id="155" w:author="Eckhard Ortwein" w:date="2026-09-24T16:47:00Z" w16du:dateUtc="2026-09-24T14:47:00Z">
+      <w:ins w:id="155" w:author="Eckhard Ortwein" w:date="2026-09-27T21:24:00Z" w16du:dateUtc="2026-09-27T19:24:00Z">
         <w:r>
           <w:rPr>
             <w:rFonts w:eastAsia="Times New Roman"/>
@@ -5230,7 +5230,7 @@
           <w:rPr>
             <w:noProof/>
           </w:rPr>
-          <w:instrText xml:space="preserve"> PAGEREF _Toc241160927 \h </w:instrText>
+          <w:instrText xml:space="preserve"> PAGEREF _Toc241436721 \h </w:instrText>
         </w:r>
         <w:r>
           <w:rPr>
@@ -5264,14 +5264,14 @@
           <w:tab w:val="right" w:leader="dot" w:pos="9402"/>
         </w:tabs>
         <w:rPr>
-          <w:ins w:id="156" w:author="Eckhard Ortwein" w:date="2026-09-24T16:47:00Z" w16du:dateUtc="2026-09-24T14:47:00Z"/>
+          <w:ins w:id="156" w:author="Eckhard Ortwein" w:date="2026-09-27T21:24:00Z" w16du:dateUtc="2026-09-27T19:24:00Z"/>
           <w:rFonts w:asciiTheme="minorHAnsi" w:hAnsiTheme="minorHAnsi" w:cstheme="minorBidi"/>
           <w:noProof/>
           <w:kern w:val="2"/>
           <w14:ligatures w14:val="standardContextual"/>
         </w:rPr>
       </w:pPr>
-      <w:ins w:id="157" w:author="Eckhard Ortwein" w:date="2026-09-24T16:47:00Z" w16du:dateUtc="2026-09-24T14:47:00Z">
+      <w:ins w:id="157" w:author="Eckhard Ortwein" w:date="2026-09-27T21:24:00Z" w16du:dateUtc="2026-09-27T19:24:00Z">
         <w:r>
           <w:rPr>
             <w:rFonts w:eastAsia="Times New Roman"/>
@@ -5295,7 +5295,7 @@
           <w:rPr>
             <w:noProof/>
           </w:rPr>
-          <w:instrText xml:space="preserve"> PAGEREF _Toc241160928 \h </w:instrText>
+          <w:instrText xml:space="preserve"> PAGEREF _Toc241436722 \h </w:instrText>
         </w:r>
         <w:r>
           <w:rPr>
@@ -5329,14 +5329,14 @@
           <w:tab w:val="right" w:leader="dot" w:pos="9402"/>
         </w:tabs>
         <w:rPr>
-          <w:ins w:id="158" w:author="Eckhard Ortwein" w:date="2026-09-24T16:47:00Z" w16du:dateUtc="2026-09-24T14:47:00Z"/>
+          <w:ins w:id="158" w:author="Eckhard Ortwein" w:date="2026-09-27T21:24:00Z" w16du:dateUtc="2026-09-27T19:24:00Z"/>
           <w:rFonts w:asciiTheme="minorHAnsi" w:hAnsiTheme="minorHAnsi" w:cstheme="minorBidi"/>
           <w:noProof/>
           <w:kern w:val="2"/>
           <w14:ligatures w14:val="standardContextual"/>
         </w:rPr>
       </w:pPr>
-      <w:ins w:id="159" w:author="Eckhard Ortwein" w:date="2026-09-24T16:47:00Z" w16du:dateUtc="2026-09-24T14:47:00Z">
+      <w:ins w:id="159" w:author="Eckhard Ortwein" w:date="2026-09-27T21:24:00Z" w16du:dateUtc="2026-09-27T19:24:00Z">
         <w:r>
           <w:rPr>
             <w:rFonts w:eastAsia="Times New Roman"/>
@@ -5360,7 +5360,7 @@
           <w:rPr>
             <w:noProof/>
           </w:rPr>
-          <w:instrText xml:space="preserve"> PAGEREF _Toc241160929 \h </w:instrText>
+          <w:instrText xml:space="preserve"> PAGEREF _Toc241436723 \h </w:instrText>
         </w:r>
         <w:r>
           <w:rPr>
@@ -5394,14 +5394,14 @@
           <w:tab w:val="right" w:leader="dot" w:pos="9402"/>
         </w:tabs>
         <w:rPr>
-          <w:ins w:id="160" w:author="Eckhard Ortwein" w:date="2026-09-24T16:47:00Z" w16du:dateUtc="2026-09-24T14:47:00Z"/>
+          <w:ins w:id="160" w:author="Eckhard Ortwein" w:date="2026-09-27T21:24:00Z" w16du:dateUtc="2026-09-27T19:24:00Z"/>
           <w:rFonts w:asciiTheme="minorHAnsi" w:hAnsiTheme="minorHAnsi" w:cstheme="minorBidi"/>
           <w:noProof/>
           <w:kern w:val="2"/>
           <w14:ligatures w14:val="standardContextual"/>
         </w:rPr>
       </w:pPr>
-      <w:ins w:id="161" w:author="Eckhard Ortwein" w:date="2026-09-24T16:47:00Z" w16du:dateUtc="2026-09-24T14:47:00Z">
+      <w:ins w:id="161" w:author="Eckhard Ortwein" w:date="2026-09-27T21:24:00Z" w16du:dateUtc="2026-09-27T19:24:00Z">
         <w:r>
           <w:rPr>
             <w:rFonts w:eastAsia="Times New Roman"/>
@@ -5425,7 +5425,7 @@
           <w:rPr>
             <w:noProof/>
           </w:rPr>
-          <w:instrText xml:space="preserve"> PAGEREF _Toc241160930 \h </w:instrText>
+          <w:instrText xml:space="preserve"> PAGEREF _Toc241436724 \h </w:instrText>
         </w:r>
         <w:r>
           <w:rPr>
@@ -5459,14 +5459,14 @@
           <w:tab w:val="right" w:leader="dot" w:pos="9402"/>
         </w:tabs>
         <w:rPr>
-          <w:ins w:id="162" w:author="Eckhard Ortwein" w:date="2026-09-24T16:47:00Z" w16du:dateUtc="2026-09-24T14:47:00Z"/>
+          <w:ins w:id="162" w:author="Eckhard Ortwein" w:date="2026-09-27T21:24:00Z" w16du:dateUtc="2026-09-27T19:24:00Z"/>
           <w:rFonts w:asciiTheme="minorHAnsi" w:hAnsiTheme="minorHAnsi" w:cstheme="minorBidi"/>
           <w:noProof/>
           <w:kern w:val="2"/>
           <w14:ligatures w14:val="standardContextual"/>
         </w:rPr>
       </w:pPr>
-      <w:ins w:id="163" w:author="Eckhard Ortwein" w:date="2026-09-24T16:47:00Z" w16du:dateUtc="2026-09-24T14:47:00Z">
+      <w:ins w:id="163" w:author="Eckhard Ortwein" w:date="2026-09-27T21:24:00Z" w16du:dateUtc="2026-09-27T19:24:00Z">
         <w:r>
           <w:rPr>
             <w:rFonts w:eastAsia="Times New Roman"/>
@@ -5490,7 +5490,7 @@
           <w:rPr>
             <w:noProof/>
           </w:rPr>
-          <w:instrText xml:space="preserve"> PAGEREF _Toc241160931 \h </w:instrText>
+          <w:instrText xml:space="preserve"> PAGEREF _Toc241436725 \h </w:instrText>
         </w:r>
         <w:r>
           <w:rPr>
@@ -5524,14 +5524,14 @@
           <w:tab w:val="right" w:leader="dot" w:pos="9402"/>
         </w:tabs>
         <w:rPr>
-          <w:ins w:id="164" w:author="Eckhard Ortwein" w:date="2026-09-24T16:47:00Z" w16du:dateUtc="2026-09-24T14:47:00Z"/>
+          <w:ins w:id="164" w:author="Eckhard Ortwein" w:date="2026-09-27T21:24:00Z" w16du:dateUtc="2026-09-27T19:24:00Z"/>
           <w:rFonts w:asciiTheme="minorHAnsi" w:hAnsiTheme="minorHAnsi" w:cstheme="minorBidi"/>
           <w:noProof/>
           <w:kern w:val="2"/>
           <w14:ligatures w14:val="standardContextual"/>
         </w:rPr>
       </w:pPr>
-      <w:ins w:id="165" w:author="Eckhard Ortwein" w:date="2026-09-24T16:47:00Z" w16du:dateUtc="2026-09-24T14:47:00Z">
+      <w:ins w:id="165" w:author="Eckhard Ortwein" w:date="2026-09-27T21:24:00Z" w16du:dateUtc="2026-09-27T19:24:00Z">
         <w:r>
           <w:rPr>
             <w:rFonts w:eastAsia="Times New Roman"/>
@@ -5555,7 +5555,7 @@
           <w:rPr>
             <w:noProof/>
           </w:rPr>
-          <w:instrText xml:space="preserve"> PAGEREF _Toc241160932 \h </w:instrText>
+          <w:instrText xml:space="preserve"> PAGEREF _Toc241436726 \h </w:instrText>
         </w:r>
         <w:r>
           <w:rPr>
@@ -5595,7 +5595,7 @@
           <w:szCs w:val="16"/>
         </w:rPr>
       </w:pPr>
-      <w:ins w:id="166" w:author="Eckhard Ortwein" w:date="2026-09-24T16:47:00Z" w16du:dateUtc="2026-09-24T14:47:00Z">
+      <w:ins w:id="166" w:author="Eckhard Ortwein" w:date="2026-09-27T21:24:00Z" w16du:dateUtc="2026-09-27T19:24:00Z">
         <w:r>
           <w:rPr>
             <w:b w:val="0"/>
@@ -5609,7 +5609,7 @@
           <w:fldChar w:fldCharType="end"/>
         </w:r>
       </w:ins>
-      <w:bookmarkStart w:id="167" w:name="_Toc241160897"/>
+      <w:bookmarkStart w:id="167" w:name="_Toc241436691"/>
       <w:bookmarkStart w:id="168" w:name="_Toc240374304"/>
     </w:p>
     <w:bookmarkEnd w:id="167"/>
@@ -5848,7 +5848,7 @@
         </w:rPr>
         <w:t xml:space="preserve">Draft </w:t>
       </w:r>
-      <w:del w:id="169" w:author="Eckhard Ortwein" w:date="2026-09-24T16:47:00Z" w16du:dateUtc="2026-09-24T14:47:00Z">
+      <w:del w:id="169" w:author="Eckhard Ortwein" w:date="2026-09-27T21:24:00Z" w16du:dateUtc="2026-09-27T19:24:00Z">
         <w:r>
           <w:rPr>
             <w:rFonts w:ascii="Calibri" w:hAnsi="Calibri" w:cs="Calibri"/>
@@ -5857,7 +5857,7 @@
           <w:delText>· 14</w:delText>
         </w:r>
       </w:del>
-      <w:ins w:id="170" w:author="Eckhard Ortwein" w:date="2026-09-24T16:47:00Z" w16du:dateUtc="2026-09-24T14:47:00Z">
+      <w:ins w:id="170" w:author="Eckhard Ortwein" w:date="2026-09-27T21:24:00Z" w16du:dateUtc="2026-09-27T19:24:00Z">
         <w:r>
           <w:rPr>
             <w:rFonts w:ascii="Calibri" w:hAnsi="Calibri" w:cs="Calibri"/>
@@ -5965,7 +5965,7 @@
           <w:rFonts w:eastAsia="Times New Roman"/>
         </w:rPr>
       </w:pPr>
-      <w:bookmarkStart w:id="171" w:name="_Toc241160898"/>
+      <w:bookmarkStart w:id="171" w:name="_Toc241436692"/>
       <w:bookmarkStart w:id="172" w:name="_Toc240374305"/>
       <w:r>
         <w:rPr>
@@ -6037,7 +6037,7 @@
         </w:rPr>
         <w:t xml:space="preserve"> — an undertaking affiliated with a party within the meaning of §§ 15 ff. AktG.</w:t>
       </w:r>
-      <w:del w:id="173" w:author="Eckhard Ortwein" w:date="2026-09-24T16:47:00Z" w16du:dateUtc="2026-09-24T14:47:00Z">
+      <w:del w:id="173" w:author="Eckhard Ortwein" w:date="2026-09-27T21:24:00Z" w16du:dateUtc="2026-09-27T19:24:00Z">
         <w:r>
           <w:rPr>
             <w:rFonts w:ascii="Calibri" w:eastAsia="Times New Roman" w:hAnsi="Calibri" w:cs="Calibri"/>
@@ -6256,7 +6256,7 @@
         </w:rPr>
         <w:t xml:space="preserve"> — a client of STP </w:t>
       </w:r>
-      <w:del w:id="174" w:author="Eckhard Ortwein" w:date="2026-09-24T16:47:00Z" w16du:dateUtc="2026-09-24T14:47:00Z">
+      <w:del w:id="174" w:author="Eckhard Ortwein" w:date="2026-09-27T21:24:00Z" w16du:dateUtc="2026-09-27T19:24:00Z">
         <w:r>
           <w:rPr>
             <w:rFonts w:ascii="Calibri" w:eastAsia="Times New Roman" w:hAnsi="Calibri" w:cs="Calibri"/>
@@ -6347,7 +6347,7 @@
           <w:rFonts w:eastAsia="Times New Roman"/>
         </w:rPr>
       </w:pPr>
-      <w:bookmarkStart w:id="175" w:name="_Toc241160899"/>
+      <w:bookmarkStart w:id="175" w:name="_Toc241436693"/>
       <w:bookmarkStart w:id="176" w:name="_Toc240374306"/>
       <w:commentRangeStart w:id="177"/>
       <w:commentRangeStart w:id="178"/>
@@ -6546,7 +6546,7 @@
           <w:rFonts w:eastAsia="Times New Roman"/>
         </w:rPr>
       </w:pPr>
-      <w:bookmarkStart w:id="179" w:name="_Toc241160900"/>
+      <w:bookmarkStart w:id="179" w:name="_Toc241436694"/>
       <w:bookmarkStart w:id="180" w:name="_Toc240374307"/>
       <w:r>
         <w:rPr>
@@ -6973,7 +6973,7 @@
         </w:rPr>
         <w:t>, in each case using the service to discharge their own obligations in respect of their own customers, counterparties and suppliers. The rights do not extend to resale to data vendors, data brokers, or providers of competing registry-aggregation services, nor to an End Client providing the service or the Documents onward as a service to its own customers (clause 3.5</w:t>
       </w:r>
-      <w:del w:id="187" w:author="Eckhard Ortwein" w:date="2026-09-24T16:47:00Z" w16du:dateUtc="2026-09-24T14:47:00Z">
+      <w:del w:id="187" w:author="Eckhard Ortwein" w:date="2026-09-27T21:24:00Z" w16du:dateUtc="2026-09-27T19:24:00Z">
         <w:r>
           <w:rPr>
             <w:rFonts w:ascii="Calibri" w:eastAsia="Times New Roman" w:hAnsi="Calibri" w:cs="Calibri"/>
@@ -7067,7 +7067,7 @@
         </w:rPr>
         <w:t xml:space="preserve">right to use the Documents delivered for that End Client for its own </w:t>
       </w:r>
-      <w:ins w:id="190" w:author="Eckhard Ortwein" w:date="2026-09-24T16:47:00Z" w16du:dateUtc="2026-09-24T14:47:00Z">
+      <w:ins w:id="190" w:author="Eckhard Ortwein" w:date="2026-09-27T21:24:00Z" w16du:dateUtc="2026-09-27T19:24:00Z">
         <w:r>
           <w:rPr>
             <w:rFonts w:ascii="Calibri" w:eastAsia="Times New Roman" w:hAnsi="Calibri" w:cs="Calibri"/>
@@ -7087,7 +7087,7 @@
         </w:rPr>
         <w:t>KYC/AML, onboarding, advisory and record-</w:t>
       </w:r>
-      <w:del w:id="191" w:author="Eckhard Ortwein" w:date="2026-09-24T16:47:00Z" w16du:dateUtc="2026-09-24T14:47:00Z">
+      <w:del w:id="191" w:author="Eckhard Ortwein" w:date="2026-09-27T21:24:00Z" w16du:dateUtc="2026-09-27T19:24:00Z">
         <w:r>
           <w:rPr>
             <w:rFonts w:ascii="Calibri" w:eastAsia="Times New Roman" w:hAnsi="Calibri" w:cs="Calibri"/>
@@ -7099,7 +7099,7 @@
           <w:delText>retention</w:delText>
         </w:r>
       </w:del>
-      <w:ins w:id="192" w:author="Eckhard Ortwein" w:date="2026-09-24T16:47:00Z" w16du:dateUtc="2026-09-24T14:47:00Z">
+      <w:ins w:id="192" w:author="Eckhard Ortwein" w:date="2026-09-27T21:24:00Z" w16du:dateUtc="2026-09-27T19:24:00Z">
         <w:r>
           <w:rPr>
             <w:rFonts w:ascii="Calibri" w:eastAsia="Times New Roman" w:hAnsi="Calibri" w:cs="Calibri"/>
@@ -7119,7 +7119,7 @@
         </w:rPr>
         <w:t xml:space="preserve"> purposes. </w:t>
       </w:r>
-      <w:del w:id="193" w:author="Eckhard Ortwein" w:date="2026-09-24T16:47:00Z" w16du:dateUtc="2026-09-24T14:47:00Z">
+      <w:del w:id="193" w:author="Eckhard Ortwein" w:date="2026-09-27T21:24:00Z" w16du:dateUtc="2026-09-27T19:24:00Z">
         <w:r>
           <w:rPr>
             <w:rStyle w:val="Fett"/>
@@ -7132,7 +7132,7 @@
           <w:delText>Each</w:delText>
         </w:r>
       </w:del>
-      <w:ins w:id="194" w:author="Eckhard Ortwein" w:date="2026-09-24T16:47:00Z" w16du:dateUtc="2026-09-24T14:47:00Z">
+      <w:ins w:id="194" w:author="Eckhard Ortwein" w:date="2026-09-27T21:24:00Z" w16du:dateUtc="2026-09-27T19:24:00Z">
         <w:r>
           <w:rPr>
             <w:rStyle w:val="Fett"/>
@@ -7154,7 +7154,7 @@
         </w:rPr>
         <w:t xml:space="preserve"> End Client may </w:t>
       </w:r>
-      <w:del w:id="195" w:author="Eckhard Ortwein" w:date="2026-09-24T16:47:00Z" w16du:dateUtc="2026-09-24T14:47:00Z">
+      <w:del w:id="195" w:author="Eckhard Ortwein" w:date="2026-09-27T21:24:00Z" w16du:dateUtc="2026-09-27T19:24:00Z">
         <w:r>
           <w:rPr>
             <w:rStyle w:val="Fett"/>
@@ -7167,7 +7167,7 @@
           <w:delText>retain</w:delText>
         </w:r>
       </w:del>
-      <w:ins w:id="196" w:author="Eckhard Ortwein" w:date="2026-09-24T16:47:00Z" w16du:dateUtc="2026-09-24T14:47:00Z">
+      <w:ins w:id="196" w:author="Eckhard Ortwein" w:date="2026-09-27T21:24:00Z" w16du:dateUtc="2026-09-27T19:24:00Z">
         <w:r>
           <w:rPr>
             <w:rStyle w:val="Fett"/>
@@ -7189,7 +7189,7 @@
         </w:rPr>
         <w:t xml:space="preserve"> those Documents </w:t>
       </w:r>
-      <w:del w:id="197" w:author="Eckhard Ortwein" w:date="2026-09-24T16:47:00Z" w16du:dateUtc="2026-09-24T14:47:00Z">
+      <w:del w:id="197" w:author="Eckhard Ortwein" w:date="2026-09-27T21:24:00Z" w16du:dateUtc="2026-09-27T19:24:00Z">
         <w:r>
           <w:rPr>
             <w:rStyle w:val="Fett"/>
@@ -7202,7 +7202,7 @@
           <w:delText>for as long as its statutory retention obligation requires</w:delText>
         </w:r>
       </w:del>
-      <w:ins w:id="198" w:author="Eckhard Ortwein" w:date="2026-09-24T16:47:00Z" w16du:dateUtc="2026-09-24T14:47:00Z">
+      <w:ins w:id="198" w:author="Eckhard Ortwein" w:date="2026-09-27T21:24:00Z" w16du:dateUtc="2026-09-27T19:24:00Z">
         <w:r>
           <w:rPr>
             <w:rStyle w:val="Fett"/>
@@ -7223,7 +7223,7 @@
         </w:rPr>
         <w:t>, including after this Agreement ends</w:t>
       </w:r>
-      <w:del w:id="199" w:author="Eckhard Ortwein" w:date="2026-09-24T16:47:00Z" w16du:dateUtc="2026-09-24T14:47:00Z">
+      <w:del w:id="199" w:author="Eckhard Ortwein" w:date="2026-09-27T21:24:00Z" w16du:dateUtc="2026-09-27T19:24:00Z">
         <w:r>
           <w:rPr>
             <w:rFonts w:ascii="Calibri" w:eastAsia="Times New Roman" w:hAnsi="Calibri" w:cs="Calibri"/>
@@ -7259,7 +7259,7 @@
         </w:rPr>
         <w:commentReference w:id="189"/>
       </w:r>
-      <w:del w:id="200" w:author="Eckhard Ortwein" w:date="2026-09-24T16:47:00Z" w16du:dateUtc="2026-09-24T14:47:00Z">
+      <w:del w:id="200" w:author="Eckhard Ortwein" w:date="2026-09-27T21:24:00Z" w16du:dateUtc="2026-09-27T19:24:00Z">
         <w:r>
           <w:rPr>
             <w:rFonts w:ascii="Calibri" w:eastAsia="Times New Roman" w:hAnsi="Calibri" w:cs="Calibri"/>
@@ -7271,7 +7271,7 @@
           <w:delText>(Annex 5). Beyond that,</w:delText>
         </w:r>
       </w:del>
-      <w:ins w:id="201" w:author="Eckhard Ortwein" w:date="2026-09-24T16:47:00Z" w16du:dateUtc="2026-09-24T14:47:00Z">
+      <w:ins w:id="201" w:author="Eckhard Ortwein" w:date="2026-09-27T21:24:00Z" w16du:dateUtc="2026-09-27T19:24:00Z">
         <w:r>
           <w:rPr>
             <w:rFonts w:ascii="Calibri" w:eastAsia="Times New Roman" w:hAnsi="Calibri" w:cs="Calibri"/>
@@ -7291,7 +7291,7 @@
         </w:rPr>
         <w:t xml:space="preserve"> the </w:t>
       </w:r>
-      <w:del w:id="202" w:author="Eckhard Ortwein" w:date="2026-09-24T16:47:00Z" w16du:dateUtc="2026-09-24T14:47:00Z">
+      <w:del w:id="202" w:author="Eckhard Ortwein" w:date="2026-09-27T21:24:00Z" w16du:dateUtc="2026-09-27T19:24:00Z">
         <w:r>
           <w:rPr>
             <w:rFonts w:ascii="Calibri" w:eastAsia="Times New Roman" w:hAnsi="Calibri" w:cs="Calibri"/>
@@ -7303,7 +7303,7 @@
           <w:delText xml:space="preserve">rights follow what Founders1 holds in </w:delText>
         </w:r>
       </w:del>
-      <w:ins w:id="203" w:author="Eckhard Ortwein" w:date="2026-09-24T16:47:00Z" w16du:dateUtc="2026-09-24T14:47:00Z">
+      <w:ins w:id="203" w:author="Eckhard Ortwein" w:date="2026-09-27T21:24:00Z" w16du:dateUtc="2026-09-27T19:24:00Z">
         <w:r>
           <w:rPr>
             <w:rFonts w:ascii="Calibri" w:eastAsia="Times New Roman" w:hAnsi="Calibri" w:cs="Calibri"/>
@@ -7323,7 +7323,7 @@
         </w:rPr>
         <w:t xml:space="preserve">the </w:t>
       </w:r>
-      <w:del w:id="204" w:author="Eckhard Ortwein" w:date="2026-09-24T16:47:00Z" w16du:dateUtc="2026-09-24T14:47:00Z">
+      <w:del w:id="204" w:author="Eckhard Ortwein" w:date="2026-09-27T21:24:00Z" w16du:dateUtc="2026-09-27T19:24:00Z">
         <w:r>
           <w:rPr>
             <w:rFonts w:ascii="Calibri" w:eastAsia="Times New Roman" w:hAnsi="Calibri" w:cs="Calibri"/>
@@ -7335,7 +7335,7 @@
           <w:delText>underlying</w:delText>
         </w:r>
       </w:del>
-      <w:ins w:id="205" w:author="Eckhard Ortwein" w:date="2026-09-24T16:47:00Z" w16du:dateUtc="2026-09-24T14:47:00Z">
+      <w:ins w:id="205" w:author="Eckhard Ortwein" w:date="2026-09-27T21:24:00Z" w16du:dateUtc="2026-09-27T19:24:00Z">
         <w:r>
           <w:rPr>
             <w:rFonts w:ascii="Calibri" w:eastAsia="Times New Roman" w:hAnsi="Calibri" w:cs="Calibri"/>
@@ -7355,7 +7355,7 @@
         </w:rPr>
         <w:t xml:space="preserve"> content</w:t>
       </w:r>
-      <w:del w:id="206" w:author="Eckhard Ortwein" w:date="2026-09-24T16:47:00Z" w16du:dateUtc="2026-09-24T14:47:00Z">
+      <w:del w:id="206" w:author="Eckhard Ortwein" w:date="2026-09-27T21:24:00Z" w16du:dateUtc="2026-09-27T19:24:00Z">
         <w:r>
           <w:rPr>
             <w:rFonts w:ascii="Calibri" w:eastAsia="Times New Roman" w:hAnsi="Calibri" w:cs="Calibri"/>
@@ -7367,7 +7367,7 @@
           <w:delText>;</w:delText>
         </w:r>
       </w:del>
-      <w:ins w:id="207" w:author="Eckhard Ortwein" w:date="2026-09-24T16:47:00Z" w16du:dateUtc="2026-09-24T14:47:00Z">
+      <w:ins w:id="207" w:author="Eckhard Ortwein" w:date="2026-09-27T21:24:00Z" w16du:dateUtc="2026-09-27T19:24:00Z">
         <w:r>
           <w:rPr>
             <w:rFonts w:ascii="Calibri" w:eastAsia="Times New Roman" w:hAnsi="Calibri" w:cs="Calibri"/>
@@ -7387,7 +7387,7 @@
         </w:rPr>
         <w:t xml:space="preserve"> Founders1 states </w:t>
       </w:r>
-      <w:ins w:id="208" w:author="Eckhard Ortwein" w:date="2026-09-24T16:47:00Z" w16du:dateUtc="2026-09-24T14:47:00Z">
+      <w:ins w:id="208" w:author="Eckhard Ortwein" w:date="2026-09-27T21:24:00Z" w16du:dateUtc="2026-09-27T19:24:00Z">
         <w:r>
           <w:rPr>
             <w:rFonts w:ascii="Calibri" w:eastAsia="Times New Roman" w:hAnsi="Calibri" w:cs="Calibri"/>
@@ -7407,7 +7407,7 @@
         </w:rPr>
         <w:t>the</w:t>
       </w:r>
-      <w:del w:id="209" w:author="Eckhard Ortwein" w:date="2026-09-24T16:47:00Z" w16du:dateUtc="2026-09-24T14:47:00Z">
+      <w:del w:id="209" w:author="Eckhard Ortwein" w:date="2026-09-27T21:24:00Z" w16du:dateUtc="2026-09-27T19:24:00Z">
         <w:r>
           <w:rPr>
             <w:rFonts w:ascii="Calibri" w:eastAsia="Times New Roman" w:hAnsi="Calibri" w:cs="Calibri"/>
@@ -7495,7 +7495,7 @@
       <w:pPr>
         <w:pStyle w:val="berschrift2"/>
         <w:rPr>
-          <w:del w:id="210" w:author="Eckhard Ortwein" w:date="2026-09-24T16:47:00Z" w16du:dateUtc="2026-09-24T14:47:00Z"/>
+          <w:del w:id="210" w:author="Eckhard Ortwein" w:date="2026-09-27T21:24:00Z" w16du:dateUtc="2026-09-27T19:24:00Z"/>
           <w:rFonts w:eastAsia="Times New Roman"/>
           <w:lang w:val="en-US"/>
         </w:rPr>
@@ -7503,7 +7503,7 @@
       <w:bookmarkStart w:id="211" w:name="_Toc240374308"/>
       <w:commentRangeStart w:id="212"/>
       <w:commentRangeStart w:id="213"/>
-      <w:del w:id="214" w:author="Eckhard Ortwein" w:date="2026-09-24T16:47:00Z" w16du:dateUtc="2026-09-24T14:47:00Z">
+      <w:del w:id="214" w:author="Eckhard Ortwein" w:date="2026-09-27T21:24:00Z" w16du:dateUtc="2026-09-27T19:24:00Z">
         <w:r>
           <w:rPr>
             <w:rFonts w:eastAsia="Times New Roman"/>
@@ -7540,7 +7540,7 @@
       <w:pPr>
         <w:pStyle w:val="cl"/>
         <w:rPr>
-          <w:del w:id="215" w:author="Eckhard Ortwein" w:date="2026-09-24T16:47:00Z" w16du:dateUtc="2026-09-24T14:47:00Z"/>
+          <w:del w:id="215" w:author="Eckhard Ortwein" w:date="2026-09-27T21:24:00Z" w16du:dateUtc="2026-09-27T19:24:00Z"/>
           <w:rFonts w:ascii="Calibri" w:hAnsi="Calibri" w:cs="Calibri"/>
           <w:color w:val="222233"/>
           <w:sz w:val="21"/>
@@ -7548,7 +7548,7 @@
           <w:lang w:val="en-US"/>
         </w:rPr>
       </w:pPr>
-      <w:del w:id="216" w:author="Eckhard Ortwein" w:date="2026-09-24T16:47:00Z" w16du:dateUtc="2026-09-24T14:47:00Z">
+      <w:del w:id="216" w:author="Eckhard Ortwein" w:date="2026-09-27T21:24:00Z" w16du:dateUtc="2026-09-27T19:24:00Z">
         <w:r>
           <w:rPr>
             <w:rFonts w:ascii="Calibri" w:hAnsi="Calibri" w:cs="Calibri"/>
@@ -7578,7 +7578,7 @@
       <w:pPr>
         <w:pStyle w:val="StandardWeb"/>
         <w:rPr>
-          <w:del w:id="217" w:author="Eckhard Ortwein" w:date="2026-09-24T16:47:00Z" w16du:dateUtc="2026-09-24T14:47:00Z"/>
+          <w:del w:id="217" w:author="Eckhard Ortwein" w:date="2026-09-27T21:24:00Z" w16du:dateUtc="2026-09-27T19:24:00Z"/>
           <w:rFonts w:ascii="Calibri" w:hAnsi="Calibri" w:cs="Calibri"/>
           <w:color w:val="222233"/>
           <w:sz w:val="21"/>
@@ -7586,7 +7586,7 @@
           <w:lang w:val="en-US"/>
         </w:rPr>
       </w:pPr>
-      <w:del w:id="218" w:author="Eckhard Ortwein" w:date="2026-09-24T16:47:00Z" w16du:dateUtc="2026-09-24T14:47:00Z">
+      <w:del w:id="218" w:author="Eckhard Ortwein" w:date="2026-09-27T21:24:00Z" w16du:dateUtc="2026-09-27T19:24:00Z">
         <w:r>
           <w:rPr>
             <w:rFonts w:ascii="Calibri" w:hAnsi="Calibri" w:cs="Calibri"/>
@@ -7624,7 +7624,7 @@
       <w:pPr>
         <w:pStyle w:val="cl"/>
         <w:rPr>
-          <w:del w:id="219" w:author="Eckhard Ortwein" w:date="2026-09-24T16:47:00Z" w16du:dateUtc="2026-09-24T14:47:00Z"/>
+          <w:del w:id="219" w:author="Eckhard Ortwein" w:date="2026-09-27T21:24:00Z" w16du:dateUtc="2026-09-27T19:24:00Z"/>
           <w:rFonts w:ascii="Calibri" w:hAnsi="Calibri" w:cs="Calibri"/>
           <w:color w:val="222233"/>
           <w:sz w:val="21"/>
@@ -7632,7 +7632,7 @@
           <w:lang w:val="en-US"/>
         </w:rPr>
       </w:pPr>
-      <w:del w:id="220" w:author="Eckhard Ortwein" w:date="2026-09-24T16:47:00Z" w16du:dateUtc="2026-09-24T14:47:00Z">
+      <w:del w:id="220" w:author="Eckhard Ortwein" w:date="2026-09-27T21:24:00Z" w16du:dateUtc="2026-09-27T19:24:00Z">
         <w:r>
           <w:rPr>
             <w:rFonts w:ascii="Calibri" w:hAnsi="Calibri" w:cs="Calibri"/>
@@ -7662,7 +7662,7 @@
       <w:pPr>
         <w:pStyle w:val="StandardWeb"/>
         <w:rPr>
-          <w:del w:id="221" w:author="Eckhard Ortwein" w:date="2026-09-24T16:47:00Z" w16du:dateUtc="2026-09-24T14:47:00Z"/>
+          <w:del w:id="221" w:author="Eckhard Ortwein" w:date="2026-09-27T21:24:00Z" w16du:dateUtc="2026-09-27T19:24:00Z"/>
           <w:rFonts w:ascii="Calibri" w:hAnsi="Calibri" w:cs="Calibri"/>
           <w:color w:val="222233"/>
           <w:sz w:val="21"/>
@@ -7670,7 +7670,7 @@
           <w:lang w:val="en-US"/>
         </w:rPr>
       </w:pPr>
-      <w:del w:id="222" w:author="Eckhard Ortwein" w:date="2026-09-24T16:47:00Z" w16du:dateUtc="2026-09-24T14:47:00Z">
+      <w:del w:id="222" w:author="Eckhard Ortwein" w:date="2026-09-27T21:24:00Z" w16du:dateUtc="2026-09-27T19:24:00Z">
         <w:r>
           <w:rPr>
             <w:rFonts w:ascii="Calibri" w:hAnsi="Calibri" w:cs="Calibri"/>
@@ -7708,7 +7708,7 @@
       <w:pPr>
         <w:pStyle w:val="cl"/>
         <w:rPr>
-          <w:del w:id="223" w:author="Eckhard Ortwein" w:date="2026-09-24T16:47:00Z" w16du:dateUtc="2026-09-24T14:47:00Z"/>
+          <w:del w:id="223" w:author="Eckhard Ortwein" w:date="2026-09-27T21:24:00Z" w16du:dateUtc="2026-09-27T19:24:00Z"/>
           <w:rFonts w:ascii="Calibri" w:hAnsi="Calibri" w:cs="Calibri"/>
           <w:color w:val="222233"/>
           <w:sz w:val="21"/>
@@ -7716,7 +7716,7 @@
           <w:lang w:val="en-US"/>
         </w:rPr>
       </w:pPr>
-      <w:del w:id="224" w:author="Eckhard Ortwein" w:date="2026-09-24T16:47:00Z" w16du:dateUtc="2026-09-24T14:47:00Z">
+      <w:del w:id="224" w:author="Eckhard Ortwein" w:date="2026-09-27T21:24:00Z" w16du:dateUtc="2026-09-27T19:24:00Z">
         <w:r>
           <w:rPr>
             <w:rFonts w:ascii="Calibri" w:hAnsi="Calibri" w:cs="Calibri"/>
@@ -7746,7 +7746,7 @@
       <w:pPr>
         <w:pStyle w:val="StandardWeb"/>
         <w:rPr>
-          <w:del w:id="225" w:author="Eckhard Ortwein" w:date="2026-09-24T16:47:00Z" w16du:dateUtc="2026-09-24T14:47:00Z"/>
+          <w:del w:id="225" w:author="Eckhard Ortwein" w:date="2026-09-27T21:24:00Z" w16du:dateUtc="2026-09-27T19:24:00Z"/>
           <w:rFonts w:ascii="Calibri" w:hAnsi="Calibri" w:cs="Calibri"/>
           <w:color w:val="222233"/>
           <w:sz w:val="21"/>
@@ -7754,7 +7754,7 @@
           <w:lang w:val="en-US"/>
         </w:rPr>
       </w:pPr>
-      <w:del w:id="226" w:author="Eckhard Ortwein" w:date="2026-09-24T16:47:00Z" w16du:dateUtc="2026-09-24T14:47:00Z">
+      <w:del w:id="226" w:author="Eckhard Ortwein" w:date="2026-09-27T21:24:00Z" w16du:dateUtc="2026-09-27T19:24:00Z">
         <w:r>
           <w:rPr>
             <w:rFonts w:ascii="Calibri" w:hAnsi="Calibri" w:cs="Calibri"/>
@@ -7771,7 +7771,7 @@
       <w:pPr>
         <w:pStyle w:val="cl"/>
         <w:rPr>
-          <w:del w:id="227" w:author="Eckhard Ortwein" w:date="2026-09-24T16:47:00Z" w16du:dateUtc="2026-09-24T14:47:00Z"/>
+          <w:del w:id="227" w:author="Eckhard Ortwein" w:date="2026-09-27T21:24:00Z" w16du:dateUtc="2026-09-27T19:24:00Z"/>
           <w:rFonts w:ascii="Calibri" w:hAnsi="Calibri" w:cs="Calibri"/>
           <w:color w:val="222233"/>
           <w:sz w:val="21"/>
@@ -7779,7 +7779,7 @@
           <w:lang w:val="en-US"/>
         </w:rPr>
       </w:pPr>
-      <w:del w:id="228" w:author="Eckhard Ortwein" w:date="2026-09-24T16:47:00Z" w16du:dateUtc="2026-09-24T14:47:00Z">
+      <w:del w:id="228" w:author="Eckhard Ortwein" w:date="2026-09-27T21:24:00Z" w16du:dateUtc="2026-09-27T19:24:00Z">
         <w:r>
           <w:rPr>
             <w:rFonts w:ascii="Calibri" w:hAnsi="Calibri" w:cs="Calibri"/>
@@ -7809,7 +7809,7 @@
       <w:pPr>
         <w:pStyle w:val="StandardWeb"/>
         <w:rPr>
-          <w:del w:id="229" w:author="Eckhard Ortwein" w:date="2026-09-24T16:47:00Z" w16du:dateUtc="2026-09-24T14:47:00Z"/>
+          <w:del w:id="229" w:author="Eckhard Ortwein" w:date="2026-09-27T21:24:00Z" w16du:dateUtc="2026-09-27T19:24:00Z"/>
           <w:rFonts w:ascii="Calibri" w:hAnsi="Calibri" w:cs="Calibri"/>
           <w:color w:val="222233"/>
           <w:sz w:val="21"/>
@@ -7817,7 +7817,7 @@
           <w:lang w:val="en-US"/>
         </w:rPr>
       </w:pPr>
-      <w:del w:id="230" w:author="Eckhard Ortwein" w:date="2026-09-24T16:47:00Z" w16du:dateUtc="2026-09-24T14:47:00Z">
+      <w:del w:id="230" w:author="Eckhard Ortwein" w:date="2026-09-27T21:24:00Z" w16du:dateUtc="2026-09-27T19:24:00Z">
         <w:r>
           <w:rPr>
             <w:rFonts w:ascii="Calibri" w:hAnsi="Calibri" w:cs="Calibri"/>
@@ -7834,14 +7834,14 @@
       <w:pPr>
         <w:pStyle w:val="cl"/>
         <w:rPr>
-          <w:ins w:id="231" w:author="Eckhard Ortwein" w:date="2026-09-24T16:47:00Z" w16du:dateUtc="2026-09-24T14:47:00Z"/>
-          <w:rFonts w:ascii="Calibri" w:hAnsi="Calibri" w:cs="Calibri"/>
-          <w:color w:val="222233"/>
-          <w:sz w:val="21"/>
-          <w:szCs w:val="21"/>
-        </w:rPr>
-      </w:pPr>
-      <w:ins w:id="232" w:author="Eckhard Ortwein" w:date="2026-09-24T16:47:00Z" w16du:dateUtc="2026-09-24T14:47:00Z">
+          <w:ins w:id="231" w:author="Eckhard Ortwein" w:date="2026-09-27T21:24:00Z" w16du:dateUtc="2026-09-27T19:24:00Z"/>
+          <w:rFonts w:ascii="Calibri" w:hAnsi="Calibri" w:cs="Calibri"/>
+          <w:color w:val="222233"/>
+          <w:sz w:val="21"/>
+          <w:szCs w:val="21"/>
+        </w:rPr>
+      </w:pPr>
+      <w:ins w:id="232" w:author="Eckhard Ortwein" w:date="2026-09-27T21:24:00Z" w16du:dateUtc="2026-09-27T19:24:00Z">
         <w:r>
           <w:rPr>
             <w:rFonts w:ascii="Calibri" w:hAnsi="Calibri" w:cs="Calibri"/>
@@ -7869,14 +7869,14 @@
     <w:p>
       <w:pPr>
         <w:rPr>
-          <w:ins w:id="233" w:author="Eckhard Ortwein" w:date="2026-09-24T16:47:00Z" w16du:dateUtc="2026-09-24T14:47:00Z"/>
-          <w:rFonts w:ascii="Calibri" w:eastAsia="Times New Roman" w:hAnsi="Calibri" w:cs="Calibri"/>
-          <w:color w:val="222233"/>
-          <w:sz w:val="21"/>
-          <w:szCs w:val="21"/>
-        </w:rPr>
-      </w:pPr>
-      <w:ins w:id="234" w:author="Eckhard Ortwein" w:date="2026-09-24T16:47:00Z" w16du:dateUtc="2026-09-24T14:47:00Z">
+          <w:ins w:id="233" w:author="Eckhard Ortwein" w:date="2026-09-27T21:24:00Z" w16du:dateUtc="2026-09-27T19:24:00Z"/>
+          <w:rFonts w:ascii="Calibri" w:eastAsia="Times New Roman" w:hAnsi="Calibri" w:cs="Calibri"/>
+          <w:color w:val="222233"/>
+          <w:sz w:val="21"/>
+          <w:szCs w:val="21"/>
+        </w:rPr>
+      </w:pPr>
+      <w:ins w:id="234" w:author="Eckhard Ortwein" w:date="2026-09-27T21:24:00Z" w16du:dateUtc="2026-09-27T19:24:00Z">
         <w:r>
           <w:rPr>
             <w:rStyle w:val="Fett"/>
@@ -7902,12 +7902,12 @@
       <w:pPr>
         <w:pStyle w:val="berschrift2"/>
         <w:rPr>
-          <w:ins w:id="235" w:author="Eckhard Ortwein" w:date="2026-09-24T16:47:00Z" w16du:dateUtc="2026-09-24T14:47:00Z"/>
+          <w:ins w:id="235" w:author="Eckhard Ortwein" w:date="2026-09-27T21:24:00Z" w16du:dateUtc="2026-09-27T19:24:00Z"/>
           <w:rFonts w:eastAsia="Times New Roman"/>
         </w:rPr>
       </w:pPr>
-      <w:bookmarkStart w:id="236" w:name="_Toc241160901"/>
-      <w:ins w:id="237" w:author="Eckhard Ortwein" w:date="2026-09-24T16:47:00Z" w16du:dateUtc="2026-09-24T14:47:00Z">
+      <w:bookmarkStart w:id="236" w:name="_Toc241436695"/>
+      <w:ins w:id="237" w:author="Eckhard Ortwein" w:date="2026-09-27T21:24:00Z" w16du:dateUtc="2026-09-27T19:24:00Z">
         <w:r>
           <w:rPr>
             <w:rFonts w:eastAsia="Times New Roman"/>
@@ -7921,14 +7921,14 @@
       <w:pPr>
         <w:pStyle w:val="StandardWeb"/>
         <w:rPr>
-          <w:ins w:id="238" w:author="Eckhard Ortwein" w:date="2026-09-24T16:47:00Z" w16du:dateUtc="2026-09-24T14:47:00Z"/>
-          <w:rFonts w:ascii="Calibri" w:hAnsi="Calibri" w:cs="Calibri"/>
-          <w:color w:val="222233"/>
-          <w:sz w:val="21"/>
-          <w:szCs w:val="21"/>
-        </w:rPr>
-      </w:pPr>
-      <w:ins w:id="239" w:author="Eckhard Ortwein" w:date="2026-09-24T16:47:00Z" w16du:dateUtc="2026-09-24T14:47:00Z">
+          <w:ins w:id="238" w:author="Eckhard Ortwein" w:date="2026-09-27T21:24:00Z" w16du:dateUtc="2026-09-27T19:24:00Z"/>
+          <w:rFonts w:ascii="Calibri" w:hAnsi="Calibri" w:cs="Calibri"/>
+          <w:color w:val="222233"/>
+          <w:sz w:val="21"/>
+          <w:szCs w:val="21"/>
+        </w:rPr>
+      </w:pPr>
+      <w:ins w:id="239" w:author="Eckhard Ortwein" w:date="2026-09-27T21:24:00Z" w16du:dateUtc="2026-09-27T19:24:00Z">
         <w:r>
           <w:rPr>
             <w:rFonts w:ascii="Calibri" w:hAnsi="Calibri" w:cs="Calibri"/>
@@ -7947,7 +7947,7 @@
           <w:rFonts w:eastAsia="Times New Roman"/>
         </w:rPr>
       </w:pPr>
-      <w:bookmarkStart w:id="240" w:name="_Toc241160902"/>
+      <w:bookmarkStart w:id="240" w:name="_Toc241436696"/>
       <w:bookmarkStart w:id="241" w:name="_Toc240374309"/>
       <w:r>
         <w:rPr>
@@ -8034,7 +8034,7 @@
         </w:rPr>
         <w:commentReference w:id="243"/>
       </w:r>
-      <w:ins w:id="244" w:author="Eckhard Ortwein" w:date="2026-09-24T16:47:00Z" w16du:dateUtc="2026-09-24T14:47:00Z">
+      <w:ins w:id="244" w:author="Eckhard Ortwein" w:date="2026-09-27T21:24:00Z" w16du:dateUtc="2026-09-27T19:24:00Z">
         <w:r>
           <w:rPr>
             <w:rFonts w:ascii="Calibri" w:hAnsi="Calibri" w:cs="Calibri"/>
@@ -8150,7 +8150,7 @@
         </w:rPr>
         <w:t>. This obligation binds STP</w:t>
       </w:r>
-      <w:del w:id="247" w:author="Eckhard Ortwein" w:date="2026-09-24T16:47:00Z" w16du:dateUtc="2026-09-24T14:47:00Z">
+      <w:del w:id="247" w:author="Eckhard Ortwein" w:date="2026-09-27T21:24:00Z" w16du:dateUtc="2026-09-27T19:24:00Z">
         <w:r>
           <w:rPr>
             <w:rFonts w:ascii="Calibri" w:hAnsi="Calibri" w:cs="Calibri"/>
@@ -8262,7 +8262,7 @@
         </w:rPr>
         <w:t xml:space="preserve"> retained in the memory of individuals who have had access to it.</w:t>
       </w:r>
-      <w:ins w:id="248" w:author="Eckhard Ortwein" w:date="2026-09-24T16:47:00Z" w16du:dateUtc="2026-09-24T14:47:00Z">
+      <w:ins w:id="248" w:author="Eckhard Ortwein" w:date="2026-09-27T21:24:00Z" w16du:dateUtc="2026-09-27T19:24:00Z">
         <w:r>
           <w:rPr>
             <w:rFonts w:ascii="Calibri" w:hAnsi="Calibri" w:cs="Calibri"/>
@@ -8335,7 +8335,7 @@
           <w:szCs w:val="21"/>
         </w:rPr>
       </w:pPr>
-      <w:ins w:id="249" w:author="Eckhard Ortwein" w:date="2026-09-24T16:47:00Z" w16du:dateUtc="2026-09-24T14:47:00Z">
+      <w:ins w:id="249" w:author="Eckhard Ortwein" w:date="2026-09-27T21:24:00Z" w16du:dateUtc="2026-09-27T19:24:00Z">
         <w:r>
           <w:rPr>
             <w:rStyle w:val="Fett"/>
@@ -8365,7 +8365,7 @@
         </w:rPr>
         <w:t xml:space="preserve">STP </w:t>
       </w:r>
-      <w:del w:id="250" w:author="Eckhard Ortwein" w:date="2026-09-24T16:47:00Z" w16du:dateUtc="2026-09-24T14:47:00Z">
+      <w:del w:id="250" w:author="Eckhard Ortwein" w:date="2026-09-27T21:24:00Z" w16du:dateUtc="2026-09-27T19:24:00Z">
         <w:r>
           <w:rPr>
             <w:rFonts w:ascii="Calibri" w:hAnsi="Calibri" w:cs="Calibri"/>
@@ -8377,7 +8377,7 @@
           <w:delText xml:space="preserve">will not cache or store Documents </w:delText>
         </w:r>
       </w:del>
-      <w:ins w:id="251" w:author="Eckhard Ortwein" w:date="2026-09-24T16:47:00Z" w16du:dateUtc="2026-09-24T14:47:00Z">
+      <w:ins w:id="251" w:author="Eckhard Ortwein" w:date="2026-09-27T21:24:00Z" w16du:dateUtc="2026-09-27T19:24:00Z">
         <w:r>
           <w:rPr>
             <w:rFonts w:ascii="Calibri" w:eastAsia="Times New Roman" w:hAnsi="Calibri" w:cs="Calibri"/>
@@ -8397,7 +8397,7 @@
         </w:rPr>
         <w:t xml:space="preserve">in order to serve </w:t>
       </w:r>
-      <w:del w:id="252" w:author="Eckhard Ortwein" w:date="2026-09-24T16:47:00Z" w16du:dateUtc="2026-09-24T14:47:00Z">
+      <w:del w:id="252" w:author="Eckhard Ortwein" w:date="2026-09-27T21:24:00Z" w16du:dateUtc="2026-09-27T19:24:00Z">
         <w:r>
           <w:rPr>
             <w:rFonts w:ascii="Calibri" w:hAnsi="Calibri" w:cs="Calibri"/>
@@ -8409,7 +8409,7 @@
           <w:delText>later orders</w:delText>
         </w:r>
       </w:del>
-      <w:ins w:id="253" w:author="Eckhard Ortwein" w:date="2026-09-24T16:47:00Z" w16du:dateUtc="2026-09-24T14:47:00Z">
+      <w:ins w:id="253" w:author="Eckhard Ortwein" w:date="2026-09-27T21:24:00Z" w16du:dateUtc="2026-09-27T19:24:00Z">
         <w:r>
           <w:rPr>
             <w:rFonts w:ascii="Calibri" w:eastAsia="Times New Roman" w:hAnsi="Calibri" w:cs="Calibri"/>
@@ -8429,7 +8429,7 @@
         </w:rPr>
         <w:t xml:space="preserve"> of </w:t>
       </w:r>
-      <w:del w:id="254" w:author="Eckhard Ortwein" w:date="2026-09-24T16:47:00Z" w16du:dateUtc="2026-09-24T14:47:00Z">
+      <w:del w:id="254" w:author="Eckhard Ortwein" w:date="2026-09-27T21:24:00Z" w16du:dateUtc="2026-09-27T19:24:00Z">
         <w:r>
           <w:rPr>
             <w:rFonts w:ascii="Calibri" w:hAnsi="Calibri" w:cs="Calibri"/>
@@ -8451,7 +8451,7 @@
         </w:rPr>
         <w:t xml:space="preserve">the </w:t>
       </w:r>
-      <w:del w:id="255" w:author="Eckhard Ortwein" w:date="2026-09-24T16:47:00Z" w16du:dateUtc="2026-09-24T14:47:00Z">
+      <w:del w:id="255" w:author="Eckhard Ortwein" w:date="2026-09-27T21:24:00Z" w16du:dateUtc="2026-09-27T19:24:00Z">
         <w:r>
           <w:rPr>
             <w:rFonts w:ascii="Calibri" w:hAnsi="Calibri" w:cs="Calibri"/>
@@ -8463,7 +8463,7 @@
           <w:delText>re-use mechanism set out in Annex 1.</w:delText>
         </w:r>
       </w:del>
-      <w:ins w:id="256" w:author="Eckhard Ortwein" w:date="2026-09-24T16:47:00Z" w16du:dateUtc="2026-09-24T14:47:00Z">
+      <w:ins w:id="256" w:author="Eckhard Ortwein" w:date="2026-09-27T21:24:00Z" w16du:dateUtc="2026-09-27T19:24:00Z">
         <w:r>
           <w:rPr>
             <w:rStyle w:val="Fett"/>
@@ -8512,7 +8512,7 @@
         </w:rPr>
         <w:t xml:space="preserve"> Retention in the End Client's </w:t>
       </w:r>
-      <w:del w:id="257" w:author="Eckhard Ortwein" w:date="2026-09-24T16:47:00Z" w16du:dateUtc="2026-09-24T14:47:00Z">
+      <w:del w:id="257" w:author="Eckhard Ortwein" w:date="2026-09-27T21:24:00Z" w16du:dateUtc="2026-09-27T19:24:00Z">
         <w:r>
           <w:rPr>
             <w:rFonts w:ascii="Calibri" w:hAnsi="Calibri" w:cs="Calibri"/>
@@ -8538,14 +8538,14 @@
       <w:pPr>
         <w:pStyle w:val="cl"/>
         <w:rPr>
-          <w:ins w:id="258" w:author="Eckhard Ortwein" w:date="2026-09-24T16:47:00Z" w16du:dateUtc="2026-09-24T14:47:00Z"/>
-          <w:rFonts w:ascii="Calibri" w:hAnsi="Calibri" w:cs="Calibri"/>
-          <w:color w:val="222233"/>
-          <w:sz w:val="21"/>
-          <w:szCs w:val="21"/>
-        </w:rPr>
-      </w:pPr>
-      <w:ins w:id="259" w:author="Eckhard Ortwein" w:date="2026-09-24T16:47:00Z" w16du:dateUtc="2026-09-24T14:47:00Z">
+          <w:ins w:id="258" w:author="Eckhard Ortwein" w:date="2026-09-27T21:24:00Z" w16du:dateUtc="2026-09-27T19:24:00Z"/>
+          <w:rFonts w:ascii="Calibri" w:hAnsi="Calibri" w:cs="Calibri"/>
+          <w:color w:val="222233"/>
+          <w:sz w:val="21"/>
+          <w:szCs w:val="21"/>
+        </w:rPr>
+      </w:pPr>
+      <w:ins w:id="259" w:author="Eckhard Ortwein" w:date="2026-09-27T21:24:00Z" w16du:dateUtc="2026-09-27T19:24:00Z">
         <w:r>
           <w:rPr>
             <w:rFonts w:ascii="Calibri" w:hAnsi="Calibri" w:cs="Calibri"/>
@@ -8573,14 +8573,14 @@
     <w:p>
       <w:pPr>
         <w:rPr>
-          <w:ins w:id="260" w:author="Eckhard Ortwein" w:date="2026-09-24T16:47:00Z" w16du:dateUtc="2026-09-24T14:47:00Z"/>
-          <w:rFonts w:ascii="Calibri" w:eastAsia="Times New Roman" w:hAnsi="Calibri" w:cs="Calibri"/>
-          <w:color w:val="222233"/>
-          <w:sz w:val="21"/>
-          <w:szCs w:val="21"/>
-        </w:rPr>
-      </w:pPr>
-      <w:ins w:id="261" w:author="Eckhard Ortwein" w:date="2026-09-24T16:47:00Z" w16du:dateUtc="2026-09-24T14:47:00Z">
+          <w:ins w:id="260" w:author="Eckhard Ortwein" w:date="2026-09-27T21:24:00Z" w16du:dateUtc="2026-09-27T19:24:00Z"/>
+          <w:rFonts w:ascii="Calibri" w:eastAsia="Times New Roman" w:hAnsi="Calibri" w:cs="Calibri"/>
+          <w:color w:val="222233"/>
+          <w:sz w:val="21"/>
+          <w:szCs w:val="21"/>
+        </w:rPr>
+      </w:pPr>
+      <w:ins w:id="261" w:author="Eckhard Ortwein" w:date="2026-09-27T21:24:00Z" w16du:dateUtc="2026-09-27T19:24:00Z">
         <w:r>
           <w:rPr>
             <w:rStyle w:val="Fett"/>
@@ -8645,7 +8645,7 @@
           <w:szCs w:val="21"/>
         </w:rPr>
       </w:pPr>
-      <w:del w:id="262" w:author="Eckhard Ortwein" w:date="2026-09-24T16:47:00Z" w16du:dateUtc="2026-09-24T14:47:00Z">
+      <w:del w:id="262" w:author="Eckhard Ortwein" w:date="2026-09-27T21:24:00Z" w16du:dateUtc="2026-09-27T19:24:00Z">
         <w:r>
           <w:rPr>
             <w:rFonts w:ascii="Calibri" w:hAnsi="Calibri" w:cs="Calibri"/>
@@ -8657,7 +8657,7 @@
           <w:delText xml:space="preserve">Sub-distribution is permitted only </w:delText>
         </w:r>
       </w:del>
-      <w:ins w:id="263" w:author="Eckhard Ortwein" w:date="2026-09-24T16:47:00Z" w16du:dateUtc="2026-09-24T14:47:00Z">
+      <w:ins w:id="263" w:author="Eckhard Ortwein" w:date="2026-09-27T21:24:00Z" w16du:dateUtc="2026-09-27T19:24:00Z">
         <w:r>
           <w:rPr>
             <w:rFonts w:ascii="Calibri" w:hAnsi="Calibri" w:cs="Calibri"/>
@@ -8677,7 +8677,7 @@
         </w:rPr>
         <w:t>under clause</w:t>
       </w:r>
-      <w:del w:id="264" w:author="Eckhard Ortwein" w:date="2026-09-24T16:47:00Z" w16du:dateUtc="2026-09-24T14:47:00Z">
+      <w:del w:id="264" w:author="Eckhard Ortwein" w:date="2026-09-27T21:24:00Z" w16du:dateUtc="2026-09-27T19:24:00Z">
         <w:r>
           <w:rPr>
             <w:rFonts w:ascii="Calibri" w:hAnsi="Calibri" w:cs="Calibri"/>
@@ -8689,7 +8689,7 @@
           <w:delText xml:space="preserve"> 4</w:delText>
         </w:r>
       </w:del>
-      <w:ins w:id="265" w:author="Eckhard Ortwein" w:date="2026-09-24T16:47:00Z" w16du:dateUtc="2026-09-24T14:47:00Z">
+      <w:ins w:id="265" w:author="Eckhard Ortwein" w:date="2026-09-27T21:24:00Z" w16du:dateUtc="2026-09-27T19:24:00Z">
         <w:r>
           <w:rPr>
             <w:rFonts w:ascii="Calibri" w:hAnsi="Calibri" w:cs="Calibri"/>
@@ -8770,7 +8770,7 @@
           <w:rFonts w:eastAsia="Times New Roman"/>
         </w:rPr>
       </w:pPr>
-      <w:bookmarkStart w:id="266" w:name="_Toc241160903"/>
+      <w:bookmarkStart w:id="266" w:name="_Toc241436697"/>
       <w:bookmarkStart w:id="267" w:name="_Toc240374310"/>
       <w:r>
         <w:rPr>
@@ -8862,7 +8862,7 @@
         </w:rPr>
         <w:t>During the term</w:t>
       </w:r>
-      <w:del w:id="268" w:author="Eckhard Ortwein" w:date="2026-09-24T16:47:00Z" w16du:dateUtc="2026-09-24T14:47:00Z">
+      <w:del w:id="268" w:author="Eckhard Ortwein" w:date="2026-09-27T21:24:00Z" w16du:dateUtc="2026-09-27T19:24:00Z">
         <w:r>
           <w:rPr>
             <w:rFonts w:ascii="Calibri" w:hAnsi="Calibri" w:cs="Calibri"/>
@@ -8980,7 +8980,7 @@
         </w:rPr>
         <w:t>.</w:t>
       </w:r>
-      <w:ins w:id="273" w:author="Eckhard Ortwein" w:date="2026-09-24T16:47:00Z" w16du:dateUtc="2026-09-24T14:47:00Z">
+      <w:ins w:id="273" w:author="Eckhard Ortwein" w:date="2026-09-27T21:24:00Z" w16du:dateUtc="2026-09-27T19:24:00Z">
         <w:r>
           <w:rPr>
             <w:rFonts w:ascii="Calibri" w:hAnsi="Calibri" w:cs="Calibri"/>
@@ -9144,7 +9144,7 @@
         </w:rPr>
         <w:t xml:space="preserve"> </w:t>
       </w:r>
-      <w:del w:id="274" w:author="Eckhard Ortwein" w:date="2026-09-24T16:47:00Z" w16du:dateUtc="2026-09-24T14:47:00Z">
+      <w:del w:id="274" w:author="Eckhard Ortwein" w:date="2026-09-27T21:24:00Z" w16du:dateUtc="2026-09-27T19:24:00Z">
         <w:r>
           <w:rPr>
             <w:rFonts w:ascii="Calibri" w:eastAsia="Times New Roman" w:hAnsi="Calibri" w:cs="Calibri"/>
@@ -9165,7 +9165,7 @@
         </w:rPr>
         <w:t xml:space="preserve">STP </w:t>
       </w:r>
-      <w:del w:id="275" w:author="Eckhard Ortwein" w:date="2026-09-24T16:47:00Z" w16du:dateUtc="2026-09-24T14:47:00Z">
+      <w:del w:id="275" w:author="Eckhard Ortwein" w:date="2026-09-27T21:24:00Z" w16du:dateUtc="2026-09-27T19:24:00Z">
         <w:r>
           <w:rPr>
             <w:rFonts w:ascii="Calibri" w:eastAsia="Times New Roman" w:hAnsi="Calibri" w:cs="Calibri"/>
@@ -9177,7 +9177,7 @@
           <w:delText>reports</w:delText>
         </w:r>
       </w:del>
-      <w:ins w:id="276" w:author="Eckhard Ortwein" w:date="2026-09-24T16:47:00Z" w16du:dateUtc="2026-09-24T14:47:00Z">
+      <w:ins w:id="276" w:author="Eckhard Ortwein" w:date="2026-09-27T21:24:00Z" w16du:dateUtc="2026-09-27T19:24:00Z">
         <w:r>
           <w:rPr>
             <w:rFonts w:ascii="Calibri" w:eastAsia="Times New Roman" w:hAnsi="Calibri" w:cs="Calibri"/>
@@ -9197,7 +9197,7 @@
         </w:rPr>
         <w:t xml:space="preserve"> by its own reference</w:t>
       </w:r>
-      <w:ins w:id="277" w:author="Eckhard Ortwein" w:date="2026-09-24T16:47:00Z" w16du:dateUtc="2026-09-24T14:47:00Z">
+      <w:ins w:id="277" w:author="Eckhard Ortwein" w:date="2026-09-27T21:24:00Z" w16du:dateUtc="2026-09-27T19:24:00Z">
         <w:r>
           <w:rPr>
             <w:rFonts w:ascii="Calibri" w:eastAsia="Times New Roman" w:hAnsi="Calibri" w:cs="Calibri"/>
@@ -9217,7 +9217,7 @@
         </w:rPr>
         <w:t xml:space="preserve"> and Founders1 does not require End Client names for settlement</w:t>
       </w:r>
-      <w:del w:id="278" w:author="Eckhard Ortwein" w:date="2026-09-24T16:47:00Z" w16du:dateUtc="2026-09-24T14:47:00Z">
+      <w:del w:id="278" w:author="Eckhard Ortwein" w:date="2026-09-27T21:24:00Z" w16du:dateUtc="2026-09-27T19:24:00Z">
         <w:r>
           <w:rPr>
             <w:rFonts w:ascii="Calibri" w:eastAsia="Times New Roman" w:hAnsi="Calibri" w:cs="Calibri"/>
@@ -9229,7 +9229,7 @@
           <w:delText>.</w:delText>
         </w:r>
       </w:del>
-      <w:ins w:id="279" w:author="Eckhard Ortwein" w:date="2026-09-24T16:47:00Z" w16du:dateUtc="2026-09-24T14:47:00Z">
+      <w:ins w:id="279" w:author="Eckhard Ortwein" w:date="2026-09-27T21:24:00Z" w16du:dateUtc="2026-09-27T19:24:00Z">
         <w:r>
           <w:rPr>
             <w:rFonts w:ascii="Calibri" w:eastAsia="Times New Roman" w:hAnsi="Calibri" w:cs="Calibri"/>
@@ -9391,7 +9391,7 @@
           <w:rFonts w:eastAsia="Times New Roman"/>
         </w:rPr>
       </w:pPr>
-      <w:bookmarkStart w:id="280" w:name="_Toc241160904"/>
+      <w:bookmarkStart w:id="280" w:name="_Toc241436698"/>
       <w:bookmarkStart w:id="281" w:name="_Toc240374311"/>
       <w:r>
         <w:rPr>
@@ -9659,7 +9659,7 @@
           <w:rFonts w:eastAsia="Times New Roman"/>
         </w:rPr>
       </w:pPr>
-      <w:bookmarkStart w:id="282" w:name="_Toc241160905"/>
+      <w:bookmarkStart w:id="282" w:name="_Toc241436699"/>
       <w:bookmarkStart w:id="283" w:name="_Toc240374312"/>
       <w:commentRangeStart w:id="284"/>
       <w:commentRangeStart w:id="285"/>
@@ -9669,7 +9669,7 @@
         </w:rPr>
         <w:t xml:space="preserve">8 </w:t>
       </w:r>
-      <w:del w:id="286" w:author="Eckhard Ortwein" w:date="2026-09-24T16:47:00Z" w16du:dateUtc="2026-09-24T14:47:00Z">
+      <w:del w:id="286" w:author="Eckhard Ortwein" w:date="2026-09-27T21:24:00Z" w16du:dateUtc="2026-09-27T19:24:00Z">
         <w:r>
           <w:rPr>
             <w:rFonts w:eastAsia="Times New Roman"/>
@@ -9678,7 +9678,7 @@
           <w:delText>Revenue share</w:delText>
         </w:r>
       </w:del>
-      <w:ins w:id="287" w:author="Eckhard Ortwein" w:date="2026-09-24T16:47:00Z" w16du:dateUtc="2026-09-24T14:47:00Z">
+      <w:ins w:id="287" w:author="Eckhard Ortwein" w:date="2026-09-27T21:24:00Z" w16du:dateUtc="2026-09-27T19:24:00Z">
         <w:r>
           <w:rPr>
             <w:rFonts w:eastAsia="Times New Roman"/>
@@ -9821,7 +9821,7 @@
           <w:szCs w:val="21"/>
         </w:rPr>
       </w:pPr>
-      <w:del w:id="290" w:author="Eckhard Ortwein" w:date="2026-09-24T16:47:00Z" w16du:dateUtc="2026-09-24T14:47:00Z">
+      <w:del w:id="290" w:author="Eckhard Ortwein" w:date="2026-09-27T21:24:00Z" w16du:dateUtc="2026-09-27T19:24:00Z">
         <w:r>
           <w:rPr>
             <w:rStyle w:val="Fett"/>
@@ -9834,7 +9834,7 @@
           <w:delText>Revenue share.</w:delText>
         </w:r>
       </w:del>
-      <w:ins w:id="291" w:author="Eckhard Ortwein" w:date="2026-09-24T16:47:00Z" w16du:dateUtc="2026-09-24T14:47:00Z">
+      <w:ins w:id="291" w:author="Eckhard Ortwein" w:date="2026-09-27T21:24:00Z" w16du:dateUtc="2026-09-27T19:24:00Z">
         <w:r>
           <w:rPr>
             <w:rStyle w:val="Fett"/>
@@ -9855,7 +9855,7 @@
         </w:rPr>
         <w:t xml:space="preserve"> For every Case, </w:t>
       </w:r>
-      <w:del w:id="292" w:author="Eckhard Ortwein" w:date="2026-09-24T16:47:00Z" w16du:dateUtc="2026-09-24T14:47:00Z">
+      <w:del w:id="292" w:author="Eckhard Ortwein" w:date="2026-09-27T21:24:00Z" w16du:dateUtc="2026-09-27T19:24:00Z">
         <w:r>
           <w:rPr>
             <w:rFonts w:ascii="Calibri" w:eastAsia="Times New Roman" w:hAnsi="Calibri" w:cs="Calibri"/>
@@ -9899,7 +9899,7 @@
           <w:delText xml:space="preserve">less </w:delText>
         </w:r>
       </w:del>
-      <w:ins w:id="293" w:author="Eckhard Ortwein" w:date="2026-09-24T16:47:00Z" w16du:dateUtc="2026-09-24T14:47:00Z">
+      <w:ins w:id="293" w:author="Eckhard Ortwein" w:date="2026-09-27T21:24:00Z" w16du:dateUtc="2026-09-27T19:24:00Z">
         <w:r>
           <w:rPr>
             <w:rFonts w:ascii="Calibri" w:eastAsia="Times New Roman" w:hAnsi="Calibri" w:cs="Calibri"/>
@@ -9919,7 +9919,7 @@
         </w:rPr>
         <w:t>the procurement cost for that jurisdiction under Annex 2.1</w:t>
       </w:r>
-      <w:del w:id="294" w:author="Eckhard Ortwein" w:date="2026-09-24T16:47:00Z" w16du:dateUtc="2026-09-24T14:47:00Z">
+      <w:del w:id="294" w:author="Eckhard Ortwein" w:date="2026-09-27T21:24:00Z" w16du:dateUtc="2026-09-27T19:24:00Z">
         <w:r>
           <w:rPr>
             <w:rFonts w:ascii="Calibri" w:eastAsia="Times New Roman" w:hAnsi="Calibri" w:cs="Calibri"/>
@@ -9950,7 +9950,7 @@
         </w:rPr>
         <w:t xml:space="preserve">plus </w:t>
       </w:r>
-      <w:ins w:id="295" w:author="Eckhard Ortwein" w:date="2026-09-24T16:47:00Z" w16du:dateUtc="2026-09-24T14:47:00Z">
+      <w:ins w:id="295" w:author="Eckhard Ortwein" w:date="2026-09-27T21:24:00Z" w16du:dateUtc="2026-09-27T19:24:00Z">
         <w:r>
           <w:rPr>
             <w:rStyle w:val="Fett"/>
@@ -9972,7 +9972,7 @@
         </w:rPr>
         <w:t>50</w:t>
       </w:r>
-      <w:del w:id="296" w:author="Eckhard Ortwein" w:date="2026-09-24T16:47:00Z" w16du:dateUtc="2026-09-24T14:47:00Z">
+      <w:del w:id="296" w:author="Eckhard Ortwein" w:date="2026-09-27T21:24:00Z" w16du:dateUtc="2026-09-27T19:24:00Z">
         <w:r>
           <w:rPr>
             <w:rStyle w:val="Fett"/>
@@ -9995,7 +9995,7 @@
           <w:delText>, and retains the other 50 %.</w:delText>
         </w:r>
       </w:del>
-      <w:ins w:id="297" w:author="Eckhard Ortwein" w:date="2026-09-24T16:47:00Z" w16du:dateUtc="2026-09-24T14:47:00Z">
+      <w:ins w:id="297" w:author="Eckhard Ortwein" w:date="2026-09-27T21:24:00Z" w16du:dateUtc="2026-09-27T19:24:00Z">
         <w:r>
           <w:rPr>
             <w:rFonts w:ascii="Calibri" w:eastAsia="Times New Roman" w:hAnsi="Calibri" w:cs="Calibri"/>
@@ -10034,7 +10034,7 @@
         </w:rPr>
         <w:t xml:space="preserve"> The </w:t>
       </w:r>
-      <w:del w:id="298" w:author="Eckhard Ortwein" w:date="2026-09-24T16:47:00Z" w16du:dateUtc="2026-09-24T14:47:00Z">
+      <w:del w:id="298" w:author="Eckhard Ortwein" w:date="2026-09-27T21:24:00Z" w16du:dateUtc="2026-09-27T19:24:00Z">
         <w:r>
           <w:rPr>
             <w:rFonts w:ascii="Calibri" w:eastAsia="Times New Roman" w:hAnsi="Calibri" w:cs="Calibri"/>
@@ -10046,7 +10046,7 @@
           <w:delText xml:space="preserve">procurement cost is thus borne by the </w:delText>
         </w:r>
       </w:del>
-      <w:ins w:id="299" w:author="Eckhard Ortwein" w:date="2026-09-24T16:47:00Z" w16du:dateUtc="2026-09-24T14:47:00Z">
+      <w:ins w:id="299" w:author="Eckhard Ortwein" w:date="2026-09-27T21:24:00Z" w16du:dateUtc="2026-09-27T19:24:00Z">
         <w:r>
           <w:rPr>
             <w:rFonts w:ascii="Calibri" w:eastAsia="Times New Roman" w:hAnsi="Calibri" w:cs="Calibri"/>
@@ -10066,7 +10066,7 @@
         </w:rPr>
         <w:t xml:space="preserve">Case </w:t>
       </w:r>
-      <w:del w:id="300" w:author="Eckhard Ortwein" w:date="2026-09-24T16:47:00Z" w16du:dateUtc="2026-09-24T14:47:00Z">
+      <w:del w:id="300" w:author="Eckhard Ortwein" w:date="2026-09-27T21:24:00Z" w16du:dateUtc="2026-09-27T19:24:00Z">
         <w:r>
           <w:rPr>
             <w:rFonts w:ascii="Calibri" w:eastAsia="Times New Roman" w:hAnsi="Calibri" w:cs="Calibri"/>
@@ -10078,7 +10078,7 @@
           <w:delText>before the parties share what it earns, and each party carries half of it</w:delText>
         </w:r>
       </w:del>
-      <w:ins w:id="301" w:author="Eckhard Ortwein" w:date="2026-09-24T16:47:00Z" w16du:dateUtc="2026-09-24T14:47:00Z">
+      <w:ins w:id="301" w:author="Eckhard Ortwein" w:date="2026-09-27T21:24:00Z" w16du:dateUtc="2026-09-27T19:24:00Z">
         <w:r>
           <w:rPr>
             <w:rFonts w:ascii="Calibri" w:eastAsia="Times New Roman" w:hAnsi="Calibri" w:cs="Calibri"/>
@@ -10157,7 +10157,7 @@
     <w:p>
       <w:pPr>
         <w:rPr>
-          <w:del w:id="302" w:author="Eckhard Ortwein" w:date="2026-09-24T16:47:00Z" w16du:dateUtc="2026-09-24T14:47:00Z"/>
+          <w:del w:id="302" w:author="Eckhard Ortwein" w:date="2026-09-27T21:24:00Z" w16du:dateUtc="2026-09-27T19:24:00Z"/>
           <w:rFonts w:ascii="Calibri" w:eastAsia="Times New Roman" w:hAnsi="Calibri" w:cs="Calibri"/>
           <w:color w:val="222233"/>
           <w:sz w:val="21"/>
@@ -10165,7 +10165,7 @@
           <w:lang w:val="en-US"/>
         </w:rPr>
       </w:pPr>
-      <w:del w:id="303" w:author="Eckhard Ortwein" w:date="2026-09-24T16:47:00Z" w16du:dateUtc="2026-09-24T14:47:00Z">
+      <w:del w:id="303" w:author="Eckhard Ortwein" w:date="2026-09-27T21:24:00Z" w16du:dateUtc="2026-09-27T19:24:00Z">
         <w:r>
           <w:rPr>
             <w:rStyle w:val="Fett"/>
@@ -10192,14 +10192,14 @@
     <w:p>
       <w:pPr>
         <w:rPr>
-          <w:ins w:id="304" w:author="Eckhard Ortwein" w:date="2026-09-24T16:47:00Z" w16du:dateUtc="2026-09-24T14:47:00Z"/>
-          <w:rFonts w:ascii="Calibri" w:eastAsia="Times New Roman" w:hAnsi="Calibri" w:cs="Calibri"/>
-          <w:color w:val="222233"/>
-          <w:sz w:val="21"/>
-          <w:szCs w:val="21"/>
-        </w:rPr>
-      </w:pPr>
-      <w:ins w:id="305" w:author="Eckhard Ortwein" w:date="2026-09-24T16:47:00Z" w16du:dateUtc="2026-09-24T14:47:00Z">
+          <w:ins w:id="304" w:author="Eckhard Ortwein" w:date="2026-09-27T21:24:00Z" w16du:dateUtc="2026-09-27T19:24:00Z"/>
+          <w:rFonts w:ascii="Calibri" w:eastAsia="Times New Roman" w:hAnsi="Calibri" w:cs="Calibri"/>
+          <w:color w:val="222233"/>
+          <w:sz w:val="21"/>
+          <w:szCs w:val="21"/>
+        </w:rPr>
+      </w:pPr>
+      <w:ins w:id="305" w:author="Eckhard Ortwein" w:date="2026-09-27T21:24:00Z" w16du:dateUtc="2026-09-27T19:24:00Z">
         <w:r>
           <w:rPr>
             <w:rStyle w:val="Hervorhebung"/>
@@ -10275,7 +10275,7 @@
         </w:rPr>
         <w:t xml:space="preserve"> </w:t>
       </w:r>
-      <w:del w:id="308" w:author="Eckhard Ortwein" w:date="2026-09-24T16:47:00Z" w16du:dateUtc="2026-09-24T14:47:00Z">
+      <w:del w:id="308" w:author="Eckhard Ortwein" w:date="2026-09-27T21:24:00Z" w16du:dateUtc="2026-09-27T19:24:00Z">
         <w:r>
           <w:rPr>
             <w:rFonts w:ascii="Calibri" w:eastAsia="Times New Roman" w:hAnsi="Calibri" w:cs="Calibri"/>
@@ -10308,7 +10308,7 @@
           <w:delText xml:space="preserve"> — the amounts</w:delText>
         </w:r>
       </w:del>
-      <w:ins w:id="309" w:author="Eckhard Ortwein" w:date="2026-09-24T16:47:00Z" w16du:dateUtc="2026-09-24T14:47:00Z">
+      <w:ins w:id="309" w:author="Eckhard Ortwein" w:date="2026-09-27T21:24:00Z" w16du:dateUtc="2026-09-27T19:24:00Z">
         <w:r>
           <w:rPr>
             <w:rFonts w:ascii="Calibri" w:eastAsia="Times New Roman" w:hAnsi="Calibri" w:cs="Calibri"/>
@@ -10328,7 +10328,7 @@
         </w:rPr>
         <w:t xml:space="preserve"> payable </w:t>
       </w:r>
-      <w:del w:id="310" w:author="Eckhard Ortwein" w:date="2026-09-24T16:47:00Z" w16du:dateUtc="2026-09-24T14:47:00Z">
+      <w:del w:id="310" w:author="Eckhard Ortwein" w:date="2026-09-27T21:24:00Z" w16du:dateUtc="2026-09-27T19:24:00Z">
         <w:r>
           <w:rPr>
             <w:rFonts w:ascii="Calibri" w:eastAsia="Times New Roman" w:hAnsi="Calibri" w:cs="Calibri"/>
@@ -10340,7 +10340,7 @@
           <w:delText>to it under clauses 8.2 and 8.3 less the procurement cost reimbursed in them — totals</w:delText>
         </w:r>
       </w:del>
-      <w:ins w:id="311" w:author="Eckhard Ortwein" w:date="2026-09-24T16:47:00Z" w16du:dateUtc="2026-09-24T14:47:00Z">
+      <w:ins w:id="311" w:author="Eckhard Ortwein" w:date="2026-09-27T21:24:00Z" w16du:dateUtc="2026-09-27T19:24:00Z">
         <w:r>
           <w:rPr>
             <w:rFonts w:ascii="Calibri" w:eastAsia="Times New Roman" w:hAnsi="Calibri" w:cs="Calibri"/>
@@ -10370,7 +10370,7 @@
         </w:rPr>
         <w:t xml:space="preserve">EUR 750 </w:t>
       </w:r>
-      <w:del w:id="312" w:author="Eckhard Ortwein" w:date="2026-09-24T16:47:00Z" w16du:dateUtc="2026-09-24T14:47:00Z">
+      <w:del w:id="312" w:author="Eckhard Ortwein" w:date="2026-09-27T21:24:00Z" w16du:dateUtc="2026-09-27T19:24:00Z">
         <w:r>
           <w:rPr>
             <w:rStyle w:val="Fett"/>
@@ -10393,7 +10393,7 @@
         </w:rPr>
         <w:t>for</w:t>
       </w:r>
-      <w:ins w:id="313" w:author="Eckhard Ortwein" w:date="2026-09-24T16:47:00Z" w16du:dateUtc="2026-09-24T14:47:00Z">
+      <w:ins w:id="313" w:author="Eckhard Ortwein" w:date="2026-09-27T21:24:00Z" w16du:dateUtc="2026-09-27T19:24:00Z">
         <w:r>
           <w:rPr>
             <w:rStyle w:val="Fett"/>
@@ -10443,7 +10443,7 @@
         </w:rPr>
         <w:t xml:space="preserve"> thereafter.</w:t>
       </w:r>
-      <w:ins w:id="314" w:author="Eckhard Ortwein" w:date="2026-09-24T16:47:00Z" w16du:dateUtc="2026-09-24T14:47:00Z">
+      <w:ins w:id="314" w:author="Eckhard Ortwein" w:date="2026-09-27T21:24:00Z" w16du:dateUtc="2026-09-27T19:24:00Z">
         <w:r>
           <w:rPr>
             <w:rFonts w:ascii="Calibri" w:eastAsia="Times New Roman" w:hAnsi="Calibri" w:cs="Calibri"/>
@@ -10528,7 +10528,7 @@
           <w:szCs w:val="21"/>
         </w:rPr>
       </w:pPr>
-      <w:del w:id="315" w:author="Eckhard Ortwein" w:date="2026-09-24T16:47:00Z" w16du:dateUtc="2026-09-24T14:47:00Z">
+      <w:del w:id="315" w:author="Eckhard Ortwein" w:date="2026-09-27T21:24:00Z" w16du:dateUtc="2026-09-27T19:24:00Z">
         <w:r>
           <w:rPr>
             <w:rStyle w:val="Fett"/>
@@ -10551,7 +10551,7 @@
           <w:delText xml:space="preserve"> STP reports monthly, per Case, the amount invoiced to the End Client. STP may identify the End Client by its own reference rather than by name; Founders1 does not require End Client identities for settlement.</w:delText>
         </w:r>
       </w:del>
-      <w:ins w:id="316" w:author="Eckhard Ortwein" w:date="2026-09-24T16:47:00Z" w16du:dateUtc="2026-09-24T14:47:00Z">
+      <w:ins w:id="316" w:author="Eckhard Ortwein" w:date="2026-09-27T21:24:00Z" w16du:dateUtc="2026-09-27T19:24:00Z">
         <w:r>
           <w:rPr>
             <w:rStyle w:val="Fett"/>
@@ -10572,7 +10572,7 @@
         </w:rPr>
         <w:t xml:space="preserve"> Founders1 invoices monthly in arrears</w:t>
       </w:r>
-      <w:del w:id="317" w:author="Eckhard Ortwein" w:date="2026-09-24T16:47:00Z" w16du:dateUtc="2026-09-24T14:47:00Z">
+      <w:del w:id="317" w:author="Eckhard Ortwein" w:date="2026-09-27T21:24:00Z" w16du:dateUtc="2026-09-27T19:24:00Z">
         <w:r>
           <w:rPr>
             <w:rFonts w:ascii="Calibri" w:eastAsia="Times New Roman" w:hAnsi="Calibri" w:cs="Calibri"/>
@@ -10593,7 +10593,7 @@
         </w:rPr>
         <w:t>, itemised per Case</w:t>
       </w:r>
-      <w:del w:id="318" w:author="Eckhard Ortwein" w:date="2026-09-24T16:47:00Z" w16du:dateUtc="2026-09-24T14:47:00Z">
+      <w:del w:id="318" w:author="Eckhard Ortwein" w:date="2026-09-27T21:24:00Z" w16du:dateUtc="2026-09-27T19:24:00Z">
         <w:r>
           <w:rPr>
             <w:rFonts w:ascii="Calibri" w:eastAsia="Times New Roman" w:hAnsi="Calibri" w:cs="Calibri"/>
@@ -10605,7 +10605,7 @@
           <w:delText>.</w:delText>
         </w:r>
       </w:del>
-      <w:ins w:id="319" w:author="Eckhard Ortwein" w:date="2026-09-24T16:47:00Z" w16du:dateUtc="2026-09-24T14:47:00Z">
+      <w:ins w:id="319" w:author="Eckhard Ortwein" w:date="2026-09-27T21:24:00Z" w16du:dateUtc="2026-09-27T19:24:00Z">
         <w:r>
           <w:rPr>
             <w:rFonts w:ascii="Calibri" w:eastAsia="Times New Roman" w:hAnsi="Calibri" w:cs="Calibri"/>
@@ -10644,7 +10644,7 @@
         </w:rPr>
         <w:t xml:space="preserve"> net; amounts are exclusive of VAT at the statutory rate.</w:t>
       </w:r>
-      <w:del w:id="320" w:author="Eckhard Ortwein" w:date="2026-09-24T16:47:00Z" w16du:dateUtc="2026-09-24T14:47:00Z">
+      <w:del w:id="320" w:author="Eckhard Ortwein" w:date="2026-09-27T21:24:00Z" w16du:dateUtc="2026-09-27T19:24:00Z">
         <w:r>
           <w:rPr>
             <w:rFonts w:ascii="Calibri" w:eastAsia="Times New Roman" w:hAnsi="Calibri" w:cs="Calibri"/>
@@ -10699,7 +10699,7 @@
           <w:szCs w:val="21"/>
         </w:rPr>
       </w:pPr>
-      <w:del w:id="321" w:author="Eckhard Ortwein" w:date="2026-09-24T16:47:00Z" w16du:dateUtc="2026-09-24T14:47:00Z">
+      <w:del w:id="321" w:author="Eckhard Ortwein" w:date="2026-09-27T21:24:00Z" w16du:dateUtc="2026-09-27T19:24:00Z">
         <w:r>
           <w:rPr>
             <w:rStyle w:val="Fett"/>
@@ -10712,7 +10712,7 @@
           <w:delText>Cost changes.</w:delText>
         </w:r>
       </w:del>
-      <w:ins w:id="322" w:author="Eckhard Ortwein" w:date="2026-09-24T16:47:00Z" w16du:dateUtc="2026-09-24T14:47:00Z">
+      <w:ins w:id="322" w:author="Eckhard Ortwein" w:date="2026-09-27T21:24:00Z" w16du:dateUtc="2026-09-27T19:24:00Z">
         <w:r>
           <w:rPr>
             <w:rStyle w:val="Fett"/>
@@ -10761,7 +10761,7 @@
         </w:rPr>
         <w:t xml:space="preserve"> from the effective date, except for any jurisdiction that Annex 2.1 states is not on a tier, for which the cost is provisional until a schedule is agreed</w:t>
       </w:r>
-      <w:del w:id="323" w:author="Eckhard Ortwein" w:date="2026-09-24T16:47:00Z" w16du:dateUtc="2026-09-24T14:47:00Z">
+      <w:del w:id="323" w:author="Eckhard Ortwein" w:date="2026-09-27T21:24:00Z" w16du:dateUtc="2026-09-27T19:24:00Z">
         <w:r>
           <w:rPr>
             <w:rFonts w:ascii="Calibri" w:eastAsia="Times New Roman" w:hAnsi="Calibri" w:cs="Calibri"/>
@@ -10809,7 +10809,7 @@
         </w:rPr>
         <w:commentReference w:id="325"/>
       </w:r>
-      <w:del w:id="326" w:author="Eckhard Ortwein" w:date="2026-09-24T16:47:00Z" w16du:dateUtc="2026-09-24T14:47:00Z">
+      <w:del w:id="326" w:author="Eckhard Ortwein" w:date="2026-09-27T21:24:00Z" w16du:dateUtc="2026-09-27T19:24:00Z">
         <w:r>
           <w:rPr>
             <w:rFonts w:ascii="Calibri" w:eastAsia="Times New Roman" w:hAnsi="Calibri" w:cs="Calibri"/>
@@ -10821,7 +10821,7 @@
           <w:delText xml:space="preserve">. Where </w:delText>
         </w:r>
       </w:del>
-      <w:ins w:id="327" w:author="Eckhard Ortwein" w:date="2026-09-24T16:47:00Z" w16du:dateUtc="2026-09-24T14:47:00Z">
+      <w:ins w:id="327" w:author="Eckhard Ortwein" w:date="2026-09-27T21:24:00Z" w16du:dateUtc="2026-09-27T19:24:00Z">
         <w:r>
           <w:rPr>
             <w:rFonts w:ascii="Calibri" w:eastAsia="Times New Roman" w:hAnsi="Calibri" w:cs="Calibri"/>
@@ -10841,7 +10841,7 @@
         </w:rPr>
         <w:t xml:space="preserve">a register or </w:t>
       </w:r>
-      <w:del w:id="328" w:author="Eckhard Ortwein" w:date="2026-09-24T16:47:00Z" w16du:dateUtc="2026-09-24T14:47:00Z">
+      <w:del w:id="328" w:author="Eckhard Ortwein" w:date="2026-09-27T21:24:00Z" w16du:dateUtc="2026-09-27T19:24:00Z">
         <w:r>
           <w:rPr>
             <w:rFonts w:ascii="Calibri" w:eastAsia="Times New Roman" w:hAnsi="Calibri" w:cs="Calibri"/>
@@ -10853,7 +10853,7 @@
           <w:delText xml:space="preserve">route </w:delText>
         </w:r>
       </w:del>
-      <w:ins w:id="329" w:author="Eckhard Ortwein" w:date="2026-09-24T16:47:00Z" w16du:dateUtc="2026-09-24T14:47:00Z">
+      <w:ins w:id="329" w:author="Eckhard Ortwein" w:date="2026-09-27T21:24:00Z" w16du:dateUtc="2026-09-27T19:24:00Z">
         <w:r>
           <w:rPr>
             <w:rFonts w:ascii="Calibri" w:eastAsia="Times New Roman" w:hAnsi="Calibri" w:cs="Calibri"/>
@@ -10873,7 +10873,7 @@
         </w:rPr>
         <w:t xml:space="preserve">changes </w:t>
       </w:r>
-      <w:del w:id="330" w:author="Eckhard Ortwein" w:date="2026-09-24T16:47:00Z" w16du:dateUtc="2026-09-24T14:47:00Z">
+      <w:del w:id="330" w:author="Eckhard Ortwein" w:date="2026-09-27T21:24:00Z" w16du:dateUtc="2026-09-27T19:24:00Z">
         <w:r>
           <w:rPr>
             <w:rFonts w:ascii="Calibri" w:eastAsia="Times New Roman" w:hAnsi="Calibri" w:cs="Calibri"/>
@@ -10885,7 +10885,7 @@
           <w:delText>its own</w:delText>
         </w:r>
       </w:del>
-      <w:ins w:id="331" w:author="Eckhard Ortwein" w:date="2026-09-24T16:47:00Z" w16du:dateUtc="2026-09-24T14:47:00Z">
+      <w:ins w:id="331" w:author="Eckhard Ortwein" w:date="2026-09-27T21:24:00Z" w16du:dateUtc="2026-09-27T19:24:00Z">
         <w:r>
           <w:rPr>
             <w:rFonts w:ascii="Calibri" w:eastAsia="Times New Roman" w:hAnsi="Calibri" w:cs="Calibri"/>
@@ -10905,7 +10905,7 @@
         </w:rPr>
         <w:t xml:space="preserve"> fees</w:t>
       </w:r>
-      <w:ins w:id="332" w:author="Eckhard Ortwein" w:date="2026-09-24T16:47:00Z" w16du:dateUtc="2026-09-24T14:47:00Z">
+      <w:ins w:id="332" w:author="Eckhard Ortwein" w:date="2026-09-27T21:24:00Z" w16du:dateUtc="2026-09-27T19:24:00Z">
         <w:r>
           <w:rPr>
             <w:rFonts w:ascii="Calibri" w:eastAsia="Times New Roman" w:hAnsi="Calibri" w:cs="Calibri"/>
@@ -10925,7 +10925,7 @@
         </w:rPr>
         <w:t xml:space="preserve">, Founders1 may </w:t>
       </w:r>
-      <w:del w:id="333" w:author="Eckhard Ortwein" w:date="2026-09-24T16:47:00Z" w16du:dateUtc="2026-09-24T14:47:00Z">
+      <w:del w:id="333" w:author="Eckhard Ortwein" w:date="2026-09-27T21:24:00Z" w16du:dateUtc="2026-09-27T19:24:00Z">
         <w:r>
           <w:rPr>
             <w:rFonts w:ascii="Calibri" w:eastAsia="Times New Roman" w:hAnsi="Calibri" w:cs="Calibri"/>
@@ -10937,7 +10937,7 @@
           <w:delText>adjust</w:delText>
         </w:r>
       </w:del>
-      <w:ins w:id="334" w:author="Eckhard Ortwein" w:date="2026-09-24T16:47:00Z" w16du:dateUtc="2026-09-24T14:47:00Z">
+      <w:ins w:id="334" w:author="Eckhard Ortwein" w:date="2026-09-27T21:24:00Z" w16du:dateUtc="2026-09-27T19:24:00Z">
         <w:r>
           <w:rPr>
             <w:rFonts w:ascii="Calibri" w:eastAsia="Times New Roman" w:hAnsi="Calibri" w:cs="Calibri"/>
@@ -10957,7 +10957,7 @@
         </w:rPr>
         <w:t xml:space="preserve"> the </w:t>
       </w:r>
-      <w:del w:id="335" w:author="Eckhard Ortwein" w:date="2026-09-24T16:47:00Z" w16du:dateUtc="2026-09-24T14:47:00Z">
+      <w:del w:id="335" w:author="Eckhard Ortwein" w:date="2026-09-27T21:24:00Z" w16du:dateUtc="2026-09-27T19:24:00Z">
         <w:r>
           <w:rPr>
             <w:rFonts w:ascii="Calibri" w:eastAsia="Times New Roman" w:hAnsi="Calibri" w:cs="Calibri"/>
@@ -10969,7 +10969,7 @@
           <w:delText>affected</w:delText>
         </w:r>
       </w:del>
-      <w:ins w:id="336" w:author="Eckhard Ortwein" w:date="2026-09-24T16:47:00Z" w16du:dateUtc="2026-09-24T14:47:00Z">
+      <w:ins w:id="336" w:author="Eckhard Ortwein" w:date="2026-09-27T21:24:00Z" w16du:dateUtc="2026-09-27T19:24:00Z">
         <w:r>
           <w:rPr>
             <w:rFonts w:ascii="Calibri" w:eastAsia="Times New Roman" w:hAnsi="Calibri" w:cs="Calibri"/>
@@ -10989,7 +10989,7 @@
         </w:rPr>
         <w:t xml:space="preserve"> jurisdiction </w:t>
       </w:r>
-      <w:ins w:id="337" w:author="Eckhard Ortwein" w:date="2026-09-24T16:47:00Z" w16du:dateUtc="2026-09-24T14:47:00Z">
+      <w:ins w:id="337" w:author="Eckhard Ortwein" w:date="2026-09-27T21:24:00Z" w16du:dateUtc="2026-09-27T19:24:00Z">
         <w:r>
           <w:rPr>
             <w:rStyle w:val="Fett"/>
@@ -11019,7 +11019,7 @@
         </w:rPr>
         <w:t>on 30 days' notice</w:t>
       </w:r>
-      <w:del w:id="338" w:author="Eckhard Ortwein" w:date="2026-09-24T16:47:00Z" w16du:dateUtc="2026-09-24T14:47:00Z">
+      <w:del w:id="338" w:author="Eckhard Ortwein" w:date="2026-09-27T21:24:00Z" w16du:dateUtc="2026-09-27T19:24:00Z">
         <w:r>
           <w:rPr>
             <w:rFonts w:ascii="Calibri" w:eastAsia="Times New Roman" w:hAnsi="Calibri" w:cs="Calibri"/>
@@ -11031,7 +11031,7 @@
           <w:delText>,</w:delText>
         </w:r>
       </w:del>
-      <w:ins w:id="339" w:author="Eckhard Ortwein" w:date="2026-09-24T16:47:00Z" w16du:dateUtc="2026-09-24T14:47:00Z">
+      <w:ins w:id="339" w:author="Eckhard Ortwein" w:date="2026-09-27T21:24:00Z" w16du:dateUtc="2026-09-27T19:24:00Z">
         <w:r>
           <w:rPr>
             <w:rFonts w:ascii="Calibri" w:eastAsia="Times New Roman" w:hAnsi="Calibri" w:cs="Calibri"/>
@@ -11061,7 +11061,7 @@
         </w:rPr>
         <w:t>evidencing the change</w:t>
       </w:r>
-      <w:del w:id="340" w:author="Eckhard Ortwein" w:date="2026-09-24T16:47:00Z" w16du:dateUtc="2026-09-24T14:47:00Z">
+      <w:del w:id="340" w:author="Eckhard Ortwein" w:date="2026-09-27T21:24:00Z" w16du:dateUtc="2026-09-27T19:24:00Z">
         <w:r>
           <w:rPr>
             <w:rFonts w:ascii="Calibri" w:eastAsia="Times New Roman" w:hAnsi="Calibri" w:cs="Calibri"/>
@@ -11073,7 +11073,7 @@
           <w:delText>;</w:delText>
         </w:r>
       </w:del>
-      <w:ins w:id="341" w:author="Eckhard Ortwein" w:date="2026-09-24T16:47:00Z" w16du:dateUtc="2026-09-24T14:47:00Z">
+      <w:ins w:id="341" w:author="Eckhard Ortwein" w:date="2026-09-27T21:24:00Z" w16du:dateUtc="2026-09-27T19:24:00Z">
         <w:r>
           <w:rPr>
             <w:rFonts w:ascii="Calibri" w:eastAsia="Times New Roman" w:hAnsi="Calibri" w:cs="Calibri"/>
@@ -11093,7 +11093,7 @@
         </w:rPr>
         <w:t xml:space="preserve"> STP may </w:t>
       </w:r>
-      <w:del w:id="342" w:author="Eckhard Ortwein" w:date="2026-09-24T16:47:00Z" w16du:dateUtc="2026-09-24T14:47:00Z">
+      <w:del w:id="342" w:author="Eckhard Ortwein" w:date="2026-09-27T21:24:00Z" w16du:dateUtc="2026-09-27T19:24:00Z">
         <w:r>
           <w:rPr>
             <w:rFonts w:ascii="Calibri" w:eastAsia="Times New Roman" w:hAnsi="Calibri" w:cs="Calibri"/>
@@ -11114,7 +11114,7 @@
         </w:rPr>
         <w:t xml:space="preserve">terminate </w:t>
       </w:r>
-      <w:del w:id="343" w:author="Eckhard Ortwein" w:date="2026-09-24T16:47:00Z" w16du:dateUtc="2026-09-24T14:47:00Z">
+      <w:del w:id="343" w:author="Eckhard Ortwein" w:date="2026-09-27T21:24:00Z" w16du:dateUtc="2026-09-27T19:24:00Z">
         <w:r>
           <w:rPr>
             <w:rFonts w:ascii="Calibri" w:eastAsia="Times New Roman" w:hAnsi="Calibri" w:cs="Calibri"/>
@@ -11126,7 +11126,7 @@
           <w:delText>that</w:delText>
         </w:r>
       </w:del>
-      <w:ins w:id="344" w:author="Eckhard Ortwein" w:date="2026-09-24T16:47:00Z" w16du:dateUtc="2026-09-24T14:47:00Z">
+      <w:ins w:id="344" w:author="Eckhard Ortwein" w:date="2026-09-27T21:24:00Z" w16du:dateUtc="2026-09-27T19:24:00Z">
         <w:r>
           <w:rPr>
             <w:rFonts w:ascii="Calibri" w:eastAsia="Times New Roman" w:hAnsi="Calibri" w:cs="Calibri"/>
@@ -11146,7 +11146,7 @@
         </w:rPr>
         <w:t xml:space="preserve"> jurisdiction within 14 days of </w:t>
       </w:r>
-      <w:del w:id="345" w:author="Eckhard Ortwein" w:date="2026-09-24T16:47:00Z" w16du:dateUtc="2026-09-24T14:47:00Z">
+      <w:del w:id="345" w:author="Eckhard Ortwein" w:date="2026-09-27T21:24:00Z" w16du:dateUtc="2026-09-27T19:24:00Z">
         <w:r>
           <w:rPr>
             <w:rFonts w:ascii="Calibri" w:eastAsia="Times New Roman" w:hAnsi="Calibri" w:cs="Calibri"/>
@@ -11158,7 +11158,7 @@
           <w:delText>the</w:delText>
         </w:r>
       </w:del>
-      <w:ins w:id="346" w:author="Eckhard Ortwein" w:date="2026-09-24T16:47:00Z" w16du:dateUtc="2026-09-24T14:47:00Z">
+      <w:ins w:id="346" w:author="Eckhard Ortwein" w:date="2026-09-27T21:24:00Z" w16du:dateUtc="2026-09-27T19:24:00Z">
         <w:r>
           <w:rPr>
             <w:rFonts w:ascii="Calibri" w:eastAsia="Times New Roman" w:hAnsi="Calibri" w:cs="Calibri"/>
@@ -11178,7 +11178,7 @@
         </w:rPr>
         <w:t xml:space="preserve"> notice</w:t>
       </w:r>
-      <w:ins w:id="347" w:author="Eckhard Ortwein" w:date="2026-09-24T16:47:00Z" w16du:dateUtc="2026-09-24T14:47:00Z">
+      <w:ins w:id="347" w:author="Eckhard Ortwein" w:date="2026-09-27T21:24:00Z" w16du:dateUtc="2026-09-27T19:24:00Z">
         <w:r>
           <w:rPr>
             <w:rFonts w:ascii="Calibri" w:eastAsia="Times New Roman" w:hAnsi="Calibri" w:cs="Calibri"/>
@@ -11260,7 +11260,7 @@
         </w:rPr>
         <w:t xml:space="preserve"> Where Founders1 declines or aborts a Case under clause 7.4 before procurement, nothing is charged. Where a Case is procured and the register holds no such document, so that the answer is a definitive „not available“, STP pays the </w:t>
       </w:r>
-      <w:del w:id="348" w:author="Eckhard Ortwein" w:date="2026-09-24T16:47:00Z" w16du:dateUtc="2026-09-24T14:47:00Z">
+      <w:del w:id="348" w:author="Eckhard Ortwein" w:date="2026-09-27T21:24:00Z" w16du:dateUtc="2026-09-27T19:24:00Z">
         <w:r>
           <w:rPr>
             <w:rFonts w:ascii="Calibri" w:eastAsia="Times New Roman" w:hAnsi="Calibri" w:cs="Calibri"/>
@@ -11272,7 +11272,7 @@
           <w:delText>procurement cost for that jurisdiction; no share arises.</w:delText>
         </w:r>
       </w:del>
-      <w:ins w:id="349" w:author="Eckhard Ortwein" w:date="2026-09-24T16:47:00Z" w16du:dateUtc="2026-09-24T14:47:00Z">
+      <w:ins w:id="349" w:author="Eckhard Ortwein" w:date="2026-09-27T21:24:00Z" w16du:dateUtc="2026-09-27T19:24:00Z">
         <w:r>
           <w:rPr>
             <w:rFonts w:ascii="Calibri" w:eastAsia="Times New Roman" w:hAnsi="Calibri" w:cs="Calibri"/>
@@ -11292,7 +11292,7 @@
         </w:rPr>
         <w:t xml:space="preserve"> Where a Case fails for reasons within Founders1's control, nothing is charged</w:t>
       </w:r>
-      <w:del w:id="350" w:author="Eckhard Ortwein" w:date="2026-09-24T16:47:00Z" w16du:dateUtc="2026-09-24T14:47:00Z">
+      <w:del w:id="350" w:author="Eckhard Ortwein" w:date="2026-09-27T21:24:00Z" w16du:dateUtc="2026-09-27T19:24:00Z">
         <w:r>
           <w:rPr>
             <w:rFonts w:ascii="Calibri" w:eastAsia="Times New Roman" w:hAnsi="Calibri" w:cs="Calibri"/>
@@ -11321,7 +11321,7 @@
           <w:rFonts w:eastAsia="Times New Roman"/>
         </w:rPr>
       </w:pPr>
-      <w:bookmarkStart w:id="351" w:name="_Toc241160906"/>
+      <w:bookmarkStart w:id="351" w:name="_Toc241436700"/>
       <w:bookmarkStart w:id="352" w:name="_Toc240374313"/>
       <w:r>
         <w:rPr>
@@ -11368,7 +11368,7 @@
     <w:p>
       <w:pPr>
         <w:rPr>
-          <w:del w:id="353" w:author="Eckhard Ortwein" w:date="2026-09-24T16:47:00Z" w16du:dateUtc="2026-09-24T14:47:00Z"/>
+          <w:del w:id="353" w:author="Eckhard Ortwein" w:date="2026-09-27T21:24:00Z" w16du:dateUtc="2026-09-27T19:24:00Z"/>
           <w:rFonts w:ascii="Calibri" w:eastAsia="Times New Roman" w:hAnsi="Calibri" w:cs="Calibri"/>
           <w:color w:val="222233"/>
           <w:sz w:val="21"/>
@@ -11378,7 +11378,7 @@
       </w:pPr>
       <w:commentRangeStart w:id="354"/>
       <w:commentRangeStart w:id="355"/>
-      <w:del w:id="356" w:author="Eckhard Ortwein" w:date="2026-09-24T16:47:00Z" w16du:dateUtc="2026-09-24T14:47:00Z">
+      <w:del w:id="356" w:author="Eckhard Ortwein" w:date="2026-09-27T21:24:00Z" w16du:dateUtc="2026-09-27T19:24:00Z">
         <w:r>
           <w:rPr>
             <w:rStyle w:val="Fett"/>
@@ -11450,14 +11450,14 @@
     <w:p>
       <w:pPr>
         <w:rPr>
-          <w:ins w:id="357" w:author="Eckhard Ortwein" w:date="2026-09-24T16:47:00Z" w16du:dateUtc="2026-09-24T14:47:00Z"/>
-          <w:rFonts w:ascii="Calibri" w:eastAsia="Times New Roman" w:hAnsi="Calibri" w:cs="Calibri"/>
-          <w:color w:val="222233"/>
-          <w:sz w:val="21"/>
-          <w:szCs w:val="21"/>
-        </w:rPr>
-      </w:pPr>
-      <w:ins w:id="358" w:author="Eckhard Ortwein" w:date="2026-09-24T16:47:00Z" w16du:dateUtc="2026-09-24T14:47:00Z">
+          <w:ins w:id="357" w:author="Eckhard Ortwein" w:date="2026-09-27T21:24:00Z" w16du:dateUtc="2026-09-27T19:24:00Z"/>
+          <w:rFonts w:ascii="Calibri" w:eastAsia="Times New Roman" w:hAnsi="Calibri" w:cs="Calibri"/>
+          <w:color w:val="222233"/>
+          <w:sz w:val="21"/>
+          <w:szCs w:val="21"/>
+        </w:rPr>
+      </w:pPr>
+      <w:ins w:id="358" w:author="Eckhard Ortwein" w:date="2026-09-27T21:24:00Z" w16du:dateUtc="2026-09-27T19:24:00Z">
         <w:r>
           <w:rPr>
             <w:rStyle w:val="Hervorhebung"/>
@@ -11798,7 +11798,7 @@
           <w:rFonts w:eastAsia="Times New Roman"/>
         </w:rPr>
       </w:pPr>
-      <w:bookmarkStart w:id="359" w:name="_Toc241160907"/>
+      <w:bookmarkStart w:id="359" w:name="_Toc241436701"/>
       <w:bookmarkStart w:id="360" w:name="_Toc240374314"/>
       <w:r>
         <w:rPr>
@@ -12047,7 +12047,7 @@
           <w:rFonts w:eastAsia="Times New Roman"/>
         </w:rPr>
       </w:pPr>
-      <w:bookmarkStart w:id="361" w:name="_Toc241160908"/>
+      <w:bookmarkStart w:id="361" w:name="_Toc241436702"/>
       <w:bookmarkStart w:id="362" w:name="_Toc240374315"/>
       <w:r>
         <w:rPr>
@@ -12190,7 +12190,7 @@
           <w:rFonts w:eastAsia="Times New Roman"/>
         </w:rPr>
       </w:pPr>
-      <w:bookmarkStart w:id="363" w:name="_Toc241160909"/>
+      <w:bookmarkStart w:id="363" w:name="_Toc241436703"/>
       <w:bookmarkStart w:id="364" w:name="_Toc240374316"/>
       <w:r>
         <w:rPr>
@@ -12255,7 +12255,7 @@
         </w:rPr>
         <w:t xml:space="preserve">Founders1 warrants that </w:t>
       </w:r>
-      <w:ins w:id="367" w:author="Eckhard Ortwein" w:date="2026-09-24T16:47:00Z" w16du:dateUtc="2026-09-24T14:47:00Z">
+      <w:ins w:id="367" w:author="Eckhard Ortwein" w:date="2026-09-27T21:24:00Z" w16du:dateUtc="2026-09-27T19:24:00Z">
         <w:r>
           <w:rPr>
             <w:rStyle w:val="Fett"/>
@@ -12285,7 +12285,7 @@
         </w:rPr>
         <w:t>it procures with professional diligence</w:t>
       </w:r>
-      <w:ins w:id="368" w:author="Eckhard Ortwein" w:date="2026-09-24T16:47:00Z" w16du:dateUtc="2026-09-24T14:47:00Z">
+      <w:ins w:id="368" w:author="Eckhard Ortwein" w:date="2026-09-27T21:24:00Z" w16du:dateUtc="2026-09-27T19:24:00Z">
         <w:r>
           <w:rPr>
             <w:rFonts w:ascii="Calibri" w:hAnsi="Calibri" w:cs="Calibri"/>
@@ -12451,7 +12451,7 @@
         </w:rPr>
         <w:t xml:space="preserve">, nor that a given document exists in a given jurisdiction or for a given legal form. What is owed is the </w:t>
       </w:r>
-      <w:ins w:id="371" w:author="Eckhard Ortwein" w:date="2026-09-24T16:47:00Z" w16du:dateUtc="2026-09-24T14:47:00Z">
+      <w:ins w:id="371" w:author="Eckhard Ortwein" w:date="2026-09-27T21:24:00Z" w16du:dateUtc="2026-09-27T19:24:00Z">
         <w:r>
           <w:rPr>
             <w:rFonts w:ascii="Calibri" w:hAnsi="Calibri" w:cs="Calibri"/>
@@ -12526,7 +12526,7 @@
         </w:rPr>
         <w:t>A defect exists where a Document does not correspond to the order</w:t>
       </w:r>
-      <w:ins w:id="374" w:author="Eckhard Ortwein" w:date="2026-09-24T16:47:00Z" w16du:dateUtc="2026-09-24T14:47:00Z">
+      <w:ins w:id="374" w:author="Eckhard Ortwein" w:date="2026-09-27T21:24:00Z" w16du:dateUtc="2026-09-27T19:24:00Z">
         <w:r>
           <w:rPr>
             <w:rFonts w:ascii="Calibri" w:hAnsi="Calibri" w:cs="Calibri"/>
@@ -12657,7 +12657,7 @@
           <w:rFonts w:eastAsia="Times New Roman"/>
         </w:rPr>
       </w:pPr>
-      <w:bookmarkStart w:id="375" w:name="_Toc241160910"/>
+      <w:bookmarkStart w:id="375" w:name="_Toc241436704"/>
       <w:bookmarkStart w:id="376" w:name="_Toc240374317"/>
       <w:r>
         <w:rPr>
@@ -12775,7 +12775,7 @@
         </w:rPr>
         <w:t xml:space="preserve">In cases of slight negligence Founders1 is liable only for breach of an obligation essential to the purpose of this Agreement, limited to the foreseeable damage typical for this type of contract, and in aggregate per contract year to </w:t>
       </w:r>
-      <w:del w:id="379" w:author="Eckhard Ortwein" w:date="2026-09-24T16:47:00Z" w16du:dateUtc="2026-09-24T14:47:00Z">
+      <w:del w:id="379" w:author="Eckhard Ortwein" w:date="2026-09-27T21:24:00Z" w16du:dateUtc="2026-09-27T19:24:00Z">
         <w:r>
           <w:rPr>
             <w:rStyle w:val="Fett"/>
@@ -12788,7 +12788,7 @@
           <w:delText>Founders1's share</w:delText>
         </w:r>
       </w:del>
-      <w:ins w:id="380" w:author="Eckhard Ortwein" w:date="2026-09-24T16:47:00Z" w16du:dateUtc="2026-09-24T14:47:00Z">
+      <w:ins w:id="380" w:author="Eckhard Ortwein" w:date="2026-09-27T21:24:00Z" w16du:dateUtc="2026-09-27T19:24:00Z">
         <w:r>
           <w:rPr>
             <w:rStyle w:val="Fett"/>
@@ -12810,7 +12810,7 @@
         </w:rPr>
         <w:t xml:space="preserve"> under clause 8.2 in the preceding twelve months</w:t>
       </w:r>
-      <w:del w:id="381" w:author="Eckhard Ortwein" w:date="2026-09-24T16:47:00Z" w16du:dateUtc="2026-09-24T14:47:00Z">
+      <w:del w:id="381" w:author="Eckhard Ortwein" w:date="2026-09-27T21:24:00Z" w16du:dateUtc="2026-09-27T19:24:00Z">
         <w:r>
           <w:rPr>
             <w:rFonts w:ascii="Calibri" w:hAnsi="Calibri" w:cs="Calibri"/>
@@ -12822,7 +12822,7 @@
           <w:delText>.</w:delText>
         </w:r>
       </w:del>
-      <w:ins w:id="382" w:author="Eckhard Ortwein" w:date="2026-09-24T16:47:00Z" w16du:dateUtc="2026-09-24T14:47:00Z">
+      <w:ins w:id="382" w:author="Eckhard Ortwein" w:date="2026-09-27T21:24:00Z" w16du:dateUtc="2026-09-27T19:24:00Z">
         <w:r>
           <w:rPr>
             <w:rStyle w:val="Fett"/>
@@ -12852,7 +12852,7 @@
         </w:rPr>
         <w:t xml:space="preserve"> Procurement cost </w:t>
       </w:r>
-      <w:del w:id="383" w:author="Eckhard Ortwein" w:date="2026-09-24T16:47:00Z" w16du:dateUtc="2026-09-24T14:47:00Z">
+      <w:del w:id="383" w:author="Eckhard Ortwein" w:date="2026-09-27T21:24:00Z" w16du:dateUtc="2026-09-27T19:24:00Z">
         <w:r>
           <w:rPr>
             <w:rFonts w:ascii="Calibri" w:hAnsi="Calibri" w:cs="Calibri"/>
@@ -12864,7 +12864,7 @@
           <w:delText>reimbursed to Founders1</w:delText>
         </w:r>
       </w:del>
-      <w:ins w:id="384" w:author="Eckhard Ortwein" w:date="2026-09-24T16:47:00Z" w16du:dateUtc="2026-09-24T14:47:00Z">
+      <w:ins w:id="384" w:author="Eckhard Ortwein" w:date="2026-09-27T21:24:00Z" w16du:dateUtc="2026-09-27T19:24:00Z">
         <w:r>
           <w:rPr>
             <w:rFonts w:ascii="Calibri" w:hAnsi="Calibri" w:cs="Calibri"/>
@@ -12884,7 +12884,7 @@
         </w:rPr>
         <w:t xml:space="preserve"> under clauses 8.2</w:t>
       </w:r>
-      <w:del w:id="385" w:author="Eckhard Ortwein" w:date="2026-09-24T16:47:00Z" w16du:dateUtc="2026-09-24T14:47:00Z">
+      <w:del w:id="385" w:author="Eckhard Ortwein" w:date="2026-09-27T21:24:00Z" w16du:dateUtc="2026-09-27T19:24:00Z">
         <w:r>
           <w:rPr>
             <w:rFonts w:ascii="Calibri" w:hAnsi="Calibri" w:cs="Calibri"/>
@@ -12905,7 +12905,7 @@
         </w:rPr>
         <w:t xml:space="preserve"> and 8.7 is a pass-through of third-party cost and does not form part of </w:t>
       </w:r>
-      <w:del w:id="386" w:author="Eckhard Ortwein" w:date="2026-09-24T16:47:00Z" w16du:dateUtc="2026-09-24T14:47:00Z">
+      <w:del w:id="386" w:author="Eckhard Ortwein" w:date="2026-09-27T21:24:00Z" w16du:dateUtc="2026-09-27T19:24:00Z">
         <w:r>
           <w:rPr>
             <w:rFonts w:ascii="Calibri" w:hAnsi="Calibri" w:cs="Calibri"/>
@@ -12917,7 +12917,7 @@
           <w:delText>that amount</w:delText>
         </w:r>
       </w:del>
-      <w:ins w:id="387" w:author="Eckhard Ortwein" w:date="2026-09-24T16:47:00Z" w16du:dateUtc="2026-09-24T14:47:00Z">
+      <w:ins w:id="387" w:author="Eckhard Ortwein" w:date="2026-09-27T21:24:00Z" w16du:dateUtc="2026-09-27T19:24:00Z">
         <w:r>
           <w:rPr>
             <w:rFonts w:ascii="Calibri" w:hAnsi="Calibri" w:cs="Calibri"/>
@@ -13020,7 +13020,7 @@
           <w:rFonts w:eastAsia="Times New Roman"/>
         </w:rPr>
       </w:pPr>
-      <w:bookmarkStart w:id="388" w:name="_Toc241160911"/>
+      <w:bookmarkStart w:id="388" w:name="_Toc241436705"/>
       <w:bookmarkStart w:id="389" w:name="_Toc240374318"/>
       <w:r>
         <w:rPr>
@@ -13083,7 +13083,7 @@
         </w:rPr>
         <w:t xml:space="preserve">The Agreement begins on signature and runs for </w:t>
       </w:r>
-      <w:del w:id="390" w:author="Eckhard Ortwein" w:date="2026-09-24T16:47:00Z" w16du:dateUtc="2026-09-24T14:47:00Z">
+      <w:del w:id="390" w:author="Eckhard Ortwein" w:date="2026-09-27T21:24:00Z" w16du:dateUtc="2026-09-27T19:24:00Z">
         <w:r>
           <w:rPr>
             <w:rFonts w:ascii="Calibri" w:hAnsi="Calibri" w:cs="Calibri"/>
@@ -13095,7 +13095,7 @@
           <w:delText>an initial</w:delText>
         </w:r>
       </w:del>
-      <w:ins w:id="391" w:author="Eckhard Ortwein" w:date="2026-09-24T16:47:00Z" w16du:dateUtc="2026-09-24T14:47:00Z">
+      <w:ins w:id="391" w:author="Eckhard Ortwein" w:date="2026-09-27T21:24:00Z" w16du:dateUtc="2026-09-27T19:24:00Z">
         <w:r>
           <w:rPr>
             <w:rFonts w:ascii="Calibri" w:hAnsi="Calibri" w:cs="Calibri"/>
@@ -13138,7 +13138,7 @@
         </w:rPr>
         <w:t xml:space="preserve">term of </w:t>
       </w:r>
-      <w:del w:id="394" w:author="Eckhard Ortwein" w:date="2026-09-24T16:47:00Z" w16du:dateUtc="2026-09-24T14:47:00Z">
+      <w:del w:id="394" w:author="Eckhard Ortwein" w:date="2026-09-27T21:24:00Z" w16du:dateUtc="2026-09-27T19:24:00Z">
         <w:r>
           <w:rPr>
             <w:rStyle w:val="Fett"/>
@@ -13151,7 +13151,7 @@
           <w:delText>24</w:delText>
         </w:r>
       </w:del>
-      <w:ins w:id="395" w:author="Eckhard Ortwein" w:date="2026-09-24T16:47:00Z" w16du:dateUtc="2026-09-24T14:47:00Z">
+      <w:ins w:id="395" w:author="Eckhard Ortwein" w:date="2026-09-27T21:24:00Z" w16du:dateUtc="2026-09-27T19:24:00Z">
         <w:r>
           <w:rPr>
             <w:rStyle w:val="Fett"/>
@@ -13204,7 +13204,7 @@
         </w:rPr>
         <w:t xml:space="preserve">. It </w:t>
       </w:r>
-      <w:ins w:id="396" w:author="Eckhard Ortwein" w:date="2026-09-24T16:47:00Z" w16du:dateUtc="2026-09-24T14:47:00Z">
+      <w:ins w:id="396" w:author="Eckhard Ortwein" w:date="2026-09-27T21:24:00Z" w16du:dateUtc="2026-09-27T19:24:00Z">
         <w:r>
           <w:rPr>
             <w:rFonts w:ascii="Calibri" w:hAnsi="Calibri" w:cs="Calibri"/>
@@ -13224,7 +13224,7 @@
         </w:rPr>
         <w:t xml:space="preserve">renews </w:t>
       </w:r>
-      <w:ins w:id="397" w:author="Eckhard Ortwein" w:date="2026-09-24T16:47:00Z" w16du:dateUtc="2026-09-24T14:47:00Z">
+      <w:ins w:id="397" w:author="Eckhard Ortwein" w:date="2026-09-27T21:24:00Z" w16du:dateUtc="2026-09-27T19:24:00Z">
         <w:r>
           <w:rPr>
             <w:rFonts w:ascii="Calibri" w:hAnsi="Calibri" w:cs="Calibri"/>
@@ -13263,7 +13263,7 @@
         </w:rPr>
         <w:t>by 12 months at a time</w:t>
       </w:r>
-      <w:ins w:id="398" w:author="Eckhard Ortwein" w:date="2026-09-24T16:47:00Z" w16du:dateUtc="2026-09-24T14:47:00Z">
+      <w:ins w:id="398" w:author="Eckhard Ortwein" w:date="2026-09-27T21:24:00Z" w16du:dateUtc="2026-09-27T19:24:00Z">
         <w:r>
           <w:rPr>
             <w:rFonts w:ascii="Calibri" w:hAnsi="Calibri" w:cs="Calibri"/>
@@ -13283,7 +13283,7 @@
         </w:rPr>
         <w:t xml:space="preserve"> unless terminated with </w:t>
       </w:r>
-      <w:ins w:id="399" w:author="Eckhard Ortwein" w:date="2026-09-24T16:47:00Z" w16du:dateUtc="2026-09-24T14:47:00Z">
+      <w:ins w:id="399" w:author="Eckhard Ortwein" w:date="2026-09-27T21:24:00Z" w16du:dateUtc="2026-09-27T19:24:00Z">
         <w:r>
           <w:rPr>
             <w:rFonts w:ascii="Calibri" w:hAnsi="Calibri" w:cs="Calibri"/>
@@ -13303,7 +13303,7 @@
         </w:rPr>
         <w:t xml:space="preserve">three months' notice to the end of </w:t>
       </w:r>
-      <w:del w:id="400" w:author="Eckhard Ortwein" w:date="2026-09-24T16:47:00Z" w16du:dateUtc="2026-09-24T14:47:00Z">
+      <w:del w:id="400" w:author="Eckhard Ortwein" w:date="2026-09-27T21:24:00Z" w16du:dateUtc="2026-09-27T19:24:00Z">
         <w:r>
           <w:rPr>
             <w:rFonts w:ascii="Calibri" w:hAnsi="Calibri" w:cs="Calibri"/>
@@ -13315,7 +13315,7 @@
           <w:delText>a</w:delText>
         </w:r>
       </w:del>
-      <w:ins w:id="401" w:author="Eckhard Ortwein" w:date="2026-09-24T16:47:00Z" w16du:dateUtc="2026-09-24T14:47:00Z">
+      <w:ins w:id="401" w:author="Eckhard Ortwein" w:date="2026-09-27T21:24:00Z" w16du:dateUtc="2026-09-27T19:24:00Z">
         <w:r>
           <w:rPr>
             <w:rFonts w:ascii="Calibri" w:hAnsi="Calibri" w:cs="Calibri"/>
@@ -13492,7 +13492,7 @@
         </w:rPr>
         <w:t xml:space="preserve">in a jurisdiction, it notifies STP without undue delay and that jurisdiction falls away; STP owes nothing further for it. </w:t>
       </w:r>
-      <w:del w:id="404" w:author="Eckhard Ortwein" w:date="2026-09-24T16:47:00Z" w16du:dateUtc="2026-09-24T14:47:00Z">
+      <w:del w:id="404" w:author="Eckhard Ortwein" w:date="2026-09-27T21:24:00Z" w16du:dateUtc="2026-09-27T19:24:00Z">
         <w:r>
           <w:rPr>
             <w:rFonts w:ascii="Calibri" w:eastAsia="Times New Roman" w:hAnsi="Calibri" w:cs="Calibri"/>
@@ -13504,7 +13504,7 @@
           <w:delText>Where this</w:delText>
         </w:r>
       </w:del>
-      <w:ins w:id="405" w:author="Eckhard Ortwein" w:date="2026-09-24T16:47:00Z" w16du:dateUtc="2026-09-24T14:47:00Z">
+      <w:ins w:id="405" w:author="Eckhard Ortwein" w:date="2026-09-27T21:24:00Z" w16du:dateUtc="2026-09-27T19:24:00Z">
         <w:r>
           <w:rPr>
             <w:rFonts w:ascii="Calibri" w:eastAsia="Times New Roman" w:hAnsi="Calibri" w:cs="Calibri"/>
@@ -13615,7 +13615,7 @@
         </w:rPr>
         <w:t xml:space="preserve"> </w:t>
       </w:r>
-      <w:ins w:id="406" w:author="Eckhard Ortwein" w:date="2026-09-24T16:47:00Z" w16du:dateUtc="2026-09-24T14:47:00Z">
+      <w:ins w:id="406" w:author="Eckhard Ortwein" w:date="2026-09-27T21:24:00Z" w16du:dateUtc="2026-09-27T19:24:00Z">
         <w:r>
           <w:rPr>
             <w:rFonts w:ascii="Calibri" w:hAnsi="Calibri" w:cs="Calibri"/>
@@ -13637,7 +13637,7 @@
         </w:rPr>
         <w:t xml:space="preserve">STP may </w:t>
       </w:r>
-      <w:ins w:id="409" w:author="Eckhard Ortwein" w:date="2026-09-24T16:47:00Z" w16du:dateUtc="2026-09-24T14:47:00Z">
+      <w:ins w:id="409" w:author="Eckhard Ortwein" w:date="2026-09-27T21:24:00Z" w16du:dateUtc="2026-09-27T19:24:00Z">
         <w:r>
           <w:rPr>
             <w:rFonts w:ascii="Calibri" w:hAnsi="Calibri" w:cs="Calibri"/>
@@ -13657,7 +13657,7 @@
         </w:rPr>
         <w:t xml:space="preserve">export its Case records </w:t>
       </w:r>
-      <w:del w:id="410" w:author="Eckhard Ortwein" w:date="2026-09-24T16:47:00Z" w16du:dateUtc="2026-09-24T14:47:00Z">
+      <w:del w:id="410" w:author="Eckhard Ortwein" w:date="2026-09-27T21:24:00Z" w16du:dateUtc="2026-09-27T19:24:00Z">
         <w:r>
           <w:rPr>
             <w:rFonts w:ascii="Calibri" w:hAnsi="Calibri" w:cs="Calibri"/>
@@ -13693,7 +13693,7 @@
         </w:rPr>
         <w:commentReference w:id="408"/>
       </w:r>
-      <w:del w:id="411" w:author="Eckhard Ortwein" w:date="2026-09-24T16:47:00Z" w16du:dateUtc="2026-09-24T14:47:00Z">
+      <w:del w:id="411" w:author="Eckhard Ortwein" w:date="2026-09-27T21:24:00Z" w16du:dateUtc="2026-09-27T19:24:00Z">
         <w:r>
           <w:rPr>
             <w:rFonts w:ascii="Calibri" w:hAnsi="Calibri" w:cs="Calibri"/>
@@ -13705,7 +13705,7 @@
           <w:delText>.</w:delText>
         </w:r>
       </w:del>
-      <w:ins w:id="412" w:author="Eckhard Ortwein" w:date="2026-09-24T16:47:00Z" w16du:dateUtc="2026-09-24T14:47:00Z">
+      <w:ins w:id="412" w:author="Eckhard Ortwein" w:date="2026-09-27T21:24:00Z" w16du:dateUtc="2026-09-27T19:24:00Z">
         <w:r>
           <w:rPr>
             <w:rFonts w:ascii="Calibri" w:hAnsi="Calibri" w:cs="Calibri"/>
@@ -13725,7 +13725,7 @@
         </w:rPr>
         <w:t xml:space="preserve"> Clauses 5, </w:t>
       </w:r>
-      <w:del w:id="413" w:author="Eckhard Ortwein" w:date="2026-09-24T16:47:00Z" w16du:dateUtc="2026-09-24T14:47:00Z">
+      <w:del w:id="413" w:author="Eckhard Ortwein" w:date="2026-09-27T21:24:00Z" w16du:dateUtc="2026-09-27T19:24:00Z">
         <w:r>
           <w:rPr>
             <w:rFonts w:ascii="Calibri" w:hAnsi="Calibri" w:cs="Calibri"/>
@@ -13746,7 +13746,7 @@
         </w:rPr>
         <w:t xml:space="preserve">10, 11 and 13 survive, </w:t>
       </w:r>
-      <w:del w:id="414" w:author="Eckhard Ortwein" w:date="2026-09-24T16:47:00Z" w16du:dateUtc="2026-09-24T14:47:00Z">
+      <w:del w:id="414" w:author="Eckhard Ortwein" w:date="2026-09-27T21:24:00Z" w16du:dateUtc="2026-09-27T19:24:00Z">
         <w:r>
           <w:rPr>
             <w:rFonts w:ascii="Calibri" w:hAnsi="Calibri" w:cs="Calibri"/>
@@ -13758,7 +13758,7 @@
           <w:delText>clauses</w:delText>
         </w:r>
       </w:del>
-      <w:ins w:id="415" w:author="Eckhard Ortwein" w:date="2026-09-24T16:47:00Z" w16du:dateUtc="2026-09-24T14:47:00Z">
+      <w:ins w:id="415" w:author="Eckhard Ortwein" w:date="2026-09-27T21:24:00Z" w16du:dateUtc="2026-09-27T19:24:00Z">
         <w:r>
           <w:rPr>
             <w:rFonts w:ascii="Calibri" w:hAnsi="Calibri" w:cs="Calibri"/>
@@ -13778,7 +13778,7 @@
         </w:rPr>
         <w:t xml:space="preserve"> 5.2 </w:t>
       </w:r>
-      <w:del w:id="416" w:author="Eckhard Ortwein" w:date="2026-09-24T16:47:00Z" w16du:dateUtc="2026-09-24T14:47:00Z">
+      <w:del w:id="416" w:author="Eckhard Ortwein" w:date="2026-09-27T21:24:00Z" w16du:dateUtc="2026-09-27T19:24:00Z">
         <w:r>
           <w:rPr>
             <w:rFonts w:ascii="Calibri" w:hAnsi="Calibri" w:cs="Calibri"/>
@@ -13799,7 +13799,7 @@
         </w:rPr>
         <w:t xml:space="preserve">for the </w:t>
       </w:r>
-      <w:del w:id="417" w:author="Eckhard Ortwein" w:date="2026-09-24T16:47:00Z" w16du:dateUtc="2026-09-24T14:47:00Z">
+      <w:del w:id="417" w:author="Eckhard Ortwein" w:date="2026-09-27T21:24:00Z" w16du:dateUtc="2026-09-27T19:24:00Z">
         <w:r>
           <w:rPr>
             <w:rFonts w:ascii="Calibri" w:hAnsi="Calibri" w:cs="Calibri"/>
@@ -13811,7 +13811,7 @@
           <w:delText>periods</w:delText>
         </w:r>
       </w:del>
-      <w:ins w:id="418" w:author="Eckhard Ortwein" w:date="2026-09-24T16:47:00Z" w16du:dateUtc="2026-09-24T14:47:00Z">
+      <w:ins w:id="418" w:author="Eckhard Ortwein" w:date="2026-09-27T21:24:00Z" w16du:dateUtc="2026-09-27T19:24:00Z">
         <w:r>
           <w:rPr>
             <w:rFonts w:ascii="Calibri" w:hAnsi="Calibri" w:cs="Calibri"/>
@@ -13831,7 +13831,7 @@
         </w:rPr>
         <w:t xml:space="preserve"> stated in </w:t>
       </w:r>
-      <w:del w:id="419" w:author="Eckhard Ortwein" w:date="2026-09-24T16:47:00Z" w16du:dateUtc="2026-09-24T14:47:00Z">
+      <w:del w:id="419" w:author="Eckhard Ortwein" w:date="2026-09-27T21:24:00Z" w16du:dateUtc="2026-09-27T19:24:00Z">
         <w:r>
           <w:rPr>
             <w:rFonts w:ascii="Calibri" w:hAnsi="Calibri" w:cs="Calibri"/>
@@ -13843,7 +13843,7 @@
           <w:delText>them</w:delText>
         </w:r>
       </w:del>
-      <w:ins w:id="420" w:author="Eckhard Ortwein" w:date="2026-09-24T16:47:00Z" w16du:dateUtc="2026-09-24T14:47:00Z">
+      <w:ins w:id="420" w:author="Eckhard Ortwein" w:date="2026-09-27T21:24:00Z" w16du:dateUtc="2026-09-27T19:24:00Z">
         <w:r>
           <w:rPr>
             <w:rFonts w:ascii="Calibri" w:hAnsi="Calibri" w:cs="Calibri"/>
@@ -13924,7 +13924,7 @@
           <w:rFonts w:eastAsia="Times New Roman"/>
         </w:rPr>
       </w:pPr>
-      <w:bookmarkStart w:id="421" w:name="_Toc241160912"/>
+      <w:bookmarkStart w:id="421" w:name="_Toc241436706"/>
       <w:bookmarkStart w:id="422" w:name="_Toc240374319"/>
       <w:r>
         <w:rPr>
@@ -14075,7 +14075,7 @@
       <w:pPr>
         <w:ind w:left="720"/>
         <w:rPr>
-          <w:del w:id="423" w:author="Eckhard Ortwein" w:date="2026-09-24T16:47:00Z" w16du:dateUtc="2026-09-24T14:47:00Z"/>
+          <w:del w:id="423" w:author="Eckhard Ortwein" w:date="2026-09-27T21:24:00Z" w16du:dateUtc="2026-09-27T19:24:00Z"/>
           <w:rFonts w:ascii="Calibri" w:eastAsia="Times New Roman" w:hAnsi="Calibri" w:cs="Calibri"/>
           <w:color w:val="222233"/>
           <w:sz w:val="21"/>
@@ -14083,7 +14083,7 @@
           <w:lang w:val="en-US"/>
         </w:rPr>
       </w:pPr>
-      <w:del w:id="424" w:author="Eckhard Ortwein" w:date="2026-09-24T16:47:00Z" w16du:dateUtc="2026-09-24T14:47:00Z">
+      <w:del w:id="424" w:author="Eckhard Ortwein" w:date="2026-09-27T21:24:00Z" w16du:dateUtc="2026-09-27T19:24:00Z">
         <w:r>
           <w:rPr>
             <w:rFonts w:ascii="Calibri" w:eastAsia="Times New Roman" w:hAnsi="Calibri" w:cs="Calibri"/>
@@ -14111,14 +14111,14 @@
       <w:pPr>
         <w:ind w:left="720"/>
         <w:rPr>
-          <w:ins w:id="425" w:author="Eckhard Ortwein" w:date="2026-09-24T16:47:00Z" w16du:dateUtc="2026-09-24T14:47:00Z"/>
-          <w:rFonts w:ascii="Calibri" w:eastAsia="Times New Roman" w:hAnsi="Calibri" w:cs="Calibri"/>
-          <w:color w:val="222233"/>
-          <w:sz w:val="21"/>
-          <w:szCs w:val="21"/>
-        </w:rPr>
-      </w:pPr>
-      <w:ins w:id="426" w:author="Eckhard Ortwein" w:date="2026-09-24T16:47:00Z" w16du:dateUtc="2026-09-24T14:47:00Z">
+          <w:ins w:id="425" w:author="Eckhard Ortwein" w:date="2026-09-27T21:24:00Z" w16du:dateUtc="2026-09-27T19:24:00Z"/>
+          <w:rFonts w:ascii="Calibri" w:eastAsia="Times New Roman" w:hAnsi="Calibri" w:cs="Calibri"/>
+          <w:color w:val="222233"/>
+          <w:sz w:val="21"/>
+          <w:szCs w:val="21"/>
+        </w:rPr>
+      </w:pPr>
+      <w:ins w:id="426" w:author="Eckhard Ortwein" w:date="2026-09-27T21:24:00Z" w16du:dateUtc="2026-09-27T19:24:00Z">
         <w:r>
           <w:rPr>
             <w:rStyle w:val="Hervorhebung"/>
@@ -14154,7 +14154,7 @@
       <w:pPr>
         <w:ind w:left="720"/>
         <w:rPr>
-          <w:del w:id="427" w:author="Eckhard Ortwein" w:date="2026-09-24T16:47:00Z" w16du:dateUtc="2026-09-24T14:47:00Z"/>
+          <w:del w:id="427" w:author="Eckhard Ortwein" w:date="2026-09-27T21:24:00Z" w16du:dateUtc="2026-09-27T19:24:00Z"/>
           <w:rFonts w:ascii="Calibri" w:eastAsia="Times New Roman" w:hAnsi="Calibri" w:cs="Calibri"/>
           <w:color w:val="222233"/>
           <w:sz w:val="21"/>
@@ -14162,7 +14162,7 @@
           <w:lang w:val="en-US"/>
         </w:rPr>
       </w:pPr>
-      <w:del w:id="428" w:author="Eckhard Ortwein" w:date="2026-09-24T16:47:00Z" w16du:dateUtc="2026-09-24T14:47:00Z">
+      <w:del w:id="428" w:author="Eckhard Ortwein" w:date="2026-09-27T21:24:00Z" w16du:dateUtc="2026-09-27T19:24:00Z">
         <w:r>
           <w:rPr>
             <w:rFonts w:ascii="Calibri" w:eastAsia="Times New Roman" w:hAnsi="Calibri" w:cs="Calibri"/>
@@ -14179,14 +14179,14 @@
       <w:pPr>
         <w:ind w:left="720"/>
         <w:rPr>
-          <w:ins w:id="429" w:author="Eckhard Ortwein" w:date="2026-09-24T16:47:00Z" w16du:dateUtc="2026-09-24T14:47:00Z"/>
-          <w:rFonts w:ascii="Calibri" w:eastAsia="Times New Roman" w:hAnsi="Calibri" w:cs="Calibri"/>
-          <w:color w:val="222233"/>
-          <w:sz w:val="21"/>
-          <w:szCs w:val="21"/>
-        </w:rPr>
-      </w:pPr>
-      <w:ins w:id="430" w:author="Eckhard Ortwein" w:date="2026-09-24T16:47:00Z" w16du:dateUtc="2026-09-24T14:47:00Z">
+          <w:ins w:id="429" w:author="Eckhard Ortwein" w:date="2026-09-27T21:24:00Z" w16du:dateUtc="2026-09-27T19:24:00Z"/>
+          <w:rFonts w:ascii="Calibri" w:eastAsia="Times New Roman" w:hAnsi="Calibri" w:cs="Calibri"/>
+          <w:color w:val="222233"/>
+          <w:sz w:val="21"/>
+          <w:szCs w:val="21"/>
+        </w:rPr>
+      </w:pPr>
+      <w:ins w:id="430" w:author="Eckhard Ortwein" w:date="2026-09-27T21:24:00Z" w16du:dateUtc="2026-09-27T19:24:00Z">
         <w:r>
           <w:rPr>
             <w:rStyle w:val="Hervorhebung"/>
@@ -14685,7 +14685,7 @@
       <w:pPr>
         <w:ind w:left="720"/>
         <w:rPr>
-          <w:del w:id="431" w:author="Eckhard Ortwein" w:date="2026-09-24T16:47:00Z" w16du:dateUtc="2026-09-24T14:47:00Z"/>
+          <w:del w:id="431" w:author="Eckhard Ortwein" w:date="2026-09-27T21:24:00Z" w16du:dateUtc="2026-09-27T19:24:00Z"/>
           <w:rFonts w:ascii="Calibri" w:eastAsia="Times New Roman" w:hAnsi="Calibri" w:cs="Calibri"/>
           <w:color w:val="222233"/>
           <w:sz w:val="21"/>
@@ -14693,7 +14693,7 @@
           <w:lang w:val="en-US"/>
         </w:rPr>
       </w:pPr>
-      <w:del w:id="432" w:author="Eckhard Ortwein" w:date="2026-09-24T16:47:00Z" w16du:dateUtc="2026-09-24T14:47:00Z">
+      <w:del w:id="432" w:author="Eckhard Ortwein" w:date="2026-09-27T21:24:00Z" w16du:dateUtc="2026-09-27T19:24:00Z">
         <w:r>
           <w:rPr>
             <w:rFonts w:ascii="Calibri" w:eastAsia="Times New Roman" w:hAnsi="Calibri" w:cs="Calibri"/>
@@ -14721,14 +14721,14 @@
       <w:pPr>
         <w:ind w:left="720"/>
         <w:rPr>
-          <w:ins w:id="433" w:author="Eckhard Ortwein" w:date="2026-09-24T16:47:00Z" w16du:dateUtc="2026-09-24T14:47:00Z"/>
-          <w:rFonts w:ascii="Calibri" w:eastAsia="Times New Roman" w:hAnsi="Calibri" w:cs="Calibri"/>
-          <w:color w:val="222233"/>
-          <w:sz w:val="21"/>
-          <w:szCs w:val="21"/>
-        </w:rPr>
-      </w:pPr>
-      <w:ins w:id="434" w:author="Eckhard Ortwein" w:date="2026-09-24T16:47:00Z" w16du:dateUtc="2026-09-24T14:47:00Z">
+          <w:ins w:id="433" w:author="Eckhard Ortwein" w:date="2026-09-27T21:24:00Z" w16du:dateUtc="2026-09-27T19:24:00Z"/>
+          <w:rFonts w:ascii="Calibri" w:eastAsia="Times New Roman" w:hAnsi="Calibri" w:cs="Calibri"/>
+          <w:color w:val="222233"/>
+          <w:sz w:val="21"/>
+          <w:szCs w:val="21"/>
+        </w:rPr>
+      </w:pPr>
+      <w:ins w:id="434" w:author="Eckhard Ortwein" w:date="2026-09-27T21:24:00Z" w16du:dateUtc="2026-09-27T19:24:00Z">
         <w:r>
           <w:rPr>
             <w:rStyle w:val="Hervorhebung"/>
@@ -14764,7 +14764,7 @@
       <w:pPr>
         <w:ind w:left="720"/>
         <w:rPr>
-          <w:del w:id="435" w:author="Eckhard Ortwein" w:date="2026-09-24T16:47:00Z" w16du:dateUtc="2026-09-24T14:47:00Z"/>
+          <w:del w:id="435" w:author="Eckhard Ortwein" w:date="2026-09-27T21:24:00Z" w16du:dateUtc="2026-09-27T19:24:00Z"/>
           <w:rFonts w:ascii="Calibri" w:eastAsia="Times New Roman" w:hAnsi="Calibri" w:cs="Calibri"/>
           <w:color w:val="222233"/>
           <w:sz w:val="21"/>
@@ -14772,7 +14772,7 @@
           <w:lang w:val="en-US"/>
         </w:rPr>
       </w:pPr>
-      <w:del w:id="436" w:author="Eckhard Ortwein" w:date="2026-09-24T16:47:00Z" w16du:dateUtc="2026-09-24T14:47:00Z">
+      <w:del w:id="436" w:author="Eckhard Ortwein" w:date="2026-09-27T21:24:00Z" w16du:dateUtc="2026-09-27T19:24:00Z">
         <w:r>
           <w:rPr>
             <w:rFonts w:ascii="Calibri" w:eastAsia="Times New Roman" w:hAnsi="Calibri" w:cs="Calibri"/>
@@ -14789,14 +14789,14 @@
       <w:pPr>
         <w:ind w:left="720"/>
         <w:rPr>
-          <w:ins w:id="437" w:author="Eckhard Ortwein" w:date="2026-09-24T16:47:00Z" w16du:dateUtc="2026-09-24T14:47:00Z"/>
-          <w:rFonts w:ascii="Calibri" w:eastAsia="Times New Roman" w:hAnsi="Calibri" w:cs="Calibri"/>
-          <w:color w:val="222233"/>
-          <w:sz w:val="21"/>
-          <w:szCs w:val="21"/>
-        </w:rPr>
-      </w:pPr>
-      <w:ins w:id="438" w:author="Eckhard Ortwein" w:date="2026-09-24T16:47:00Z" w16du:dateUtc="2026-09-24T14:47:00Z">
+          <w:ins w:id="437" w:author="Eckhard Ortwein" w:date="2026-09-27T21:24:00Z" w16du:dateUtc="2026-09-27T19:24:00Z"/>
+          <w:rFonts w:ascii="Calibri" w:eastAsia="Times New Roman" w:hAnsi="Calibri" w:cs="Calibri"/>
+          <w:color w:val="222233"/>
+          <w:sz w:val="21"/>
+          <w:szCs w:val="21"/>
+        </w:rPr>
+      </w:pPr>
+      <w:ins w:id="438" w:author="Eckhard Ortwein" w:date="2026-09-27T21:24:00Z" w16du:dateUtc="2026-09-27T19:24:00Z">
         <w:r>
           <w:rPr>
             <w:rStyle w:val="Hervorhebung"/>
@@ -14816,7 +14816,7 @@
           <w:rFonts w:eastAsia="Times New Roman"/>
         </w:rPr>
       </w:pPr>
-      <w:bookmarkStart w:id="439" w:name="_Toc241160913"/>
+      <w:bookmarkStart w:id="439" w:name="_Toc241436707"/>
       <w:bookmarkStart w:id="440" w:name="_Toc240374320"/>
       <w:r>
         <w:rPr>
@@ -15017,7 +15017,7 @@
           <w:rFonts w:eastAsia="Times New Roman"/>
         </w:rPr>
       </w:pPr>
-      <w:bookmarkStart w:id="441" w:name="_Toc241160914"/>
+      <w:bookmarkStart w:id="441" w:name="_Toc241436708"/>
       <w:bookmarkStart w:id="442" w:name="_Toc240374321"/>
       <w:r>
         <w:rPr>
@@ -15041,7 +15041,7 @@
         </w:rPr>
         <w:t>Founders1 GmbH — STP Business Information GmbH · Draft</w:t>
       </w:r>
-      <w:del w:id="443" w:author="Eckhard Ortwein" w:date="2026-09-24T16:47:00Z" w16du:dateUtc="2026-09-24T14:47:00Z">
+      <w:del w:id="443" w:author="Eckhard Ortwein" w:date="2026-09-27T21:24:00Z" w16du:dateUtc="2026-09-27T19:24:00Z">
         <w:r>
           <w:rPr>
             <w:rFonts w:ascii="Calibri" w:hAnsi="Calibri" w:cs="Calibri"/>
@@ -15050,7 +15050,7 @@
           <w:delText>, 14</w:delText>
         </w:r>
       </w:del>
-      <w:ins w:id="444" w:author="Eckhard Ortwein" w:date="2026-09-24T16:47:00Z" w16du:dateUtc="2026-09-24T14:47:00Z">
+      <w:ins w:id="444" w:author="Eckhard Ortwein" w:date="2026-09-27T21:24:00Z" w16du:dateUtc="2026-09-27T19:24:00Z">
         <w:r>
           <w:rPr>
             <w:rFonts w:ascii="Calibri" w:hAnsi="Calibri" w:cs="Calibri"/>
@@ -15072,7 +15072,7 @@
           <w:rFonts w:eastAsia="Times New Roman"/>
         </w:rPr>
       </w:pPr>
-      <w:bookmarkStart w:id="445" w:name="_Toc241160915"/>
+      <w:bookmarkStart w:id="445" w:name="_Toc241436709"/>
       <w:bookmarkStart w:id="446" w:name="_Toc240374322"/>
       <w:r>
         <w:rPr>
@@ -15318,7 +15318,7 @@
           <w:rFonts w:eastAsia="Times New Roman"/>
         </w:rPr>
       </w:pPr>
-      <w:bookmarkStart w:id="447" w:name="_Toc241160916"/>
+      <w:bookmarkStart w:id="447" w:name="_Toc241436710"/>
       <w:bookmarkStart w:id="448" w:name="_Toc240374323"/>
       <w:r>
         <w:rPr>
@@ -15862,7 +15862,7 @@
           <w:rFonts w:eastAsia="Times New Roman"/>
         </w:rPr>
       </w:pPr>
-      <w:bookmarkStart w:id="449" w:name="_Toc241160917"/>
+      <w:bookmarkStart w:id="449" w:name="_Toc241436711"/>
       <w:bookmarkStart w:id="450" w:name="_Toc240374324"/>
       <w:r>
         <w:rPr>
@@ -16523,7 +16523,7 @@
           <w:rFonts w:eastAsia="Times New Roman"/>
         </w:rPr>
       </w:pPr>
-      <w:bookmarkStart w:id="451" w:name="_Toc241160918"/>
+      <w:bookmarkStart w:id="451" w:name="_Toc241436712"/>
       <w:bookmarkStart w:id="452" w:name="_Toc240374325"/>
       <w:r>
         <w:rPr>
@@ -16578,7 +16578,7 @@
         </w:rPr>
         <w:t>STP opens a case: jurisdiction, legal form, company identifiers</w:t>
       </w:r>
-      <w:del w:id="453" w:author="Eckhard Ortwein" w:date="2026-09-24T16:47:00Z" w16du:dateUtc="2026-09-24T14:47:00Z">
+      <w:del w:id="453" w:author="Eckhard Ortwein" w:date="2026-09-27T21:24:00Z" w16du:dateUtc="2026-09-27T19:24:00Z">
         <w:r>
           <w:rPr>
             <w:rFonts w:ascii="Calibri" w:eastAsia="Times New Roman" w:hAnsi="Calibri" w:cs="Calibri"/>
@@ -16590,7 +16590,7 @@
           <w:delText xml:space="preserve"> and</w:delText>
         </w:r>
       </w:del>
-      <w:ins w:id="454" w:author="Eckhard Ortwein" w:date="2026-09-24T16:47:00Z" w16du:dateUtc="2026-09-24T14:47:00Z">
+      <w:ins w:id="454" w:author="Eckhard Ortwein" w:date="2026-09-27T21:24:00Z" w16du:dateUtc="2026-09-27T19:24:00Z">
         <w:r>
           <w:rPr>
             <w:rFonts w:ascii="Calibri" w:eastAsia="Times New Roman" w:hAnsi="Calibri" w:cs="Calibri"/>
@@ -16610,7 +16610,7 @@
         </w:rPr>
         <w:t xml:space="preserve"> the document kinds required</w:t>
       </w:r>
-      <w:del w:id="455" w:author="Eckhard Ortwein" w:date="2026-09-24T16:47:00Z" w16du:dateUtc="2026-09-24T14:47:00Z">
+      <w:del w:id="455" w:author="Eckhard Ortwein" w:date="2026-09-27T21:24:00Z" w16du:dateUtc="2026-09-27T19:24:00Z">
         <w:r>
           <w:rPr>
             <w:rFonts w:ascii="Calibri" w:eastAsia="Times New Roman" w:hAnsi="Calibri" w:cs="Calibri"/>
@@ -16622,7 +16622,7 @@
           <w:delText>.</w:delText>
         </w:r>
       </w:del>
-      <w:ins w:id="456" w:author="Eckhard Ortwein" w:date="2026-09-24T16:47:00Z" w16du:dateUtc="2026-09-24T14:47:00Z">
+      <w:ins w:id="456" w:author="Eckhard Ortwein" w:date="2026-09-27T21:24:00Z" w16du:dateUtc="2026-09-27T19:24:00Z">
         <w:r>
           <w:rPr>
             <w:rFonts w:ascii="Calibri" w:eastAsia="Times New Roman" w:hAnsi="Calibri" w:cs="Calibri"/>
@@ -16946,7 +16946,7 @@
         </w:rPr>
         <w:t xml:space="preserve">Where </w:t>
       </w:r>
-      <w:ins w:id="457" w:author="Eckhard Ortwein" w:date="2026-09-24T16:47:00Z" w16du:dateUtc="2026-09-24T14:47:00Z">
+      <w:ins w:id="457" w:author="Eckhard Ortwein" w:date="2026-09-27T21:24:00Z" w16du:dateUtc="2026-09-27T19:24:00Z">
         <w:r>
           <w:rPr>
             <w:rFonts w:ascii="Calibri" w:eastAsia="Times New Roman" w:hAnsi="Calibri" w:cs="Calibri"/>
@@ -16966,7 +16966,7 @@
         </w:rPr>
         <w:t xml:space="preserve">a </w:t>
       </w:r>
-      <w:ins w:id="458" w:author="Eckhard Ortwein" w:date="2026-09-24T16:47:00Z" w16du:dateUtc="2026-09-24T14:47:00Z">
+      <w:ins w:id="458" w:author="Eckhard Ortwein" w:date="2026-09-27T21:24:00Z" w16du:dateUtc="2026-09-27T19:24:00Z">
         <w:r>
           <w:rPr>
             <w:rFonts w:ascii="Calibri" w:eastAsia="Times New Roman" w:hAnsi="Calibri" w:cs="Calibri"/>
@@ -17005,7 +17005,7 @@
         </w:rPr>
         <w:t xml:space="preserve">document </w:t>
       </w:r>
-      <w:del w:id="459" w:author="Eckhard Ortwein" w:date="2026-09-24T16:47:00Z" w16du:dateUtc="2026-09-24T14:47:00Z">
+      <w:del w:id="459" w:author="Eckhard Ortwein" w:date="2026-09-27T21:24:00Z" w16du:dateUtc="2026-09-27T19:24:00Z">
         <w:r>
           <w:rPr>
             <w:rFonts w:ascii="Calibri" w:eastAsia="Times New Roman" w:hAnsi="Calibri" w:cs="Calibri"/>
@@ -17026,7 +17026,7 @@
         </w:rPr>
         <w:t xml:space="preserve">kind </w:t>
       </w:r>
-      <w:del w:id="460" w:author="Eckhard Ortwein" w:date="2026-09-24T16:47:00Z" w16du:dateUtc="2026-09-24T14:47:00Z">
+      <w:del w:id="460" w:author="Eckhard Ortwein" w:date="2026-09-27T21:24:00Z" w16du:dateUtc="2026-09-27T19:24:00Z">
         <w:r>
           <w:rPr>
             <w:rFonts w:ascii="Calibri" w:eastAsia="Times New Roman" w:hAnsi="Calibri" w:cs="Calibri"/>
@@ -17038,7 +17038,7 @@
           <w:delText>is</w:delText>
         </w:r>
       </w:del>
-      <w:ins w:id="461" w:author="Eckhard Ortwein" w:date="2026-09-24T16:47:00Z" w16du:dateUtc="2026-09-24T14:47:00Z">
+      <w:ins w:id="461" w:author="Eckhard Ortwein" w:date="2026-09-27T21:24:00Z" w16du:dateUtc="2026-09-27T19:24:00Z">
         <w:r>
           <w:rPr>
             <w:rStyle w:val="Fett"/>
@@ -17068,7 +17068,7 @@
         </w:rPr>
         <w:t xml:space="preserve"> already </w:t>
       </w:r>
-      <w:del w:id="462" w:author="Eckhard Ortwein" w:date="2026-09-24T16:47:00Z" w16du:dateUtc="2026-09-24T14:47:00Z">
+      <w:del w:id="462" w:author="Eckhard Ortwein" w:date="2026-09-27T21:24:00Z" w16du:dateUtc="2026-09-27T19:24:00Z">
         <w:r>
           <w:rPr>
             <w:rFonts w:ascii="Calibri" w:eastAsia="Times New Roman" w:hAnsi="Calibri" w:cs="Calibri"/>
@@ -17080,7 +17080,7 @@
           <w:delText>held for that company and still current, it</w:delText>
         </w:r>
       </w:del>
-      <w:ins w:id="463" w:author="Eckhard Ortwein" w:date="2026-09-24T16:47:00Z" w16du:dateUtc="2026-09-24T14:47:00Z">
+      <w:ins w:id="463" w:author="Eckhard Ortwein" w:date="2026-09-27T21:24:00Z" w16du:dateUtc="2026-09-27T19:24:00Z">
         <w:r>
           <w:rPr>
             <w:rFonts w:ascii="Calibri" w:eastAsia="Times New Roman" w:hAnsi="Calibri" w:cs="Calibri"/>
@@ -17100,7 +17100,7 @@
         </w:rPr>
         <w:t xml:space="preserve"> is re-served without a new procurement and without a new charge</w:t>
       </w:r>
-      <w:del w:id="464" w:author="Eckhard Ortwein" w:date="2026-09-24T16:47:00Z" w16du:dateUtc="2026-09-24T14:47:00Z">
+      <w:del w:id="464" w:author="Eckhard Ortwein" w:date="2026-09-27T21:24:00Z" w16du:dateUtc="2026-09-27T19:24:00Z">
         <w:r>
           <w:rPr>
             <w:rFonts w:ascii="Calibri" w:eastAsia="Times New Roman" w:hAnsi="Calibri" w:cs="Calibri"/>
@@ -17112,7 +17112,7 @@
           <w:delText>. Founders1 determines the currency criteria per jurisdiction and document kind and notifies them to STP</w:delText>
         </w:r>
       </w:del>
-      <w:ins w:id="465" w:author="Eckhard Ortwein" w:date="2026-09-24T16:47:00Z" w16du:dateUtc="2026-09-24T14:47:00Z">
+      <w:ins w:id="465" w:author="Eckhard Ortwein" w:date="2026-09-27T21:24:00Z" w16du:dateUtc="2026-09-27T19:24:00Z">
         <w:r>
           <w:rPr>
             <w:rFonts w:ascii="Calibri" w:eastAsia="Times New Roman" w:hAnsi="Calibri" w:cs="Calibri"/>
@@ -17238,7 +17238,7 @@
           <w:rFonts w:eastAsia="Times New Roman"/>
         </w:rPr>
       </w:pPr>
-      <w:bookmarkStart w:id="466" w:name="_Toc241160919"/>
+      <w:bookmarkStart w:id="466" w:name="_Toc241436713"/>
       <w:bookmarkStart w:id="467" w:name="_Toc240374326"/>
       <w:r>
         <w:rPr>
@@ -17262,7 +17262,7 @@
         </w:rPr>
         <w:t>Founders1 GmbH — STP Business Information GmbH · Draft</w:t>
       </w:r>
-      <w:del w:id="468" w:author="Eckhard Ortwein" w:date="2026-09-24T16:47:00Z" w16du:dateUtc="2026-09-24T14:47:00Z">
+      <w:del w:id="468" w:author="Eckhard Ortwein" w:date="2026-09-27T21:24:00Z" w16du:dateUtc="2026-09-27T19:24:00Z">
         <w:r>
           <w:rPr>
             <w:rFonts w:ascii="Calibri" w:hAnsi="Calibri" w:cs="Calibri"/>
@@ -17271,7 +17271,7 @@
           <w:delText>, 14</w:delText>
         </w:r>
       </w:del>
-      <w:ins w:id="469" w:author="Eckhard Ortwein" w:date="2026-09-24T16:47:00Z" w16du:dateUtc="2026-09-24T14:47:00Z">
+      <w:ins w:id="469" w:author="Eckhard Ortwein" w:date="2026-09-27T21:24:00Z" w16du:dateUtc="2026-09-27T19:24:00Z">
         <w:r>
           <w:rPr>
             <w:rFonts w:ascii="Calibri" w:hAnsi="Calibri" w:cs="Calibri"/>
@@ -17293,7 +17293,7 @@
           <w:rFonts w:eastAsia="Times New Roman"/>
         </w:rPr>
       </w:pPr>
-      <w:bookmarkStart w:id="470" w:name="_Toc241160920"/>
+      <w:bookmarkStart w:id="470" w:name="_Toc241436714"/>
       <w:bookmarkStart w:id="471" w:name="_Toc240374327"/>
       <w:r>
         <w:rPr>
@@ -17400,7 +17400,7 @@
         </w:rPr>
         <w:t xml:space="preserve"> per case for each tier is set out below. Where this Agreement refers to „the procurement cost for that jurisdiction“, it means the amount stated here for the tier to which Annex 2.2 assigns that jurisdiction</w:t>
       </w:r>
-      <w:del w:id="472" w:author="Eckhard Ortwein" w:date="2026-09-24T16:47:00Z" w16du:dateUtc="2026-09-24T14:47:00Z">
+      <w:del w:id="472" w:author="Eckhard Ortwein" w:date="2026-09-27T21:24:00Z" w16du:dateUtc="2026-09-27T19:24:00Z">
         <w:r>
           <w:rPr>
             <w:rFonts w:ascii="Calibri" w:hAnsi="Calibri" w:cs="Calibri"/>
@@ -17412,7 +17412,7 @@
           <w:delText>.</w:delText>
         </w:r>
       </w:del>
-      <w:ins w:id="473" w:author="Eckhard Ortwein" w:date="2026-09-24T16:47:00Z" w16du:dateUtc="2026-09-24T14:47:00Z">
+      <w:ins w:id="473" w:author="Eckhard Ortwein" w:date="2026-09-27T21:24:00Z" w16du:dateUtc="2026-09-27T19:24:00Z">
         <w:r>
           <w:rPr>
             <w:rFonts w:ascii="Calibri" w:hAnsi="Calibri" w:cs="Calibri"/>
@@ -17461,7 +17461,7 @@
         </w:rPr>
         <w:t>changed only under clause 8.6</w:t>
       </w:r>
-      <w:del w:id="474" w:author="Eckhard Ortwein" w:date="2026-09-24T16:47:00Z" w16du:dateUtc="2026-09-24T14:47:00Z">
+      <w:del w:id="474" w:author="Eckhard Ortwein" w:date="2026-09-27T21:24:00Z" w16du:dateUtc="2026-09-27T19:24:00Z">
         <w:r>
           <w:rPr>
             <w:rFonts w:ascii="Calibri" w:hAnsi="Calibri" w:cs="Calibri"/>
@@ -17473,7 +17473,7 @@
           <w:delText>: not before twelve months have run, then on 60 days' notice, and for a change in a register's own fees only on 30 days' notice with evidence of the change and STP's right to terminate the affected jurisdiction.</w:delText>
         </w:r>
       </w:del>
-      <w:ins w:id="475" w:author="Eckhard Ortwein" w:date="2026-09-24T16:47:00Z" w16du:dateUtc="2026-09-24T14:47:00Z">
+      <w:ins w:id="475" w:author="Eckhard Ortwein" w:date="2026-09-27T21:24:00Z" w16du:dateUtc="2026-09-27T19:24:00Z">
         <w:r>
           <w:rPr>
             <w:rFonts w:ascii="Calibri" w:hAnsi="Calibri" w:cs="Calibri"/>
@@ -17617,7 +17617,7 @@
                 <w:szCs w:val="16"/>
               </w:rPr>
             </w:pPr>
-            <w:del w:id="476" w:author="Eckhard Ortwein" w:date="2026-09-24T16:47:00Z" w16du:dateUtc="2026-09-24T14:47:00Z">
+            <w:del w:id="476" w:author="Eckhard Ortwein" w:date="2026-09-27T21:24:00Z" w16du:dateUtc="2026-09-27T19:24:00Z">
               <w:r>
                 <w:rPr>
                   <w:rFonts w:ascii="Calibri" w:eastAsia="Times New Roman" w:hAnsi="Calibri" w:cs="Calibri"/>
@@ -17630,7 +17630,7 @@
                 <w:delText>List price (for information)</w:delText>
               </w:r>
             </w:del>
-            <w:ins w:id="477" w:author="Eckhard Ortwein" w:date="2026-09-24T16:47:00Z" w16du:dateUtc="2026-09-24T14:47:00Z">
+            <w:ins w:id="477" w:author="Eckhard Ortwein" w:date="2026-09-27T21:24:00Z" w16du:dateUtc="2026-09-27T19:24:00Z">
               <w:r>
                 <w:rPr>
                   <w:rFonts w:ascii="Calibri" w:eastAsia="Times New Roman" w:hAnsi="Calibri" w:cs="Calibri"/>
@@ -17656,7 +17656,7 @@
               <w:right w:w="120" w:type="dxa"/>
             </w:tcMar>
             <w:vAlign w:val="center"/>
-            <w:cellIns w:id="478" w:author="Eckhard Ortwein" w:date="2026-09-24T16:47:00Z"/>
+            <w:cellIns w:id="478" w:author="Eckhard Ortwein" w:date="2026-09-27T21:24:00Z"/>
             <w:hideMark/>
           </w:tcPr>
           <w:p>
@@ -17671,7 +17671,7 @@
                 <w:szCs w:val="16"/>
               </w:rPr>
             </w:pPr>
-            <w:ins w:id="479" w:author="Eckhard Ortwein" w:date="2026-09-24T16:47:00Z" w16du:dateUtc="2026-09-24T14:47:00Z">
+            <w:ins w:id="479" w:author="Eckhard Ortwein" w:date="2026-09-27T21:24:00Z" w16du:dateUtc="2026-09-27T19:24:00Z">
               <w:r>
                 <w:rPr>
                   <w:rFonts w:ascii="Calibri" w:eastAsia="Times New Roman" w:hAnsi="Calibri" w:cs="Calibri"/>
@@ -17820,7 +17820,7 @@
                 <w:szCs w:val="19"/>
               </w:rPr>
             </w:pPr>
-            <w:del w:id="480" w:author="Eckhard Ortwein" w:date="2026-09-24T16:47:00Z" w16du:dateUtc="2026-09-24T14:47:00Z">
+            <w:del w:id="480" w:author="Eckhard Ortwein" w:date="2026-09-27T21:24:00Z" w16du:dateUtc="2026-09-27T19:24:00Z">
               <w:r>
                 <w:rPr>
                   <w:rFonts w:ascii="Calibri" w:eastAsia="Times New Roman" w:hAnsi="Calibri" w:cs="Calibri"/>
@@ -17831,7 +17831,7 @@
                 <w:delText>15,00</w:delText>
               </w:r>
             </w:del>
-            <w:ins w:id="481" w:author="Eckhard Ortwein" w:date="2026-09-24T16:47:00Z" w16du:dateUtc="2026-09-24T14:47:00Z">
+            <w:ins w:id="481" w:author="Eckhard Ortwein" w:date="2026-09-27T21:24:00Z" w16du:dateUtc="2026-09-27T19:24:00Z">
               <w:r>
                 <w:rPr>
                   <w:rFonts w:ascii="Calibri" w:eastAsia="Times New Roman" w:hAnsi="Calibri" w:cs="Calibri"/>
@@ -17877,7 +17877,7 @@
                 <w:szCs w:val="19"/>
               </w:rPr>
             </w:pPr>
-            <w:del w:id="482" w:author="Eckhard Ortwein" w:date="2026-09-24T16:47:00Z" w16du:dateUtc="2026-09-24T14:47:00Z">
+            <w:del w:id="482" w:author="Eckhard Ortwein" w:date="2026-09-27T21:24:00Z" w16du:dateUtc="2026-09-27T19:24:00Z">
               <w:r>
                 <w:rPr>
                   <w:rFonts w:ascii="Calibri" w:eastAsia="Times New Roman" w:hAnsi="Calibri" w:cs="Calibri"/>
@@ -17888,7 +17888,7 @@
                 <w:delText>104</w:delText>
               </w:r>
             </w:del>
-            <w:ins w:id="483" w:author="Eckhard Ortwein" w:date="2026-09-24T16:47:00Z" w16du:dateUtc="2026-09-24T14:47:00Z">
+            <w:ins w:id="483" w:author="Eckhard Ortwein" w:date="2026-09-27T21:24:00Z" w16du:dateUtc="2026-09-27T19:24:00Z">
               <w:r>
                 <w:rPr>
                   <w:rFonts w:ascii="Calibri" w:eastAsia="Times New Roman" w:hAnsi="Calibri" w:cs="Calibri"/>
@@ -17913,7 +17913,7 @@
               <w:bottom w:w="80" w:type="dxa"/>
               <w:right w:w="120" w:type="dxa"/>
             </w:tcMar>
-            <w:cellIns w:id="484" w:author="Eckhard Ortwein" w:date="2026-09-24T16:47:00Z"/>
+            <w:cellIns w:id="484" w:author="Eckhard Ortwein" w:date="2026-09-27T21:24:00Z"/>
             <w:hideMark/>
           </w:tcPr>
           <w:p>
@@ -17926,7 +17926,7 @@
                 <w:szCs w:val="19"/>
               </w:rPr>
             </w:pPr>
-            <w:ins w:id="485" w:author="Eckhard Ortwein" w:date="2026-09-24T16:47:00Z" w16du:dateUtc="2026-09-24T14:47:00Z">
+            <w:ins w:id="485" w:author="Eckhard Ortwein" w:date="2026-09-27T21:24:00Z" w16du:dateUtc="2026-09-27T19:24:00Z">
               <w:r>
                 <w:rPr>
                   <w:rFonts w:ascii="Calibri" w:eastAsia="Times New Roman" w:hAnsi="Calibri" w:cs="Calibri"/>
@@ -18035,7 +18035,7 @@
                 <w:szCs w:val="19"/>
               </w:rPr>
             </w:pPr>
-            <w:del w:id="486" w:author="Eckhard Ortwein" w:date="2026-09-24T16:47:00Z" w16du:dateUtc="2026-09-24T14:47:00Z">
+            <w:del w:id="486" w:author="Eckhard Ortwein" w:date="2026-09-27T21:24:00Z" w16du:dateUtc="2026-09-27T19:24:00Z">
               <w:r>
                 <w:rPr>
                   <w:rFonts w:ascii="Calibri" w:eastAsia="Times New Roman" w:hAnsi="Calibri" w:cs="Calibri"/>
@@ -18046,7 +18046,7 @@
                 <w:delText>35,00</w:delText>
               </w:r>
             </w:del>
-            <w:ins w:id="487" w:author="Eckhard Ortwein" w:date="2026-09-24T16:47:00Z" w16du:dateUtc="2026-09-24T14:47:00Z">
+            <w:ins w:id="487" w:author="Eckhard Ortwein" w:date="2026-09-27T21:24:00Z" w16du:dateUtc="2026-09-27T19:24:00Z">
               <w:r>
                 <w:rPr>
                   <w:rFonts w:ascii="Calibri" w:eastAsia="Times New Roman" w:hAnsi="Calibri" w:cs="Calibri"/>
@@ -18080,6 +18080,7 @@
               <w:bottom w:w="80" w:type="dxa"/>
               <w:right w:w="120" w:type="dxa"/>
             </w:tcMar>
+            <w:cellIns w:id="488" w:author="Eckhard Ortwein" w:date="2026-09-27T21:24:00Z"/>
             <w:hideMark/>
           </w:tcPr>
           <w:p>
@@ -18092,18 +18093,7 @@
                 <w:szCs w:val="19"/>
               </w:rPr>
             </w:pPr>
-            <w:del w:id="488" w:author="Eckhard Ortwein" w:date="2026-09-24T16:47:00Z" w16du:dateUtc="2026-09-24T14:47:00Z">
-              <w:r>
-                <w:rPr>
-                  <w:rFonts w:ascii="Calibri" w:eastAsia="Times New Roman" w:hAnsi="Calibri" w:cs="Calibri"/>
-                  <w:color w:val="222233"/>
-                  <w:sz w:val="19"/>
-                  <w:szCs w:val="19"/>
-                </w:rPr>
-                <w:delText>35</w:delText>
-              </w:r>
-            </w:del>
-            <w:ins w:id="489" w:author="Eckhard Ortwein" w:date="2026-09-24T16:47:00Z" w16du:dateUtc="2026-09-24T14:47:00Z">
+            <w:ins w:id="489" w:author="Eckhard Ortwein" w:date="2026-09-27T21:24:00Z" w16du:dateUtc="2026-09-27T19:24:00Z">
               <w:r>
                 <w:rPr>
                   <w:rFonts w:ascii="Calibri" w:eastAsia="Times New Roman" w:hAnsi="Calibri" w:cs="Calibri"/>
@@ -18128,7 +18118,6 @@
               <w:bottom w:w="80" w:type="dxa"/>
               <w:right w:w="120" w:type="dxa"/>
             </w:tcMar>
-            <w:cellIns w:id="490" w:author="Eckhard Ortwein" w:date="2026-09-24T16:47:00Z"/>
             <w:hideMark/>
           </w:tcPr>
           <w:p>
@@ -18141,17 +18130,15 @@
                 <w:szCs w:val="19"/>
               </w:rPr>
             </w:pPr>
-            <w:ins w:id="491" w:author="Eckhard Ortwein" w:date="2026-09-24T16:47:00Z" w16du:dateUtc="2026-09-24T14:47:00Z">
-              <w:r>
-                <w:rPr>
-                  <w:rFonts w:ascii="Calibri" w:eastAsia="Times New Roman" w:hAnsi="Calibri" w:cs="Calibri"/>
-                  <w:color w:val="222233"/>
-                  <w:sz w:val="19"/>
-                  <w:szCs w:val="19"/>
-                </w:rPr>
-                <w:t>34</w:t>
-              </w:r>
-            </w:ins>
+            <w:r>
+              <w:rPr>
+                <w:rFonts w:ascii="Calibri" w:eastAsia="Times New Roman" w:hAnsi="Calibri" w:cs="Calibri"/>
+                <w:color w:val="222233"/>
+                <w:sz w:val="19"/>
+                <w:szCs w:val="19"/>
+              </w:rPr>
+              <w:t>35</w:t>
+            </w:r>
           </w:p>
         </w:tc>
       </w:tr>
@@ -18238,7 +18225,7 @@
               <w:bottom w:w="80" w:type="dxa"/>
               <w:right w:w="120" w:type="dxa"/>
             </w:tcMar>
-            <w:cellIns w:id="492" w:author="Eckhard Ortwein" w:date="2026-09-24T16:47:00Z"/>
+            <w:cellIns w:id="490" w:author="Eckhard Ortwein" w:date="2026-09-27T21:24:00Z"/>
             <w:hideMark/>
           </w:tcPr>
           <w:p>
@@ -18251,7 +18238,7 @@
                 <w:szCs w:val="19"/>
               </w:rPr>
             </w:pPr>
-            <w:ins w:id="493" w:author="Eckhard Ortwein" w:date="2026-09-24T16:47:00Z" w16du:dateUtc="2026-09-24T14:47:00Z">
+            <w:ins w:id="491" w:author="Eckhard Ortwein" w:date="2026-09-27T21:24:00Z" w16du:dateUtc="2026-09-27T19:24:00Z">
               <w:r>
                 <w:rPr>
                   <w:rFonts w:ascii="Calibri" w:eastAsia="Times New Roman" w:hAnsi="Calibri" w:cs="Calibri"/>
@@ -18288,7 +18275,7 @@
                 <w:szCs w:val="19"/>
               </w:rPr>
             </w:pPr>
-            <w:del w:id="494" w:author="Eckhard Ortwein" w:date="2026-09-24T16:47:00Z" w16du:dateUtc="2026-09-24T14:47:00Z">
+            <w:del w:id="492" w:author="Eckhard Ortwein" w:date="2026-09-27T21:24:00Z" w16du:dateUtc="2026-09-27T19:24:00Z">
               <w:r>
                 <w:rPr>
                   <w:rFonts w:ascii="Calibri" w:eastAsia="Times New Roman" w:hAnsi="Calibri" w:cs="Calibri"/>
@@ -18299,7 +18286,7 @@
                 <w:delText>70</w:delText>
               </w:r>
             </w:del>
-            <w:ins w:id="495" w:author="Eckhard Ortwein" w:date="2026-09-24T16:47:00Z" w16du:dateUtc="2026-09-24T14:47:00Z">
+            <w:ins w:id="493" w:author="Eckhard Ortwein" w:date="2026-09-27T21:24:00Z" w16du:dateUtc="2026-09-27T19:24:00Z">
               <w:r>
                 <w:rPr>
                   <w:rFonts w:ascii="Calibri" w:eastAsia="Times New Roman" w:hAnsi="Calibri" w:cs="Calibri"/>
@@ -18440,7 +18427,7 @@
               <w:bottom w:w="80" w:type="dxa"/>
               <w:right w:w="120" w:type="dxa"/>
             </w:tcMar>
-            <w:cellIns w:id="496" w:author="Eckhard Ortwein" w:date="2026-09-24T16:47:00Z"/>
+            <w:cellIns w:id="494" w:author="Eckhard Ortwein" w:date="2026-09-27T21:24:00Z"/>
             <w:hideMark/>
           </w:tcPr>
           <w:p>
@@ -18453,7 +18440,7 @@
                 <w:szCs w:val="19"/>
               </w:rPr>
             </w:pPr>
-            <w:ins w:id="497" w:author="Eckhard Ortwein" w:date="2026-09-24T16:47:00Z" w16du:dateUtc="2026-09-24T14:47:00Z">
+            <w:ins w:id="495" w:author="Eckhard Ortwein" w:date="2026-09-27T21:24:00Z" w16du:dateUtc="2026-09-27T19:24:00Z">
               <w:r>
                 <w:rPr>
                   <w:rFonts w:ascii="Calibri" w:eastAsia="Times New Roman" w:hAnsi="Calibri" w:cs="Calibri"/>
@@ -18490,7 +18477,7 @@
                 <w:szCs w:val="19"/>
               </w:rPr>
             </w:pPr>
-            <w:del w:id="498" w:author="Eckhard Ortwein" w:date="2026-09-24T16:47:00Z" w16du:dateUtc="2026-09-24T14:47:00Z">
+            <w:del w:id="496" w:author="Eckhard Ortwein" w:date="2026-09-27T21:24:00Z" w16du:dateUtc="2026-09-27T19:24:00Z">
               <w:r>
                 <w:rPr>
                   <w:rFonts w:ascii="Calibri" w:eastAsia="Times New Roman" w:hAnsi="Calibri" w:cs="Calibri"/>
@@ -18501,7 +18488,7 @@
                 <w:delText>90</w:delText>
               </w:r>
             </w:del>
-            <w:ins w:id="499" w:author="Eckhard Ortwein" w:date="2026-09-24T16:47:00Z" w16du:dateUtc="2026-09-24T14:47:00Z">
+            <w:ins w:id="497" w:author="Eckhard Ortwein" w:date="2026-09-27T21:24:00Z" w16du:dateUtc="2026-09-27T19:24:00Z">
               <w:r>
                 <w:rPr>
                   <w:rFonts w:ascii="Calibri" w:eastAsia="Times New Roman" w:hAnsi="Calibri" w:cs="Calibri"/>
@@ -18579,7 +18566,7 @@
         </w:rPr>
         <w:t>A case that has to be worked manually carries a surcharge, notified in advance under Annex 2.3. All amounts are net of VAT.</w:t>
       </w:r>
-      <w:del w:id="500" w:author="Eckhard Ortwein" w:date="2026-09-24T16:47:00Z" w16du:dateUtc="2026-09-24T14:47:00Z">
+      <w:del w:id="498" w:author="Eckhard Ortwein" w:date="2026-09-27T21:24:00Z" w16du:dateUtc="2026-09-27T19:24:00Z">
         <w:r>
           <w:rPr>
             <w:rFonts w:ascii="Calibri" w:hAnsi="Calibri" w:cs="Calibri"/>
@@ -18621,7 +18608,7 @@
         </w:rPr>
         <w:t xml:space="preserve"> It has no single national register: company records are filed with each state, and availability is determined per state. Its cost is agreed separately and remains provisional under clause 8.6; </w:t>
       </w:r>
-      <w:ins w:id="501" w:author="Eckhard Ortwein" w:date="2026-09-24T16:47:00Z" w16du:dateUtc="2026-09-24T14:47:00Z">
+      <w:ins w:id="499" w:author="Eckhard Ortwein" w:date="2026-09-27T21:24:00Z" w16du:dateUtc="2026-09-27T19:24:00Z">
         <w:r>
           <w:rPr>
             <w:rFonts w:ascii="Calibri" w:hAnsi="Calibri" w:cs="Calibri"/>
@@ -18649,16 +18636,16 @@
           <w:rFonts w:eastAsia="Times New Roman"/>
         </w:rPr>
       </w:pPr>
-      <w:bookmarkStart w:id="502" w:name="_Toc241160921"/>
-      <w:bookmarkStart w:id="503" w:name="_Toc240374328"/>
+      <w:bookmarkStart w:id="500" w:name="_Toc241436715"/>
+      <w:bookmarkStart w:id="501" w:name="_Toc240374328"/>
       <w:r>
         <w:rPr>
           <w:rFonts w:eastAsia="Times New Roman"/>
         </w:rPr>
         <w:t>2.2 Covered jurisdictions</w:t>
       </w:r>
-      <w:bookmarkEnd w:id="502"/>
-      <w:bookmarkEnd w:id="503"/>
+      <w:bookmarkEnd w:id="500"/>
+      <w:bookmarkEnd w:id="501"/>
     </w:p>
     <w:p>
       <w:pPr>
@@ -18670,7 +18657,7 @@
           <w:szCs w:val="21"/>
         </w:rPr>
       </w:pPr>
-      <w:del w:id="504" w:author="Eckhard Ortwein" w:date="2026-09-24T16:47:00Z" w16du:dateUtc="2026-09-24T14:47:00Z">
+      <w:del w:id="502" w:author="Eckhard Ortwein" w:date="2026-09-27T21:24:00Z" w16du:dateUtc="2026-09-27T19:24:00Z">
         <w:r>
           <w:rPr>
             <w:rFonts w:ascii="Calibri" w:hAnsi="Calibri" w:cs="Calibri"/>
@@ -18682,7 +18669,7 @@
           <w:delText>153</w:delText>
         </w:r>
       </w:del>
-      <w:ins w:id="505" w:author="Eckhard Ortwein" w:date="2026-09-24T16:47:00Z" w16du:dateUtc="2026-09-24T14:47:00Z">
+      <w:ins w:id="503" w:author="Eckhard Ortwein" w:date="2026-09-27T21:24:00Z" w16du:dateUtc="2026-09-27T19:24:00Z">
         <w:r>
           <w:rPr>
             <w:rFonts w:ascii="Calibri" w:hAnsi="Calibri" w:cs="Calibri"/>
@@ -18690,7 +18677,7 @@
             <w:sz w:val="21"/>
             <w:szCs w:val="21"/>
           </w:rPr>
-          <w:t>151</w:t>
+          <w:t>152</w:t>
         </w:r>
       </w:ins>
       <w:r>
@@ -18733,7 +18720,7 @@
         </w:rPr>
         <w:t xml:space="preserve"> entries are STP's fifteen priority jurisdictions; the letter is the price tier per section 2.1, and — marks a jurisdiction that is not on a tier. Where a jurisdiction has no single national register, it is covered only through the sub-registers named below.</w:t>
       </w:r>
-      <w:ins w:id="506" w:author="Eckhard Ortwein" w:date="2026-09-24T16:47:00Z" w16du:dateUtc="2026-09-24T14:47:00Z">
+      <w:ins w:id="504" w:author="Eckhard Ortwein" w:date="2026-09-27T21:24:00Z" w16du:dateUtc="2026-09-27T19:24:00Z">
         <w:r>
           <w:rPr>
             <w:rFonts w:ascii="Calibri" w:hAnsi="Calibri" w:cs="Calibri"/>
@@ -18741,13 +18728,13 @@
             <w:sz w:val="21"/>
             <w:szCs w:val="21"/>
           </w:rPr>
-          <w:t xml:space="preserve"> Austria and Germany are not covered by this Agreement.</w:t>
+          <w:t xml:space="preserve"> Germany is not covered by this Agreement.</w:t>
         </w:r>
       </w:ins>
     </w:p>
     <w:p>
       <w:pPr>
-        <w:divId w:val="1133988642"/>
+        <w:divId w:val="856502831"/>
         <w:rPr>
           <w:rFonts w:ascii="Calibri" w:eastAsia="Times New Roman" w:hAnsi="Calibri" w:cs="Calibri"/>
           <w:color w:val="222233"/>
@@ -18764,7 +18751,7 @@
         </w:rPr>
         <w:t xml:space="preserve">Europe </w:t>
       </w:r>
-      <w:del w:id="507" w:author="Eckhard Ortwein" w:date="2026-09-24T16:47:00Z" w16du:dateUtc="2026-09-24T14:47:00Z">
+      <w:del w:id="505" w:author="Eckhard Ortwein" w:date="2026-09-27T21:24:00Z" w16du:dateUtc="2026-09-27T19:24:00Z">
         <w:r>
           <w:rPr>
             <w:rFonts w:ascii="Calibri" w:eastAsia="Times New Roman" w:hAnsi="Calibri" w:cs="Calibri"/>
@@ -18776,7 +18763,7 @@
           <w:delText>49</w:delText>
         </w:r>
       </w:del>
-      <w:ins w:id="508" w:author="Eckhard Ortwein" w:date="2026-09-24T16:47:00Z" w16du:dateUtc="2026-09-24T14:47:00Z">
+      <w:ins w:id="506" w:author="Eckhard Ortwein" w:date="2026-09-27T21:24:00Z" w16du:dateUtc="2026-09-27T19:24:00Z">
         <w:r>
           <w:rPr>
             <w:rFonts w:ascii="Calibri" w:eastAsia="Times New Roman" w:hAnsi="Calibri" w:cs="Calibri"/>
@@ -18784,7 +18771,7 @@
             <w:sz w:val="21"/>
             <w:szCs w:val="21"/>
           </w:rPr>
-          <w:t>47</w:t>
+          <w:t>48</w:t>
         </w:r>
       </w:ins>
     </w:p>
@@ -18805,9 +18792,9 @@
           <w:sz w:val="21"/>
           <w:szCs w:val="21"/>
         </w:rPr>
-        <w:t xml:space="preserve">Aaland Islands B, Albania A, </w:t>
-      </w:r>
-      <w:del w:id="509" w:author="Eckhard Ortwein" w:date="2026-09-24T16:47:00Z" w16du:dateUtc="2026-09-24T14:47:00Z">
+        <w:t xml:space="preserve">Aaland Islands B, Albania A, Austria B, Belarus A, Belgium A, Bosnia and Herzegovina A, Bulgaria A, Croatia A, Cyprus B, Czech Republic A, Denmark A, Estonia A, Faroe Islands A, Finland B, France C, </w:t>
+      </w:r>
+      <w:del w:id="507" w:author="Eckhard Ortwein" w:date="2026-09-27T21:24:00Z" w16du:dateUtc="2026-09-27T19:24:00Z">
         <w:r>
           <w:rPr>
             <w:rFonts w:ascii="Calibri" w:hAnsi="Calibri" w:cs="Calibri"/>
@@ -18817,7 +18804,7 @@
             <w:highlight w:val="yellow"/>
             <w:lang w:val="en-US"/>
           </w:rPr>
-          <w:delText>Austria B</w:delText>
+          <w:delText>Germany A</w:delText>
         </w:r>
         <w:r>
           <w:rPr>
@@ -18837,59 +18824,277 @@
           <w:sz w:val="21"/>
           <w:szCs w:val="21"/>
         </w:rPr>
-        <w:t>Belarus A, Belgium A, Bosnia and Herzegovina A, Bulgaria A, Croatia A, Cyprus B, Czech Republic A, Denmark A, Estonia A, Faroe Islands A, Finland B, France C</w:t>
-      </w:r>
-      <w:del w:id="510" w:author="Eckhard Ortwein" w:date="2026-09-24T16:47:00Z" w16du:dateUtc="2026-09-24T14:47:00Z">
+        <w:t>Gibraltar B, Greece A, Guernsey C, Hungary A, Iceland A, Ireland A, Isle of Man B, Italy B, Jersey A, Kosovo A, Latvia A, Liechtenstein B, Luxembourg B, Malta B, Moldova A, Monaco C, Montenegro A, Netherlands A, North Macedonia B, Norway A, Poland A, Portugal C, Romania B, Russia A, San Marino B, Serbia A, Slovakia A, Slovenia A, Spain B, Sweden C, Switzerland A, Ukraine A, United Kingdom A</w:t>
+      </w:r>
+    </w:p>
+    <w:p>
+      <w:pPr>
+        <w:divId w:val="1029182272"/>
+        <w:rPr>
+          <w:rFonts w:ascii="Calibri" w:eastAsia="Times New Roman" w:hAnsi="Calibri" w:cs="Calibri"/>
+          <w:color w:val="222233"/>
+          <w:sz w:val="21"/>
+          <w:szCs w:val="21"/>
+        </w:rPr>
+      </w:pPr>
+      <w:r>
+        <w:rPr>
+          <w:rFonts w:ascii="Calibri" w:eastAsia="Times New Roman" w:hAnsi="Calibri" w:cs="Calibri"/>
+          <w:color w:val="222233"/>
+          <w:sz w:val="21"/>
+          <w:szCs w:val="21"/>
+        </w:rPr>
+        <w:t>Americas 32</w:t>
+      </w:r>
+    </w:p>
+    <w:p>
+      <w:pPr>
+        <w:pStyle w:val="StandardWeb"/>
+        <w:rPr>
+          <w:rFonts w:ascii="Calibri" w:hAnsi="Calibri" w:cs="Calibri"/>
+          <w:color w:val="222233"/>
+          <w:sz w:val="21"/>
+          <w:szCs w:val="21"/>
+        </w:rPr>
+      </w:pPr>
+      <w:r>
+        <w:rPr>
+          <w:rFonts w:ascii="Calibri" w:hAnsi="Calibri" w:cs="Calibri"/>
+          <w:color w:val="222233"/>
+          <w:sz w:val="21"/>
+          <w:szCs w:val="21"/>
+        </w:rPr>
+        <w:t>Anguilla C, Argentina A, Aruba B, Bahamas B, Belize C, Bermuda B, Bolivia A, Bonaire, Sint Eustatius and Saba B, Brazil B, British Virgin Islands D, Canada B, Cayman Islands C, Chile A, Colombia A, Costa Rica B, Curacao A, Ecuador A, Greenland A, Guadeloupe A, Honduras A, Jamaica A, Martinique A, Mexico A, Montserrat A, Panama A, Paraguay A, Peru A, Puerto Rico A, Saint Vincent and the Grenadines A, Trinidad and Tobago A, U.S. Virgin Islands A, United States —</w:t>
+      </w:r>
+    </w:p>
+    <w:p>
+      <w:pPr>
+        <w:divId w:val="2117095635"/>
+        <w:rPr>
+          <w:rFonts w:ascii="Calibri" w:eastAsia="Times New Roman" w:hAnsi="Calibri" w:cs="Calibri"/>
+          <w:color w:val="222233"/>
+          <w:sz w:val="21"/>
+          <w:szCs w:val="21"/>
+        </w:rPr>
+      </w:pPr>
+      <w:r>
+        <w:rPr>
+          <w:rFonts w:ascii="Calibri" w:eastAsia="Times New Roman" w:hAnsi="Calibri" w:cs="Calibri"/>
+          <w:color w:val="222233"/>
+          <w:sz w:val="21"/>
+          <w:szCs w:val="21"/>
+        </w:rPr>
+        <w:t>Asia 28</w:t>
+      </w:r>
+    </w:p>
+    <w:p>
+      <w:pPr>
+        <w:pStyle w:val="StandardWeb"/>
+        <w:rPr>
+          <w:rFonts w:ascii="Calibri" w:hAnsi="Calibri" w:cs="Calibri"/>
+          <w:color w:val="222233"/>
+          <w:sz w:val="21"/>
+          <w:szCs w:val="21"/>
+        </w:rPr>
+      </w:pPr>
+      <w:r>
+        <w:rPr>
+          <w:rFonts w:ascii="Calibri" w:hAnsi="Calibri" w:cs="Calibri"/>
+          <w:color w:val="222233"/>
+          <w:sz w:val="21"/>
+          <w:szCs w:val="21"/>
+        </w:rPr>
+        <w:t>Armenia B, Australia B, Azerbaijan A, Brunei C, Cambodia A, China A, Georgia A, Hong Kong B, India A, Indonesia C, Japan A, Kazakhstan A, Kyrgyzstan A, Laos A, Macau A, Malaysia B, Maldives A, Myanmar A, Nepal A, Pakistan B, Philippines B, Singapore A, South Korea A, Sri Lanka A, Taiwan A, Thailand A, Uzbekistan A, Vietnam B</w:t>
+      </w:r>
+    </w:p>
+    <w:p>
+      <w:pPr>
+        <w:divId w:val="1359962946"/>
+        <w:rPr>
+          <w:rFonts w:ascii="Calibri" w:eastAsia="Times New Roman" w:hAnsi="Calibri" w:cs="Calibri"/>
+          <w:color w:val="222233"/>
+          <w:sz w:val="21"/>
+          <w:szCs w:val="21"/>
+        </w:rPr>
+      </w:pPr>
+      <w:r>
+        <w:rPr>
+          <w:rFonts w:ascii="Calibri" w:eastAsia="Times New Roman" w:hAnsi="Calibri" w:cs="Calibri"/>
+          <w:color w:val="222233"/>
+          <w:sz w:val="21"/>
+          <w:szCs w:val="21"/>
+        </w:rPr>
+        <w:t>Middle East 12</w:t>
+      </w:r>
+    </w:p>
+    <w:p>
+      <w:pPr>
+        <w:pStyle w:val="StandardWeb"/>
+        <w:rPr>
+          <w:rFonts w:ascii="Calibri" w:hAnsi="Calibri" w:cs="Calibri"/>
+          <w:color w:val="222233"/>
+          <w:sz w:val="21"/>
+          <w:szCs w:val="21"/>
+        </w:rPr>
+      </w:pPr>
+      <w:r>
+        <w:rPr>
+          <w:rFonts w:ascii="Calibri" w:hAnsi="Calibri" w:cs="Calibri"/>
+          <w:color w:val="222233"/>
+          <w:sz w:val="21"/>
+          <w:szCs w:val="21"/>
+        </w:rPr>
+        <w:t>Bahrain A, Iran A, Iraq A, Israel A, Jordan A, Kuwait A, Oman A, Palestine A, Qatar A, Turkey A, United Arab Emirates A, Yemen A</w:t>
+      </w:r>
+    </w:p>
+    <w:p>
+      <w:pPr>
+        <w:divId w:val="35280923"/>
+        <w:rPr>
+          <w:rFonts w:ascii="Calibri" w:eastAsia="Times New Roman" w:hAnsi="Calibri" w:cs="Calibri"/>
+          <w:color w:val="222233"/>
+          <w:sz w:val="21"/>
+          <w:szCs w:val="21"/>
+        </w:rPr>
+      </w:pPr>
+      <w:r>
+        <w:rPr>
+          <w:rFonts w:ascii="Calibri" w:eastAsia="Times New Roman" w:hAnsi="Calibri" w:cs="Calibri"/>
+          <w:color w:val="222233"/>
+          <w:sz w:val="21"/>
+          <w:szCs w:val="21"/>
+        </w:rPr>
+        <w:t>Africa 19</w:t>
+      </w:r>
+    </w:p>
+    <w:p>
+      <w:pPr>
+        <w:pStyle w:val="StandardWeb"/>
+        <w:rPr>
+          <w:rFonts w:ascii="Calibri" w:hAnsi="Calibri" w:cs="Calibri"/>
+          <w:color w:val="222233"/>
+          <w:sz w:val="21"/>
+          <w:szCs w:val="21"/>
+        </w:rPr>
+      </w:pPr>
+      <w:r>
+        <w:rPr>
+          <w:rFonts w:ascii="Calibri" w:hAnsi="Calibri" w:cs="Calibri"/>
+          <w:color w:val="222233"/>
+          <w:sz w:val="21"/>
+          <w:szCs w:val="21"/>
+        </w:rPr>
+        <w:t>Angola A, Botswana A, Burkina Faso A, Djibouti A, Ethiopia A, Kenya B, Lesotho A, Madagascar A, Mauritius A, Mayotte A, Morocco C, Nigeria B, Reunion A, Senegal A, Seychelles C, South Africa A, Togo A, Tunisia A, Zambia B</w:t>
+      </w:r>
+    </w:p>
+    <w:p>
+      <w:pPr>
+        <w:divId w:val="504325649"/>
+        <w:rPr>
+          <w:rFonts w:ascii="Calibri" w:eastAsia="Times New Roman" w:hAnsi="Calibri" w:cs="Calibri"/>
+          <w:color w:val="222233"/>
+          <w:sz w:val="21"/>
+          <w:szCs w:val="21"/>
+        </w:rPr>
+      </w:pPr>
+      <w:r>
+        <w:rPr>
+          <w:rFonts w:ascii="Calibri" w:eastAsia="Times New Roman" w:hAnsi="Calibri" w:cs="Calibri"/>
+          <w:color w:val="222233"/>
+          <w:sz w:val="21"/>
+          <w:szCs w:val="21"/>
+        </w:rPr>
+        <w:t>Oceania 13</w:t>
+      </w:r>
+    </w:p>
+    <w:p>
+      <w:pPr>
+        <w:pStyle w:val="StandardWeb"/>
+        <w:rPr>
+          <w:rFonts w:ascii="Calibri" w:hAnsi="Calibri" w:cs="Calibri"/>
+          <w:color w:val="222233"/>
+          <w:sz w:val="21"/>
+          <w:szCs w:val="21"/>
+        </w:rPr>
+      </w:pPr>
+      <w:r>
+        <w:rPr>
+          <w:rFonts w:ascii="Calibri" w:hAnsi="Calibri" w:cs="Calibri"/>
+          <w:color w:val="222233"/>
+          <w:sz w:val="21"/>
+          <w:szCs w:val="21"/>
+        </w:rPr>
+        <w:t>Christmas Island B, Cocos (Keeling) Islands B, Cook Islands A, Fiji B, French Polynesia A, Marshall Islands A, New Caledonia B, New Zealand A, Papua New Guinea A, Samoa A, Solomon Islands A, Tonga A, Vanuatu A</w:t>
+      </w:r>
+    </w:p>
+    <w:p>
+      <w:pPr>
+        <w:divId w:val="1112821039"/>
+        <w:rPr>
+          <w:rFonts w:ascii="Calibri" w:eastAsia="Times New Roman" w:hAnsi="Calibri" w:cs="Calibri"/>
+          <w:color w:val="222233"/>
+          <w:sz w:val="21"/>
+          <w:szCs w:val="21"/>
+        </w:rPr>
+      </w:pPr>
+      <w:r>
+        <w:rPr>
+          <w:rFonts w:ascii="Calibri" w:eastAsia="Times New Roman" w:hAnsi="Calibri" w:cs="Calibri"/>
+          <w:color w:val="222233"/>
+          <w:sz w:val="21"/>
+          <w:szCs w:val="21"/>
+        </w:rPr>
+        <w:t>Sub-registers — where the parent jurisdiction has no single national register 26</w:t>
+      </w:r>
+    </w:p>
+    <w:p>
+      <w:pPr>
+        <w:pStyle w:val="subnote"/>
+        <w:rPr>
+          <w:rFonts w:ascii="Calibri" w:hAnsi="Calibri" w:cs="Calibri"/>
+          <w:color w:val="222233"/>
+          <w:sz w:val="21"/>
+          <w:szCs w:val="21"/>
+        </w:rPr>
+      </w:pPr>
+      <w:r>
+        <w:rPr>
+          <w:rStyle w:val="Fett"/>
+          <w:rFonts w:ascii="Calibri" w:hAnsi="Calibri" w:cs="Calibri"/>
+          <w:color w:val="222233"/>
+          <w:sz w:val="21"/>
+          <w:szCs w:val="21"/>
+        </w:rPr>
+        <w:t>Canada</w:t>
+      </w:r>
+      <w:r>
+        <w:rPr>
+          <w:rFonts w:ascii="Calibri" w:hAnsi="Calibri" w:cs="Calibri"/>
+          <w:color w:val="222233"/>
+          <w:sz w:val="21"/>
+          <w:szCs w:val="21"/>
+        </w:rPr>
+        <w:t xml:space="preserve"> resolves only in the following 3</w:t>
+      </w:r>
+      <w:ins w:id="508" w:author="Eckhard Ortwein" w:date="2026-09-27T21:24:00Z" w16du:dateUtc="2026-09-27T19:24:00Z">
         <w:r>
           <w:rPr>
             <w:rFonts w:ascii="Calibri" w:hAnsi="Calibri" w:cs="Calibri"/>
             <w:color w:val="222233"/>
             <w:sz w:val="21"/>
             <w:szCs w:val="21"/>
-            <w:lang w:val="en-US"/>
-          </w:rPr>
-          <w:delText xml:space="preserve">, </w:delText>
-        </w:r>
-        <w:r>
-          <w:rPr>
-            <w:rFonts w:ascii="Calibri" w:hAnsi="Calibri" w:cs="Calibri"/>
-            <w:color w:val="222233"/>
-            <w:sz w:val="21"/>
-            <w:szCs w:val="21"/>
-            <w:highlight w:val="yellow"/>
-            <w:lang w:val="en-US"/>
-          </w:rPr>
-          <w:delText>Germany A</w:delText>
-        </w:r>
-      </w:del>
-      <w:r>
-        <w:rPr>
-          <w:rFonts w:ascii="Calibri" w:hAnsi="Calibri" w:cs="Calibri"/>
-          <w:color w:val="222233"/>
-          <w:sz w:val="21"/>
-          <w:szCs w:val="21"/>
-        </w:rPr>
-        <w:t>, Gibraltar B, Greece A, Guernsey C, Hungary A, Iceland A, Ireland A, Isle of Man B, Italy B, Jersey A, Kosovo A, Latvia A, Liechtenstein B, Luxembourg B, Malta B, Moldova A, Monaco C, Montenegro A, Netherlands A, North Macedonia B, Norway A, Poland A, Portugal C, Romania B, Russia A, San Marino B, Serbia A, Slovakia A, Slovenia A, Spain B, Sweden C, Switzerland A, Ukraine A, United Kingdom A</w:t>
-      </w:r>
-    </w:p>
-    <w:p>
-      <w:pPr>
-        <w:divId w:val="59402598"/>
-        <w:rPr>
-          <w:rFonts w:ascii="Calibri" w:eastAsia="Times New Roman" w:hAnsi="Calibri" w:cs="Calibri"/>
-          <w:color w:val="222233"/>
-          <w:sz w:val="21"/>
-          <w:szCs w:val="21"/>
-        </w:rPr>
-      </w:pPr>
-      <w:r>
-        <w:rPr>
-          <w:rFonts w:ascii="Calibri" w:eastAsia="Times New Roman" w:hAnsi="Calibri" w:cs="Calibri"/>
-          <w:color w:val="222233"/>
-          <w:sz w:val="21"/>
-          <w:szCs w:val="21"/>
-        </w:rPr>
-        <w:t>Americas 32</w:t>
+          </w:rPr>
+          <w:t>, and a Case can be placed only in one of them</w:t>
+        </w:r>
+      </w:ins>
+      <w:r>
+        <w:rPr>
+          <w:rFonts w:ascii="Calibri" w:hAnsi="Calibri" w:cs="Calibri"/>
+          <w:color w:val="222233"/>
+          <w:sz w:val="21"/>
+          <w:szCs w:val="21"/>
+        </w:rPr>
+        <w:t>:</w:t>
       </w:r>
     </w:p>
     <w:p>
@@ -18909,187 +19114,7 @@
           <w:sz w:val="21"/>
           <w:szCs w:val="21"/>
         </w:rPr>
-        <w:t>Anguilla C, Argentina A, Aruba B, Bahamas B, Belize C, Bermuda B, Bolivia A, Bonaire, Sint Eustatius and Saba B, Brazil B, British Virgin Islands D, Canada B, Cayman Islands C, Chile A, Colombia A, Costa Rica B, Curacao A, Ecuador A, Greenland A, Guadeloupe A, Honduras A, Jamaica A, Martinique A, Mexico A, Montserrat A, Panama A, Paraguay A, Peru A, Puerto Rico A, Saint Vincent and the Grenadines A, Trinidad and Tobago A, U.S. Virgin Islands A, United States —</w:t>
-      </w:r>
-    </w:p>
-    <w:p>
-      <w:pPr>
-        <w:divId w:val="639770735"/>
-        <w:rPr>
-          <w:rFonts w:ascii="Calibri" w:eastAsia="Times New Roman" w:hAnsi="Calibri" w:cs="Calibri"/>
-          <w:color w:val="222233"/>
-          <w:sz w:val="21"/>
-          <w:szCs w:val="21"/>
-        </w:rPr>
-      </w:pPr>
-      <w:r>
-        <w:rPr>
-          <w:rFonts w:ascii="Calibri" w:eastAsia="Times New Roman" w:hAnsi="Calibri" w:cs="Calibri"/>
-          <w:color w:val="222233"/>
-          <w:sz w:val="21"/>
-          <w:szCs w:val="21"/>
-        </w:rPr>
-        <w:t>Asia 28</w:t>
-      </w:r>
-    </w:p>
-    <w:p>
-      <w:pPr>
-        <w:pStyle w:val="StandardWeb"/>
-        <w:rPr>
-          <w:rFonts w:ascii="Calibri" w:hAnsi="Calibri" w:cs="Calibri"/>
-          <w:color w:val="222233"/>
-          <w:sz w:val="21"/>
-          <w:szCs w:val="21"/>
-        </w:rPr>
-      </w:pPr>
-      <w:r>
-        <w:rPr>
-          <w:rFonts w:ascii="Calibri" w:hAnsi="Calibri" w:cs="Calibri"/>
-          <w:color w:val="222233"/>
-          <w:sz w:val="21"/>
-          <w:szCs w:val="21"/>
-        </w:rPr>
-        <w:t>Armenia B, Australia B, Azerbaijan A, Brunei C, Cambodia A, China A, Georgia A, Hong Kong B, India A, Indonesia C, Japan A, Kazakhstan A, Kyrgyzstan A, Laos A, Macau A, Malaysia B, Maldives A, Myanmar A, Nepal A, Pakistan B, Philippines B, Singapore A, South Korea A, Sri Lanka A, Taiwan A, Thailand A, Uzbekistan A, Vietnam B</w:t>
-      </w:r>
-    </w:p>
-    <w:p>
-      <w:pPr>
-        <w:divId w:val="1306275250"/>
-        <w:rPr>
-          <w:rFonts w:ascii="Calibri" w:eastAsia="Times New Roman" w:hAnsi="Calibri" w:cs="Calibri"/>
-          <w:color w:val="222233"/>
-          <w:sz w:val="21"/>
-          <w:szCs w:val="21"/>
-        </w:rPr>
-      </w:pPr>
-      <w:r>
-        <w:rPr>
-          <w:rFonts w:ascii="Calibri" w:eastAsia="Times New Roman" w:hAnsi="Calibri" w:cs="Calibri"/>
-          <w:color w:val="222233"/>
-          <w:sz w:val="21"/>
-          <w:szCs w:val="21"/>
-        </w:rPr>
-        <w:t>Middle East 12</w:t>
-      </w:r>
-    </w:p>
-    <w:p>
-      <w:pPr>
-        <w:pStyle w:val="StandardWeb"/>
-        <w:rPr>
-          <w:rFonts w:ascii="Calibri" w:hAnsi="Calibri" w:cs="Calibri"/>
-          <w:color w:val="222233"/>
-          <w:sz w:val="21"/>
-          <w:szCs w:val="21"/>
-        </w:rPr>
-      </w:pPr>
-      <w:r>
-        <w:rPr>
-          <w:rFonts w:ascii="Calibri" w:hAnsi="Calibri" w:cs="Calibri"/>
-          <w:color w:val="222233"/>
-          <w:sz w:val="21"/>
-          <w:szCs w:val="21"/>
-        </w:rPr>
-        <w:t>Bahrain A, Iran A, Iraq A, Israel A, Jordan A, Kuwait A, Oman A, Palestine A, Qatar A, Turkey A, United Arab Emirates A, Yemen A</w:t>
-      </w:r>
-    </w:p>
-    <w:p>
-      <w:pPr>
-        <w:divId w:val="387345994"/>
-        <w:rPr>
-          <w:rFonts w:ascii="Calibri" w:eastAsia="Times New Roman" w:hAnsi="Calibri" w:cs="Calibri"/>
-          <w:color w:val="222233"/>
-          <w:sz w:val="21"/>
-          <w:szCs w:val="21"/>
-        </w:rPr>
-      </w:pPr>
-      <w:r>
-        <w:rPr>
-          <w:rFonts w:ascii="Calibri" w:eastAsia="Times New Roman" w:hAnsi="Calibri" w:cs="Calibri"/>
-          <w:color w:val="222233"/>
-          <w:sz w:val="21"/>
-          <w:szCs w:val="21"/>
-        </w:rPr>
-        <w:t>Africa 19</w:t>
-      </w:r>
-    </w:p>
-    <w:p>
-      <w:pPr>
-        <w:pStyle w:val="StandardWeb"/>
-        <w:rPr>
-          <w:rFonts w:ascii="Calibri" w:hAnsi="Calibri" w:cs="Calibri"/>
-          <w:color w:val="222233"/>
-          <w:sz w:val="21"/>
-          <w:szCs w:val="21"/>
-        </w:rPr>
-      </w:pPr>
-      <w:r>
-        <w:rPr>
-          <w:rFonts w:ascii="Calibri" w:hAnsi="Calibri" w:cs="Calibri"/>
-          <w:color w:val="222233"/>
-          <w:sz w:val="21"/>
-          <w:szCs w:val="21"/>
-        </w:rPr>
-        <w:t>Angola A, Botswana A, Burkina Faso A, Djibouti A, Ethiopia A, Kenya B, Lesotho A, Madagascar A, Mauritius A, Mayotte A, Morocco C, Nigeria B, Reunion A, Senegal A, Seychelles C, South Africa A, Togo A, Tunisia A, Zambia B</w:t>
-      </w:r>
-    </w:p>
-    <w:p>
-      <w:pPr>
-        <w:divId w:val="638190710"/>
-        <w:rPr>
-          <w:rFonts w:ascii="Calibri" w:eastAsia="Times New Roman" w:hAnsi="Calibri" w:cs="Calibri"/>
-          <w:color w:val="222233"/>
-          <w:sz w:val="21"/>
-          <w:szCs w:val="21"/>
-        </w:rPr>
-      </w:pPr>
-      <w:r>
-        <w:rPr>
-          <w:rFonts w:ascii="Calibri" w:eastAsia="Times New Roman" w:hAnsi="Calibri" w:cs="Calibri"/>
-          <w:color w:val="222233"/>
-          <w:sz w:val="21"/>
-          <w:szCs w:val="21"/>
-        </w:rPr>
-        <w:t>Oceania 13</w:t>
-      </w:r>
-    </w:p>
-    <w:p>
-      <w:pPr>
-        <w:pStyle w:val="StandardWeb"/>
-        <w:rPr>
-          <w:rFonts w:ascii="Calibri" w:hAnsi="Calibri" w:cs="Calibri"/>
-          <w:color w:val="222233"/>
-          <w:sz w:val="21"/>
-          <w:szCs w:val="21"/>
-        </w:rPr>
-      </w:pPr>
-      <w:r>
-        <w:rPr>
-          <w:rFonts w:ascii="Calibri" w:hAnsi="Calibri" w:cs="Calibri"/>
-          <w:color w:val="222233"/>
-          <w:sz w:val="21"/>
-          <w:szCs w:val="21"/>
-        </w:rPr>
-        <w:t>Christmas Island B, Cocos (Keeling) Islands B, Cook Islands A, Fiji B, French Polynesia A, Marshall Islands A, New Caledonia B, New Zealand A, Papua New Guinea A, Samoa A, Solomon Islands A, Tonga A, Vanuatu A</w:t>
-      </w:r>
-    </w:p>
-    <w:p>
-      <w:pPr>
-        <w:divId w:val="1020204757"/>
-        <w:rPr>
-          <w:rFonts w:ascii="Calibri" w:eastAsia="Times New Roman" w:hAnsi="Calibri" w:cs="Calibri"/>
-          <w:color w:val="222233"/>
-          <w:sz w:val="21"/>
-          <w:szCs w:val="21"/>
-        </w:rPr>
-      </w:pPr>
-      <w:r>
-        <w:rPr>
-          <w:rFonts w:ascii="Calibri" w:eastAsia="Times New Roman" w:hAnsi="Calibri" w:cs="Calibri"/>
-          <w:color w:val="222233"/>
-          <w:sz w:val="21"/>
-          <w:szCs w:val="21"/>
-        </w:rPr>
-        <w:t>Sub-registers — where the parent jurisdiction has no single national register 26</w:t>
+        <w:t>British Columbia B, Newfoundland and Labrador B, Northwest Territories B</w:t>
       </w:r>
     </w:p>
     <w:p>
@@ -19110,76 +19135,6 @@
           <w:sz w:val="21"/>
           <w:szCs w:val="21"/>
         </w:rPr>
-        <w:t>Canada</w:t>
-      </w:r>
-      <w:r>
-        <w:rPr>
-          <w:rFonts w:ascii="Calibri" w:hAnsi="Calibri" w:cs="Calibri"/>
-          <w:color w:val="222233"/>
-          <w:sz w:val="21"/>
-          <w:szCs w:val="21"/>
-        </w:rPr>
-        <w:t xml:space="preserve"> resolves only in the following 3</w:t>
-      </w:r>
-      <w:ins w:id="511" w:author="Eckhard Ortwein" w:date="2026-09-24T16:47:00Z" w16du:dateUtc="2026-09-24T14:47:00Z">
-        <w:r>
-          <w:rPr>
-            <w:rFonts w:ascii="Calibri" w:hAnsi="Calibri" w:cs="Calibri"/>
-            <w:color w:val="222233"/>
-            <w:sz w:val="21"/>
-            <w:szCs w:val="21"/>
-          </w:rPr>
-          <w:t>, and a Case can be placed only in one of them</w:t>
-        </w:r>
-      </w:ins>
-      <w:r>
-        <w:rPr>
-          <w:rFonts w:ascii="Calibri" w:hAnsi="Calibri" w:cs="Calibri"/>
-          <w:color w:val="222233"/>
-          <w:sz w:val="21"/>
-          <w:szCs w:val="21"/>
-        </w:rPr>
-        <w:t>:</w:t>
-      </w:r>
-    </w:p>
-    <w:p>
-      <w:pPr>
-        <w:pStyle w:val="StandardWeb"/>
-        <w:rPr>
-          <w:rFonts w:ascii="Calibri" w:hAnsi="Calibri" w:cs="Calibri"/>
-          <w:color w:val="222233"/>
-          <w:sz w:val="21"/>
-          <w:szCs w:val="21"/>
-        </w:rPr>
-      </w:pPr>
-      <w:r>
-        <w:rPr>
-          <w:rFonts w:ascii="Calibri" w:hAnsi="Calibri" w:cs="Calibri"/>
-          <w:color w:val="222233"/>
-          <w:sz w:val="21"/>
-          <w:szCs w:val="21"/>
-        </w:rPr>
-        <w:t>British Columbia B, Newfoundland and Labrador B, Northwest Territories B</w:t>
-      </w:r>
-    </w:p>
-    <w:p>
-      <w:pPr>
-        <w:pStyle w:val="subnote"/>
-        <w:rPr>
-          <w:rFonts w:ascii="Calibri" w:hAnsi="Calibri" w:cs="Calibri"/>
-          <w:color w:val="222233"/>
-          <w:sz w:val="21"/>
-          <w:szCs w:val="21"/>
-        </w:rPr>
-      </w:pPr>
-      <w:r>
-        <w:rPr>
-          <w:rStyle w:val="Fett"/>
-          <w:rFonts w:ascii="Calibri" w:hAnsi="Calibri" w:cs="Calibri"/>
-          <w:color w:val="222233"/>
-          <w:sz w:val="21"/>
-          <w:szCs w:val="21"/>
-        </w:rPr>
         <w:t>United States</w:t>
       </w:r>
       <w:r>
@@ -19191,7 +19146,7 @@
         </w:rPr>
         <w:t xml:space="preserve"> resolves only in the following 23</w:t>
       </w:r>
-      <w:ins w:id="512" w:author="Eckhard Ortwein" w:date="2026-09-24T16:47:00Z" w16du:dateUtc="2026-09-24T14:47:00Z">
+      <w:ins w:id="509" w:author="Eckhard Ortwein" w:date="2026-09-27T21:24:00Z" w16du:dateUtc="2026-09-27T19:24:00Z">
         <w:r>
           <w:rPr>
             <w:rFonts w:ascii="Calibri" w:hAnsi="Calibri" w:cs="Calibri"/>
@@ -19274,34 +19229,34 @@
           <w:rFonts w:eastAsia="Times New Roman"/>
         </w:rPr>
       </w:pPr>
-      <w:bookmarkStart w:id="513" w:name="_Toc241160922"/>
-      <w:bookmarkStart w:id="514" w:name="_Toc240374329"/>
+      <w:bookmarkStart w:id="510" w:name="_Toc241436716"/>
+      <w:bookmarkStart w:id="511" w:name="_Toc240374329"/>
       <w:r>
         <w:rPr>
           <w:rFonts w:eastAsia="Times New Roman"/>
         </w:rPr>
         <w:t>Surcharges, turnaround and end-client rights</w:t>
       </w:r>
+      <w:bookmarkEnd w:id="510"/>
+      <w:bookmarkEnd w:id="511"/>
+    </w:p>
+    <w:p>
+      <w:pPr>
+        <w:pStyle w:val="berschrift2"/>
+        <w:rPr>
+          <w:rFonts w:eastAsia="Times New Roman"/>
+        </w:rPr>
+      </w:pPr>
+      <w:bookmarkStart w:id="512" w:name="_Toc241436717"/>
+      <w:bookmarkStart w:id="513" w:name="_Toc240374330"/>
+      <w:r>
+        <w:rPr>
+          <w:rFonts w:eastAsia="Times New Roman"/>
+        </w:rPr>
+        <w:t>2.3 Surcharge for additional documents</w:t>
+      </w:r>
+      <w:bookmarkEnd w:id="512"/>
       <w:bookmarkEnd w:id="513"/>
-      <w:bookmarkEnd w:id="514"/>
-    </w:p>
-    <w:p>
-      <w:pPr>
-        <w:pStyle w:val="berschrift2"/>
-        <w:rPr>
-          <w:rFonts w:eastAsia="Times New Roman"/>
-        </w:rPr>
-      </w:pPr>
-      <w:bookmarkStart w:id="515" w:name="_Toc241160923"/>
-      <w:bookmarkStart w:id="516" w:name="_Toc240374330"/>
-      <w:r>
-        <w:rPr>
-          <w:rFonts w:eastAsia="Times New Roman"/>
-        </w:rPr>
-        <w:t>2.3 Surcharge for additional documents</w:t>
-      </w:r>
-      <w:bookmarkEnd w:id="515"/>
-      <w:bookmarkEnd w:id="516"/>
     </w:p>
     <w:p>
       <w:pPr>
@@ -19491,16 +19446,54 @@
           <w:rFonts w:eastAsia="Times New Roman"/>
         </w:rPr>
       </w:pPr>
-      <w:bookmarkStart w:id="517" w:name="_Toc241160924"/>
-      <w:bookmarkStart w:id="518" w:name="_Toc240374331"/>
+      <w:bookmarkStart w:id="514" w:name="_Toc241436718"/>
+      <w:bookmarkStart w:id="515" w:name="_Toc240374331"/>
       <w:r>
         <w:rPr>
           <w:rFonts w:eastAsia="Times New Roman"/>
         </w:rPr>
         <w:t>2.4 Turnaround</w:t>
       </w:r>
+      <w:bookmarkEnd w:id="514"/>
+      <w:bookmarkEnd w:id="515"/>
+    </w:p>
+    <w:p>
+      <w:pPr>
+        <w:pStyle w:val="StandardWeb"/>
+        <w:rPr>
+          <w:rFonts w:ascii="Calibri" w:hAnsi="Calibri" w:cs="Calibri"/>
+          <w:color w:val="222233"/>
+          <w:sz w:val="21"/>
+          <w:szCs w:val="21"/>
+        </w:rPr>
+      </w:pPr>
+      <w:r>
+        <w:rPr>
+          <w:rFonts w:ascii="Calibri" w:hAnsi="Calibri" w:cs="Calibri"/>
+          <w:color w:val="222233"/>
+          <w:sz w:val="21"/>
+          <w:szCs w:val="21"/>
+        </w:rPr>
+        <w:t>Procurement is asynchronous. Automated routes typically complete within minutes to hours; jurisdictions served by a manual registry route take longer, and no fixed turnaround is owed for them (clause 7.2). Founders1 states the expected range per jurisdiction on request; where no range has been stated, none is owed.</w:t>
+      </w:r>
+    </w:p>
+    <w:p>
+      <w:pPr>
+        <w:pStyle w:val="berschrift2"/>
+        <w:rPr>
+          <w:rFonts w:eastAsia="Times New Roman"/>
+        </w:rPr>
+      </w:pPr>
+      <w:bookmarkStart w:id="516" w:name="_Toc241436719"/>
+      <w:bookmarkStart w:id="517" w:name="_Toc240374332"/>
+      <w:r>
+        <w:rPr>
+          <w:rFonts w:eastAsia="Times New Roman"/>
+        </w:rPr>
+        <w:t>2.5 End-client rights</w:t>
+      </w:r>
+      <w:bookmarkEnd w:id="516"/>
       <w:bookmarkEnd w:id="517"/>
-      <w:bookmarkEnd w:id="518"/>
     </w:p>
     <w:p>
       <w:pPr>
@@ -19519,47 +19512,9 @@
           <w:sz w:val="21"/>
           <w:szCs w:val="21"/>
         </w:rPr>
-        <w:t>Procurement is asynchronous. Automated routes typically complete within minutes to hours; jurisdictions served by a manual registry route take longer, and no fixed turnaround is owed for them (clause 7.2). Founders1 states the expected range per jurisdiction on request; where no range has been stated, none is owed.</w:t>
-      </w:r>
-    </w:p>
-    <w:p>
-      <w:pPr>
-        <w:pStyle w:val="berschrift2"/>
-        <w:rPr>
-          <w:rFonts w:eastAsia="Times New Roman"/>
-        </w:rPr>
-      </w:pPr>
-      <w:bookmarkStart w:id="519" w:name="_Toc241160925"/>
-      <w:bookmarkStart w:id="520" w:name="_Toc240374332"/>
-      <w:r>
-        <w:rPr>
-          <w:rFonts w:eastAsia="Times New Roman"/>
-        </w:rPr>
-        <w:t>2.5 End-client rights</w:t>
-      </w:r>
-      <w:bookmarkEnd w:id="519"/>
-      <w:bookmarkEnd w:id="520"/>
-    </w:p>
-    <w:p>
-      <w:pPr>
-        <w:pStyle w:val="StandardWeb"/>
-        <w:rPr>
-          <w:rFonts w:ascii="Calibri" w:hAnsi="Calibri" w:cs="Calibri"/>
-          <w:color w:val="222233"/>
-          <w:sz w:val="21"/>
-          <w:szCs w:val="21"/>
-        </w:rPr>
-      </w:pPr>
-      <w:r>
-        <w:rPr>
-          <w:rFonts w:ascii="Calibri" w:hAnsi="Calibri" w:cs="Calibri"/>
-          <w:color w:val="222233"/>
-          <w:sz w:val="21"/>
-          <w:szCs w:val="21"/>
-        </w:rPr>
         <w:t xml:space="preserve">What an End Client may </w:t>
       </w:r>
-      <w:del w:id="521" w:author="Eckhard Ortwein" w:date="2026-09-24T16:47:00Z" w16du:dateUtc="2026-09-24T14:47:00Z">
+      <w:del w:id="518" w:author="Eckhard Ortwein" w:date="2026-09-27T21:24:00Z" w16du:dateUtc="2026-09-27T19:24:00Z">
         <w:r>
           <w:rPr>
             <w:rFonts w:ascii="Calibri" w:hAnsi="Calibri" w:cs="Calibri"/>
@@ -19580,7 +19535,7 @@
         </w:rPr>
         <w:t xml:space="preserve">do with a Document is set out in </w:t>
       </w:r>
-      <w:del w:id="522" w:author="Eckhard Ortwein" w:date="2026-09-24T16:47:00Z" w16du:dateUtc="2026-09-24T14:47:00Z">
+      <w:del w:id="519" w:author="Eckhard Ortwein" w:date="2026-09-27T21:24:00Z" w16du:dateUtc="2026-09-27T19:24:00Z">
         <w:r>
           <w:rPr>
             <w:rStyle w:val="Fett"/>
@@ -19603,7 +19558,7 @@
           <w:delText>, which also states the</w:delText>
         </w:r>
       </w:del>
-      <w:ins w:id="523" w:author="Eckhard Ortwein" w:date="2026-09-24T16:47:00Z" w16du:dateUtc="2026-09-24T14:47:00Z">
+      <w:ins w:id="520" w:author="Eckhard Ortwein" w:date="2026-09-27T21:24:00Z" w16du:dateUtc="2026-09-27T19:24:00Z">
         <w:r>
           <w:rPr>
             <w:rFonts w:ascii="Calibri" w:hAnsi="Calibri" w:cs="Calibri"/>
@@ -19623,7 +19578,7 @@
         </w:rPr>
         <w:t xml:space="preserve"> terms </w:t>
       </w:r>
-      <w:del w:id="524" w:author="Eckhard Ortwein" w:date="2026-09-24T16:47:00Z" w16du:dateUtc="2026-09-24T14:47:00Z">
+      <w:del w:id="521" w:author="Eckhard Ortwein" w:date="2026-09-27T21:24:00Z" w16du:dateUtc="2026-09-27T19:24:00Z">
         <w:r>
           <w:rPr>
             <w:rFonts w:ascii="Calibri" w:hAnsi="Calibri" w:cs="Calibri"/>
@@ -19635,7 +19590,7 @@
           <w:delText>STP passes through under clause 9.1. The grant</w:delText>
         </w:r>
       </w:del>
-      <w:ins w:id="525" w:author="Eckhard Ortwein" w:date="2026-09-24T16:47:00Z" w16du:dateUtc="2026-09-24T14:47:00Z">
+      <w:ins w:id="522" w:author="Eckhard Ortwein" w:date="2026-09-27T21:24:00Z" w16du:dateUtc="2026-09-27T19:24:00Z">
         <w:r>
           <w:rPr>
             <w:rFonts w:ascii="Calibri" w:hAnsi="Calibri" w:cs="Calibri"/>
@@ -19655,7 +19610,7 @@
         </w:rPr>
         <w:t xml:space="preserve"> itself</w:t>
       </w:r>
-      <w:del w:id="526" w:author="Eckhard Ortwein" w:date="2026-09-24T16:47:00Z" w16du:dateUtc="2026-09-24T14:47:00Z">
+      <w:del w:id="523" w:author="Eckhard Ortwein" w:date="2026-09-27T21:24:00Z" w16du:dateUtc="2026-09-27T19:24:00Z">
         <w:r>
           <w:rPr>
             <w:rFonts w:ascii="Calibri" w:hAnsi="Calibri" w:cs="Calibri"/>
@@ -19667,7 +19622,7 @@
           <w:delText xml:space="preserve"> is in clause 3.5.</w:delText>
         </w:r>
       </w:del>
-      <w:ins w:id="527" w:author="Eckhard Ortwein" w:date="2026-09-24T16:47:00Z" w16du:dateUtc="2026-09-24T14:47:00Z">
+      <w:ins w:id="524" w:author="Eckhard Ortwein" w:date="2026-09-27T21:24:00Z" w16du:dateUtc="2026-09-27T19:24:00Z">
         <w:r>
           <w:rPr>
             <w:rFonts w:ascii="Calibri" w:hAnsi="Calibri" w:cs="Calibri"/>
@@ -19721,71 +19676,71 @@
           <w:rFonts w:eastAsia="Times New Roman"/>
         </w:rPr>
       </w:pPr>
-      <w:bookmarkStart w:id="528" w:name="_Toc241160926"/>
-      <w:bookmarkStart w:id="529" w:name="_Toc240374333"/>
+      <w:bookmarkStart w:id="525" w:name="_Toc241436720"/>
+      <w:bookmarkStart w:id="526" w:name="_Toc240374333"/>
       <w:r>
         <w:rPr>
           <w:rFonts w:eastAsia="Times New Roman"/>
         </w:rPr>
         <w:t>Data protection between independent controllers</w:t>
       </w:r>
-      <w:bookmarkEnd w:id="528"/>
+      <w:bookmarkEnd w:id="525"/>
+      <w:bookmarkEnd w:id="526"/>
+    </w:p>
+    <w:p>
+      <w:pPr>
+        <w:pStyle w:val="meta"/>
+        <w:rPr>
+          <w:rFonts w:ascii="Calibri" w:hAnsi="Calibri" w:cs="Calibri"/>
+        </w:rPr>
+      </w:pPr>
+      <w:r>
+        <w:rPr>
+          <w:rFonts w:ascii="Calibri" w:hAnsi="Calibri" w:cs="Calibri"/>
+        </w:rPr>
+        <w:t>Founders1 GmbH — STP Business Information GmbH · Draft</w:t>
+      </w:r>
+      <w:del w:id="527" w:author="Eckhard Ortwein" w:date="2026-09-27T21:24:00Z" w16du:dateUtc="2026-09-27T19:24:00Z">
+        <w:r>
+          <w:rPr>
+            <w:rFonts w:ascii="Calibri" w:hAnsi="Calibri" w:cs="Calibri"/>
+            <w:lang w:val="en-US"/>
+          </w:rPr>
+          <w:delText>, 14</w:delText>
+        </w:r>
+      </w:del>
+      <w:ins w:id="528" w:author="Eckhard Ortwein" w:date="2026-09-27T21:24:00Z" w16du:dateUtc="2026-09-27T19:24:00Z">
+        <w:r>
+          <w:rPr>
+            <w:rFonts w:ascii="Calibri" w:hAnsi="Calibri" w:cs="Calibri"/>
+          </w:rPr>
+          <w:t xml:space="preserve"> 2, 24</w:t>
+        </w:r>
+      </w:ins>
+      <w:r>
+        <w:rPr>
+          <w:rFonts w:ascii="Calibri" w:hAnsi="Calibri" w:cs="Calibri"/>
+        </w:rPr>
+        <w:t xml:space="preserve"> September 2026</w:t>
+      </w:r>
+    </w:p>
+    <w:p>
+      <w:pPr>
+        <w:pStyle w:val="berschrift2"/>
+        <w:rPr>
+          <w:rFonts w:eastAsia="Times New Roman"/>
+        </w:rPr>
+      </w:pPr>
+      <w:bookmarkStart w:id="529" w:name="_Toc241436721"/>
+      <w:bookmarkStart w:id="530" w:name="_Toc240374334"/>
+      <w:r>
+        <w:rPr>
+          <w:rFonts w:eastAsia="Times New Roman"/>
+        </w:rPr>
+        <w:t>3.1 Roles</w:t>
+      </w:r>
       <w:bookmarkEnd w:id="529"/>
-    </w:p>
-    <w:p>
-      <w:pPr>
-        <w:pStyle w:val="meta"/>
-        <w:rPr>
-          <w:rFonts w:ascii="Calibri" w:hAnsi="Calibri" w:cs="Calibri"/>
-        </w:rPr>
-      </w:pPr>
-      <w:r>
-        <w:rPr>
-          <w:rFonts w:ascii="Calibri" w:hAnsi="Calibri" w:cs="Calibri"/>
-        </w:rPr>
-        <w:t>Founders1 GmbH — STP Business Information GmbH · Draft</w:t>
-      </w:r>
-      <w:del w:id="530" w:author="Eckhard Ortwein" w:date="2026-09-24T16:47:00Z" w16du:dateUtc="2026-09-24T14:47:00Z">
-        <w:r>
-          <w:rPr>
-            <w:rFonts w:ascii="Calibri" w:hAnsi="Calibri" w:cs="Calibri"/>
-            <w:lang w:val="en-US"/>
-          </w:rPr>
-          <w:delText>, 14</w:delText>
-        </w:r>
-      </w:del>
-      <w:ins w:id="531" w:author="Eckhard Ortwein" w:date="2026-09-24T16:47:00Z" w16du:dateUtc="2026-09-24T14:47:00Z">
-        <w:r>
-          <w:rPr>
-            <w:rFonts w:ascii="Calibri" w:hAnsi="Calibri" w:cs="Calibri"/>
-          </w:rPr>
-          <w:t xml:space="preserve"> 2, 24</w:t>
-        </w:r>
-      </w:ins>
-      <w:r>
-        <w:rPr>
-          <w:rFonts w:ascii="Calibri" w:hAnsi="Calibri" w:cs="Calibri"/>
-        </w:rPr>
-        <w:t xml:space="preserve"> September 2026</w:t>
-      </w:r>
-    </w:p>
-    <w:p>
-      <w:pPr>
-        <w:pStyle w:val="berschrift2"/>
-        <w:rPr>
-          <w:rFonts w:eastAsia="Times New Roman"/>
-        </w:rPr>
-      </w:pPr>
-      <w:bookmarkStart w:id="532" w:name="_Toc241160927"/>
-      <w:bookmarkStart w:id="533" w:name="_Toc240374334"/>
-      <w:r>
-        <w:rPr>
-          <w:rFonts w:eastAsia="Times New Roman"/>
-        </w:rPr>
-        <w:t>3.1 Roles</w:t>
-      </w:r>
-      <w:bookmarkEnd w:id="532"/>
-      <w:bookmarkEnd w:id="533"/>
+      <w:bookmarkEnd w:id="530"/>
     </w:p>
     <w:p>
       <w:pPr>
@@ -19875,7 +19830,7 @@
         </w:rPr>
         <w:t xml:space="preserve">holds the documents it procures </w:t>
       </w:r>
-      <w:del w:id="534" w:author="Eckhard Ortwein" w:date="2026-09-24T16:47:00Z" w16du:dateUtc="2026-09-24T14:47:00Z">
+      <w:del w:id="531" w:author="Eckhard Ortwein" w:date="2026-09-27T21:24:00Z" w16du:dateUtc="2026-09-27T19:24:00Z">
         <w:r>
           <w:rPr>
             <w:rStyle w:val="Fett"/>
@@ -19898,7 +19853,7 @@
           <w:delText xml:space="preserve"> where they are still current (Annex 1.4).</w:delText>
         </w:r>
       </w:del>
-      <w:ins w:id="535" w:author="Eckhard Ortwein" w:date="2026-09-24T16:47:00Z" w16du:dateUtc="2026-09-24T14:47:00Z">
+      <w:ins w:id="532" w:author="Eckhard Ortwein" w:date="2026-09-27T21:24:00Z" w16du:dateUtc="2026-09-27T19:24:00Z">
         <w:r>
           <w:rPr>
             <w:rStyle w:val="Fett"/>
@@ -19936,16 +19891,16 @@
           <w:rFonts w:eastAsia="Times New Roman"/>
         </w:rPr>
       </w:pPr>
-      <w:bookmarkStart w:id="536" w:name="_Toc241160928"/>
-      <w:bookmarkStart w:id="537" w:name="_Toc240374335"/>
+      <w:bookmarkStart w:id="533" w:name="_Toc241436722"/>
+      <w:bookmarkStart w:id="534" w:name="_Toc240374335"/>
       <w:r>
         <w:rPr>
           <w:rFonts w:eastAsia="Times New Roman"/>
         </w:rPr>
         <w:t>3.2 What is processed</w:t>
       </w:r>
-      <w:bookmarkEnd w:id="536"/>
-      <w:bookmarkEnd w:id="537"/>
+      <w:bookmarkEnd w:id="533"/>
+      <w:bookmarkEnd w:id="534"/>
     </w:p>
     <w:tbl>
       <w:tblPr>
@@ -20359,74 +20314,74 @@
           <w:rFonts w:eastAsia="Times New Roman"/>
         </w:rPr>
       </w:pPr>
-      <w:bookmarkStart w:id="538" w:name="_Toc241160929"/>
-      <w:bookmarkStart w:id="539" w:name="_Toc240374336"/>
+      <w:bookmarkStart w:id="535" w:name="_Toc241436723"/>
+      <w:bookmarkStart w:id="536" w:name="_Toc240374336"/>
       <w:r>
         <w:rPr>
           <w:rFonts w:eastAsia="Times New Roman"/>
         </w:rPr>
         <w:t>3.3 Purposes and legal basis</w:t>
       </w:r>
+      <w:bookmarkEnd w:id="535"/>
+      <w:bookmarkEnd w:id="536"/>
+    </w:p>
+    <w:p>
+      <w:pPr>
+        <w:pStyle w:val="StandardWeb"/>
+        <w:rPr>
+          <w:rFonts w:ascii="Calibri" w:hAnsi="Calibri" w:cs="Calibri"/>
+          <w:color w:val="222233"/>
+          <w:sz w:val="21"/>
+          <w:szCs w:val="21"/>
+        </w:rPr>
+      </w:pPr>
+      <w:r>
+        <w:rPr>
+          <w:rFonts w:ascii="Calibri" w:hAnsi="Calibri" w:cs="Calibri"/>
+          <w:color w:val="222233"/>
+          <w:sz w:val="21"/>
+          <w:szCs w:val="21"/>
+        </w:rPr>
+        <w:t>Processing serves the procurement, delivery and documentation of registry information so that STP and its End Clients can meet their obligations under money-laundering law. Each party relies on its own legal basis, as a rule Art. 6 (1) (b) or (f) GDPR, and for End Clients subject to money-laundering law additionally Art. 6 (1) (c) GDPR.</w:t>
+      </w:r>
+    </w:p>
+    <w:p>
+      <w:pPr>
+        <w:pStyle w:val="StandardWeb"/>
+        <w:rPr>
+          <w:rFonts w:ascii="Calibri" w:hAnsi="Calibri" w:cs="Calibri"/>
+          <w:color w:val="222233"/>
+          <w:sz w:val="21"/>
+          <w:szCs w:val="21"/>
+        </w:rPr>
+      </w:pPr>
+      <w:r>
+        <w:rPr>
+          <w:rFonts w:ascii="Calibri" w:hAnsi="Calibri" w:cs="Calibri"/>
+          <w:color w:val="222233"/>
+          <w:sz w:val="21"/>
+          <w:szCs w:val="21"/>
+        </w:rPr>
+        <w:t>The information duty under Art. 14 GDPR falls on each party for its own processing. Each party assesses independently whether Art. 14 (5) GDPR applies.</w:t>
+      </w:r>
+    </w:p>
+    <w:p>
+      <w:pPr>
+        <w:pStyle w:val="berschrift2"/>
+        <w:rPr>
+          <w:rFonts w:eastAsia="Times New Roman"/>
+        </w:rPr>
+      </w:pPr>
+      <w:bookmarkStart w:id="537" w:name="_Toc241436724"/>
+      <w:bookmarkStart w:id="538" w:name="_Toc240374337"/>
+      <w:r>
+        <w:rPr>
+          <w:rFonts w:eastAsia="Times New Roman"/>
+        </w:rPr>
+        <w:t>3.4 Technical and organisational measures</w:t>
+      </w:r>
+      <w:bookmarkEnd w:id="537"/>
       <w:bookmarkEnd w:id="538"/>
-      <w:bookmarkEnd w:id="539"/>
-    </w:p>
-    <w:p>
-      <w:pPr>
-        <w:pStyle w:val="StandardWeb"/>
-        <w:rPr>
-          <w:rFonts w:ascii="Calibri" w:hAnsi="Calibri" w:cs="Calibri"/>
-          <w:color w:val="222233"/>
-          <w:sz w:val="21"/>
-          <w:szCs w:val="21"/>
-        </w:rPr>
-      </w:pPr>
-      <w:r>
-        <w:rPr>
-          <w:rFonts w:ascii="Calibri" w:hAnsi="Calibri" w:cs="Calibri"/>
-          <w:color w:val="222233"/>
-          <w:sz w:val="21"/>
-          <w:szCs w:val="21"/>
-        </w:rPr>
-        <w:t>Processing serves the procurement, delivery and documentation of registry information so that STP and its End Clients can meet their obligations under money-laundering law. Each party relies on its own legal basis, as a rule Art. 6 (1) (b) or (f) GDPR, and for End Clients subject to money-laundering law additionally Art. 6 (1) (c) GDPR.</w:t>
-      </w:r>
-    </w:p>
-    <w:p>
-      <w:pPr>
-        <w:pStyle w:val="StandardWeb"/>
-        <w:rPr>
-          <w:rFonts w:ascii="Calibri" w:hAnsi="Calibri" w:cs="Calibri"/>
-          <w:color w:val="222233"/>
-          <w:sz w:val="21"/>
-          <w:szCs w:val="21"/>
-        </w:rPr>
-      </w:pPr>
-      <w:r>
-        <w:rPr>
-          <w:rFonts w:ascii="Calibri" w:hAnsi="Calibri" w:cs="Calibri"/>
-          <w:color w:val="222233"/>
-          <w:sz w:val="21"/>
-          <w:szCs w:val="21"/>
-        </w:rPr>
-        <w:t>The information duty under Art. 14 GDPR falls on each party for its own processing. Each party assesses independently whether Art. 14 (5) GDPR applies.</w:t>
-      </w:r>
-    </w:p>
-    <w:p>
-      <w:pPr>
-        <w:pStyle w:val="berschrift2"/>
-        <w:rPr>
-          <w:rFonts w:eastAsia="Times New Roman"/>
-        </w:rPr>
-      </w:pPr>
-      <w:bookmarkStart w:id="540" w:name="_Toc241160930"/>
-      <w:bookmarkStart w:id="541" w:name="_Toc240374337"/>
-      <w:r>
-        <w:rPr>
-          <w:rFonts w:eastAsia="Times New Roman"/>
-        </w:rPr>
-        <w:t>3.4 Technical and organisational measures</w:t>
-      </w:r>
-      <w:bookmarkEnd w:id="540"/>
-      <w:bookmarkEnd w:id="541"/>
     </w:p>
     <w:p>
       <w:pPr>
@@ -20579,16 +20534,16 @@
           <w:rFonts w:eastAsia="Times New Roman"/>
         </w:rPr>
       </w:pPr>
-      <w:bookmarkStart w:id="542" w:name="_Toc241160931"/>
-      <w:bookmarkStart w:id="543" w:name="_Toc240374338"/>
+      <w:bookmarkStart w:id="539" w:name="_Toc241436725"/>
+      <w:bookmarkStart w:id="540" w:name="_Toc240374338"/>
       <w:r>
         <w:rPr>
           <w:rFonts w:eastAsia="Times New Roman"/>
         </w:rPr>
         <w:t>3.5 Transfers to third countries</w:t>
       </w:r>
-      <w:bookmarkEnd w:id="542"/>
-      <w:bookmarkEnd w:id="543"/>
+      <w:bookmarkEnd w:id="539"/>
+      <w:bookmarkEnd w:id="540"/>
     </w:p>
     <w:p>
       <w:pPr>
@@ -20765,22 +20720,22 @@
           <w:rFonts w:eastAsia="Times New Roman"/>
         </w:rPr>
       </w:pPr>
-      <w:bookmarkStart w:id="544" w:name="_Toc241160932"/>
-      <w:bookmarkStart w:id="545" w:name="_Toc240374339"/>
+      <w:bookmarkStart w:id="541" w:name="_Toc241436726"/>
+      <w:bookmarkStart w:id="542" w:name="_Toc240374339"/>
       <w:r>
         <w:rPr>
           <w:rFonts w:eastAsia="Times New Roman"/>
         </w:rPr>
         <w:t>3.6 Cooperation</w:t>
       </w:r>
-      <w:bookmarkEnd w:id="544"/>
-      <w:bookmarkEnd w:id="545"/>
+      <w:bookmarkEnd w:id="541"/>
+      <w:bookmarkEnd w:id="542"/>
     </w:p>
     <w:p>
       <w:pPr>
         <w:pStyle w:val="StandardWeb"/>
         <w:rPr>
-          <w:del w:id="546" w:author="Eckhard Ortwein" w:date="2026-09-24T16:47:00Z" w16du:dateUtc="2026-09-24T14:47:00Z"/>
+          <w:del w:id="543" w:author="Eckhard Ortwein" w:date="2026-09-27T21:24:00Z" w16du:dateUtc="2026-09-27T19:24:00Z"/>
           <w:rFonts w:ascii="Calibri" w:hAnsi="Calibri" w:cs="Calibri"/>
           <w:color w:val="222233"/>
           <w:sz w:val="21"/>
@@ -20803,7 +20758,7 @@
         <w:pStyle w:val="pagebreak"/>
         <w:spacing w:after="120"/>
         <w:rPr>
-          <w:del w:id="547" w:author="Eckhard Ortwein" w:date="2026-09-24T16:47:00Z" w16du:dateUtc="2026-09-24T14:47:00Z"/>
+          <w:del w:id="544" w:author="Eckhard Ortwein" w:date="2026-09-27T21:24:00Z" w16du:dateUtc="2026-09-27T19:24:00Z"/>
           <w:rFonts w:ascii="Calibri" w:hAnsi="Calibri" w:cs="Calibri"/>
           <w:color w:val="222233"/>
           <w:sz w:val="21"/>
@@ -20811,7 +20766,7 @@
           <w:lang w:val="en-US"/>
         </w:rPr>
       </w:pPr>
-      <w:del w:id="548" w:author="Eckhard Ortwein" w:date="2026-09-24T16:47:00Z" w16du:dateUtc="2026-09-24T14:47:00Z">
+      <w:del w:id="545" w:author="Eckhard Ortwein" w:date="2026-09-27T21:24:00Z" w16du:dateUtc="2026-09-27T19:24:00Z">
         <w:r>
           <w:rPr>
             <w:rFonts w:ascii="Calibri" w:hAnsi="Calibri" w:cs="Calibri"/>
@@ -20828,12 +20783,12 @@
       <w:pPr>
         <w:pStyle w:val="kicker"/>
         <w:rPr>
-          <w:del w:id="549" w:author="Eckhard Ortwein" w:date="2026-09-24T16:47:00Z" w16du:dateUtc="2026-09-24T14:47:00Z"/>
+          <w:del w:id="546" w:author="Eckhard Ortwein" w:date="2026-09-27T21:24:00Z" w16du:dateUtc="2026-09-27T19:24:00Z"/>
           <w:rFonts w:ascii="Calibri" w:hAnsi="Calibri" w:cs="Calibri"/>
           <w:lang w:val="en-US"/>
         </w:rPr>
       </w:pPr>
-      <w:del w:id="550" w:author="Eckhard Ortwein" w:date="2026-09-24T16:47:00Z" w16du:dateUtc="2026-09-24T14:47:00Z">
+      <w:del w:id="547" w:author="Eckhard Ortwein" w:date="2026-09-27T21:24:00Z" w16du:dateUtc="2026-09-27T19:24:00Z">
         <w:r>
           <w:rPr>
             <w:rFonts w:ascii="Calibri" w:hAnsi="Calibri" w:cs="Calibri"/>
@@ -20847,13 +20802,13 @@
       <w:pPr>
         <w:pStyle w:val="berschrift1"/>
         <w:rPr>
-          <w:del w:id="551" w:author="Eckhard Ortwein" w:date="2026-09-24T16:47:00Z" w16du:dateUtc="2026-09-24T14:47:00Z"/>
+          <w:del w:id="548" w:author="Eckhard Ortwein" w:date="2026-09-27T21:24:00Z" w16du:dateUtc="2026-09-27T19:24:00Z"/>
           <w:rFonts w:eastAsia="Times New Roman"/>
           <w:lang w:val="en-US"/>
         </w:rPr>
       </w:pPr>
-      <w:bookmarkStart w:id="552" w:name="_Toc240374340"/>
-      <w:del w:id="553" w:author="Eckhard Ortwein" w:date="2026-09-24T16:47:00Z" w16du:dateUtc="2026-09-24T14:47:00Z">
+      <w:bookmarkStart w:id="549" w:name="_Toc240374340"/>
+      <w:del w:id="550" w:author="Eckhard Ortwein" w:date="2026-09-27T21:24:00Z" w16du:dateUtc="2026-09-27T19:24:00Z">
         <w:r>
           <w:rPr>
             <w:rFonts w:eastAsia="Times New Roman"/>
@@ -20861,19 +20816,19 @@
           </w:rPr>
           <w:delText>Permitted Affiliates</w:delText>
         </w:r>
-        <w:bookmarkEnd w:id="552"/>
+        <w:bookmarkEnd w:id="549"/>
       </w:del>
     </w:p>
     <w:p>
       <w:pPr>
         <w:pStyle w:val="meta"/>
         <w:rPr>
-          <w:del w:id="554" w:author="Eckhard Ortwein" w:date="2026-09-24T16:47:00Z" w16du:dateUtc="2026-09-24T14:47:00Z"/>
+          <w:del w:id="551" w:author="Eckhard Ortwein" w:date="2026-09-27T21:24:00Z" w16du:dateUtc="2026-09-27T19:24:00Z"/>
           <w:rFonts w:ascii="Calibri" w:hAnsi="Calibri" w:cs="Calibri"/>
           <w:lang w:val="en-US"/>
         </w:rPr>
       </w:pPr>
-      <w:del w:id="555" w:author="Eckhard Ortwein" w:date="2026-09-24T16:47:00Z" w16du:dateUtc="2026-09-24T14:47:00Z">
+      <w:del w:id="552" w:author="Eckhard Ortwein" w:date="2026-09-27T21:24:00Z" w16du:dateUtc="2026-09-27T19:24:00Z">
         <w:r>
           <w:rPr>
             <w:rFonts w:ascii="Calibri" w:hAnsi="Calibri" w:cs="Calibri"/>
@@ -20887,13 +20842,13 @@
       <w:pPr>
         <w:pStyle w:val="berschrift2"/>
         <w:rPr>
-          <w:del w:id="556" w:author="Eckhard Ortwein" w:date="2026-09-24T16:47:00Z" w16du:dateUtc="2026-09-24T14:47:00Z"/>
+          <w:del w:id="553" w:author="Eckhard Ortwein" w:date="2026-09-27T21:24:00Z" w16du:dateUtc="2026-09-27T19:24:00Z"/>
           <w:rFonts w:eastAsia="Times New Roman"/>
           <w:lang w:val="en-US"/>
         </w:rPr>
       </w:pPr>
-      <w:bookmarkStart w:id="557" w:name="_Toc240374341"/>
-      <w:del w:id="558" w:author="Eckhard Ortwein" w:date="2026-09-24T16:47:00Z" w16du:dateUtc="2026-09-24T14:47:00Z">
+      <w:bookmarkStart w:id="554" w:name="_Toc240374341"/>
+      <w:del w:id="555" w:author="Eckhard Ortwein" w:date="2026-09-27T21:24:00Z" w16du:dateUtc="2026-09-27T19:24:00Z">
         <w:r>
           <w:rPr>
             <w:rFonts w:eastAsia="Times New Roman"/>
@@ -20901,14 +20856,14 @@
           </w:rPr>
           <w:delText>4.1 Admitted affiliates</w:delText>
         </w:r>
-        <w:bookmarkEnd w:id="557"/>
+        <w:bookmarkEnd w:id="554"/>
       </w:del>
     </w:p>
     <w:p>
       <w:pPr>
         <w:pStyle w:val="StandardWeb"/>
         <w:rPr>
-          <w:del w:id="559" w:author="Eckhard Ortwein" w:date="2026-09-24T16:47:00Z" w16du:dateUtc="2026-09-24T14:47:00Z"/>
+          <w:del w:id="556" w:author="Eckhard Ortwein" w:date="2026-09-27T21:24:00Z" w16du:dateUtc="2026-09-27T19:24:00Z"/>
           <w:rFonts w:ascii="Calibri" w:hAnsi="Calibri" w:cs="Calibri"/>
           <w:color w:val="222233"/>
           <w:sz w:val="21"/>
@@ -20916,7 +20871,7 @@
           <w:lang w:val="en-US"/>
         </w:rPr>
       </w:pPr>
-      <w:del w:id="560" w:author="Eckhard Ortwein" w:date="2026-09-24T16:47:00Z" w16du:dateUtc="2026-09-24T14:47:00Z">
+      <w:del w:id="557" w:author="Eckhard Ortwein" w:date="2026-09-27T21:24:00Z" w16du:dateUtc="2026-09-27T19:24:00Z">
         <w:r>
           <w:rPr>
             <w:rFonts w:ascii="Calibri" w:hAnsi="Calibri" w:cs="Calibri"/>
@@ -20949,7 +20904,7 @@
       <w:tr>
         <w:trPr>
           <w:tblHeader/>
-          <w:del w:id="561" w:author="Eckhard Ortwein" w:date="2026-09-24T16:47:00Z" w16du:dateUtc="2026-09-24T14:47:00Z"/>
+          <w:del w:id="558" w:author="Eckhard Ortwein" w:date="2026-09-27T21:24:00Z" w16du:dateUtc="2026-09-27T19:24:00Z"/>
         </w:trPr>
         <w:tc>
           <w:tcPr>
@@ -20968,7 +20923,7 @@
             <w:pPr>
               <w:spacing w:before="120" w:after="200"/>
               <w:rPr>
-                <w:del w:id="562" w:author="Eckhard Ortwein" w:date="2026-09-24T16:47:00Z" w16du:dateUtc="2026-09-24T14:47:00Z"/>
+                <w:del w:id="559" w:author="Eckhard Ortwein" w:date="2026-09-27T21:24:00Z" w16du:dateUtc="2026-09-27T19:24:00Z"/>
                 <w:rFonts w:ascii="Calibri" w:eastAsia="Times New Roman" w:hAnsi="Calibri" w:cs="Calibri"/>
                 <w:b/>
                 <w:bCs/>
@@ -20977,7 +20932,7 @@
                 <w:szCs w:val="16"/>
               </w:rPr>
             </w:pPr>
-            <w:del w:id="563" w:author="Eckhard Ortwein" w:date="2026-09-24T16:47:00Z" w16du:dateUtc="2026-09-24T14:47:00Z">
+            <w:del w:id="560" w:author="Eckhard Ortwein" w:date="2026-09-27T21:24:00Z" w16du:dateUtc="2026-09-27T19:24:00Z">
               <w:r>
                 <w:rPr>
                   <w:rFonts w:ascii="Calibri" w:eastAsia="Times New Roman" w:hAnsi="Calibri" w:cs="Calibri"/>
@@ -21009,7 +20964,7 @@
             <w:pPr>
               <w:spacing w:before="120" w:after="200"/>
               <w:rPr>
-                <w:del w:id="564" w:author="Eckhard Ortwein" w:date="2026-09-24T16:47:00Z" w16du:dateUtc="2026-09-24T14:47:00Z"/>
+                <w:del w:id="561" w:author="Eckhard Ortwein" w:date="2026-09-27T21:24:00Z" w16du:dateUtc="2026-09-27T19:24:00Z"/>
                 <w:rFonts w:ascii="Calibri" w:eastAsia="Times New Roman" w:hAnsi="Calibri" w:cs="Calibri"/>
                 <w:b/>
                 <w:bCs/>
@@ -21018,7 +20973,7 @@
                 <w:szCs w:val="16"/>
               </w:rPr>
             </w:pPr>
-            <w:del w:id="565" w:author="Eckhard Ortwein" w:date="2026-09-24T16:47:00Z" w16du:dateUtc="2026-09-24T14:47:00Z">
+            <w:del w:id="562" w:author="Eckhard Ortwein" w:date="2026-09-27T21:24:00Z" w16du:dateUtc="2026-09-27T19:24:00Z">
               <w:r>
                 <w:rPr>
                   <w:rFonts w:ascii="Calibri" w:eastAsia="Times New Roman" w:hAnsi="Calibri" w:cs="Calibri"/>
@@ -21050,7 +21005,7 @@
             <w:pPr>
               <w:spacing w:before="120" w:after="200"/>
               <w:rPr>
-                <w:del w:id="566" w:author="Eckhard Ortwein" w:date="2026-09-24T16:47:00Z" w16du:dateUtc="2026-09-24T14:47:00Z"/>
+                <w:del w:id="563" w:author="Eckhard Ortwein" w:date="2026-09-27T21:24:00Z" w16du:dateUtc="2026-09-27T19:24:00Z"/>
                 <w:rFonts w:ascii="Calibri" w:eastAsia="Times New Roman" w:hAnsi="Calibri" w:cs="Calibri"/>
                 <w:b/>
                 <w:bCs/>
@@ -21059,7 +21014,7 @@
                 <w:szCs w:val="16"/>
               </w:rPr>
             </w:pPr>
-            <w:del w:id="567" w:author="Eckhard Ortwein" w:date="2026-09-24T16:47:00Z" w16du:dateUtc="2026-09-24T14:47:00Z">
+            <w:del w:id="564" w:author="Eckhard Ortwein" w:date="2026-09-27T21:24:00Z" w16du:dateUtc="2026-09-27T19:24:00Z">
               <w:r>
                 <w:rPr>
                   <w:rFonts w:ascii="Calibri" w:eastAsia="Times New Roman" w:hAnsi="Calibri" w:cs="Calibri"/>
@@ -21091,7 +21046,7 @@
             <w:pPr>
               <w:spacing w:before="120" w:after="200"/>
               <w:rPr>
-                <w:del w:id="568" w:author="Eckhard Ortwein" w:date="2026-09-24T16:47:00Z" w16du:dateUtc="2026-09-24T14:47:00Z"/>
+                <w:del w:id="565" w:author="Eckhard Ortwein" w:date="2026-09-27T21:24:00Z" w16du:dateUtc="2026-09-27T19:24:00Z"/>
                 <w:rFonts w:ascii="Calibri" w:eastAsia="Times New Roman" w:hAnsi="Calibri" w:cs="Calibri"/>
                 <w:b/>
                 <w:bCs/>
@@ -21100,7 +21055,7 @@
                 <w:szCs w:val="16"/>
               </w:rPr>
             </w:pPr>
-            <w:del w:id="569" w:author="Eckhard Ortwein" w:date="2026-09-24T16:47:00Z" w16du:dateUtc="2026-09-24T14:47:00Z">
+            <w:del w:id="566" w:author="Eckhard Ortwein" w:date="2026-09-27T21:24:00Z" w16du:dateUtc="2026-09-27T19:24:00Z">
               <w:r>
                 <w:rPr>
                   <w:rFonts w:ascii="Calibri" w:eastAsia="Times New Roman" w:hAnsi="Calibri" w:cs="Calibri"/>
@@ -21118,7 +21073,7 @@
       </w:tr>
       <w:tr>
         <w:trPr>
-          <w:del w:id="570" w:author="Eckhard Ortwein" w:date="2026-09-24T16:47:00Z" w16du:dateUtc="2026-09-24T14:47:00Z"/>
+          <w:del w:id="567" w:author="Eckhard Ortwein" w:date="2026-09-27T21:24:00Z" w16du:dateUtc="2026-09-27T19:24:00Z"/>
         </w:trPr>
         <w:tc>
           <w:tcPr>
@@ -21138,14 +21093,14 @@
             <w:pPr>
               <w:spacing w:before="120" w:after="200"/>
               <w:rPr>
-                <w:del w:id="571" w:author="Eckhard Ortwein" w:date="2026-09-24T16:47:00Z" w16du:dateUtc="2026-09-24T14:47:00Z"/>
+                <w:del w:id="568" w:author="Eckhard Ortwein" w:date="2026-09-27T21:24:00Z" w16du:dateUtc="2026-09-27T19:24:00Z"/>
                 <w:rFonts w:ascii="Calibri" w:eastAsia="Times New Roman" w:hAnsi="Calibri" w:cs="Calibri"/>
                 <w:color w:val="222233"/>
                 <w:sz w:val="19"/>
                 <w:szCs w:val="19"/>
               </w:rPr>
             </w:pPr>
-            <w:del w:id="572" w:author="Eckhard Ortwein" w:date="2026-09-24T16:47:00Z" w16du:dateUtc="2026-09-24T14:47:00Z">
+            <w:del w:id="569" w:author="Eckhard Ortwein" w:date="2026-09-27T21:24:00Z" w16du:dateUtc="2026-09-27T19:24:00Z">
               <w:r>
                 <w:rPr>
                   <w:rFonts w:ascii="Calibri" w:eastAsia="Times New Roman" w:hAnsi="Calibri" w:cs="Calibri"/>
@@ -21176,14 +21131,14 @@
             <w:pPr>
               <w:spacing w:before="120" w:after="200"/>
               <w:rPr>
-                <w:del w:id="573" w:author="Eckhard Ortwein" w:date="2026-09-24T16:47:00Z" w16du:dateUtc="2026-09-24T14:47:00Z"/>
+                <w:del w:id="570" w:author="Eckhard Ortwein" w:date="2026-09-27T21:24:00Z" w16du:dateUtc="2026-09-27T19:24:00Z"/>
                 <w:rFonts w:ascii="Calibri" w:eastAsia="Times New Roman" w:hAnsi="Calibri" w:cs="Calibri"/>
                 <w:color w:val="222233"/>
                 <w:sz w:val="19"/>
                 <w:szCs w:val="19"/>
               </w:rPr>
             </w:pPr>
-            <w:del w:id="574" w:author="Eckhard Ortwein" w:date="2026-09-24T16:47:00Z" w16du:dateUtc="2026-09-24T14:47:00Z">
+            <w:del w:id="571" w:author="Eckhard Ortwein" w:date="2026-09-27T21:24:00Z" w16du:dateUtc="2026-09-27T19:24:00Z">
               <w:r>
                 <w:rPr>
                   <w:rFonts w:ascii="Calibri" w:eastAsia="Times New Roman" w:hAnsi="Calibri" w:cs="Calibri"/>
@@ -21214,14 +21169,14 @@
             <w:pPr>
               <w:spacing w:before="120" w:after="200"/>
               <w:rPr>
-                <w:del w:id="575" w:author="Eckhard Ortwein" w:date="2026-09-24T16:47:00Z" w16du:dateUtc="2026-09-24T14:47:00Z"/>
+                <w:del w:id="572" w:author="Eckhard Ortwein" w:date="2026-09-27T21:24:00Z" w16du:dateUtc="2026-09-27T19:24:00Z"/>
                 <w:rFonts w:ascii="Calibri" w:eastAsia="Times New Roman" w:hAnsi="Calibri" w:cs="Calibri"/>
                 <w:color w:val="222233"/>
                 <w:sz w:val="19"/>
                 <w:szCs w:val="19"/>
               </w:rPr>
             </w:pPr>
-            <w:del w:id="576" w:author="Eckhard Ortwein" w:date="2026-09-24T16:47:00Z" w16du:dateUtc="2026-09-24T14:47:00Z">
+            <w:del w:id="573" w:author="Eckhard Ortwein" w:date="2026-09-27T21:24:00Z" w16du:dateUtc="2026-09-27T19:24:00Z">
               <w:r>
                 <w:rPr>
                   <w:rFonts w:ascii="Calibri" w:eastAsia="Times New Roman" w:hAnsi="Calibri" w:cs="Calibri"/>
@@ -21252,14 +21207,14 @@
             <w:pPr>
               <w:spacing w:before="120" w:after="200"/>
               <w:rPr>
-                <w:del w:id="577" w:author="Eckhard Ortwein" w:date="2026-09-24T16:47:00Z" w16du:dateUtc="2026-09-24T14:47:00Z"/>
+                <w:del w:id="574" w:author="Eckhard Ortwein" w:date="2026-09-27T21:24:00Z" w16du:dateUtc="2026-09-27T19:24:00Z"/>
                 <w:rFonts w:ascii="Calibri" w:eastAsia="Times New Roman" w:hAnsi="Calibri" w:cs="Calibri"/>
                 <w:color w:val="222233"/>
                 <w:sz w:val="19"/>
                 <w:szCs w:val="19"/>
               </w:rPr>
             </w:pPr>
-            <w:del w:id="578" w:author="Eckhard Ortwein" w:date="2026-09-24T16:47:00Z" w16du:dateUtc="2026-09-24T14:47:00Z">
+            <w:del w:id="575" w:author="Eckhard Ortwein" w:date="2026-09-27T21:24:00Z" w16du:dateUtc="2026-09-27T19:24:00Z">
               <w:r>
                 <w:rPr>
                   <w:rFonts w:ascii="Calibri" w:eastAsia="Times New Roman" w:hAnsi="Calibri" w:cs="Calibri"/>
@@ -21275,7 +21230,7 @@
       </w:tr>
       <w:tr>
         <w:trPr>
-          <w:del w:id="579" w:author="Eckhard Ortwein" w:date="2026-09-24T16:47:00Z" w16du:dateUtc="2026-09-24T14:47:00Z"/>
+          <w:del w:id="576" w:author="Eckhard Ortwein" w:date="2026-09-27T21:24:00Z" w16du:dateUtc="2026-09-27T19:24:00Z"/>
         </w:trPr>
         <w:tc>
           <w:tcPr>
@@ -21295,14 +21250,14 @@
             <w:pPr>
               <w:spacing w:before="120" w:after="200"/>
               <w:rPr>
-                <w:del w:id="580" w:author="Eckhard Ortwein" w:date="2026-09-24T16:47:00Z" w16du:dateUtc="2026-09-24T14:47:00Z"/>
+                <w:del w:id="577" w:author="Eckhard Ortwein" w:date="2026-09-27T21:24:00Z" w16du:dateUtc="2026-09-27T19:24:00Z"/>
                 <w:rFonts w:ascii="Calibri" w:eastAsia="Times New Roman" w:hAnsi="Calibri" w:cs="Calibri"/>
                 <w:color w:val="222233"/>
                 <w:sz w:val="19"/>
                 <w:szCs w:val="19"/>
               </w:rPr>
             </w:pPr>
-            <w:del w:id="581" w:author="Eckhard Ortwein" w:date="2026-09-24T16:47:00Z" w16du:dateUtc="2026-09-24T14:47:00Z">
+            <w:del w:id="578" w:author="Eckhard Ortwein" w:date="2026-09-27T21:24:00Z" w16du:dateUtc="2026-09-27T19:24:00Z">
               <w:r>
                 <w:rPr>
                   <w:rFonts w:ascii="Calibri" w:eastAsia="Times New Roman" w:hAnsi="Calibri" w:cs="Calibri"/>
@@ -21333,14 +21288,14 @@
             <w:pPr>
               <w:spacing w:before="120" w:after="200"/>
               <w:rPr>
-                <w:del w:id="582" w:author="Eckhard Ortwein" w:date="2026-09-24T16:47:00Z" w16du:dateUtc="2026-09-24T14:47:00Z"/>
+                <w:del w:id="579" w:author="Eckhard Ortwein" w:date="2026-09-27T21:24:00Z" w16du:dateUtc="2026-09-27T19:24:00Z"/>
                 <w:rFonts w:ascii="Calibri" w:eastAsia="Times New Roman" w:hAnsi="Calibri" w:cs="Calibri"/>
                 <w:color w:val="222233"/>
                 <w:sz w:val="19"/>
                 <w:szCs w:val="19"/>
               </w:rPr>
             </w:pPr>
-            <w:del w:id="583" w:author="Eckhard Ortwein" w:date="2026-09-24T16:47:00Z" w16du:dateUtc="2026-09-24T14:47:00Z">
+            <w:del w:id="580" w:author="Eckhard Ortwein" w:date="2026-09-27T21:24:00Z" w16du:dateUtc="2026-09-27T19:24:00Z">
               <w:r>
                 <w:rPr>
                   <w:rFonts w:ascii="Calibri" w:eastAsia="Times New Roman" w:hAnsi="Calibri" w:cs="Calibri"/>
@@ -21371,14 +21326,14 @@
             <w:pPr>
               <w:spacing w:before="120" w:after="200"/>
               <w:rPr>
-                <w:del w:id="584" w:author="Eckhard Ortwein" w:date="2026-09-24T16:47:00Z" w16du:dateUtc="2026-09-24T14:47:00Z"/>
+                <w:del w:id="581" w:author="Eckhard Ortwein" w:date="2026-09-27T21:24:00Z" w16du:dateUtc="2026-09-27T19:24:00Z"/>
                 <w:rFonts w:ascii="Calibri" w:eastAsia="Times New Roman" w:hAnsi="Calibri" w:cs="Calibri"/>
                 <w:color w:val="222233"/>
                 <w:sz w:val="19"/>
                 <w:szCs w:val="19"/>
               </w:rPr>
             </w:pPr>
-            <w:del w:id="585" w:author="Eckhard Ortwein" w:date="2026-09-24T16:47:00Z" w16du:dateUtc="2026-09-24T14:47:00Z">
+            <w:del w:id="582" w:author="Eckhard Ortwein" w:date="2026-09-27T21:24:00Z" w16du:dateUtc="2026-09-27T19:24:00Z">
               <w:r>
                 <w:rPr>
                   <w:rFonts w:ascii="Calibri" w:eastAsia="Times New Roman" w:hAnsi="Calibri" w:cs="Calibri"/>
@@ -21409,14 +21364,14 @@
             <w:pPr>
               <w:spacing w:before="120" w:after="200"/>
               <w:rPr>
-                <w:del w:id="586" w:author="Eckhard Ortwein" w:date="2026-09-24T16:47:00Z" w16du:dateUtc="2026-09-24T14:47:00Z"/>
+                <w:del w:id="583" w:author="Eckhard Ortwein" w:date="2026-09-27T21:24:00Z" w16du:dateUtc="2026-09-27T19:24:00Z"/>
                 <w:rFonts w:ascii="Calibri" w:eastAsia="Times New Roman" w:hAnsi="Calibri" w:cs="Calibri"/>
                 <w:color w:val="222233"/>
                 <w:sz w:val="19"/>
                 <w:szCs w:val="19"/>
               </w:rPr>
             </w:pPr>
-            <w:del w:id="587" w:author="Eckhard Ortwein" w:date="2026-09-24T16:47:00Z" w16du:dateUtc="2026-09-24T14:47:00Z">
+            <w:del w:id="584" w:author="Eckhard Ortwein" w:date="2026-09-27T21:24:00Z" w16du:dateUtc="2026-09-27T19:24:00Z">
               <w:r>
                 <w:rPr>
                   <w:rFonts w:ascii="Calibri" w:eastAsia="Times New Roman" w:hAnsi="Calibri" w:cs="Calibri"/>
@@ -21432,7 +21387,7 @@
       </w:tr>
       <w:tr>
         <w:trPr>
-          <w:del w:id="588" w:author="Eckhard Ortwein" w:date="2026-09-24T16:47:00Z" w16du:dateUtc="2026-09-24T14:47:00Z"/>
+          <w:del w:id="585" w:author="Eckhard Ortwein" w:date="2026-09-27T21:24:00Z" w16du:dateUtc="2026-09-27T19:24:00Z"/>
         </w:trPr>
         <w:tc>
           <w:tcPr>
@@ -21452,14 +21407,14 @@
             <w:pPr>
               <w:spacing w:before="120" w:after="200"/>
               <w:rPr>
-                <w:del w:id="589" w:author="Eckhard Ortwein" w:date="2026-09-24T16:47:00Z" w16du:dateUtc="2026-09-24T14:47:00Z"/>
+                <w:del w:id="586" w:author="Eckhard Ortwein" w:date="2026-09-27T21:24:00Z" w16du:dateUtc="2026-09-27T19:24:00Z"/>
                 <w:rFonts w:ascii="Calibri" w:eastAsia="Times New Roman" w:hAnsi="Calibri" w:cs="Calibri"/>
                 <w:color w:val="222233"/>
                 <w:sz w:val="19"/>
                 <w:szCs w:val="19"/>
               </w:rPr>
             </w:pPr>
-            <w:del w:id="590" w:author="Eckhard Ortwein" w:date="2026-09-24T16:47:00Z" w16du:dateUtc="2026-09-24T14:47:00Z">
+            <w:del w:id="587" w:author="Eckhard Ortwein" w:date="2026-09-27T21:24:00Z" w16du:dateUtc="2026-09-27T19:24:00Z">
               <w:r>
                 <w:rPr>
                   <w:rFonts w:ascii="Calibri" w:eastAsia="Times New Roman" w:hAnsi="Calibri" w:cs="Calibri"/>
@@ -21490,14 +21445,14 @@
             <w:pPr>
               <w:spacing w:before="120" w:after="200"/>
               <w:rPr>
-                <w:del w:id="591" w:author="Eckhard Ortwein" w:date="2026-09-24T16:47:00Z" w16du:dateUtc="2026-09-24T14:47:00Z"/>
+                <w:del w:id="588" w:author="Eckhard Ortwein" w:date="2026-09-27T21:24:00Z" w16du:dateUtc="2026-09-27T19:24:00Z"/>
                 <w:rFonts w:ascii="Calibri" w:eastAsia="Times New Roman" w:hAnsi="Calibri" w:cs="Calibri"/>
                 <w:color w:val="222233"/>
                 <w:sz w:val="19"/>
                 <w:szCs w:val="19"/>
               </w:rPr>
             </w:pPr>
-            <w:del w:id="592" w:author="Eckhard Ortwein" w:date="2026-09-24T16:47:00Z" w16du:dateUtc="2026-09-24T14:47:00Z">
+            <w:del w:id="589" w:author="Eckhard Ortwein" w:date="2026-09-27T21:24:00Z" w16du:dateUtc="2026-09-27T19:24:00Z">
               <w:r>
                 <w:rPr>
                   <w:rFonts w:ascii="Calibri" w:eastAsia="Times New Roman" w:hAnsi="Calibri" w:cs="Calibri"/>
@@ -21528,14 +21483,14 @@
             <w:pPr>
               <w:spacing w:before="120" w:after="200"/>
               <w:rPr>
-                <w:del w:id="593" w:author="Eckhard Ortwein" w:date="2026-09-24T16:47:00Z" w16du:dateUtc="2026-09-24T14:47:00Z"/>
+                <w:del w:id="590" w:author="Eckhard Ortwein" w:date="2026-09-27T21:24:00Z" w16du:dateUtc="2026-09-27T19:24:00Z"/>
                 <w:rFonts w:ascii="Calibri" w:eastAsia="Times New Roman" w:hAnsi="Calibri" w:cs="Calibri"/>
                 <w:color w:val="222233"/>
                 <w:sz w:val="19"/>
                 <w:szCs w:val="19"/>
               </w:rPr>
             </w:pPr>
-            <w:del w:id="594" w:author="Eckhard Ortwein" w:date="2026-09-24T16:47:00Z" w16du:dateUtc="2026-09-24T14:47:00Z">
+            <w:del w:id="591" w:author="Eckhard Ortwein" w:date="2026-09-27T21:24:00Z" w16du:dateUtc="2026-09-27T19:24:00Z">
               <w:r>
                 <w:rPr>
                   <w:rFonts w:ascii="Calibri" w:eastAsia="Times New Roman" w:hAnsi="Calibri" w:cs="Calibri"/>
@@ -21566,14 +21521,14 @@
             <w:pPr>
               <w:spacing w:before="120" w:after="200"/>
               <w:rPr>
-                <w:del w:id="595" w:author="Eckhard Ortwein" w:date="2026-09-24T16:47:00Z" w16du:dateUtc="2026-09-24T14:47:00Z"/>
+                <w:del w:id="592" w:author="Eckhard Ortwein" w:date="2026-09-27T21:24:00Z" w16du:dateUtc="2026-09-27T19:24:00Z"/>
                 <w:rFonts w:ascii="Calibri" w:eastAsia="Times New Roman" w:hAnsi="Calibri" w:cs="Calibri"/>
                 <w:color w:val="222233"/>
                 <w:sz w:val="19"/>
                 <w:szCs w:val="19"/>
               </w:rPr>
             </w:pPr>
-            <w:del w:id="596" w:author="Eckhard Ortwein" w:date="2026-09-24T16:47:00Z" w16du:dateUtc="2026-09-24T14:47:00Z">
+            <w:del w:id="593" w:author="Eckhard Ortwein" w:date="2026-09-27T21:24:00Z" w16du:dateUtc="2026-09-27T19:24:00Z">
               <w:r>
                 <w:rPr>
                   <w:rFonts w:ascii="Calibri" w:eastAsia="Times New Roman" w:hAnsi="Calibri" w:cs="Calibri"/>
@@ -21592,7 +21547,7 @@
       <w:pPr>
         <w:pStyle w:val="StandardWeb"/>
         <w:rPr>
-          <w:del w:id="597" w:author="Eckhard Ortwein" w:date="2026-09-24T16:47:00Z" w16du:dateUtc="2026-09-24T14:47:00Z"/>
+          <w:del w:id="594" w:author="Eckhard Ortwein" w:date="2026-09-27T21:24:00Z" w16du:dateUtc="2026-09-27T19:24:00Z"/>
           <w:rFonts w:ascii="Calibri" w:hAnsi="Calibri" w:cs="Calibri"/>
           <w:color w:val="222233"/>
           <w:sz w:val="21"/>
@@ -21600,7 +21555,7 @@
           <w:lang w:val="en-US"/>
         </w:rPr>
       </w:pPr>
-      <w:del w:id="598" w:author="Eckhard Ortwein" w:date="2026-09-24T16:47:00Z" w16du:dateUtc="2026-09-24T14:47:00Z">
+      <w:del w:id="595" w:author="Eckhard Ortwein" w:date="2026-09-27T21:24:00Z" w16du:dateUtc="2026-09-27T19:24:00Z">
         <w:r>
           <w:rPr>
             <w:rFonts w:ascii="Calibri" w:hAnsi="Calibri" w:cs="Calibri"/>
@@ -21617,13 +21572,13 @@
       <w:pPr>
         <w:pStyle w:val="berschrift2"/>
         <w:rPr>
-          <w:del w:id="599" w:author="Eckhard Ortwein" w:date="2026-09-24T16:47:00Z" w16du:dateUtc="2026-09-24T14:47:00Z"/>
+          <w:del w:id="596" w:author="Eckhard Ortwein" w:date="2026-09-27T21:24:00Z" w16du:dateUtc="2026-09-27T19:24:00Z"/>
           <w:rFonts w:eastAsia="Times New Roman"/>
           <w:lang w:val="en-US"/>
         </w:rPr>
       </w:pPr>
-      <w:bookmarkStart w:id="600" w:name="_Toc240374342"/>
-      <w:del w:id="601" w:author="Eckhard Ortwein" w:date="2026-09-24T16:47:00Z" w16du:dateUtc="2026-09-24T14:47:00Z">
+      <w:bookmarkStart w:id="597" w:name="_Toc240374342"/>
+      <w:del w:id="598" w:author="Eckhard Ortwein" w:date="2026-09-27T21:24:00Z" w16du:dateUtc="2026-09-27T19:24:00Z">
         <w:r>
           <w:rPr>
             <w:rFonts w:eastAsia="Times New Roman"/>
@@ -21631,14 +21586,14 @@
           </w:rPr>
           <w:delText>4.2 Leaving the group</w:delText>
         </w:r>
-        <w:bookmarkEnd w:id="600"/>
+        <w:bookmarkEnd w:id="597"/>
       </w:del>
     </w:p>
     <w:p>
       <w:pPr>
         <w:pStyle w:val="StandardWeb"/>
         <w:rPr>
-          <w:del w:id="602" w:author="Eckhard Ortwein" w:date="2026-09-24T16:47:00Z" w16du:dateUtc="2026-09-24T14:47:00Z"/>
+          <w:del w:id="599" w:author="Eckhard Ortwein" w:date="2026-09-27T21:24:00Z" w16du:dateUtc="2026-09-27T19:24:00Z"/>
           <w:rFonts w:ascii="Calibri" w:hAnsi="Calibri" w:cs="Calibri"/>
           <w:color w:val="222233"/>
           <w:sz w:val="21"/>
@@ -21646,7 +21601,7 @@
           <w:lang w:val="en-US"/>
         </w:rPr>
       </w:pPr>
-      <w:del w:id="603" w:author="Eckhard Ortwein" w:date="2026-09-24T16:47:00Z" w16du:dateUtc="2026-09-24T14:47:00Z">
+      <w:del w:id="600" w:author="Eckhard Ortwein" w:date="2026-09-27T21:24:00Z" w16du:dateUtc="2026-09-27T19:24:00Z">
         <w:r>
           <w:rPr>
             <w:rFonts w:ascii="Calibri" w:hAnsi="Calibri" w:cs="Calibri"/>
@@ -21664,7 +21619,7 @@
         <w:pStyle w:val="pagebreak"/>
         <w:spacing w:after="120"/>
         <w:rPr>
-          <w:del w:id="604" w:author="Eckhard Ortwein" w:date="2026-09-24T16:47:00Z" w16du:dateUtc="2026-09-24T14:47:00Z"/>
+          <w:del w:id="601" w:author="Eckhard Ortwein" w:date="2026-09-27T21:24:00Z" w16du:dateUtc="2026-09-27T19:24:00Z"/>
           <w:rFonts w:ascii="Calibri" w:hAnsi="Calibri" w:cs="Calibri"/>
           <w:color w:val="222233"/>
           <w:sz w:val="21"/>
@@ -21672,7 +21627,7 @@
           <w:lang w:val="en-US"/>
         </w:rPr>
       </w:pPr>
-      <w:del w:id="605" w:author="Eckhard Ortwein" w:date="2026-09-24T16:47:00Z" w16du:dateUtc="2026-09-24T14:47:00Z">
+      <w:del w:id="602" w:author="Eckhard Ortwein" w:date="2026-09-27T21:24:00Z" w16du:dateUtc="2026-09-27T19:24:00Z">
         <w:r>
           <w:rPr>
             <w:rFonts w:ascii="Calibri" w:hAnsi="Calibri" w:cs="Calibri"/>
@@ -21689,12 +21644,12 @@
       <w:pPr>
         <w:pStyle w:val="kicker"/>
         <w:rPr>
-          <w:del w:id="606" w:author="Eckhard Ortwein" w:date="2026-09-24T16:47:00Z" w16du:dateUtc="2026-09-24T14:47:00Z"/>
+          <w:del w:id="603" w:author="Eckhard Ortwein" w:date="2026-09-27T21:24:00Z" w16du:dateUtc="2026-09-27T19:24:00Z"/>
           <w:rFonts w:ascii="Calibri" w:hAnsi="Calibri" w:cs="Calibri"/>
           <w:lang w:val="en-US"/>
         </w:rPr>
       </w:pPr>
-      <w:del w:id="607" w:author="Eckhard Ortwein" w:date="2026-09-24T16:47:00Z" w16du:dateUtc="2026-09-24T14:47:00Z">
+      <w:del w:id="604" w:author="Eckhard Ortwein" w:date="2026-09-27T21:24:00Z" w16du:dateUtc="2026-09-27T19:24:00Z">
         <w:r>
           <w:rPr>
             <w:rFonts w:ascii="Calibri" w:hAnsi="Calibri" w:cs="Calibri"/>
@@ -21708,13 +21663,13 @@
       <w:pPr>
         <w:pStyle w:val="berschrift1"/>
         <w:rPr>
-          <w:del w:id="608" w:author="Eckhard Ortwein" w:date="2026-09-24T16:47:00Z" w16du:dateUtc="2026-09-24T14:47:00Z"/>
+          <w:del w:id="605" w:author="Eckhard Ortwein" w:date="2026-09-27T21:24:00Z" w16du:dateUtc="2026-09-27T19:24:00Z"/>
           <w:rFonts w:eastAsia="Times New Roman"/>
           <w:lang w:val="en-US"/>
         </w:rPr>
       </w:pPr>
-      <w:bookmarkStart w:id="609" w:name="_Toc240374343"/>
-      <w:del w:id="610" w:author="Eckhard Ortwein" w:date="2026-09-24T16:47:00Z" w16du:dateUtc="2026-09-24T14:47:00Z">
+      <w:bookmarkStart w:id="606" w:name="_Toc240374343"/>
+      <w:del w:id="607" w:author="Eckhard Ortwein" w:date="2026-09-27T21:24:00Z" w16du:dateUtc="2026-09-27T19:24:00Z">
         <w:r>
           <w:rPr>
             <w:rFonts w:eastAsia="Times New Roman"/>
@@ -21722,19 +21677,19 @@
           </w:rPr>
           <w:delText>End-client terms to be passed through</w:delText>
         </w:r>
-        <w:bookmarkEnd w:id="609"/>
+        <w:bookmarkEnd w:id="606"/>
       </w:del>
     </w:p>
     <w:p>
       <w:pPr>
         <w:pStyle w:val="meta"/>
         <w:rPr>
-          <w:del w:id="611" w:author="Eckhard Ortwein" w:date="2026-09-24T16:47:00Z" w16du:dateUtc="2026-09-24T14:47:00Z"/>
+          <w:del w:id="608" w:author="Eckhard Ortwein" w:date="2026-09-27T21:24:00Z" w16du:dateUtc="2026-09-27T19:24:00Z"/>
           <w:rFonts w:ascii="Calibri" w:hAnsi="Calibri" w:cs="Calibri"/>
           <w:lang w:val="en-US"/>
         </w:rPr>
       </w:pPr>
-      <w:del w:id="612" w:author="Eckhard Ortwein" w:date="2026-09-24T16:47:00Z" w16du:dateUtc="2026-09-24T14:47:00Z">
+      <w:del w:id="609" w:author="Eckhard Ortwein" w:date="2026-09-27T21:24:00Z" w16du:dateUtc="2026-09-27T19:24:00Z">
         <w:r>
           <w:rPr>
             <w:rFonts w:ascii="Calibri" w:hAnsi="Calibri" w:cs="Calibri"/>
@@ -21748,13 +21703,13 @@
       <w:pPr>
         <w:pStyle w:val="berschrift2"/>
         <w:rPr>
-          <w:del w:id="613" w:author="Eckhard Ortwein" w:date="2026-09-24T16:47:00Z" w16du:dateUtc="2026-09-24T14:47:00Z"/>
+          <w:del w:id="610" w:author="Eckhard Ortwein" w:date="2026-09-27T21:24:00Z" w16du:dateUtc="2026-09-27T19:24:00Z"/>
           <w:rFonts w:eastAsia="Times New Roman"/>
           <w:lang w:val="en-US"/>
         </w:rPr>
       </w:pPr>
-      <w:bookmarkStart w:id="614" w:name="_Toc240374344"/>
-      <w:del w:id="615" w:author="Eckhard Ortwein" w:date="2026-09-24T16:47:00Z" w16du:dateUtc="2026-09-24T14:47:00Z">
+      <w:bookmarkStart w:id="611" w:name="_Toc240374344"/>
+      <w:del w:id="612" w:author="Eckhard Ortwein" w:date="2026-09-27T21:24:00Z" w16du:dateUtc="2026-09-27T19:24:00Z">
         <w:r>
           <w:rPr>
             <w:rFonts w:eastAsia="Times New Roman"/>
@@ -21762,14 +21717,14 @@
           </w:rPr>
           <w:delText>5.1 How this Annex works</w:delText>
         </w:r>
-        <w:bookmarkEnd w:id="614"/>
+        <w:bookmarkEnd w:id="611"/>
       </w:del>
     </w:p>
     <w:p>
       <w:pPr>
         <w:pStyle w:val="StandardWeb"/>
         <w:rPr>
-          <w:del w:id="616" w:author="Eckhard Ortwein" w:date="2026-09-24T16:47:00Z" w16du:dateUtc="2026-09-24T14:47:00Z"/>
+          <w:del w:id="613" w:author="Eckhard Ortwein" w:date="2026-09-27T21:24:00Z" w16du:dateUtc="2026-09-27T19:24:00Z"/>
           <w:rFonts w:ascii="Calibri" w:hAnsi="Calibri" w:cs="Calibri"/>
           <w:color w:val="222233"/>
           <w:sz w:val="21"/>
@@ -21777,7 +21732,7 @@
           <w:lang w:val="en-US"/>
         </w:rPr>
       </w:pPr>
-      <w:del w:id="617" w:author="Eckhard Ortwein" w:date="2026-09-24T16:47:00Z" w16du:dateUtc="2026-09-24T14:47:00Z">
+      <w:del w:id="614" w:author="Eckhard Ortwein" w:date="2026-09-27T21:24:00Z" w16du:dateUtc="2026-09-27T19:24:00Z">
         <w:r>
           <w:rPr>
             <w:rFonts w:ascii="Calibri" w:hAnsi="Calibri" w:cs="Calibri"/>
@@ -21815,7 +21770,7 @@
       <w:pPr>
         <w:pStyle w:val="StandardWeb"/>
         <w:rPr>
-          <w:del w:id="618" w:author="Eckhard Ortwein" w:date="2026-09-24T16:47:00Z" w16du:dateUtc="2026-09-24T14:47:00Z"/>
+          <w:del w:id="615" w:author="Eckhard Ortwein" w:date="2026-09-27T21:24:00Z" w16du:dateUtc="2026-09-27T19:24:00Z"/>
           <w:rFonts w:ascii="Calibri" w:hAnsi="Calibri" w:cs="Calibri"/>
           <w:color w:val="222233"/>
           <w:sz w:val="21"/>
@@ -21823,7 +21778,7 @@
           <w:lang w:val="en-US"/>
         </w:rPr>
       </w:pPr>
-      <w:del w:id="619" w:author="Eckhard Ortwein" w:date="2026-09-24T16:47:00Z" w16du:dateUtc="2026-09-24T14:47:00Z">
+      <w:del w:id="616" w:author="Eckhard Ortwein" w:date="2026-09-27T21:24:00Z" w16du:dateUtc="2026-09-27T19:24:00Z">
         <w:r>
           <w:rPr>
             <w:rFonts w:ascii="Calibri" w:hAnsi="Calibri" w:cs="Calibri"/>
@@ -21840,7 +21795,7 @@
       <w:pPr>
         <w:pStyle w:val="StandardWeb"/>
         <w:rPr>
-          <w:del w:id="620" w:author="Eckhard Ortwein" w:date="2026-09-24T16:47:00Z" w16du:dateUtc="2026-09-24T14:47:00Z"/>
+          <w:del w:id="617" w:author="Eckhard Ortwein" w:date="2026-09-27T21:24:00Z" w16du:dateUtc="2026-09-27T19:24:00Z"/>
           <w:rFonts w:ascii="Calibri" w:hAnsi="Calibri" w:cs="Calibri"/>
           <w:color w:val="222233"/>
           <w:sz w:val="21"/>
@@ -21848,7 +21803,7 @@
           <w:lang w:val="en-US"/>
         </w:rPr>
       </w:pPr>
-      <w:del w:id="621" w:author="Eckhard Ortwein" w:date="2026-09-24T16:47:00Z" w16du:dateUtc="2026-09-24T14:47:00Z">
+      <w:del w:id="618" w:author="Eckhard Ortwein" w:date="2026-09-27T21:24:00Z" w16du:dateUtc="2026-09-27T19:24:00Z">
         <w:r>
           <w:rPr>
             <w:rFonts w:ascii="Calibri" w:hAnsi="Calibri" w:cs="Calibri"/>
@@ -21865,19 +21820,19 @@
       <w:pPr>
         <w:pStyle w:val="berschrift2"/>
         <w:rPr>
-          <w:del w:id="622" w:author="Eckhard Ortwein" w:date="2026-09-24T16:47:00Z" w16du:dateUtc="2026-09-24T14:47:00Z"/>
+          <w:del w:id="619" w:author="Eckhard Ortwein" w:date="2026-09-27T21:24:00Z" w16du:dateUtc="2026-09-27T19:24:00Z"/>
           <w:rFonts w:eastAsia="Times New Roman"/>
         </w:rPr>
       </w:pPr>
-      <w:bookmarkStart w:id="623" w:name="_Toc240374345"/>
-      <w:del w:id="624" w:author="Eckhard Ortwein" w:date="2026-09-24T16:47:00Z" w16du:dateUtc="2026-09-24T14:47:00Z">
+      <w:bookmarkStart w:id="620" w:name="_Toc240374345"/>
+      <w:del w:id="621" w:author="Eckhard Ortwein" w:date="2026-09-27T21:24:00Z" w16du:dateUtc="2026-09-27T19:24:00Z">
         <w:r>
           <w:rPr>
             <w:rFonts w:eastAsia="Times New Roman"/>
           </w:rPr>
           <w:delText>5.2 The terms</w:delText>
         </w:r>
-        <w:bookmarkEnd w:id="623"/>
+        <w:bookmarkEnd w:id="620"/>
       </w:del>
     </w:p>
     <w:p>
@@ -21889,7 +21844,7 @@
         <w:spacing w:after="80"/>
         <w:ind w:left="1080"/>
         <w:rPr>
-          <w:del w:id="625" w:author="Eckhard Ortwein" w:date="2026-09-24T16:47:00Z" w16du:dateUtc="2026-09-24T14:47:00Z"/>
+          <w:del w:id="622" w:author="Eckhard Ortwein" w:date="2026-09-27T21:24:00Z" w16du:dateUtc="2026-09-27T19:24:00Z"/>
           <w:rFonts w:ascii="Calibri" w:eastAsia="Times New Roman" w:hAnsi="Calibri" w:cs="Calibri"/>
           <w:color w:val="222233"/>
           <w:sz w:val="21"/>
@@ -21897,7 +21852,7 @@
           <w:lang w:val="en-US"/>
         </w:rPr>
       </w:pPr>
-      <w:del w:id="626" w:author="Eckhard Ortwein" w:date="2026-09-24T16:47:00Z" w16du:dateUtc="2026-09-24T14:47:00Z">
+      <w:del w:id="623" w:author="Eckhard Ortwein" w:date="2026-09-27T21:24:00Z" w16du:dateUtc="2026-09-27T19:24:00Z">
         <w:r>
           <w:rPr>
             <w:rStyle w:val="Fett"/>
@@ -21930,7 +21885,7 @@
         <w:spacing w:after="80"/>
         <w:ind w:left="1080"/>
         <w:rPr>
-          <w:del w:id="627" w:author="Eckhard Ortwein" w:date="2026-09-24T16:47:00Z" w16du:dateUtc="2026-09-24T14:47:00Z"/>
+          <w:del w:id="624" w:author="Eckhard Ortwein" w:date="2026-09-27T21:24:00Z" w16du:dateUtc="2026-09-27T19:24:00Z"/>
           <w:rFonts w:ascii="Calibri" w:eastAsia="Times New Roman" w:hAnsi="Calibri" w:cs="Calibri"/>
           <w:color w:val="222233"/>
           <w:sz w:val="21"/>
@@ -21938,7 +21893,7 @@
           <w:lang w:val="en-US"/>
         </w:rPr>
       </w:pPr>
-      <w:del w:id="628" w:author="Eckhard Ortwein" w:date="2026-09-24T16:47:00Z" w16du:dateUtc="2026-09-24T14:47:00Z">
+      <w:del w:id="625" w:author="Eckhard Ortwein" w:date="2026-09-27T21:24:00Z" w16du:dateUtc="2026-09-27T19:24:00Z">
         <w:r>
           <w:rPr>
             <w:rStyle w:val="Fett"/>
@@ -21971,7 +21926,7 @@
         <w:spacing w:after="80"/>
         <w:ind w:left="1080"/>
         <w:rPr>
-          <w:del w:id="629" w:author="Eckhard Ortwein" w:date="2026-09-24T16:47:00Z" w16du:dateUtc="2026-09-24T14:47:00Z"/>
+          <w:del w:id="626" w:author="Eckhard Ortwein" w:date="2026-09-27T21:24:00Z" w16du:dateUtc="2026-09-27T19:24:00Z"/>
           <w:rFonts w:ascii="Calibri" w:eastAsia="Times New Roman" w:hAnsi="Calibri" w:cs="Calibri"/>
           <w:color w:val="222233"/>
           <w:sz w:val="21"/>
@@ -21979,7 +21934,7 @@
           <w:lang w:val="en-US"/>
         </w:rPr>
       </w:pPr>
-      <w:del w:id="630" w:author="Eckhard Ortwein" w:date="2026-09-24T16:47:00Z" w16du:dateUtc="2026-09-24T14:47:00Z">
+      <w:del w:id="627" w:author="Eckhard Ortwein" w:date="2026-09-27T21:24:00Z" w16du:dateUtc="2026-09-27T19:24:00Z">
         <w:r>
           <w:rPr>
             <w:rStyle w:val="Fett"/>
@@ -22033,7 +21988,7 @@
         <w:spacing w:after="80"/>
         <w:ind w:left="1080"/>
         <w:rPr>
-          <w:del w:id="631" w:author="Eckhard Ortwein" w:date="2026-09-24T16:47:00Z" w16du:dateUtc="2026-09-24T14:47:00Z"/>
+          <w:del w:id="628" w:author="Eckhard Ortwein" w:date="2026-09-27T21:24:00Z" w16du:dateUtc="2026-09-27T19:24:00Z"/>
           <w:rFonts w:ascii="Calibri" w:eastAsia="Times New Roman" w:hAnsi="Calibri" w:cs="Calibri"/>
           <w:color w:val="222233"/>
           <w:sz w:val="21"/>
@@ -22041,7 +21996,7 @@
           <w:lang w:val="en-US"/>
         </w:rPr>
       </w:pPr>
-      <w:del w:id="632" w:author="Eckhard Ortwein" w:date="2026-09-24T16:47:00Z" w16du:dateUtc="2026-09-24T14:47:00Z">
+      <w:del w:id="629" w:author="Eckhard Ortwein" w:date="2026-09-27T21:24:00Z" w16du:dateUtc="2026-09-27T19:24:00Z">
         <w:r>
           <w:rPr>
             <w:rStyle w:val="Fett"/>
@@ -22074,7 +22029,7 @@
         <w:spacing w:after="80"/>
         <w:ind w:left="1080"/>
         <w:rPr>
-          <w:del w:id="633" w:author="Eckhard Ortwein" w:date="2026-09-24T16:47:00Z" w16du:dateUtc="2026-09-24T14:47:00Z"/>
+          <w:del w:id="630" w:author="Eckhard Ortwein" w:date="2026-09-27T21:24:00Z" w16du:dateUtc="2026-09-27T19:24:00Z"/>
           <w:rFonts w:ascii="Calibri" w:eastAsia="Times New Roman" w:hAnsi="Calibri" w:cs="Calibri"/>
           <w:color w:val="222233"/>
           <w:sz w:val="21"/>
@@ -22082,7 +22037,7 @@
           <w:lang w:val="en-US"/>
         </w:rPr>
       </w:pPr>
-      <w:del w:id="634" w:author="Eckhard Ortwein" w:date="2026-09-24T16:47:00Z" w16du:dateUtc="2026-09-24T14:47:00Z">
+      <w:del w:id="631" w:author="Eckhard Ortwein" w:date="2026-09-27T21:24:00Z" w16du:dateUtc="2026-09-27T19:24:00Z">
         <w:r>
           <w:rPr>
             <w:rStyle w:val="Fett"/>
@@ -22115,7 +22070,7 @@
         <w:spacing w:after="80"/>
         <w:ind w:left="1080"/>
         <w:rPr>
-          <w:del w:id="635" w:author="Eckhard Ortwein" w:date="2026-09-24T16:47:00Z" w16du:dateUtc="2026-09-24T14:47:00Z"/>
+          <w:del w:id="632" w:author="Eckhard Ortwein" w:date="2026-09-27T21:24:00Z" w16du:dateUtc="2026-09-27T19:24:00Z"/>
           <w:rFonts w:ascii="Calibri" w:eastAsia="Times New Roman" w:hAnsi="Calibri" w:cs="Calibri"/>
           <w:color w:val="222233"/>
           <w:sz w:val="21"/>
@@ -22123,7 +22078,7 @@
           <w:lang w:val="en-US"/>
         </w:rPr>
       </w:pPr>
-      <w:del w:id="636" w:author="Eckhard Ortwein" w:date="2026-09-24T16:47:00Z" w16du:dateUtc="2026-09-24T14:47:00Z">
+      <w:del w:id="633" w:author="Eckhard Ortwein" w:date="2026-09-27T21:24:00Z" w16du:dateUtc="2026-09-27T19:24:00Z">
         <w:r>
           <w:rPr>
             <w:rStyle w:val="Fett"/>
@@ -22156,7 +22111,7 @@
         <w:spacing w:after="80"/>
         <w:ind w:left="1080"/>
         <w:rPr>
-          <w:del w:id="637" w:author="Eckhard Ortwein" w:date="2026-09-24T16:47:00Z" w16du:dateUtc="2026-09-24T14:47:00Z"/>
+          <w:del w:id="634" w:author="Eckhard Ortwein" w:date="2026-09-27T21:24:00Z" w16du:dateUtc="2026-09-27T19:24:00Z"/>
           <w:rFonts w:ascii="Calibri" w:eastAsia="Times New Roman" w:hAnsi="Calibri" w:cs="Calibri"/>
           <w:color w:val="222233"/>
           <w:sz w:val="21"/>
@@ -22164,7 +22119,7 @@
           <w:lang w:val="en-US"/>
         </w:rPr>
       </w:pPr>
-      <w:del w:id="638" w:author="Eckhard Ortwein" w:date="2026-09-24T16:47:00Z" w16du:dateUtc="2026-09-24T14:47:00Z">
+      <w:del w:id="635" w:author="Eckhard Ortwein" w:date="2026-09-27T21:24:00Z" w16du:dateUtc="2026-09-27T19:24:00Z">
         <w:r>
           <w:rPr>
             <w:rStyle w:val="Fett"/>
@@ -22197,7 +22152,7 @@
         <w:spacing w:after="80"/>
         <w:ind w:left="1080"/>
         <w:rPr>
-          <w:del w:id="639" w:author="Eckhard Ortwein" w:date="2026-09-24T16:47:00Z" w16du:dateUtc="2026-09-24T14:47:00Z"/>
+          <w:del w:id="636" w:author="Eckhard Ortwein" w:date="2026-09-27T21:24:00Z" w16du:dateUtc="2026-09-27T19:24:00Z"/>
           <w:rFonts w:ascii="Calibri" w:eastAsia="Times New Roman" w:hAnsi="Calibri" w:cs="Calibri"/>
           <w:color w:val="222233"/>
           <w:sz w:val="21"/>
@@ -22205,7 +22160,7 @@
           <w:lang w:val="en-US"/>
         </w:rPr>
       </w:pPr>
-      <w:del w:id="640" w:author="Eckhard Ortwein" w:date="2026-09-24T16:47:00Z" w16du:dateUtc="2026-09-24T14:47:00Z">
+      <w:del w:id="637" w:author="Eckhard Ortwein" w:date="2026-09-27T21:24:00Z" w16du:dateUtc="2026-09-27T19:24:00Z">
         <w:r>
           <w:rPr>
             <w:rStyle w:val="Fett"/>
@@ -22233,13 +22188,13 @@
       <w:pPr>
         <w:pStyle w:val="berschrift2"/>
         <w:rPr>
-          <w:del w:id="641" w:author="Eckhard Ortwein" w:date="2026-09-24T16:47:00Z" w16du:dateUtc="2026-09-24T14:47:00Z"/>
+          <w:del w:id="638" w:author="Eckhard Ortwein" w:date="2026-09-27T21:24:00Z" w16du:dateUtc="2026-09-27T19:24:00Z"/>
           <w:rFonts w:eastAsia="Times New Roman"/>
           <w:lang w:val="en-US"/>
         </w:rPr>
       </w:pPr>
-      <w:bookmarkStart w:id="642" w:name="_Toc240374346"/>
-      <w:del w:id="643" w:author="Eckhard Ortwein" w:date="2026-09-24T16:47:00Z" w16du:dateUtc="2026-09-24T14:47:00Z">
+      <w:bookmarkStart w:id="639" w:name="_Toc240374346"/>
+      <w:del w:id="640" w:author="Eckhard Ortwein" w:date="2026-09-27T21:24:00Z" w16du:dateUtc="2026-09-27T19:24:00Z">
         <w:r>
           <w:rPr>
             <w:rFonts w:eastAsia="Times New Roman"/>
@@ -22247,7 +22202,7 @@
           </w:rPr>
           <w:delText>5.3 Changes</w:delText>
         </w:r>
-        <w:bookmarkEnd w:id="642"/>
+        <w:bookmarkEnd w:id="639"/>
       </w:del>
     </w:p>
     <w:p>
@@ -22260,7 +22215,7 @@
           <w:szCs w:val="21"/>
         </w:rPr>
       </w:pPr>
-      <w:del w:id="644" w:author="Eckhard Ortwein" w:date="2026-09-24T16:47:00Z" w16du:dateUtc="2026-09-24T14:47:00Z">
+      <w:del w:id="641" w:author="Eckhard Ortwein" w:date="2026-09-27T21:24:00Z" w16du:dateUtc="2026-09-27T19:24:00Z">
         <w:r>
           <w:rPr>
             <w:rFonts w:ascii="Calibri" w:hAnsi="Calibri" w:cs="Calibri"/>
@@ -22285,7 +22240,7 @@
 
 <file path=word/comments.xml><?xml version="1.0" encoding="utf-8"?>
 <w:comments xmlns:wpc="http://schemas.microsoft.com/office/word/2010/wordprocessingCanvas" xmlns:cx="http://schemas.microsoft.com/office/drawing/2014/chartex" xmlns:cx1="http://schemas.microsoft.com/office/drawing/2015/9/8/chartex" xmlns:cx2="http://schemas.microsoft.com/office/drawing/2015/10/21/chartex" xmlns:cx3="http://schemas.microsoft.com/office/drawing/2016/5/9/chartex" xmlns:cx4="http://schemas.microsoft.com/office/drawing/2016/5/10/chartex" xmlns:cx5="http://schemas.microsoft.com/office/drawing/2016/5/11/chartex" xmlns:cx6="http://schemas.microsoft.com/office/drawing/2016/5/12/chartex" xmlns:cx7="http://schemas.microsoft.com/office/drawing/2016/5/13/chartex" xmlns:cx8="http://schemas.microsoft.com/office/drawing/2016/5/14/chartex" xmlns:mc="http://schemas.openxmlformats.org/markup-compatibility/2006" xmlns:aink="http://schemas.microsoft.com/office/drawing/2016/ink" xmlns:am3d="http://schemas.microsoft.com/office/drawing/2017/model3d" xmlns:o="urn:schemas-microsoft-com:office:office" xmlns:oel="http://schemas.microsoft.com/office/2019/extlst" xmlns:r="http://schemas.openxmlformats.org/officeDocument/2006/relationships" xmlns:m="http://schemas.openxmlformats.org/officeDocument/2006/math" xmlns:v="urn:schemas-microsoft-com:vml" xmlns:wp14="http://schemas.microsoft.com/office/word/2010/wordprocessingDrawing" xmlns:wp="http://schemas.openxmlformats.org/drawingml/2006/wordprocessingDrawing" xmlns:w10="urn:schemas-microsoft-com:office:word" xmlns:w="http://schemas.openxmlformats.org/wordprocessingml/2006/main" xmlns:w14="http://schemas.microsoft.com/office/word/2010/wordml" xmlns:w15="http://schemas.microsoft.com/office/word/2012/wordml" xmlns:w16cex="http://schemas.microsoft.com/office/word/2018/wordml/cex" xmlns:w16cid="http://schemas.microsoft.com/office/word/2016/wordml/cid" xmlns:w16="http://schemas.microsoft.com/office/word/2018/wordml" xmlns:w16du="http://schemas.microsoft.com/office/word/2023/wordml/word16du" xmlns:w16sdtdh="http://schemas.microsoft.com/office/word/2020/wordml/sdtdatahash" xmlns:w16sdtfl="http://schemas.microsoft.com/office/word/2024/wordml/sdtformatlock" xmlns:w16se="http://schemas.microsoft.com/office/word/2015/wordml/symex" xmlns:wpg="http://schemas.microsoft.com/office/word/2010/wordprocessingGroup" xmlns:wpi="http://schemas.microsoft.com/office/word/2010/wordprocessingInk" xmlns:wne="http://schemas.microsoft.com/office/word/2006/wordml" xmlns:wps="http://schemas.microsoft.com/office/word/2010/wordprocessingShape" mc:Ignorable="w14 w15 w16se w16cid w16 w16cex w16sdtdh w16sdtfl w16du wp14">
-  <w:comment w:id="2" w:author="Eckhard Ortwein" w:date="2026-09-24T16:47:00Z" w:initials="EO">
+  <w:comment w:id="2" w:author="Eckhard Ortwein" w:date="2026-09-27T21:24:00Z" w:initials="EO">
     <w:p>
       <w:pPr>
         <w:pStyle w:val="Kommentartext"/>
@@ -22317,7 +22272,7 @@
       </w:r>
     </w:p>
   </w:comment>
-  <w:comment w:id="178" w:author="Eckhard Ortwein" w:date="2026-09-24T16:47:00Z" w:initials="EO">
+  <w:comment w:id="178" w:author="Eckhard Ortwein" w:date="2026-09-27T21:24:00Z" w:initials="EO">
     <w:p>
       <w:pPr>
         <w:pStyle w:val="Kommentartext"/>
@@ -22349,7 +22304,7 @@
       </w:r>
     </w:p>
   </w:comment>
-  <w:comment w:id="182" w:author="Eckhard Ortwein" w:date="2026-09-24T16:47:00Z" w:initials="EO">
+  <w:comment w:id="182" w:author="Eckhard Ortwein" w:date="2026-09-27T21:24:00Z" w:initials="EO">
     <w:p>
       <w:pPr>
         <w:pStyle w:val="Kommentartext"/>
@@ -22381,7 +22336,7 @@
       </w:r>
     </w:p>
   </w:comment>
-  <w:comment w:id="184" w:author="Eckhard Ortwein" w:date="2026-09-24T16:47:00Z" w:initials="EO">
+  <w:comment w:id="184" w:author="Eckhard Ortwein" w:date="2026-09-27T21:24:00Z" w:initials="EO">
     <w:p>
       <w:pPr>
         <w:pStyle w:val="Kommentartext"/>
@@ -22413,7 +22368,7 @@
       </w:r>
     </w:p>
   </w:comment>
-  <w:comment w:id="186" w:author="Eckhard Ortwein" w:date="2026-09-24T16:47:00Z" w:initials="EO">
+  <w:comment w:id="186" w:author="Eckhard Ortwein" w:date="2026-09-27T21:24:00Z" w:initials="EO">
     <w:p>
       <w:pPr>
         <w:pStyle w:val="Kommentartext"/>
@@ -22445,7 +22400,7 @@
       </w:r>
     </w:p>
   </w:comment>
-  <w:comment w:id="189" w:author="Eckhard Ortwein" w:date="2026-09-24T16:47:00Z" w:initials="EO">
+  <w:comment w:id="189" w:author="Eckhard Ortwein" w:date="2026-09-27T21:24:00Z" w:initials="EO">
     <w:p>
       <w:pPr>
         <w:pStyle w:val="Kommentartext"/>
@@ -22477,7 +22432,7 @@
       </w:r>
     </w:p>
   </w:comment>
-  <w:comment w:id="213" w:author="Eckhard Ortwein" w:date="2026-09-24T16:47:00Z" w:initials="EO">
+  <w:comment w:id="213" w:author="Eckhard Ortwein" w:date="2026-09-27T21:24:00Z" w:initials="EO">
     <w:p>
       <w:pPr>
         <w:pStyle w:val="Kommentartext"/>
@@ -22509,7 +22464,7 @@
       </w:r>
     </w:p>
   </w:comment>
-  <w:comment w:id="243" w:author="Eckhard Ortwein" w:date="2026-09-24T16:47:00Z" w:initials="EO">
+  <w:comment w:id="243" w:author="Eckhard Ortwein" w:date="2026-09-27T21:24:00Z" w:initials="EO">
     <w:p>
       <w:pPr>
         <w:pStyle w:val="Kommentartext"/>
@@ -22541,7 +22496,7 @@
       </w:r>
     </w:p>
   </w:comment>
-  <w:comment w:id="246" w:author="Eckhard Ortwein" w:date="2026-09-24T16:47:00Z" w:initials="EO">
+  <w:comment w:id="246" w:author="Eckhard Ortwein" w:date="2026-09-27T21:24:00Z" w:initials="EO">
     <w:p>
       <w:pPr>
         <w:pStyle w:val="Kommentartext"/>
@@ -22573,7 +22528,7 @@
       </w:r>
     </w:p>
   </w:comment>
-  <w:comment w:id="270" w:author="Eckhard Ortwein" w:date="2026-09-24T16:47:00Z" w:initials="EO">
+  <w:comment w:id="270" w:author="Eckhard Ortwein" w:date="2026-09-27T21:24:00Z" w:initials="EO">
     <w:p>
       <w:pPr>
         <w:pStyle w:val="Kommentartext"/>
@@ -22605,7 +22560,7 @@
       </w:r>
     </w:p>
   </w:comment>
-  <w:comment w:id="272" w:author="Eckhard Ortwein" w:date="2026-09-24T16:47:00Z" w:initials="EO">
+  <w:comment w:id="272" w:author="Eckhard Ortwein" w:date="2026-09-27T21:24:00Z" w:initials="EO">
     <w:p>
       <w:pPr>
         <w:pStyle w:val="Kommentartext"/>
@@ -22617,7 +22572,7 @@
         <w:annotationRef/>
       </w:r>
       <w:r>
-        <w:t>Übernommen: Deutschland und Österreich sind aus Anlage 2 gestrichen (Anlage 2.2).</w:t>
+        <w:t>Deutschland ist aus Anlage 2 gestrichen (Anlage 2.2). Österreich bleibt enthalten: Herr Puls hat uns am 25.09. gebeten, es nicht zu streichen, da Sie die Dokumente aus Österreich benötigen.</w:t>
       </w:r>
     </w:p>
   </w:comment>
@@ -22637,7 +22592,7 @@
       </w:r>
     </w:p>
   </w:comment>
-  <w:comment w:id="285" w:author="Eckhard Ortwein" w:date="2026-09-24T16:47:00Z" w:initials="EO">
+  <w:comment w:id="285" w:author="Eckhard Ortwein" w:date="2026-09-27T21:24:00Z" w:initials="EO">
     <w:p>
       <w:pPr>
         <w:pStyle w:val="Kommentartext"/>
@@ -22669,7 +22624,7 @@
       </w:r>
     </w:p>
   </w:comment>
-  <w:comment w:id="289" w:author="Eckhard Ortwein" w:date="2026-09-24T16:47:00Z" w:initials="EO">
+  <w:comment w:id="289" w:author="Eckhard Ortwein" w:date="2026-09-27T21:24:00Z" w:initials="EO">
     <w:p>
       <w:pPr>
         <w:pStyle w:val="Kommentartext"/>
@@ -22717,7 +22672,7 @@
       </w:r>
     </w:p>
   </w:comment>
-  <w:comment w:id="307" w:author="Eckhard Ortwein" w:date="2026-09-24T16:47:00Z" w:initials="EO">
+  <w:comment w:id="307" w:author="Eckhard Ortwein" w:date="2026-09-27T21:24:00Z" w:initials="EO">
     <w:p>
       <w:pPr>
         <w:pStyle w:val="Kommentartext"/>
@@ -22757,7 +22712,7 @@
       </w:r>
     </w:p>
   </w:comment>
-  <w:comment w:id="325" w:author="Eckhard Ortwein" w:date="2026-09-24T16:47:00Z" w:initials="EO">
+  <w:comment w:id="325" w:author="Eckhard Ortwein" w:date="2026-09-27T21:24:00Z" w:initials="EO">
     <w:p>
       <w:pPr>
         <w:pStyle w:val="Kommentartext"/>
@@ -22789,7 +22744,7 @@
       </w:r>
     </w:p>
   </w:comment>
-  <w:comment w:id="355" w:author="Eckhard Ortwein" w:date="2026-09-24T16:47:00Z" w:initials="EO">
+  <w:comment w:id="355" w:author="Eckhard Ortwein" w:date="2026-09-27T21:24:00Z" w:initials="EO">
     <w:p>
       <w:pPr>
         <w:pStyle w:val="Kommentartext"/>
@@ -22821,7 +22776,7 @@
       </w:r>
     </w:p>
   </w:comment>
-  <w:comment w:id="366" w:author="Eckhard Ortwein" w:date="2026-09-24T16:47:00Z" w:initials="EO">
+  <w:comment w:id="366" w:author="Eckhard Ortwein" w:date="2026-09-27T21:24:00Z" w:initials="EO">
     <w:p>
       <w:pPr>
         <w:pStyle w:val="Kommentartext"/>
@@ -22853,7 +22808,7 @@
       </w:r>
     </w:p>
   </w:comment>
-  <w:comment w:id="370" w:author="Eckhard Ortwein" w:date="2026-09-24T16:47:00Z" w:initials="EO">
+  <w:comment w:id="370" w:author="Eckhard Ortwein" w:date="2026-09-27T21:24:00Z" w:initials="EO">
     <w:p>
       <w:pPr>
         <w:pStyle w:val="Kommentartext"/>
@@ -22885,7 +22840,7 @@
       </w:r>
     </w:p>
   </w:comment>
-  <w:comment w:id="373" w:author="Eckhard Ortwein" w:date="2026-09-24T16:47:00Z" w:initials="EO">
+  <w:comment w:id="373" w:author="Eckhard Ortwein" w:date="2026-09-27T21:24:00Z" w:initials="EO">
     <w:p>
       <w:pPr>
         <w:pStyle w:val="Kommentartext"/>
@@ -22917,7 +22872,7 @@
       </w:r>
     </w:p>
   </w:comment>
-  <w:comment w:id="378" w:author="Eckhard Ortwein" w:date="2026-09-24T16:47:00Z" w:initials="EO">
+  <w:comment w:id="378" w:author="Eckhard Ortwein" w:date="2026-09-27T21:24:00Z" w:initials="EO">
     <w:p>
       <w:pPr>
         <w:pStyle w:val="Kommentartext"/>
@@ -22949,7 +22904,7 @@
       </w:r>
     </w:p>
   </w:comment>
-  <w:comment w:id="393" w:author="Eckhard Ortwein" w:date="2026-09-24T16:47:00Z" w:initials="EO">
+  <w:comment w:id="393" w:author="Eckhard Ortwein" w:date="2026-09-27T21:24:00Z" w:initials="EO">
     <w:p>
       <w:pPr>
         <w:pStyle w:val="Kommentartext"/>
@@ -22981,7 +22936,7 @@
       </w:r>
     </w:p>
   </w:comment>
-  <w:comment w:id="403" w:author="Eckhard Ortwein" w:date="2026-09-24T16:47:00Z" w:initials="EO">
+  <w:comment w:id="403" w:author="Eckhard Ortwein" w:date="2026-09-27T21:24:00Z" w:initials="EO">
     <w:p>
       <w:pPr>
         <w:pStyle w:val="Kommentartext"/>
@@ -23013,7 +22968,7 @@
       </w:r>
     </w:p>
   </w:comment>
-  <w:comment w:id="408" w:author="Eckhard Ortwein" w:date="2026-09-24T16:47:00Z" w:initials="EO">
+  <w:comment w:id="408" w:author="Eckhard Ortwein" w:date="2026-09-27T21:24:00Z" w:initials="EO">
     <w:p>
       <w:pPr>
         <w:pStyle w:val="Kommentartext"/>
@@ -23034,160 +22989,160 @@
 
 <file path=word/commentsExtended.xml><?xml version="1.0" encoding="utf-8"?>
 <w15:commentsEx xmlns:wpc="http://schemas.microsoft.com/office/word/2010/wordprocessingCanvas" xmlns:cx="http://schemas.microsoft.com/office/drawing/2014/chartex" xmlns:cx1="http://schemas.microsoft.com/office/drawing/2015/9/8/chartex" xmlns:cx2="http://schemas.microsoft.com/office/drawing/2015/10/21/chartex" xmlns:cx3="http://schemas.microsoft.com/office/drawing/2016/5/9/chartex" xmlns:cx4="http://schemas.microsoft.com/office/drawing/2016/5/10/chartex" xmlns:cx5="http://schemas.microsoft.com/office/drawing/2016/5/11/chartex" xmlns:cx6="http://schemas.microsoft.com/office/drawing/2016/5/12/chartex" xmlns:cx7="http://schemas.microsoft.com/office/drawing/2016/5/13/chartex" xmlns:cx8="http://schemas.microsoft.com/office/drawing/2016/5/14/chartex" xmlns:mc="http://schemas.openxmlformats.org/markup-compatibility/2006" xmlns:aink="http://schemas.microsoft.com/office/drawing/2016/ink" xmlns:am3d="http://schemas.microsoft.com/office/drawing/2017/model3d" xmlns:o="urn:schemas-microsoft-com:office:office" xmlns:oel="http://schemas.microsoft.com/office/2019/extlst" xmlns:r="http://schemas.openxmlformats.org/officeDocument/2006/relationships" xmlns:m="http://schemas.openxmlformats.org/officeDocument/2006/math" xmlns:v="urn:schemas-microsoft-com:vml" xmlns:wp14="http://schemas.microsoft.com/office/word/2010/wordprocessingDrawing" xmlns:wp="http://schemas.openxmlformats.org/drawingml/2006/wordprocessingDrawing" xmlns:w10="urn:schemas-microsoft-com:office:word" xmlns:w="http://schemas.openxmlformats.org/wordprocessingml/2006/main" xmlns:w14="http://schemas.microsoft.com/office/word/2010/wordml" xmlns:w15="http://schemas.microsoft.com/office/word/2012/wordml" xmlns:w16cex="http://schemas.microsoft.com/office/word/2018/wordml/cex" xmlns:w16cid="http://schemas.microsoft.com/office/word/2016/wordml/cid" xmlns:w16="http://schemas.microsoft.com/office/word/2018/wordml" xmlns:w16du="http://schemas.microsoft.com/office/word/2023/wordml/word16du" xmlns:w16sdtdh="http://schemas.microsoft.com/office/word/2020/wordml/sdtdatahash" xmlns:w16sdtfl="http://schemas.microsoft.com/office/word/2024/wordml/sdtformatlock" xmlns:w16se="http://schemas.microsoft.com/office/word/2015/wordml/symex" xmlns:wpg="http://schemas.microsoft.com/office/word/2010/wordprocessingGroup" xmlns:wpi="http://schemas.microsoft.com/office/word/2010/wordprocessingInk" xmlns:wne="http://schemas.microsoft.com/office/word/2006/wordml" xmlns:wps="http://schemas.microsoft.com/office/word/2010/wordprocessingShape" mc:Ignorable="w14 w15 w16se w16cid w16 w16cex w16sdtdh w16sdtfl w16du wp14">
-  <w15:commentEx w15:paraId="6BDC0D21" w15:done="0"/>
+  <w15:commentEx w15:paraId="1C42168A" w15:done="0"/>
   <w15:commentEx w15:paraId="6CB0A025" w15:done="0"/>
-  <w15:commentEx w15:paraId="2A9A04E2" w15:paraIdParent="6CB0A025" w15:done="0"/>
+  <w15:commentEx w15:paraId="3665CFAB" w15:paraIdParent="6CB0A025" w15:done="0"/>
   <w15:commentEx w15:paraId="0809237C" w15:done="0"/>
-  <w15:commentEx w15:paraId="4D1B518C" w15:paraIdParent="0809237C" w15:done="0"/>
+  <w15:commentEx w15:paraId="1865FB9D" w15:paraIdParent="0809237C" w15:done="0"/>
   <w15:commentEx w15:paraId="353A1A8E" w15:done="0"/>
-  <w15:commentEx w15:paraId="134F7927" w15:paraIdParent="353A1A8E" w15:done="0"/>
+  <w15:commentEx w15:paraId="06B2B9FC" w15:paraIdParent="353A1A8E" w15:done="0"/>
   <w15:commentEx w15:paraId="1A738A63" w15:done="0"/>
-  <w15:commentEx w15:paraId="7B78F931" w15:paraIdParent="1A738A63" w15:done="0"/>
+  <w15:commentEx w15:paraId="4C3205C9" w15:paraIdParent="1A738A63" w15:done="0"/>
   <w15:commentEx w15:paraId="17BE8A11" w15:done="0"/>
-  <w15:commentEx w15:paraId="50C49A36" w15:paraIdParent="17BE8A11" w15:done="0"/>
+  <w15:commentEx w15:paraId="4B5F0493" w15:paraIdParent="17BE8A11" w15:done="0"/>
   <w15:commentEx w15:paraId="2DFD9427" w15:done="0"/>
-  <w15:commentEx w15:paraId="5B0B3172" w15:paraIdParent="2DFD9427" w15:done="0"/>
+  <w15:commentEx w15:paraId="2B2FB15D" w15:paraIdParent="2DFD9427" w15:done="0"/>
   <w15:commentEx w15:paraId="6223972C" w15:done="0"/>
-  <w15:commentEx w15:paraId="3D0ED0B0" w15:paraIdParent="6223972C" w15:done="0"/>
+  <w15:commentEx w15:paraId="16632F6D" w15:paraIdParent="6223972C" w15:done="0"/>
   <w15:commentEx w15:paraId="57047C0F" w15:done="0"/>
-  <w15:commentEx w15:paraId="08E3C6E6" w15:paraIdParent="57047C0F" w15:done="0"/>
+  <w15:commentEx w15:paraId="0A3D5C84" w15:paraIdParent="57047C0F" w15:done="0"/>
   <w15:commentEx w15:paraId="6018DE56" w15:done="0"/>
-  <w15:commentEx w15:paraId="0879F807" w15:paraIdParent="6018DE56" w15:done="0"/>
+  <w15:commentEx w15:paraId="7120BF4C" w15:paraIdParent="6018DE56" w15:done="0"/>
   <w15:commentEx w15:paraId="3E784357" w15:done="0"/>
-  <w15:commentEx w15:paraId="57A7780D" w15:paraIdParent="3E784357" w15:done="0"/>
+  <w15:commentEx w15:paraId="4648F3E3" w15:paraIdParent="3E784357" w15:done="0"/>
   <w15:commentEx w15:paraId="2C354CD9" w15:done="0"/>
-  <w15:commentEx w15:paraId="164DCC24" w15:paraIdParent="2C354CD9" w15:done="0"/>
+  <w15:commentEx w15:paraId="2341CC94" w15:paraIdParent="2C354CD9" w15:done="0"/>
   <w15:commentEx w15:paraId="3E8CA720" w15:done="0"/>
-  <w15:commentEx w15:paraId="250E3456" w15:paraIdParent="3E8CA720" w15:done="0"/>
+  <w15:commentEx w15:paraId="647A40DE" w15:paraIdParent="3E8CA720" w15:done="0"/>
   <w15:commentEx w15:paraId="763B264E" w15:done="0"/>
-  <w15:commentEx w15:paraId="3DD13026" w15:paraIdParent="763B264E" w15:done="0"/>
+  <w15:commentEx w15:paraId="2F834278" w15:paraIdParent="763B264E" w15:done="0"/>
   <w15:commentEx w15:paraId="2E6F1BE1" w15:done="0"/>
-  <w15:commentEx w15:paraId="1716795F" w15:paraIdParent="2E6F1BE1" w15:done="0"/>
+  <w15:commentEx w15:paraId="04021728" w15:paraIdParent="2E6F1BE1" w15:done="0"/>
   <w15:commentEx w15:paraId="2925D007" w15:done="0"/>
-  <w15:commentEx w15:paraId="583F480E" w15:paraIdParent="2925D007" w15:done="0"/>
+  <w15:commentEx w15:paraId="69EAB1DF" w15:paraIdParent="2925D007" w15:done="0"/>
   <w15:commentEx w15:paraId="22AD12CE" w15:done="0"/>
-  <w15:commentEx w15:paraId="24D1F474" w15:paraIdParent="22AD12CE" w15:done="0"/>
+  <w15:commentEx w15:paraId="29C88442" w15:paraIdParent="22AD12CE" w15:done="0"/>
   <w15:commentEx w15:paraId="4A9C6687" w15:done="0"/>
-  <w15:commentEx w15:paraId="7903D765" w15:paraIdParent="4A9C6687" w15:done="0"/>
+  <w15:commentEx w15:paraId="10508F74" w15:paraIdParent="4A9C6687" w15:done="0"/>
   <w15:commentEx w15:paraId="667E66C1" w15:done="0"/>
-  <w15:commentEx w15:paraId="55A15EC1" w15:paraIdParent="667E66C1" w15:done="0"/>
+  <w15:commentEx w15:paraId="022FE475" w15:paraIdParent="667E66C1" w15:done="0"/>
   <w15:commentEx w15:paraId="3BF416F1" w15:done="0"/>
-  <w15:commentEx w15:paraId="2F4FD784" w15:paraIdParent="3BF416F1" w15:done="0"/>
+  <w15:commentEx w15:paraId="06B6F471" w15:paraIdParent="3BF416F1" w15:done="0"/>
   <w15:commentEx w15:paraId="684B9C5B" w15:done="0"/>
-  <w15:commentEx w15:paraId="2DC2FE87" w15:paraIdParent="684B9C5B" w15:done="0"/>
+  <w15:commentEx w15:paraId="6BE0C0A1" w15:paraIdParent="684B9C5B" w15:done="0"/>
   <w15:commentEx w15:paraId="227107E0" w15:done="0"/>
-  <w15:commentEx w15:paraId="36D5599A" w15:paraIdParent="227107E0" w15:done="0"/>
+  <w15:commentEx w15:paraId="5E1BFB7C" w15:paraIdParent="227107E0" w15:done="0"/>
   <w15:commentEx w15:paraId="32838FE1" w15:done="0"/>
-  <w15:commentEx w15:paraId="3A5D390A" w15:paraIdParent="32838FE1" w15:done="0"/>
+  <w15:commentEx w15:paraId="6897B023" w15:paraIdParent="32838FE1" w15:done="0"/>
 </w15:commentsEx>
 </file>
 
 <file path=word/commentsExtensible.xml><?xml version="1.0" encoding="utf-8"?>
 <w16cex:commentsExtensible xmlns:wpc="http://schemas.microsoft.com/office/word/2010/wordprocessingCanvas" xmlns:cx="http://schemas.microsoft.com/office/drawing/2014/chartex" xmlns:cx1="http://schemas.microsoft.com/office/drawing/2015/9/8/chartex" xmlns:cx2="http://schemas.microsoft.com/office/drawing/2015/10/21/chartex" xmlns:cx3="http://schemas.microsoft.com/office/drawing/2016/5/9/chartex" xmlns:cx4="http://schemas.microsoft.com/office/drawing/2016/5/10/chartex" xmlns:cx5="http://schemas.microsoft.com/office/drawing/2016/5/11/chartex" xmlns:cx6="http://schemas.microsoft.com/office/drawing/2016/5/12/chartex" xmlns:cx7="http://schemas.microsoft.com/office/drawing/2016/5/13/chartex" xmlns:cx8="http://schemas.microsoft.com/office/drawing/2016/5/14/chartex" xmlns:cr="http://schemas.microsoft.com/office/comments/2020/reactions" xmlns:mc="http://schemas.openxmlformats.org/markup-compatibility/2006" xmlns:aink="http://schemas.microsoft.com/office/drawing/2016/ink" xmlns:am3d="http://schemas.microsoft.com/office/drawing/2017/model3d" xmlns:o="urn:schemas-microsoft-com:office:office" xmlns:oel="http://schemas.microsoft.com/office/2019/extlst" xmlns:r="http://schemas.openxmlformats.org/officeDocument/2006/relationships" xmlns:m="http://schemas.openxmlformats.org/officeDocument/2006/math" xmlns:v="urn:schemas-microsoft-com:vml" xmlns:wp14="http://schemas.microsoft.com/office/word/2010/wordprocessingDrawing" xmlns:wp="http://schemas.openxmlformats.org/drawingml/2006/wordprocessingDrawing" xmlns:w10="urn:schemas-microsoft-com:office:word" xmlns:w="http://schemas.openxmlformats.org/wordprocessingml/2006/main" xmlns:w14="http://schemas.microsoft.com/office/word/2010/wordml" xmlns:w15="http://schemas.microsoft.com/office/word/2012/wordml" xmlns:w16cex="http://schemas.microsoft.com/office/word/2018/wordml/cex" xmlns:w16cid="http://schemas.microsoft.com/office/word/2016/wordml/cid" xmlns:w16="http://schemas.microsoft.com/office/word/2018/wordml" xmlns:w16du="http://schemas.microsoft.com/office/word/2023/wordml/word16du" xmlns:w16sdtdh="http://schemas.microsoft.com/office/word/2020/wordml/sdtdatahash" xmlns:w16sdtfl="http://schemas.microsoft.com/office/word/2024/wordml/sdtformatlock" xmlns:w16se="http://schemas.microsoft.com/office/word/2015/wordml/symex" xmlns:wpg="http://schemas.microsoft.com/office/word/2010/wordprocessingGroup" xmlns:wpi="http://schemas.microsoft.com/office/word/2010/wordprocessingInk" xmlns:wne="http://schemas.microsoft.com/office/word/2006/wordml" xmlns:wps="http://schemas.microsoft.com/office/word/2010/wordprocessingShape" mc:Ignorable="w14 w15 w16se w16cid w16 w16cex w16sdtdh w16sdtfl cr w16du wp14">
-  <w16cex:commentExtensible w16cex:durableId="5EB27C3B" w16cex:dateUtc="2026-09-24T14:47:00Z"/>
+  <w16cex:commentExtensible w16cex:durableId="0FDAC116" w16cex:dateUtc="2026-09-27T19:24:00Z"/>
   <w16cex:commentExtensible w16cex:durableId="51819D60" w16cex:dateUtc="2026-09-21T15:35:00Z"/>
-  <w16cex:commentExtensible w16cex:durableId="4C983C21" w16cex:dateUtc="2026-09-24T14:47:00Z"/>
+  <w16cex:commentExtensible w16cex:durableId="4FC65057" w16cex:dateUtc="2026-09-27T19:24:00Z"/>
   <w16cex:commentExtensible w16cex:durableId="60FC7AFB" w16cex:dateUtc="2026-09-21T15:40:00Z"/>
-  <w16cex:commentExtensible w16cex:durableId="302DA165" w16cex:dateUtc="2026-09-24T14:47:00Z"/>
+  <w16cex:commentExtensible w16cex:durableId="2D9FD40A" w16cex:dateUtc="2026-09-27T19:24:00Z"/>
   <w16cex:commentExtensible w16cex:durableId="081D5282" w16cex:dateUtc="2026-09-21T15:36:00Z"/>
-  <w16cex:commentExtensible w16cex:durableId="69DB96F3" w16cex:dateUtc="2026-09-24T14:47:00Z"/>
+  <w16cex:commentExtensible w16cex:durableId="07D5CAA4" w16cex:dateUtc="2026-09-27T19:24:00Z"/>
   <w16cex:commentExtensible w16cex:durableId="48CD527A" w16cex:dateUtc="2026-09-21T15:37:00Z"/>
-  <w16cex:commentExtensible w16cex:durableId="7AC82D36" w16cex:dateUtc="2026-09-24T14:47:00Z"/>
+  <w16cex:commentExtensible w16cex:durableId="3CF4963A" w16cex:dateUtc="2026-09-27T19:24:00Z"/>
   <w16cex:commentExtensible w16cex:durableId="53A0C2CF" w16cex:dateUtc="2026-09-21T16:15:00Z"/>
-  <w16cex:commentExtensible w16cex:durableId="0A3F3206" w16cex:dateUtc="2026-09-24T14:47:00Z"/>
+  <w16cex:commentExtensible w16cex:durableId="5C942BE3" w16cex:dateUtc="2026-09-27T19:24:00Z"/>
   <w16cex:commentExtensible w16cex:durableId="0EA4A7FF" w16cex:dateUtc="2026-09-21T15:41:00Z"/>
-  <w16cex:commentExtensible w16cex:durableId="3F09FDFC" w16cex:dateUtc="2026-09-24T14:47:00Z"/>
+  <w16cex:commentExtensible w16cex:durableId="50B3DEB9" w16cex:dateUtc="2026-09-27T19:24:00Z"/>
   <w16cex:commentExtensible w16cex:durableId="209DE343" w16cex:dateUtc="2026-09-21T15:42:00Z"/>
-  <w16cex:commentExtensible w16cex:durableId="2B1139D1" w16cex:dateUtc="2026-09-24T14:47:00Z"/>
+  <w16cex:commentExtensible w16cex:durableId="1D2936EA" w16cex:dateUtc="2026-09-27T19:24:00Z"/>
   <w16cex:commentExtensible w16cex:durableId="70F8D6E8" w16cex:dateUtc="2026-09-21T15:43:00Z"/>
-  <w16cex:commentExtensible w16cex:durableId="1915EAF3" w16cex:dateUtc="2026-09-24T14:47:00Z"/>
+  <w16cex:commentExtensible w16cex:durableId="3AA646DA" w16cex:dateUtc="2026-09-27T19:24:00Z"/>
   <w16cex:commentExtensible w16cex:durableId="1DF11046" w16cex:dateUtc="2026-09-21T15:47:00Z"/>
-  <w16cex:commentExtensible w16cex:durableId="628B47EF" w16cex:dateUtc="2026-09-24T14:47:00Z"/>
+  <w16cex:commentExtensible w16cex:durableId="614E182C" w16cex:dateUtc="2026-09-27T19:24:00Z"/>
   <w16cex:commentExtensible w16cex:durableId="1552410B" w16cex:dateUtc="2026-09-21T15:48:00Z"/>
-  <w16cex:commentExtensible w16cex:durableId="0764972F" w16cex:dateUtc="2026-09-24T14:47:00Z"/>
+  <w16cex:commentExtensible w16cex:durableId="35BE90F7" w16cex:dateUtc="2026-09-27T19:24:00Z"/>
   <w16cex:commentExtensible w16cex:durableId="43F924B3" w16cex:dateUtc="2026-09-21T15:50:00Z"/>
-  <w16cex:commentExtensible w16cex:durableId="7D0CEBA3" w16cex:dateUtc="2026-09-24T14:47:00Z"/>
+  <w16cex:commentExtensible w16cex:durableId="1C266840" w16cex:dateUtc="2026-09-27T19:24:00Z"/>
   <w16cex:commentExtensible w16cex:durableId="4241999F" w16cex:dateUtc="2026-09-21T15:33:00Z"/>
-  <w16cex:commentExtensible w16cex:durableId="14F64508" w16cex:dateUtc="2026-09-24T14:47:00Z"/>
+  <w16cex:commentExtensible w16cex:durableId="5E5DC507" w16cex:dateUtc="2026-09-27T19:24:00Z"/>
   <w16cex:commentExtensible w16cex:durableId="064F68E8" w16cex:dateUtc="2026-09-21T15:55:00Z"/>
-  <w16cex:commentExtensible w16cex:durableId="5078947C" w16cex:dateUtc="2026-09-24T14:47:00Z"/>
+  <w16cex:commentExtensible w16cex:durableId="03D5EE8E" w16cex:dateUtc="2026-09-27T19:24:00Z"/>
   <w16cex:commentExtensible w16cex:durableId="39A5ACFE" w16cex:dateUtc="2026-09-21T15:59:00Z"/>
-  <w16cex:commentExtensible w16cex:durableId="7CEF00EA" w16cex:dateUtc="2026-09-24T14:47:00Z"/>
+  <w16cex:commentExtensible w16cex:durableId="0019714C" w16cex:dateUtc="2026-09-27T19:24:00Z"/>
   <w16cex:commentExtensible w16cex:durableId="2584BFD9" w16cex:dateUtc="2026-09-21T16:03:00Z"/>
-  <w16cex:commentExtensible w16cex:durableId="4DB60FF6" w16cex:dateUtc="2026-09-24T14:47:00Z"/>
+  <w16cex:commentExtensible w16cex:durableId="6A73FB98" w16cex:dateUtc="2026-09-27T19:24:00Z"/>
   <w16cex:commentExtensible w16cex:durableId="6ECECBFB" w16cex:dateUtc="2026-09-21T16:06:00Z"/>
-  <w16cex:commentExtensible w16cex:durableId="152A517D" w16cex:dateUtc="2026-09-24T14:47:00Z"/>
+  <w16cex:commentExtensible w16cex:durableId="2737DD65" w16cex:dateUtc="2026-09-27T19:24:00Z"/>
   <w16cex:commentExtensible w16cex:durableId="0538756F" w16cex:dateUtc="2026-09-21T16:07:00Z"/>
-  <w16cex:commentExtensible w16cex:durableId="0ECBD637" w16cex:dateUtc="2026-09-24T14:47:00Z"/>
+  <w16cex:commentExtensible w16cex:durableId="6E827ACB" w16cex:dateUtc="2026-09-27T19:24:00Z"/>
   <w16cex:commentExtensible w16cex:durableId="5DB4EDF5" w16cex:dateUtc="2026-09-21T16:08:00Z"/>
-  <w16cex:commentExtensible w16cex:durableId="16C3691C" w16cex:dateUtc="2026-09-24T14:47:00Z"/>
+  <w16cex:commentExtensible w16cex:durableId="10EF67E4" w16cex:dateUtc="2026-09-27T19:24:00Z"/>
   <w16cex:commentExtensible w16cex:durableId="5AC72897" w16cex:dateUtc="2026-09-21T16:09:00Z"/>
-  <w16cex:commentExtensible w16cex:durableId="4D9C54CB" w16cex:dateUtc="2026-09-24T14:47:00Z"/>
+  <w16cex:commentExtensible w16cex:durableId="4AD2E5FE" w16cex:dateUtc="2026-09-27T19:24:00Z"/>
   <w16cex:commentExtensible w16cex:durableId="589EE1C9" w16cex:dateUtc="2026-09-21T16:09:00Z"/>
-  <w16cex:commentExtensible w16cex:durableId="0A57F79E" w16cex:dateUtc="2026-09-24T14:47:00Z"/>
+  <w16cex:commentExtensible w16cex:durableId="73943CCC" w16cex:dateUtc="2026-09-27T19:24:00Z"/>
   <w16cex:commentExtensible w16cex:durableId="0FE938BC" w16cex:dateUtc="2026-09-21T16:12:00Z"/>
-  <w16cex:commentExtensible w16cex:durableId="4A49560D" w16cex:dateUtc="2026-09-24T14:47:00Z"/>
+  <w16cex:commentExtensible w16cex:durableId="4DC34246" w16cex:dateUtc="2026-09-27T19:24:00Z"/>
   <w16cex:commentExtensible w16cex:durableId="0E60938E" w16cex:dateUtc="2026-09-21T16:16:00Z"/>
-  <w16cex:commentExtensible w16cex:durableId="72E837EC" w16cex:dateUtc="2026-09-24T14:47:00Z"/>
+  <w16cex:commentExtensible w16cex:durableId="05BCC3FB" w16cex:dateUtc="2026-09-27T19:24:00Z"/>
 </w16cex:commentsExtensible>
 </file>
 
 <file path=word/commentsIds.xml><?xml version="1.0" encoding="utf-8"?>
 <w16cid:commentsIds xmlns:wpc="http://schemas.microsoft.com/office/word/2010/wordprocessingCanvas" xmlns:cx="http://schemas.microsoft.com/office/drawing/2014/chartex" xmlns:cx1="http://schemas.microsoft.com/office/drawing/2015/9/8/chartex" xmlns:cx2="http://schemas.microsoft.com/office/drawing/2015/10/21/chartex" xmlns:cx3="http://schemas.microsoft.com/office/drawing/2016/5/9/chartex" xmlns:cx4="http://schemas.microsoft.com/office/drawing/2016/5/10/chartex" xmlns:cx5="http://schemas.microsoft.com/office/drawing/2016/5/11/chartex" xmlns:cx6="http://schemas.microsoft.com/office/drawing/2016/5/12/chartex" xmlns:cx7="http://schemas.microsoft.com/office/drawing/2016/5/13/chartex" xmlns:cx8="http://schemas.microsoft.com/office/drawing/2016/5/14/chartex" xmlns:mc="http://schemas.openxmlformats.org/markup-compatibility/2006" xmlns:aink="http://schemas.microsoft.com/office/drawing/2016/ink" xmlns:am3d="http://schemas.microsoft.com/office/drawing/2017/model3d" xmlns:o="urn:schemas-microsoft-com:office:office" xmlns:oel="http://schemas.microsoft.com/office/2019/extlst" xmlns:r="http://schemas.openxmlformats.org/officeDocument/2006/relationships" xmlns:m="http://schemas.openxmlformats.org/officeDocument/2006/math" xmlns:v="urn:schemas-microsoft-com:vml" xmlns:wp14="http://schemas.microsoft.com/office/word/2010/wordprocessingDrawing" xmlns:wp="http://schemas.openxmlformats.org/drawingml/2006/wordprocessingDrawing" xmlns:w10="urn:schemas-microsoft-com:office:word" xmlns:w="http://schemas.openxmlformats.org/wordprocessingml/2006/main" xmlns:w14="http://schemas.microsoft.com/office/word/2010/wordml" xmlns:w15="http://schemas.microsoft.com/office/word/2012/wordml" xmlns:w16cex="http://schemas.microsoft.com/office/word/2018/wordml/cex" xmlns:w16cid="http://schemas.microsoft.com/office/word/2016/wordml/cid" xmlns:w16="http://schemas.microsoft.com/office/word/2018/wordml" xmlns:w16du="http://schemas.microsoft.com/office/word/2023/wordml/word16du" xmlns:w16sdtdh="http://schemas.microsoft.com/office/word/2020/wordml/sdtdatahash" xmlns:w16sdtfl="http://schemas.microsoft.com/office/word/2024/wordml/sdtformatlock" xmlns:w16se="http://schemas.microsoft.com/office/word/2015/wordml/symex" xmlns:wpg="http://schemas.microsoft.com/office/word/2010/wordprocessingGroup" xmlns:wpi="http://schemas.microsoft.com/office/word/2010/wordprocessingInk" xmlns:wne="http://schemas.microsoft.com/office/word/2006/wordml" xmlns:wps="http://schemas.microsoft.com/office/word/2010/wordprocessingShape" mc:Ignorable="w14 w15 w16se w16cid w16 w16cex w16sdtdh w16sdtfl w16du wp14">
-  <w16cid:commentId w16cid:paraId="6BDC0D21" w16cid:durableId="5EB27C3B"/>
+  <w16cid:commentId w16cid:paraId="1C42168A" w16cid:durableId="0FDAC116"/>
   <w16cid:commentId w16cid:paraId="6CB0A025" w16cid:durableId="51819D60"/>
-  <w16cid:commentId w16cid:paraId="2A9A04E2" w16cid:durableId="4C983C21"/>
+  <w16cid:commentId w16cid:paraId="3665CFAB" w16cid:durableId="4FC65057"/>
   <w16cid:commentId w16cid:paraId="0809237C" w16cid:durableId="60FC7AFB"/>
-  <w16cid:commentId w16cid:paraId="4D1B518C" w16cid:durableId="302DA165"/>
+  <w16cid:commentId w16cid:paraId="1865FB9D" w16cid:durableId="2D9FD40A"/>
   <w16cid:commentId w16cid:paraId="353A1A8E" w16cid:durableId="081D5282"/>
-  <w16cid:commentId w16cid:paraId="134F7927" w16cid:durableId="69DB96F3"/>
+  <w16cid:commentId w16cid:paraId="06B2B9FC" w16cid:durableId="07D5CAA4"/>
   <w16cid:commentId w16cid:paraId="1A738A63" w16cid:durableId="48CD527A"/>
-  <w16cid:commentId w16cid:paraId="7B78F931" w16cid:durableId="7AC82D36"/>
+  <w16cid:commentId w16cid:paraId="4C3205C9" w16cid:durableId="3CF4963A"/>
   <w16cid:commentId w16cid:paraId="17BE8A11" w16cid:durableId="53A0C2CF"/>
-  <w16cid:commentId w16cid:paraId="50C49A36" w16cid:durableId="0A3F3206"/>
+  <w16cid:commentId w16cid:paraId="4B5F0493" w16cid:durableId="5C942BE3"/>
   <w16cid:commentId w16cid:paraId="2DFD9427" w16cid:durableId="0EA4A7FF"/>
-  <w16cid:commentId w16cid:paraId="5B0B3172" w16cid:durableId="3F09FDFC"/>
+  <w16cid:commentId w16cid:paraId="2B2FB15D" w16cid:durableId="50B3DEB9"/>
   <w16cid:commentId w16cid:paraId="6223972C" w16cid:durableId="209DE343"/>
-  <w16cid:commentId w16cid:paraId="3D0ED0B0" w16cid:durableId="2B1139D1"/>
+  <w16cid:commentId w16cid:paraId="16632F6D" w16cid:durableId="1D2936EA"/>
   <w16cid:commentId w16cid:paraId="57047C0F" w16cid:durableId="70F8D6E8"/>
-  <w16cid:commentId w16cid:paraId="08E3C6E6" w16cid:durableId="1915EAF3"/>
+  <w16cid:commentId w16cid:paraId="0A3D5C84" w16cid:durableId="3AA646DA"/>
   <w16cid:commentId w16cid:paraId="6018DE56" w16cid:durableId="1DF11046"/>
-  <w16cid:commentId w16cid:paraId="0879F807" w16cid:durableId="628B47EF"/>
+  <w16cid:commentId w16cid:paraId="7120BF4C" w16cid:durableId="614E182C"/>
   <w16cid:commentId w16cid:paraId="3E784357" w16cid:durableId="1552410B"/>
-  <w16cid:commentId w16cid:paraId="57A7780D" w16cid:durableId="0764972F"/>
+  <w16cid:commentId w16cid:paraId="4648F3E3" w16cid:durableId="35BE90F7"/>
   <w16cid:commentId w16cid:paraId="2C354CD9" w16cid:durableId="43F924B3"/>
-  <w16cid:commentId w16cid:paraId="164DCC24" w16cid:durableId="7D0CEBA3"/>
+  <w16cid:commentId w16cid:paraId="2341CC94" w16cid:durableId="1C266840"/>
   <w16cid:commentId w16cid:paraId="3E8CA720" w16cid:durableId="4241999F"/>
-  <w16cid:commentId w16cid:paraId="250E3456" w16cid:durableId="14F64508"/>
+  <w16cid:commentId w16cid:paraId="647A40DE" w16cid:durableId="5E5DC507"/>
   <w16cid:commentId w16cid:paraId="763B264E" w16cid:durableId="064F68E8"/>
-  <w16cid:commentId w16cid:paraId="3DD13026" w16cid:durableId="5078947C"/>
+  <w16cid:commentId w16cid:paraId="2F834278" w16cid:durableId="03D5EE8E"/>
   <w16cid:commentId w16cid:paraId="2E6F1BE1" w16cid:durableId="39A5ACFE"/>
-  <w16cid:commentId w16cid:paraId="1716795F" w16cid:durableId="7CEF00EA"/>
+  <w16cid:commentId w16cid:paraId="04021728" w16cid:durableId="0019714C"/>
   <w16cid:commentId w16cid:paraId="2925D007" w16cid:durableId="2584BFD9"/>
-  <w16cid:commentId w16cid:paraId="583F480E" w16cid:durableId="4DB60FF6"/>
+  <w16cid:commentId w16cid:paraId="69EAB1DF" w16cid:durableId="6A73FB98"/>
   <w16cid:commentId w16cid:paraId="22AD12CE" w16cid:durableId="6ECECBFB"/>
-  <w16cid:commentId w16cid:paraId="24D1F474" w16cid:durableId="152A517D"/>
+  <w16cid:commentId w16cid:paraId="29C88442" w16cid:durableId="2737DD65"/>
   <w16cid:commentId w16cid:paraId="4A9C6687" w16cid:durableId="0538756F"/>
-  <w16cid:commentId w16cid:paraId="7903D765" w16cid:durableId="0ECBD637"/>
+  <w16cid:commentId w16cid:paraId="10508F74" w16cid:durableId="6E827ACB"/>
   <w16cid:commentId w16cid:paraId="667E66C1" w16cid:durableId="5DB4EDF5"/>
-  <w16cid:commentId w16cid:paraId="55A15EC1" w16cid:durableId="16C3691C"/>
+  <w16cid:commentId w16cid:paraId="022FE475" w16cid:durableId="10EF67E4"/>
   <w16cid:commentId w16cid:paraId="3BF416F1" w16cid:durableId="5AC72897"/>
-  <w16cid:commentId w16cid:paraId="2F4FD784" w16cid:durableId="4D9C54CB"/>
+  <w16cid:commentId w16cid:paraId="06B6F471" w16cid:durableId="4AD2E5FE"/>
   <w16cid:commentId w16cid:paraId="684B9C5B" w16cid:durableId="589EE1C9"/>
-  <w16cid:commentId w16cid:paraId="2DC2FE87" w16cid:durableId="0A57F79E"/>
+  <w16cid:commentId w16cid:paraId="6BE0C0A1" w16cid:durableId="73943CCC"/>
   <w16cid:commentId w16cid:paraId="227107E0" w16cid:durableId="0FE938BC"/>
-  <w16cid:commentId w16cid:paraId="36D5599A" w16cid:durableId="4A49560D"/>
+  <w16cid:commentId w16cid:paraId="5E1BFB7C" w16cid:durableId="4DC34246"/>
   <w16cid:commentId w16cid:paraId="32838FE1" w16cid:durableId="0E60938E"/>
-  <w16cid:commentId w16cid:paraId="3A5D390A" w16cid:durableId="72E837EC"/>
+  <w16cid:commentId w16cid:paraId="6897B023" w16cid:durableId="05BCC3FB"/>
 </w16cid:commentsIds>
 </file>
 
 <file path=word/numbering.xml><?xml version="1.0" encoding="utf-8"?>
 <w:numbering xmlns:wpc="http://schemas.microsoft.com/office/word/2010/wordprocessingCanvas" xmlns:cx="http://schemas.microsoft.com/office/drawing/2014/chartex" xmlns:cx1="http://schemas.microsoft.com/office/drawing/2015/9/8/chartex" xmlns:cx2="http://schemas.microsoft.com/office/drawing/2015/10/21/chartex" xmlns:cx3="http://schemas.microsoft.com/office/drawing/2016/5/9/chartex" xmlns:cx4="http://schemas.microsoft.com/office/drawing/2016/5/10/chartex" xmlns:cx5="http://schemas.microsoft.com/office/drawing/2016/5/11/chartex" xmlns:cx6="http://schemas.microsoft.com/office/drawing/2016/5/12/chartex" xmlns:cx7="http://schemas.microsoft.com/office/drawing/2016/5/13/chartex" xmlns:cx8="http://schemas.microsoft.com/office/drawing/2016/5/14/chartex" xmlns:mc="http://schemas.openxmlformats.org/markup-compatibility/2006" xmlns:aink="http://schemas.microsoft.com/office/drawing/2016/ink" xmlns:am3d="http://schemas.microsoft.com/office/drawing/2017/model3d" xmlns:o="urn:schemas-microsoft-com:office:office" xmlns:oel="http://schemas.microsoft.com/office/2019/extlst" xmlns:r="http://schemas.openxmlformats.org/officeDocument/2006/relationships" xmlns:m="http://schemas.openxmlformats.org/officeDocument/2006/math" xmlns:v="urn:schemas-microsoft-com:vml" xmlns:wp14="http://schemas.microsoft.com/office/word/2010/wordprocessingDrawing" xmlns:wp="http://schemas.openxmlformats.org/drawingml/2006/wordprocessingDrawing" xmlns:w10="urn:schemas-microsoft-com:office:word" xmlns:w="http://schemas.openxmlformats.org/wordprocessingml/2006/main" xmlns:w14="http://schemas.microsoft.com/office/word/2010/wordml" xmlns:w15="http://schemas.microsoft.com/office/word/2012/wordml" xmlns:w16cex="http://schemas.microsoft.com/office/word/2018/wordml/cex" xmlns:w16cid="http://schemas.microsoft.com/office/word/2016/wordml/cid" xmlns:w16="http://schemas.microsoft.com/office/word/2018/wordml" xmlns:w16du="http://schemas.microsoft.com/office/word/2023/wordml/word16du" xmlns:w16sdtdh="http://schemas.microsoft.com/office/word/2020/wordml/sdtdatahash" xmlns:w16sdtfl="http://schemas.microsoft.com/office/word/2024/wordml/sdtformatlock" xmlns:w16se="http://schemas.microsoft.com/office/word/2015/wordml/symex" xmlns:wpg="http://schemas.microsoft.com/office/word/2010/wordprocessingGroup" xmlns:wpi="http://schemas.microsoft.com/office/word/2010/wordprocessingInk" xmlns:wne="http://schemas.microsoft.com/office/word/2006/wordml" xmlns:wps="http://schemas.microsoft.com/office/word/2010/wordprocessingShape" mc:Ignorable="w14 w15 w16se w16cid w16 w16cex w16sdtdh w16sdtfl w16du wp14">
   <w:abstractNum w:abstractNumId="0" w15:restartNumberingAfterBreak="0">
-    <w:nsid w:val="1AA31ECC"/>
+    <w:nsid w:val="0B055FE2"/>
     <w:multiLevelType w:val="multilevel"/>
-    <w:tmpl w:val="01A6974C"/>
+    <w:tmpl w:val="3900249C"/>
     <w:lvl w:ilvl="0">
       <w:start w:val="1"/>
       <w:numFmt w:val="bullet"/>
@@ -23334,9 +23289,605 @@
     </w:lvl>
   </w:abstractNum>
   <w:abstractNum w:abstractNumId="1" w15:restartNumberingAfterBreak="0">
-    <w:nsid w:val="1C7B4DEF"/>
+    <w:nsid w:val="156916E5"/>
     <w:multiLevelType w:val="multilevel"/>
-    <w:tmpl w:val="1C321748"/>
+    <w:tmpl w:val="01F2FCD4"/>
+    <w:lvl w:ilvl="0">
+      <w:start w:val="1"/>
+      <w:numFmt w:val="bullet"/>
+      <w:lvlText w:val=""/>
+      <w:lvlJc w:val="left"/>
+      <w:pPr>
+        <w:tabs>
+          <w:tab w:val="num" w:pos="720"/>
+        </w:tabs>
+        <w:ind w:left="720" w:hanging="360"/>
+      </w:pPr>
+      <w:rPr>
+        <w:rFonts w:ascii="Symbol" w:hAnsi="Symbol" w:hint="default"/>
+        <w:sz w:val="20"/>
+      </w:rPr>
+    </w:lvl>
+    <w:lvl w:ilvl="1" w:tentative="1">
+      <w:start w:val="1"/>
+      <w:numFmt w:val="bullet"/>
+      <w:lvlText w:val="o"/>
+      <w:lvlJc w:val="left"/>
+      <w:pPr>
+        <w:tabs>
+          <w:tab w:val="num" w:pos="1440"/>
+        </w:tabs>
+        <w:ind w:left="1440" w:hanging="360"/>
+      </w:pPr>
+      <w:rPr>
+        <w:rFonts w:ascii="Courier New" w:hAnsi="Courier New" w:hint="default"/>
+        <w:sz w:val="20"/>
+      </w:rPr>
+    </w:lvl>
+    <w:lvl w:ilvl="2" w:tentative="1">
+      <w:start w:val="1"/>
+      <w:numFmt w:val="bullet"/>
+      <w:lvlText w:val=""/>
+      <w:lvlJc w:val="left"/>
+      <w:pPr>
+        <w:tabs>
+          <w:tab w:val="num" w:pos="2160"/>
+        </w:tabs>
+        <w:ind w:left="2160" w:hanging="360"/>
+      </w:pPr>
+      <w:rPr>
+        <w:rFonts w:ascii="Wingdings" w:hAnsi="Wingdings" w:hint="default"/>
+        <w:sz w:val="20"/>
+      </w:rPr>
+    </w:lvl>
+    <w:lvl w:ilvl="3" w:tentative="1">
+      <w:start w:val="1"/>
+      <w:numFmt w:val="bullet"/>
+      <w:lvlText w:val=""/>
+      <w:lvlJc w:val="left"/>
+      <w:pPr>
+        <w:tabs>
+          <w:tab w:val="num" w:pos="2880"/>
+        </w:tabs>
+        <w:ind w:left="2880" w:hanging="360"/>
+      </w:pPr>
+      <w:rPr>
+        <w:rFonts w:ascii="Wingdings" w:hAnsi="Wingdings" w:hint="default"/>
+        <w:sz w:val="20"/>
+      </w:rPr>
+    </w:lvl>
+    <w:lvl w:ilvl="4" w:tentative="1">
+      <w:start w:val="1"/>
+      <w:numFmt w:val="bullet"/>
+      <w:lvlText w:val=""/>
+      <w:lvlJc w:val="left"/>
+      <w:pPr>
+        <w:tabs>
+          <w:tab w:val="num" w:pos="3600"/>
+        </w:tabs>
+        <w:ind w:left="3600" w:hanging="360"/>
+      </w:pPr>
+      <w:rPr>
+        <w:rFonts w:ascii="Wingdings" w:hAnsi="Wingdings" w:hint="default"/>
+        <w:sz w:val="20"/>
+      </w:rPr>
+    </w:lvl>
+    <w:lvl w:ilvl="5" w:tentative="1">
+      <w:start w:val="1"/>
+      <w:numFmt w:val="bullet"/>
+      <w:lvlText w:val=""/>
+      <w:lvlJc w:val="left"/>
+      <w:pPr>
+        <w:tabs>
+          <w:tab w:val="num" w:pos="4320"/>
+        </w:tabs>
+        <w:ind w:left="4320" w:hanging="360"/>
+      </w:pPr>
+      <w:rPr>
+        <w:rFonts w:ascii="Wingdings" w:hAnsi="Wingdings" w:hint="default"/>
+        <w:sz w:val="20"/>
+      </w:rPr>
+    </w:lvl>
+    <w:lvl w:ilvl="6" w:tentative="1">
+      <w:start w:val="1"/>
+      <w:numFmt w:val="bullet"/>
+      <w:lvlText w:val=""/>
+      <w:lvlJc w:val="left"/>
+      <w:pPr>
+        <w:tabs>
+          <w:tab w:val="num" w:pos="5040"/>
+        </w:tabs>
+        <w:ind w:left="5040" w:hanging="360"/>
+      </w:pPr>
+      <w:rPr>
+        <w:rFonts w:ascii="Wingdings" w:hAnsi="Wingdings" w:hint="default"/>
+        <w:sz w:val="20"/>
+      </w:rPr>
+    </w:lvl>
+    <w:lvl w:ilvl="7" w:tentative="1">
+      <w:start w:val="1"/>
+      <w:numFmt w:val="bullet"/>
+      <w:lvlText w:val=""/>
+      <w:lvlJc w:val="left"/>
+      <w:pPr>
+        <w:tabs>
+          <w:tab w:val="num" w:pos="5760"/>
+        </w:tabs>
+        <w:ind w:left="5760" w:hanging="360"/>
+      </w:pPr>
+      <w:rPr>
+        <w:rFonts w:ascii="Wingdings" w:hAnsi="Wingdings" w:hint="default"/>
+        <w:sz w:val="20"/>
+      </w:rPr>
+    </w:lvl>
+    <w:lvl w:ilvl="8" w:tentative="1">
+      <w:start w:val="1"/>
+      <w:numFmt w:val="bullet"/>
+      <w:lvlText w:val=""/>
+      <w:lvlJc w:val="left"/>
+      <w:pPr>
+        <w:tabs>
+          <w:tab w:val="num" w:pos="6480"/>
+        </w:tabs>
+        <w:ind w:left="6480" w:hanging="360"/>
+      </w:pPr>
+      <w:rPr>
+        <w:rFonts w:ascii="Wingdings" w:hAnsi="Wingdings" w:hint="default"/>
+        <w:sz w:val="20"/>
+      </w:rPr>
+    </w:lvl>
+  </w:abstractNum>
+  <w:abstractNum w:abstractNumId="2" w15:restartNumberingAfterBreak="0">
+    <w:nsid w:val="31CE7AEC"/>
+    <w:multiLevelType w:val="multilevel"/>
+    <w:tmpl w:val="16FE8E9E"/>
+    <w:lvl w:ilvl="0">
+      <w:start w:val="1"/>
+      <w:numFmt w:val="bullet"/>
+      <w:lvlText w:val=""/>
+      <w:lvlJc w:val="left"/>
+      <w:pPr>
+        <w:tabs>
+          <w:tab w:val="num" w:pos="720"/>
+        </w:tabs>
+        <w:ind w:left="720" w:hanging="360"/>
+      </w:pPr>
+      <w:rPr>
+        <w:rFonts w:ascii="Symbol" w:hAnsi="Symbol" w:hint="default"/>
+        <w:sz w:val="20"/>
+      </w:rPr>
+    </w:lvl>
+    <w:lvl w:ilvl="1" w:tentative="1">
+      <w:start w:val="1"/>
+      <w:numFmt w:val="bullet"/>
+      <w:lvlText w:val="o"/>
+      <w:lvlJc w:val="left"/>
+      <w:pPr>
+        <w:tabs>
+          <w:tab w:val="num" w:pos="1440"/>
+        </w:tabs>
+        <w:ind w:left="1440" w:hanging="360"/>
+      </w:pPr>
+      <w:rPr>
+        <w:rFonts w:ascii="Courier New" w:hAnsi="Courier New" w:hint="default"/>
+        <w:sz w:val="20"/>
+      </w:rPr>
+    </w:lvl>
+    <w:lvl w:ilvl="2" w:tentative="1">
+      <w:start w:val="1"/>
+      <w:numFmt w:val="bullet"/>
+      <w:lvlText w:val=""/>
+      <w:lvlJc w:val="left"/>
+      <w:pPr>
+        <w:tabs>
+          <w:tab w:val="num" w:pos="2160"/>
+        </w:tabs>
+        <w:ind w:left="2160" w:hanging="360"/>
+      </w:pPr>
+      <w:rPr>
+        <w:rFonts w:ascii="Wingdings" w:hAnsi="Wingdings" w:hint="default"/>
+        <w:sz w:val="20"/>
+      </w:rPr>
+    </w:lvl>
+    <w:lvl w:ilvl="3" w:tentative="1">
+      <w:start w:val="1"/>
+      <w:numFmt w:val="bullet"/>
+      <w:lvlText w:val=""/>
+      <w:lvlJc w:val="left"/>
+      <w:pPr>
+        <w:tabs>
+          <w:tab w:val="num" w:pos="2880"/>
+        </w:tabs>
+        <w:ind w:left="2880" w:hanging="360"/>
+      </w:pPr>
+      <w:rPr>
+        <w:rFonts w:ascii="Wingdings" w:hAnsi="Wingdings" w:hint="default"/>
+        <w:sz w:val="20"/>
+      </w:rPr>
+    </w:lvl>
+    <w:lvl w:ilvl="4" w:tentative="1">
+      <w:start w:val="1"/>
+      <w:numFmt w:val="bullet"/>
+      <w:lvlText w:val=""/>
+      <w:lvlJc w:val="left"/>
+      <w:pPr>
+        <w:tabs>
+          <w:tab w:val="num" w:pos="3600"/>
+        </w:tabs>
+        <w:ind w:left="3600" w:hanging="360"/>
+      </w:pPr>
+      <w:rPr>
+        <w:rFonts w:ascii="Wingdings" w:hAnsi="Wingdings" w:hint="default"/>
+        <w:sz w:val="20"/>
+      </w:rPr>
+    </w:lvl>
+    <w:lvl w:ilvl="5" w:tentative="1">
+      <w:start w:val="1"/>
+      <w:numFmt w:val="bullet"/>
+      <w:lvlText w:val=""/>
+      <w:lvlJc w:val="left"/>
+      <w:pPr>
+        <w:tabs>
+          <w:tab w:val="num" w:pos="4320"/>
+        </w:tabs>
+        <w:ind w:left="4320" w:hanging="360"/>
+      </w:pPr>
+      <w:rPr>
+        <w:rFonts w:ascii="Wingdings" w:hAnsi="Wingdings" w:hint="default"/>
+        <w:sz w:val="20"/>
+      </w:rPr>
+    </w:lvl>
+    <w:lvl w:ilvl="6" w:tentative="1">
+      <w:start w:val="1"/>
+      <w:numFmt w:val="bullet"/>
+      <w:lvlText w:val=""/>
+      <w:lvlJc w:val="left"/>
+      <w:pPr>
+        <w:tabs>
+          <w:tab w:val="num" w:pos="5040"/>
+        </w:tabs>
+        <w:ind w:left="5040" w:hanging="360"/>
+      </w:pPr>
+      <w:rPr>
+        <w:rFonts w:ascii="Wingdings" w:hAnsi="Wingdings" w:hint="default"/>
+        <w:sz w:val="20"/>
+      </w:rPr>
+    </w:lvl>
+    <w:lvl w:ilvl="7" w:tentative="1">
+      <w:start w:val="1"/>
+      <w:numFmt w:val="bullet"/>
+      <w:lvlText w:val=""/>
+      <w:lvlJc w:val="left"/>
+      <w:pPr>
+        <w:tabs>
+          <w:tab w:val="num" w:pos="5760"/>
+        </w:tabs>
+        <w:ind w:left="5760" w:hanging="360"/>
+      </w:pPr>
+      <w:rPr>
+        <w:rFonts w:ascii="Wingdings" w:hAnsi="Wingdings" w:hint="default"/>
+        <w:sz w:val="20"/>
+      </w:rPr>
+    </w:lvl>
+    <w:lvl w:ilvl="8" w:tentative="1">
+      <w:start w:val="1"/>
+      <w:numFmt w:val="bullet"/>
+      <w:lvlText w:val=""/>
+      <w:lvlJc w:val="left"/>
+      <w:pPr>
+        <w:tabs>
+          <w:tab w:val="num" w:pos="6480"/>
+        </w:tabs>
+        <w:ind w:left="6480" w:hanging="360"/>
+      </w:pPr>
+      <w:rPr>
+        <w:rFonts w:ascii="Wingdings" w:hAnsi="Wingdings" w:hint="default"/>
+        <w:sz w:val="20"/>
+      </w:rPr>
+    </w:lvl>
+  </w:abstractNum>
+  <w:abstractNum w:abstractNumId="3" w15:restartNumberingAfterBreak="0">
+    <w:nsid w:val="3CB35D54"/>
+    <w:multiLevelType w:val="multilevel"/>
+    <w:tmpl w:val="3BAA76A8"/>
+    <w:lvl w:ilvl="0">
+      <w:start w:val="1"/>
+      <w:numFmt w:val="bullet"/>
+      <w:lvlText w:val=""/>
+      <w:lvlJc w:val="left"/>
+      <w:pPr>
+        <w:tabs>
+          <w:tab w:val="num" w:pos="720"/>
+        </w:tabs>
+        <w:ind w:left="720" w:hanging="360"/>
+      </w:pPr>
+      <w:rPr>
+        <w:rFonts w:ascii="Symbol" w:hAnsi="Symbol" w:hint="default"/>
+        <w:sz w:val="20"/>
+      </w:rPr>
+    </w:lvl>
+    <w:lvl w:ilvl="1" w:tentative="1">
+      <w:start w:val="1"/>
+      <w:numFmt w:val="bullet"/>
+      <w:lvlText w:val="o"/>
+      <w:lvlJc w:val="left"/>
+      <w:pPr>
+        <w:tabs>
+          <w:tab w:val="num" w:pos="1440"/>
+        </w:tabs>
+        <w:ind w:left="1440" w:hanging="360"/>
+      </w:pPr>
+      <w:rPr>
+        <w:rFonts w:ascii="Courier New" w:hAnsi="Courier New" w:hint="default"/>
+        <w:sz w:val="20"/>
+      </w:rPr>
+    </w:lvl>
+    <w:lvl w:ilvl="2" w:tentative="1">
+      <w:start w:val="1"/>
+      <w:numFmt w:val="bullet"/>
+      <w:lvlText w:val=""/>
+      <w:lvlJc w:val="left"/>
+      <w:pPr>
+        <w:tabs>
+          <w:tab w:val="num" w:pos="2160"/>
+        </w:tabs>
+        <w:ind w:left="2160" w:hanging="360"/>
+      </w:pPr>
+      <w:rPr>
+        <w:rFonts w:ascii="Wingdings" w:hAnsi="Wingdings" w:hint="default"/>
+        <w:sz w:val="20"/>
+      </w:rPr>
+    </w:lvl>
+    <w:lvl w:ilvl="3" w:tentative="1">
+      <w:start w:val="1"/>
+      <w:numFmt w:val="bullet"/>
+      <w:lvlText w:val=""/>
+      <w:lvlJc w:val="left"/>
+      <w:pPr>
+        <w:tabs>
+          <w:tab w:val="num" w:pos="2880"/>
+        </w:tabs>
+        <w:ind w:left="2880" w:hanging="360"/>
+      </w:pPr>
+      <w:rPr>
+        <w:rFonts w:ascii="Wingdings" w:hAnsi="Wingdings" w:hint="default"/>
+        <w:sz w:val="20"/>
+      </w:rPr>
+    </w:lvl>
+    <w:lvl w:ilvl="4" w:tentative="1">
+      <w:start w:val="1"/>
+      <w:numFmt w:val="bullet"/>
+      <w:lvlText w:val=""/>
+      <w:lvlJc w:val="left"/>
+      <w:pPr>
+        <w:tabs>
+          <w:tab w:val="num" w:pos="3600"/>
+        </w:tabs>
+        <w:ind w:left="3600" w:hanging="360"/>
+      </w:pPr>
+      <w:rPr>
+        <w:rFonts w:ascii="Wingdings" w:hAnsi="Wingdings" w:hint="default"/>
+        <w:sz w:val="20"/>
+      </w:rPr>
+    </w:lvl>
+    <w:lvl w:ilvl="5" w:tentative="1">
+      <w:start w:val="1"/>
+      <w:numFmt w:val="bullet"/>
+      <w:lvlText w:val=""/>
+      <w:lvlJc w:val="left"/>
+      <w:pPr>
+        <w:tabs>
+          <w:tab w:val="num" w:pos="4320"/>
+        </w:tabs>
+        <w:ind w:left="4320" w:hanging="360"/>
+      </w:pPr>
+      <w:rPr>
+        <w:rFonts w:ascii="Wingdings" w:hAnsi="Wingdings" w:hint="default"/>
+        <w:sz w:val="20"/>
+      </w:rPr>
+    </w:lvl>
+    <w:lvl w:ilvl="6" w:tentative="1">
+      <w:start w:val="1"/>
+      <w:numFmt w:val="bullet"/>
+      <w:lvlText w:val=""/>
+      <w:lvlJc w:val="left"/>
+      <w:pPr>
+        <w:tabs>
+          <w:tab w:val="num" w:pos="5040"/>
+        </w:tabs>
+        <w:ind w:left="5040" w:hanging="360"/>
+      </w:pPr>
+      <w:rPr>
+        <w:rFonts w:ascii="Wingdings" w:hAnsi="Wingdings" w:hint="default"/>
+        <w:sz w:val="20"/>
+      </w:rPr>
+    </w:lvl>
+    <w:lvl w:ilvl="7" w:tentative="1">
+      <w:start w:val="1"/>
+      <w:numFmt w:val="bullet"/>
+      <w:lvlText w:val=""/>
+      <w:lvlJc w:val="left"/>
+      <w:pPr>
+        <w:tabs>
+          <w:tab w:val="num" w:pos="5760"/>
+        </w:tabs>
+        <w:ind w:left="5760" w:hanging="360"/>
+      </w:pPr>
+      <w:rPr>
+        <w:rFonts w:ascii="Wingdings" w:hAnsi="Wingdings" w:hint="default"/>
+        <w:sz w:val="20"/>
+      </w:rPr>
+    </w:lvl>
+    <w:lvl w:ilvl="8" w:tentative="1">
+      <w:start w:val="1"/>
+      <w:numFmt w:val="bullet"/>
+      <w:lvlText w:val=""/>
+      <w:lvlJc w:val="left"/>
+      <w:pPr>
+        <w:tabs>
+          <w:tab w:val="num" w:pos="6480"/>
+        </w:tabs>
+        <w:ind w:left="6480" w:hanging="360"/>
+      </w:pPr>
+      <w:rPr>
+        <w:rFonts w:ascii="Wingdings" w:hAnsi="Wingdings" w:hint="default"/>
+        <w:sz w:val="20"/>
+      </w:rPr>
+    </w:lvl>
+  </w:abstractNum>
+  <w:abstractNum w:abstractNumId="4" w15:restartNumberingAfterBreak="0">
+    <w:nsid w:val="5530471F"/>
+    <w:multiLevelType w:val="multilevel"/>
+    <w:tmpl w:val="2612DCD4"/>
+    <w:lvl w:ilvl="0">
+      <w:start w:val="1"/>
+      <w:numFmt w:val="bullet"/>
+      <w:lvlText w:val=""/>
+      <w:lvlJc w:val="left"/>
+      <w:pPr>
+        <w:tabs>
+          <w:tab w:val="num" w:pos="720"/>
+        </w:tabs>
+        <w:ind w:left="720" w:hanging="360"/>
+      </w:pPr>
+      <w:rPr>
+        <w:rFonts w:ascii="Symbol" w:hAnsi="Symbol" w:hint="default"/>
+        <w:sz w:val="20"/>
+      </w:rPr>
+    </w:lvl>
+    <w:lvl w:ilvl="1" w:tentative="1">
+      <w:start w:val="1"/>
+      <w:numFmt w:val="bullet"/>
+      <w:lvlText w:val="o"/>
+      <w:lvlJc w:val="left"/>
+      <w:pPr>
+        <w:tabs>
+          <w:tab w:val="num" w:pos="1440"/>
+        </w:tabs>
+        <w:ind w:left="1440" w:hanging="360"/>
+      </w:pPr>
+      <w:rPr>
+        <w:rFonts w:ascii="Courier New" w:hAnsi="Courier New" w:hint="default"/>
+        <w:sz w:val="20"/>
+      </w:rPr>
+    </w:lvl>
+    <w:lvl w:ilvl="2" w:tentative="1">
+      <w:start w:val="1"/>
+      <w:numFmt w:val="bullet"/>
+      <w:lvlText w:val=""/>
+      <w:lvlJc w:val="left"/>
+      <w:pPr>
+        <w:tabs>
+          <w:tab w:val="num" w:pos="2160"/>
+        </w:tabs>
+        <w:ind w:left="2160" w:hanging="360"/>
+      </w:pPr>
+      <w:rPr>
+        <w:rFonts w:ascii="Wingdings" w:hAnsi="Wingdings" w:hint="default"/>
+        <w:sz w:val="20"/>
+      </w:rPr>
+    </w:lvl>
+    <w:lvl w:ilvl="3" w:tentative="1">
+      <w:start w:val="1"/>
+      <w:numFmt w:val="bullet"/>
+      <w:lvlText w:val=""/>
+      <w:lvlJc w:val="left"/>
+      <w:pPr>
+        <w:tabs>
+          <w:tab w:val="num" w:pos="2880"/>
+        </w:tabs>
+        <w:ind w:left="2880" w:hanging="360"/>
+      </w:pPr>
+      <w:rPr>
+        <w:rFonts w:ascii="Wingdings" w:hAnsi="Wingdings" w:hint="default"/>
+        <w:sz w:val="20"/>
+      </w:rPr>
+    </w:lvl>
+    <w:lvl w:ilvl="4" w:tentative="1">
+      <w:start w:val="1"/>
+      <w:numFmt w:val="bullet"/>
+      <w:lvlText w:val=""/>
+      <w:lvlJc w:val="left"/>
+      <w:pPr>
+        <w:tabs>
+          <w:tab w:val="num" w:pos="3600"/>
+        </w:tabs>
+        <w:ind w:left="3600" w:hanging="360"/>
+      </w:pPr>
+      <w:rPr>
+        <w:rFonts w:ascii="Wingdings" w:hAnsi="Wingdings" w:hint="default"/>
+        <w:sz w:val="20"/>
+      </w:rPr>
+    </w:lvl>
+    <w:lvl w:ilvl="5" w:tentative="1">
+      <w:start w:val="1"/>
+      <w:numFmt w:val="bullet"/>
+      <w:lvlText w:val=""/>
+      <w:lvlJc w:val="left"/>
+      <w:pPr>
+        <w:tabs>
+          <w:tab w:val="num" w:pos="4320"/>
+        </w:tabs>
+        <w:ind w:left="4320" w:hanging="360"/>
+      </w:pPr>
+      <w:rPr>
+        <w:rFonts w:ascii="Wingdings" w:hAnsi="Wingdings" w:hint="default"/>
+        <w:sz w:val="20"/>
+      </w:rPr>
+    </w:lvl>
+    <w:lvl w:ilvl="6" w:tentative="1">
+      <w:start w:val="1"/>
+      <w:numFmt w:val="bullet"/>
+      <w:lvlText w:val=""/>
+      <w:lvlJc w:val="left"/>
+      <w:pPr>
+        <w:tabs>
+          <w:tab w:val="num" w:pos="5040"/>
+        </w:tabs>
+        <w:ind w:left="5040" w:hanging="360"/>
+      </w:pPr>
+      <w:rPr>
+        <w:rFonts w:ascii="Wingdings" w:hAnsi="Wingdings" w:hint="default"/>
+        <w:sz w:val="20"/>
+      </w:rPr>
+    </w:lvl>
+    <w:lvl w:ilvl="7" w:tentative="1">
+      <w:start w:val="1"/>
+      <w:numFmt w:val="bullet"/>
+      <w:lvlText w:val=""/>
+      <w:lvlJc w:val="left"/>
+      <w:pPr>
+        <w:tabs>
+          <w:tab w:val="num" w:pos="5760"/>
+        </w:tabs>
+        <w:ind w:left="5760" w:hanging="360"/>
+      </w:pPr>
+      <w:rPr>
+        <w:rFonts w:ascii="Wingdings" w:hAnsi="Wingdings" w:hint="default"/>
+        <w:sz w:val="20"/>
+      </w:rPr>
+    </w:lvl>
+    <w:lvl w:ilvl="8" w:tentative="1">
+      <w:start w:val="1"/>
+      <w:numFmt w:val="bullet"/>
+      <w:lvlText w:val=""/>
+      <w:lvlJc w:val="left"/>
+      <w:pPr>
+        <w:tabs>
+          <w:tab w:val="num" w:pos="6480"/>
+        </w:tabs>
+        <w:ind w:left="6480" w:hanging="360"/>
+      </w:pPr>
+      <w:rPr>
+        <w:rFonts w:ascii="Wingdings" w:hAnsi="Wingdings" w:hint="default"/>
+        <w:sz w:val="20"/>
+      </w:rPr>
+    </w:lvl>
+  </w:abstractNum>
+  <w:abstractNum w:abstractNumId="5" w15:restartNumberingAfterBreak="0">
+    <w:nsid w:val="7DAD3188"/>
+    <w:multiLevelType w:val="multilevel"/>
+    <w:tmpl w:val="E640B518"/>
     <w:lvl w:ilvl="0">
       <w:start w:val="1"/>
       <w:numFmt w:val="decimal"/>
@@ -23450,619 +24001,23 @@
       </w:pPr>
     </w:lvl>
   </w:abstractNum>
-  <w:abstractNum w:abstractNumId="2" w15:restartNumberingAfterBreak="0">
-    <w:nsid w:val="3CB35D54"/>
-    <w:multiLevelType w:val="multilevel"/>
-    <w:tmpl w:val="3BAA76A8"/>
-    <w:lvl w:ilvl="0">
-      <w:start w:val="1"/>
-      <w:numFmt w:val="bullet"/>
-      <w:lvlText w:val=""/>
-      <w:lvlJc w:val="left"/>
-      <w:pPr>
-        <w:tabs>
-          <w:tab w:val="num" w:pos="720"/>
-        </w:tabs>
-        <w:ind w:left="720" w:hanging="360"/>
-      </w:pPr>
-      <w:rPr>
-        <w:rFonts w:ascii="Symbol" w:hAnsi="Symbol" w:hint="default"/>
-        <w:sz w:val="20"/>
-      </w:rPr>
-    </w:lvl>
-    <w:lvl w:ilvl="1" w:tentative="1">
-      <w:start w:val="1"/>
-      <w:numFmt w:val="bullet"/>
-      <w:lvlText w:val="o"/>
-      <w:lvlJc w:val="left"/>
-      <w:pPr>
-        <w:tabs>
-          <w:tab w:val="num" w:pos="1440"/>
-        </w:tabs>
-        <w:ind w:left="1440" w:hanging="360"/>
-      </w:pPr>
-      <w:rPr>
-        <w:rFonts w:ascii="Courier New" w:hAnsi="Courier New" w:hint="default"/>
-        <w:sz w:val="20"/>
-      </w:rPr>
-    </w:lvl>
-    <w:lvl w:ilvl="2" w:tentative="1">
-      <w:start w:val="1"/>
-      <w:numFmt w:val="bullet"/>
-      <w:lvlText w:val=""/>
-      <w:lvlJc w:val="left"/>
-      <w:pPr>
-        <w:tabs>
-          <w:tab w:val="num" w:pos="2160"/>
-        </w:tabs>
-        <w:ind w:left="2160" w:hanging="360"/>
-      </w:pPr>
-      <w:rPr>
-        <w:rFonts w:ascii="Wingdings" w:hAnsi="Wingdings" w:hint="default"/>
-        <w:sz w:val="20"/>
-      </w:rPr>
-    </w:lvl>
-    <w:lvl w:ilvl="3" w:tentative="1">
-      <w:start w:val="1"/>
-      <w:numFmt w:val="bullet"/>
-      <w:lvlText w:val=""/>
-      <w:lvlJc w:val="left"/>
-      <w:pPr>
-        <w:tabs>
-          <w:tab w:val="num" w:pos="2880"/>
-        </w:tabs>
-        <w:ind w:left="2880" w:hanging="360"/>
-      </w:pPr>
-      <w:rPr>
-        <w:rFonts w:ascii="Wingdings" w:hAnsi="Wingdings" w:hint="default"/>
-        <w:sz w:val="20"/>
-      </w:rPr>
-    </w:lvl>
-    <w:lvl w:ilvl="4" w:tentative="1">
-      <w:start w:val="1"/>
-      <w:numFmt w:val="bullet"/>
-      <w:lvlText w:val=""/>
-      <w:lvlJc w:val="left"/>
-      <w:pPr>
-        <w:tabs>
-          <w:tab w:val="num" w:pos="3600"/>
-        </w:tabs>
-        <w:ind w:left="3600" w:hanging="360"/>
-      </w:pPr>
-      <w:rPr>
-        <w:rFonts w:ascii="Wingdings" w:hAnsi="Wingdings" w:hint="default"/>
-        <w:sz w:val="20"/>
-      </w:rPr>
-    </w:lvl>
-    <w:lvl w:ilvl="5" w:tentative="1">
-      <w:start w:val="1"/>
-      <w:numFmt w:val="bullet"/>
-      <w:lvlText w:val=""/>
-      <w:lvlJc w:val="left"/>
-      <w:pPr>
-        <w:tabs>
-          <w:tab w:val="num" w:pos="4320"/>
-        </w:tabs>
-        <w:ind w:left="4320" w:hanging="360"/>
-      </w:pPr>
-      <w:rPr>
-        <w:rFonts w:ascii="Wingdings" w:hAnsi="Wingdings" w:hint="default"/>
-        <w:sz w:val="20"/>
-      </w:rPr>
-    </w:lvl>
-    <w:lvl w:ilvl="6" w:tentative="1">
-      <w:start w:val="1"/>
-      <w:numFmt w:val="bullet"/>
-      <w:lvlText w:val=""/>
-      <w:lvlJc w:val="left"/>
-      <w:pPr>
-        <w:tabs>
-          <w:tab w:val="num" w:pos="5040"/>
-        </w:tabs>
-        <w:ind w:left="5040" w:hanging="360"/>
-      </w:pPr>
-      <w:rPr>
-        <w:rFonts w:ascii="Wingdings" w:hAnsi="Wingdings" w:hint="default"/>
-        <w:sz w:val="20"/>
-      </w:rPr>
-    </w:lvl>
-    <w:lvl w:ilvl="7" w:tentative="1">
-      <w:start w:val="1"/>
-      <w:numFmt w:val="bullet"/>
-      <w:lvlText w:val=""/>
-      <w:lvlJc w:val="left"/>
-      <w:pPr>
-        <w:tabs>
-          <w:tab w:val="num" w:pos="5760"/>
-        </w:tabs>
-        <w:ind w:left="5760" w:hanging="360"/>
-      </w:pPr>
-      <w:rPr>
-        <w:rFonts w:ascii="Wingdings" w:hAnsi="Wingdings" w:hint="default"/>
-        <w:sz w:val="20"/>
-      </w:rPr>
-    </w:lvl>
-    <w:lvl w:ilvl="8" w:tentative="1">
-      <w:start w:val="1"/>
-      <w:numFmt w:val="bullet"/>
-      <w:lvlText w:val=""/>
-      <w:lvlJc w:val="left"/>
-      <w:pPr>
-        <w:tabs>
-          <w:tab w:val="num" w:pos="6480"/>
-        </w:tabs>
-        <w:ind w:left="6480" w:hanging="360"/>
-      </w:pPr>
-      <w:rPr>
-        <w:rFonts w:ascii="Wingdings" w:hAnsi="Wingdings" w:hint="default"/>
-        <w:sz w:val="20"/>
-      </w:rPr>
-    </w:lvl>
-  </w:abstractNum>
-  <w:abstractNum w:abstractNumId="3" w15:restartNumberingAfterBreak="0">
-    <w:nsid w:val="5DD040B2"/>
-    <w:multiLevelType w:val="multilevel"/>
-    <w:tmpl w:val="38080960"/>
-    <w:lvl w:ilvl="0">
-      <w:start w:val="1"/>
-      <w:numFmt w:val="bullet"/>
-      <w:lvlText w:val=""/>
-      <w:lvlJc w:val="left"/>
-      <w:pPr>
-        <w:tabs>
-          <w:tab w:val="num" w:pos="720"/>
-        </w:tabs>
-        <w:ind w:left="720" w:hanging="360"/>
-      </w:pPr>
-      <w:rPr>
-        <w:rFonts w:ascii="Symbol" w:hAnsi="Symbol" w:hint="default"/>
-        <w:sz w:val="20"/>
-      </w:rPr>
-    </w:lvl>
-    <w:lvl w:ilvl="1" w:tentative="1">
-      <w:start w:val="1"/>
-      <w:numFmt w:val="bullet"/>
-      <w:lvlText w:val="o"/>
-      <w:lvlJc w:val="left"/>
-      <w:pPr>
-        <w:tabs>
-          <w:tab w:val="num" w:pos="1440"/>
-        </w:tabs>
-        <w:ind w:left="1440" w:hanging="360"/>
-      </w:pPr>
-      <w:rPr>
-        <w:rFonts w:ascii="Courier New" w:hAnsi="Courier New" w:hint="default"/>
-        <w:sz w:val="20"/>
-      </w:rPr>
-    </w:lvl>
-    <w:lvl w:ilvl="2" w:tentative="1">
-      <w:start w:val="1"/>
-      <w:numFmt w:val="bullet"/>
-      <w:lvlText w:val=""/>
-      <w:lvlJc w:val="left"/>
-      <w:pPr>
-        <w:tabs>
-          <w:tab w:val="num" w:pos="2160"/>
-        </w:tabs>
-        <w:ind w:left="2160" w:hanging="360"/>
-      </w:pPr>
-      <w:rPr>
-        <w:rFonts w:ascii="Wingdings" w:hAnsi="Wingdings" w:hint="default"/>
-        <w:sz w:val="20"/>
-      </w:rPr>
-    </w:lvl>
-    <w:lvl w:ilvl="3" w:tentative="1">
-      <w:start w:val="1"/>
-      <w:numFmt w:val="bullet"/>
-      <w:lvlText w:val=""/>
-      <w:lvlJc w:val="left"/>
-      <w:pPr>
-        <w:tabs>
-          <w:tab w:val="num" w:pos="2880"/>
-        </w:tabs>
-        <w:ind w:left="2880" w:hanging="360"/>
-      </w:pPr>
-      <w:rPr>
-        <w:rFonts w:ascii="Wingdings" w:hAnsi="Wingdings" w:hint="default"/>
-        <w:sz w:val="20"/>
-      </w:rPr>
-    </w:lvl>
-    <w:lvl w:ilvl="4" w:tentative="1">
-      <w:start w:val="1"/>
-      <w:numFmt w:val="bullet"/>
-      <w:lvlText w:val=""/>
-      <w:lvlJc w:val="left"/>
-      <w:pPr>
-        <w:tabs>
-          <w:tab w:val="num" w:pos="3600"/>
-        </w:tabs>
-        <w:ind w:left="3600" w:hanging="360"/>
-      </w:pPr>
-      <w:rPr>
-        <w:rFonts w:ascii="Wingdings" w:hAnsi="Wingdings" w:hint="default"/>
-        <w:sz w:val="20"/>
-      </w:rPr>
-    </w:lvl>
-    <w:lvl w:ilvl="5" w:tentative="1">
-      <w:start w:val="1"/>
-      <w:numFmt w:val="bullet"/>
-      <w:lvlText w:val=""/>
-      <w:lvlJc w:val="left"/>
-      <w:pPr>
-        <w:tabs>
-          <w:tab w:val="num" w:pos="4320"/>
-        </w:tabs>
-        <w:ind w:left="4320" w:hanging="360"/>
-      </w:pPr>
-      <w:rPr>
-        <w:rFonts w:ascii="Wingdings" w:hAnsi="Wingdings" w:hint="default"/>
-        <w:sz w:val="20"/>
-      </w:rPr>
-    </w:lvl>
-    <w:lvl w:ilvl="6" w:tentative="1">
-      <w:start w:val="1"/>
-      <w:numFmt w:val="bullet"/>
-      <w:lvlText w:val=""/>
-      <w:lvlJc w:val="left"/>
-      <w:pPr>
-        <w:tabs>
-          <w:tab w:val="num" w:pos="5040"/>
-        </w:tabs>
-        <w:ind w:left="5040" w:hanging="360"/>
-      </w:pPr>
-      <w:rPr>
-        <w:rFonts w:ascii="Wingdings" w:hAnsi="Wingdings" w:hint="default"/>
-        <w:sz w:val="20"/>
-      </w:rPr>
-    </w:lvl>
-    <w:lvl w:ilvl="7" w:tentative="1">
-      <w:start w:val="1"/>
-      <w:numFmt w:val="bullet"/>
-      <w:lvlText w:val=""/>
-      <w:lvlJc w:val="left"/>
-      <w:pPr>
-        <w:tabs>
-          <w:tab w:val="num" w:pos="5760"/>
-        </w:tabs>
-        <w:ind w:left="5760" w:hanging="360"/>
-      </w:pPr>
-      <w:rPr>
-        <w:rFonts w:ascii="Wingdings" w:hAnsi="Wingdings" w:hint="default"/>
-        <w:sz w:val="20"/>
-      </w:rPr>
-    </w:lvl>
-    <w:lvl w:ilvl="8" w:tentative="1">
-      <w:start w:val="1"/>
-      <w:numFmt w:val="bullet"/>
-      <w:lvlText w:val=""/>
-      <w:lvlJc w:val="left"/>
-      <w:pPr>
-        <w:tabs>
-          <w:tab w:val="num" w:pos="6480"/>
-        </w:tabs>
-        <w:ind w:left="6480" w:hanging="360"/>
-      </w:pPr>
-      <w:rPr>
-        <w:rFonts w:ascii="Wingdings" w:hAnsi="Wingdings" w:hint="default"/>
-        <w:sz w:val="20"/>
-      </w:rPr>
-    </w:lvl>
-  </w:abstractNum>
-  <w:abstractNum w:abstractNumId="4" w15:restartNumberingAfterBreak="0">
-    <w:nsid w:val="716E4FD7"/>
-    <w:multiLevelType w:val="multilevel"/>
-    <w:tmpl w:val="6CC099C2"/>
-    <w:lvl w:ilvl="0">
-      <w:start w:val="1"/>
-      <w:numFmt w:val="bullet"/>
-      <w:lvlText w:val=""/>
-      <w:lvlJc w:val="left"/>
-      <w:pPr>
-        <w:tabs>
-          <w:tab w:val="num" w:pos="720"/>
-        </w:tabs>
-        <w:ind w:left="720" w:hanging="360"/>
-      </w:pPr>
-      <w:rPr>
-        <w:rFonts w:ascii="Symbol" w:hAnsi="Symbol" w:hint="default"/>
-        <w:sz w:val="20"/>
-      </w:rPr>
-    </w:lvl>
-    <w:lvl w:ilvl="1" w:tentative="1">
-      <w:start w:val="1"/>
-      <w:numFmt w:val="bullet"/>
-      <w:lvlText w:val="o"/>
-      <w:lvlJc w:val="left"/>
-      <w:pPr>
-        <w:tabs>
-          <w:tab w:val="num" w:pos="1440"/>
-        </w:tabs>
-        <w:ind w:left="1440" w:hanging="360"/>
-      </w:pPr>
-      <w:rPr>
-        <w:rFonts w:ascii="Courier New" w:hAnsi="Courier New" w:hint="default"/>
-        <w:sz w:val="20"/>
-      </w:rPr>
-    </w:lvl>
-    <w:lvl w:ilvl="2" w:tentative="1">
-      <w:start w:val="1"/>
-      <w:numFmt w:val="bullet"/>
-      <w:lvlText w:val=""/>
-      <w:lvlJc w:val="left"/>
-      <w:pPr>
-        <w:tabs>
-          <w:tab w:val="num" w:pos="2160"/>
-        </w:tabs>
-        <w:ind w:left="2160" w:hanging="360"/>
-      </w:pPr>
-      <w:rPr>
-        <w:rFonts w:ascii="Wingdings" w:hAnsi="Wingdings" w:hint="default"/>
-        <w:sz w:val="20"/>
-      </w:rPr>
-    </w:lvl>
-    <w:lvl w:ilvl="3" w:tentative="1">
-      <w:start w:val="1"/>
-      <w:numFmt w:val="bullet"/>
-      <w:lvlText w:val=""/>
-      <w:lvlJc w:val="left"/>
-      <w:pPr>
-        <w:tabs>
-          <w:tab w:val="num" w:pos="2880"/>
-        </w:tabs>
-        <w:ind w:left="2880" w:hanging="360"/>
-      </w:pPr>
-      <w:rPr>
-        <w:rFonts w:ascii="Wingdings" w:hAnsi="Wingdings" w:hint="default"/>
-        <w:sz w:val="20"/>
-      </w:rPr>
-    </w:lvl>
-    <w:lvl w:ilvl="4" w:tentative="1">
-      <w:start w:val="1"/>
-      <w:numFmt w:val="bullet"/>
-      <w:lvlText w:val=""/>
-      <w:lvlJc w:val="left"/>
-      <w:pPr>
-        <w:tabs>
-          <w:tab w:val="num" w:pos="3600"/>
-        </w:tabs>
-        <w:ind w:left="3600" w:hanging="360"/>
-      </w:pPr>
-      <w:rPr>
-        <w:rFonts w:ascii="Wingdings" w:hAnsi="Wingdings" w:hint="default"/>
-        <w:sz w:val="20"/>
-      </w:rPr>
-    </w:lvl>
-    <w:lvl w:ilvl="5" w:tentative="1">
-      <w:start w:val="1"/>
-      <w:numFmt w:val="bullet"/>
-      <w:lvlText w:val=""/>
-      <w:lvlJc w:val="left"/>
-      <w:pPr>
-        <w:tabs>
-          <w:tab w:val="num" w:pos="4320"/>
-        </w:tabs>
-        <w:ind w:left="4320" w:hanging="360"/>
-      </w:pPr>
-      <w:rPr>
-        <w:rFonts w:ascii="Wingdings" w:hAnsi="Wingdings" w:hint="default"/>
-        <w:sz w:val="20"/>
-      </w:rPr>
-    </w:lvl>
-    <w:lvl w:ilvl="6" w:tentative="1">
-      <w:start w:val="1"/>
-      <w:numFmt w:val="bullet"/>
-      <w:lvlText w:val=""/>
-      <w:lvlJc w:val="left"/>
-      <w:pPr>
-        <w:tabs>
-          <w:tab w:val="num" w:pos="5040"/>
-        </w:tabs>
-        <w:ind w:left="5040" w:hanging="360"/>
-      </w:pPr>
-      <w:rPr>
-        <w:rFonts w:ascii="Wingdings" w:hAnsi="Wingdings" w:hint="default"/>
-        <w:sz w:val="20"/>
-      </w:rPr>
-    </w:lvl>
-    <w:lvl w:ilvl="7" w:tentative="1">
-      <w:start w:val="1"/>
-      <w:numFmt w:val="bullet"/>
-      <w:lvlText w:val=""/>
-      <w:lvlJc w:val="left"/>
-      <w:pPr>
-        <w:tabs>
-          <w:tab w:val="num" w:pos="5760"/>
-        </w:tabs>
-        <w:ind w:left="5760" w:hanging="360"/>
-      </w:pPr>
-      <w:rPr>
-        <w:rFonts w:ascii="Wingdings" w:hAnsi="Wingdings" w:hint="default"/>
-        <w:sz w:val="20"/>
-      </w:rPr>
-    </w:lvl>
-    <w:lvl w:ilvl="8" w:tentative="1">
-      <w:start w:val="1"/>
-      <w:numFmt w:val="bullet"/>
-      <w:lvlText w:val=""/>
-      <w:lvlJc w:val="left"/>
-      <w:pPr>
-        <w:tabs>
-          <w:tab w:val="num" w:pos="6480"/>
-        </w:tabs>
-        <w:ind w:left="6480" w:hanging="360"/>
-      </w:pPr>
-      <w:rPr>
-        <w:rFonts w:ascii="Wingdings" w:hAnsi="Wingdings" w:hint="default"/>
-        <w:sz w:val="20"/>
-      </w:rPr>
-    </w:lvl>
-  </w:abstractNum>
-  <w:abstractNum w:abstractNumId="5" w15:restartNumberingAfterBreak="0">
-    <w:nsid w:val="77FA787C"/>
-    <w:multiLevelType w:val="multilevel"/>
-    <w:tmpl w:val="E5849EC0"/>
-    <w:lvl w:ilvl="0">
-      <w:start w:val="1"/>
-      <w:numFmt w:val="bullet"/>
-      <w:lvlText w:val=""/>
-      <w:lvlJc w:val="left"/>
-      <w:pPr>
-        <w:tabs>
-          <w:tab w:val="num" w:pos="720"/>
-        </w:tabs>
-        <w:ind w:left="720" w:hanging="360"/>
-      </w:pPr>
-      <w:rPr>
-        <w:rFonts w:ascii="Symbol" w:hAnsi="Symbol" w:hint="default"/>
-        <w:sz w:val="20"/>
-      </w:rPr>
-    </w:lvl>
-    <w:lvl w:ilvl="1" w:tentative="1">
-      <w:start w:val="1"/>
-      <w:numFmt w:val="bullet"/>
-      <w:lvlText w:val="o"/>
-      <w:lvlJc w:val="left"/>
-      <w:pPr>
-        <w:tabs>
-          <w:tab w:val="num" w:pos="1440"/>
-        </w:tabs>
-        <w:ind w:left="1440" w:hanging="360"/>
-      </w:pPr>
-      <w:rPr>
-        <w:rFonts w:ascii="Courier New" w:hAnsi="Courier New" w:hint="default"/>
-        <w:sz w:val="20"/>
-      </w:rPr>
-    </w:lvl>
-    <w:lvl w:ilvl="2" w:tentative="1">
-      <w:start w:val="1"/>
-      <w:numFmt w:val="bullet"/>
-      <w:lvlText w:val=""/>
-      <w:lvlJc w:val="left"/>
-      <w:pPr>
-        <w:tabs>
-          <w:tab w:val="num" w:pos="2160"/>
-        </w:tabs>
-        <w:ind w:left="2160" w:hanging="360"/>
-      </w:pPr>
-      <w:rPr>
-        <w:rFonts w:ascii="Wingdings" w:hAnsi="Wingdings" w:hint="default"/>
-        <w:sz w:val="20"/>
-      </w:rPr>
-    </w:lvl>
-    <w:lvl w:ilvl="3" w:tentative="1">
-      <w:start w:val="1"/>
-      <w:numFmt w:val="bullet"/>
-      <w:lvlText w:val=""/>
-      <w:lvlJc w:val="left"/>
-      <w:pPr>
-        <w:tabs>
-          <w:tab w:val="num" w:pos="2880"/>
-        </w:tabs>
-        <w:ind w:left="2880" w:hanging="360"/>
-      </w:pPr>
-      <w:rPr>
-        <w:rFonts w:ascii="Wingdings" w:hAnsi="Wingdings" w:hint="default"/>
-        <w:sz w:val="20"/>
-      </w:rPr>
-    </w:lvl>
-    <w:lvl w:ilvl="4" w:tentative="1">
-      <w:start w:val="1"/>
-      <w:numFmt w:val="bullet"/>
-      <w:lvlText w:val=""/>
-      <w:lvlJc w:val="left"/>
-      <w:pPr>
-        <w:tabs>
-          <w:tab w:val="num" w:pos="3600"/>
-        </w:tabs>
-        <w:ind w:left="3600" w:hanging="360"/>
-      </w:pPr>
-      <w:rPr>
-        <w:rFonts w:ascii="Wingdings" w:hAnsi="Wingdings" w:hint="default"/>
-        <w:sz w:val="20"/>
-      </w:rPr>
-    </w:lvl>
-    <w:lvl w:ilvl="5" w:tentative="1">
-      <w:start w:val="1"/>
-      <w:numFmt w:val="bullet"/>
-      <w:lvlText w:val=""/>
-      <w:lvlJc w:val="left"/>
-      <w:pPr>
-        <w:tabs>
-          <w:tab w:val="num" w:pos="4320"/>
-        </w:tabs>
-        <w:ind w:left="4320" w:hanging="360"/>
-      </w:pPr>
-      <w:rPr>
-        <w:rFonts w:ascii="Wingdings" w:hAnsi="Wingdings" w:hint="default"/>
-        <w:sz w:val="20"/>
-      </w:rPr>
-    </w:lvl>
-    <w:lvl w:ilvl="6" w:tentative="1">
-      <w:start w:val="1"/>
-      <w:numFmt w:val="bullet"/>
-      <w:lvlText w:val=""/>
-      <w:lvlJc w:val="left"/>
-      <w:pPr>
-        <w:tabs>
-          <w:tab w:val="num" w:pos="5040"/>
-        </w:tabs>
-        <w:ind w:left="5040" w:hanging="360"/>
-      </w:pPr>
-      <w:rPr>
-        <w:rFonts w:ascii="Wingdings" w:hAnsi="Wingdings" w:hint="default"/>
-        <w:sz w:val="20"/>
-      </w:rPr>
-    </w:lvl>
-    <w:lvl w:ilvl="7" w:tentative="1">
-      <w:start w:val="1"/>
-      <w:numFmt w:val="bullet"/>
-      <w:lvlText w:val=""/>
-      <w:lvlJc w:val="left"/>
-      <w:pPr>
-        <w:tabs>
-          <w:tab w:val="num" w:pos="5760"/>
-        </w:tabs>
-        <w:ind w:left="5760" w:hanging="360"/>
-      </w:pPr>
-      <w:rPr>
-        <w:rFonts w:ascii="Wingdings" w:hAnsi="Wingdings" w:hint="default"/>
-        <w:sz w:val="20"/>
-      </w:rPr>
-    </w:lvl>
-    <w:lvl w:ilvl="8" w:tentative="1">
-      <w:start w:val="1"/>
-      <w:numFmt w:val="bullet"/>
-      <w:lvlText w:val=""/>
-      <w:lvlJc w:val="left"/>
-      <w:pPr>
-        <w:tabs>
-          <w:tab w:val="num" w:pos="6480"/>
-        </w:tabs>
-        <w:ind w:left="6480" w:hanging="360"/>
-      </w:pPr>
-      <w:rPr>
-        <w:rFonts w:ascii="Wingdings" w:hAnsi="Wingdings" w:hint="default"/>
-        <w:sz w:val="20"/>
-      </w:rPr>
-    </w:lvl>
-  </w:abstractNum>
-  <w:num w:numId="1" w16cid:durableId="1832481435">
+  <w:num w:numId="1" w16cid:durableId="936601983">
+    <w:abstractNumId w:val="4"/>
+  </w:num>
+  <w:num w:numId="2" w16cid:durableId="122113735">
+    <w:abstractNumId w:val="5"/>
+  </w:num>
+  <w:num w:numId="3" w16cid:durableId="1649430628">
+    <w:abstractNumId w:val="2"/>
+  </w:num>
+  <w:num w:numId="4" w16cid:durableId="2141678696">
     <w:abstractNumId w:val="0"/>
   </w:num>
-  <w:num w:numId="2" w16cid:durableId="1455102621">
+  <w:num w:numId="5" w16cid:durableId="1983121335">
     <w:abstractNumId w:val="1"/>
   </w:num>
-  <w:num w:numId="3" w16cid:durableId="177280763">
-    <w:abstractNumId w:val="4"/>
-  </w:num>
-  <w:num w:numId="4" w16cid:durableId="1789734583">
-    <w:abstractNumId w:val="5"/>
-  </w:num>
-  <w:num w:numId="5" w16cid:durableId="28117849">
+  <w:num w:numId="6" w16cid:durableId="853349725">
     <w:abstractNumId w:val="3"/>
-  </w:num>
-  <w:num w:numId="6" w16cid:durableId="853349725">
-    <w:abstractNumId w:val="2"/>
   </w:num>
 </w:numbering>
 </file>
@@ -24694,7 +24649,7 @@
     <w:autoRedefine/>
     <w:uiPriority w:val="39"/>
     <w:unhideWhenUsed/>
-    <w:rsid w:val="0030774D"/>
+    <w:rsid w:val="004C30B2"/>
     <w:pPr>
       <w:spacing w:after="100"/>
     </w:pPr>
@@ -24706,7 +24661,7 @@
     <w:autoRedefine/>
     <w:uiPriority w:val="39"/>
     <w:unhideWhenUsed/>
-    <w:rsid w:val="0030774D"/>
+    <w:rsid w:val="004C30B2"/>
     <w:pPr>
       <w:spacing w:after="100"/>
       <w:ind w:left="240"/>
@@ -24717,7 +24672,7 @@
     <w:hidden/>
     <w:uiPriority w:val="99"/>
     <w:semiHidden/>
-    <w:rsid w:val="0030774D"/>
+    <w:rsid w:val="004C30B2"/>
     <w:rPr>
       <w:rFonts w:eastAsiaTheme="minorEastAsia"/>
       <w:sz w:val="24"/>
@@ -24767,7 +24722,7 @@
     <w:uiPriority w:val="99"/>
     <w:semiHidden/>
     <w:unhideWhenUsed/>
-    <w:rsid w:val="003C5A46"/>
+    <w:rsid w:val="0083665F"/>
     <w:rPr>
       <w:b/>
       <w:bCs/>
@@ -24779,7 +24734,7 @@
     <w:link w:val="Kommentarthema"/>
     <w:uiPriority w:val="99"/>
     <w:semiHidden/>
-    <w:rsid w:val="003C5A46"/>
+    <w:rsid w:val="0083665F"/>
     <w:rPr>
       <w:rFonts w:eastAsiaTheme="minorEastAsia"/>
       <w:b/>
@@ -25109,7 +25064,7 @@
 </file>
 
 <file path=customXml/itemProps1.xml><?xml version="1.0" encoding="utf-8"?>
-<ds:datastoreItem xmlns:ds="http://schemas.openxmlformats.org/officeDocument/2006/customXml" ds:itemID="{038BAEE2-7CFD-48E2-A2A1-B0E396BDC4B1}">
+<ds:datastoreItem xmlns:ds="http://schemas.openxmlformats.org/officeDocument/2006/customXml" ds:itemID="{F6EB608A-A175-435B-9BDC-4A8A485C4DE4}">
   <ds:schemaRefs>
     <ds:schemaRef ds:uri="http://schemas.openxmlformats.org/officeDocument/2006/bibliography"/>
   </ds:schemaRefs>
